--- a/DOC/論文撰寫/鋰電池SOC估測方法之比較與嵌入式實作_20260611.docx
+++ b/DOC/論文撰寫/鋰電池SOC估測方法之比較與嵌入式實作_20260611.docx
@@ -2617,9 +2617,10 @@
         <w:rPr>
           <w:rFonts w:eastAsia="標楷體" w:ascii="Times New Roman" w:hAnsi="Times New Roman"/>
           <w:b w:val="0"/>
-          <w:sz w:val="24"/>
-        </w:rPr>
-        <w:t>[1] J.-H. Lee, H.-S. Kim, and I.-S. Lee, “State of Charge Estimation and State of Health Diagnostic Method Using Multilayer Neural Networks,” School of Electronic and Electrical Engineering, Kyungpook National University, Korea.</w:t>
+          <w:i w:val="0"/>
+          <w:sz w:val="24"/>
+        </w:rPr>
+        <w:t>[1] C.-H. Lin, C.-M. Wang, and C.-Y. Ho, "Implementation of State-of-Charge and State-of-Health Estimation for Lithium-Ion Batteries," 2016.</w:t>
       </w:r>
     </w:p>
     <w:p>
@@ -2631,9 +2632,10 @@
         <w:rPr>
           <w:rFonts w:eastAsia="標楷體" w:ascii="Times New Roman" w:hAnsi="Times New Roman"/>
           <w:b w:val="0"/>
-          <w:sz w:val="24"/>
-        </w:rPr>
-        <w:t>[2] C.-H. Lin, C.-M. Wang, and C.-Y. Ho, “Implementation of State-of-Charge and State-of-Health Estimation for Lithium-Ion Batteries,” 2016.</w:t>
+          <w:i w:val="0"/>
+          <w:sz w:val="24"/>
+        </w:rPr>
+        <w:t>[2] G. L. Bressanini, T. D. C. Busarello, and A. Péres, "Design and Implementation of Lead-Acid Battery State-of-Health and State-of-Charge Measurements," in Proc. IEEE, 2017.</w:t>
       </w:r>
     </w:p>
     <w:p>
@@ -2645,9 +2647,40 @@
         <w:rPr>
           <w:rFonts w:eastAsia="標楷體" w:ascii="Times New Roman" w:hAnsi="Times New Roman"/>
           <w:b w:val="0"/>
-          <w:sz w:val="24"/>
-        </w:rPr>
-        <w:t>[3] G. L. Bressanini, T. D. C. Busarello, and A. Péres, “Design and Implementation of Lead-Acid Battery State-of-Health and State-of-Charge Measurements,” in Proc. IEEE, 2017.</w:t>
+          <w:i w:val="0"/>
+          <w:sz w:val="24"/>
+        </w:rPr>
+        <w:t>[3] G. L. Plett, "Extended Kalman Filtering for Battery Management Systems of LiPB-based HEV Battery Packs (Parts 1-3)," Journal of Power Sources, vol. 134, no. 2, pp. 252-292, 2004.</w:t>
+      </w:r>
+    </w:p>
+    <w:p>
+      <w:pPr>
+        <w:spacing w:lineRule="atLeast" w:line="480"/>
+        <w:ind w:left="480" w:hanging="480"/>
+      </w:pPr>
+      <w:r>
+        <w:rPr>
+          <w:rFonts w:eastAsia="標楷體" w:ascii="Times New Roman" w:hAnsi="Times New Roman"/>
+          <w:b w:val="0"/>
+          <w:i w:val="0"/>
+          <w:sz w:val="24"/>
+        </w:rPr>
+        <w:t>[4] H. He, R. Xiong, and J. Fan, "Evaluation of Lithium-Ion Battery Equivalent Circuit Models for State of Charge Estimation by an Experimental Approach," Energies, vol. 4, no. 4, pp. 582-598, 2011.</w:t>
+      </w:r>
+    </w:p>
+    <w:p>
+      <w:pPr>
+        <w:spacing w:lineRule="atLeast" w:line="480"/>
+        <w:ind w:left="480" w:hanging="480"/>
+      </w:pPr>
+      <w:r>
+        <w:rPr>
+          <w:rFonts w:eastAsia="標楷體" w:ascii="Times New Roman" w:hAnsi="Times New Roman"/>
+          <w:b w:val="0"/>
+          <w:i w:val="0"/>
+          <w:sz w:val="24"/>
+        </w:rPr>
+        <w:t>[5] W. Weppner and R. A. Huggins, "Determination of the Kinetic Parameters of Mixed-Conducting Electrodes and Application to the System Li3Sb," Journal of The Electrochemical Society, vol. 124, no. 10, pp. 1569-1578, 1977.</w:t>
       </w:r>
     </w:p>
     <w:p>
@@ -2825,7 +2858,7 @@
           <w:i w:val="0"/>
           <w:sz w:val="24"/>
         </w:rPr>
-        <w:t xml:space="preserve"> 則為電荷轉移與濃度擴散等極化效應隨時間累積的過電位，具有明顯的時間常數，在電流變化後需數秒至數十分鐘才會鬆弛至穩態 [2]。</w:t>
+        <w:t xml:space="preserve"> 則為電荷轉移與濃度擴散等極化效應隨時間累積的過電位，具有明顯的時間常數，在電流變化後需數秒至數十分鐘才會鬆弛至穩態 [1]。</w:t>
       </w:r>
     </w:p>
     <w:p>
@@ -2841,7 +2874,71 @@
           <w:i w:val="0"/>
           <w:sz w:val="24"/>
         </w:rPr>
-        <w:t>正是上述組成使 SOC 估測在動態工況下格外困難：在有負載電流時，端電壓被歐姆壓降與極化過電位「污染」，與真實 OCV 之間存在隨電流大小、方向、溫度與老化程度而變的偏差；相同的端電壓在不同負載條件下可能對應到截然不同的真實 SOC。此外，鋰離子電池（尤其是 LFP 體系）的 OCV–SOC 曲線在部分區段呈現遲滯（hysteresis）與電壓平台，使得「以端電壓反推 SOC」這一最直觀的想法在工程上無法單獨成立 [1], [2]。因此，多數實用的 SOC 估測方法都需要藉助一個能描述「電流如何影響端電壓動態」的電池模型，將量測到的端電壓「還原」成可用以推估 SOC 的資訊，這即是等效電路模型（Equivalent Circuit Model, ECM）的角色。</w:t>
+        <w:t>正是上述組成使 SOC 估測在動態工況下格外困難：在有負載電流時，端電壓被歐姆壓降與極化過電位「污染」，與真實 OCV 之間存在隨電流大小、方向、溫度與老化程度而變的偏差；相同的端電壓在不同負載條件下可能對應到截然不同的真實 SOC。此外，鋰離子電池（尤其是 LFP 體系）的 OCV–SOC 曲線在部分區段呈現遲滯（hysteresis）與電壓平台，使得「以端電壓反推 SOC」這一最直觀的想法在工程上無法單獨成立 [1]。因此，多數實用的 SOC 估測方法都需要藉助一個能描述「電流如何影響端電壓動態」的電池模型，將量測到的端電壓「還原」成可用以推估 SOC 的資訊，這即是等效電路模型（Equivalent Circuit Model, ECM）的角色。本章後續討論的三種等效電路模型，其電路結構如圖 2-1 所示。</w:t>
+      </w:r>
+    </w:p>
+    <w:p>
+      <w:pPr>
+        <w:spacing w:before="120" w:after="40"/>
+        <w:jc w:val="center"/>
+      </w:pPr>
+      <w:r>
+        <w:drawing>
+          <wp:inline xmlns:a="http://schemas.openxmlformats.org/drawingml/2006/main" xmlns:pic="http://schemas.openxmlformats.org/drawingml/2006/picture">
+            <wp:extent cx="4860000" cy="5476518"/>
+            <wp:docPr id="1" name="Picture 1"/>
+            <wp:cNvGraphicFramePr>
+              <a:graphicFrameLocks noChangeAspect="1"/>
+            </wp:cNvGraphicFramePr>
+            <a:graphic>
+              <a:graphicData uri="http://schemas.openxmlformats.org/drawingml/2006/picture">
+                <pic:pic>
+                  <pic:nvPicPr>
+                    <pic:cNvPr id="0" name="fig2-1.png"/>
+                    <pic:cNvPicPr/>
+                  </pic:nvPicPr>
+                  <pic:blipFill>
+                    <a:blip r:embed="rId12"/>
+                    <a:stretch>
+                      <a:fillRect/>
+                    </a:stretch>
+                  </pic:blipFill>
+                  <pic:spPr>
+                    <a:xfrm>
+                      <a:off x="0" y="0"/>
+                      <a:ext cx="4860000" cy="5476518"/>
+                    </a:xfrm>
+                    <a:prstGeom prst="rect"/>
+                  </pic:spPr>
+                </pic:pic>
+              </a:graphicData>
+            </a:graphic>
+          </wp:inline>
+        </w:drawing>
+      </w:r>
+    </w:p>
+    <w:p>
+      <w:pPr>
+        <w:spacing w:before="60" w:after="160" w:lineRule="atLeast" w:line="320"/>
+        <w:jc w:val="center"/>
+      </w:pPr>
+      <w:r>
+        <w:rPr>
+          <w:rFonts w:eastAsia="標楷體" w:ascii="Times New Roman" w:hAnsi="Times New Roman"/>
+          <w:b/>
+          <w:i w:val="0"/>
+          <w:sz w:val="22"/>
+        </w:rPr>
+        <w:t>圖 2-1</w:t>
+      </w:r>
+      <w:r>
+        <w:rPr>
+          <w:rFonts w:eastAsia="標楷體" w:ascii="Times New Roman" w:hAnsi="Times New Roman"/>
+          <w:b w:val="0"/>
+          <w:i w:val="0"/>
+          <w:sz w:val="22"/>
+        </w:rPr>
+        <w:t xml:space="preserve">　三種等效電路模型：(a) 內阻模型、(b) 戴維寧（一階 RC）模型、(c) 二階 RC 模型</w:t>
       </w:r>
     </w:p>
     <w:p>
@@ -2937,26 +3034,7 @@
           <w:i w:val="0"/>
           <w:sz w:val="24"/>
         </w:rPr>
-        <w:t xml:space="preserve">此模型僅捕捉歐姆壓降，完全忽略極化的暫態行為。其優點是參數少、運算量極低，適合算力極度受限或僅需粗略估測的場合；缺點是在電流劇烈變化或高 C-rate 工況下誤差顯著，因為它無法表達電壓在電流階躍後的緩慢鬆弛。內阻模型常作為更高階模型的退化特例，或作為理論分析的起點 </w:t>
-      </w:r>
-      <w:r>
-        <w:rPr>
-          <w:rFonts w:eastAsia="標楷體" w:ascii="Times New Roman" w:hAnsi="Times New Roman"/>
-          <w:b/>
-          <w:i w:val="0"/>
-          <w:color w:val="C00000"/>
-          <w:sz w:val="24"/>
-        </w:rPr>
-        <w:t>[待補引用]</w:t>
-      </w:r>
-      <w:r>
-        <w:rPr>
-          <w:rFonts w:eastAsia="標楷體" w:ascii="Times New Roman" w:hAnsi="Times New Roman"/>
-          <w:b w:val="0"/>
-          <w:i w:val="0"/>
-          <w:sz w:val="24"/>
-        </w:rPr>
-        <w:t>。</w:t>
+        <w:t>此模型僅捕捉歐姆壓降，完全忽略極化的暫態行為。其優點是參數少、運算量極低，適合算力極度受限或僅需粗略估測的場合；缺點是在電流劇烈變化或高 C-rate 工況下誤差顯著，因為它無法表達電壓在電流階躍後的緩慢鬆弛。內阻模型常作為更高階模型的退化特例，或作為理論分析的起點 [4]。</w:t>
       </w:r>
     </w:p>
     <w:p>
@@ -3070,26 +3148,7 @@
           <w:i w:val="0"/>
           <w:sz w:val="24"/>
         </w:rPr>
-        <w:t xml:space="preserve">一階 RC 模型在精度與複雜度之間取得了良好折衷，能合理重現電流階躍後的電壓回彈，是嵌入式 SOC 估測（尤其搭配卡爾曼濾波器）最常採用的模型結構之一 </w:t>
-      </w:r>
-      <w:r>
-        <w:rPr>
-          <w:rFonts w:eastAsia="標楷體" w:ascii="Times New Roman" w:hAnsi="Times New Roman"/>
-          <w:b/>
-          <w:i w:val="0"/>
-          <w:color w:val="C00000"/>
-          <w:sz w:val="24"/>
-        </w:rPr>
-        <w:t>[待補引用]</w:t>
-      </w:r>
-      <w:r>
-        <w:rPr>
-          <w:rFonts w:eastAsia="標楷體" w:ascii="Times New Roman" w:hAnsi="Times New Roman"/>
-          <w:b w:val="0"/>
-          <w:i w:val="0"/>
-          <w:sz w:val="24"/>
-        </w:rPr>
-        <w:t xml:space="preserve">。其狀態通常取為 </w:t>
+        <w:t xml:space="preserve">一階 RC 模型在精度與複雜度之間取得了良好折衷，能合理重現電流階躍後的電壓回彈，是嵌入式 SOC 估測（尤其搭配卡爾曼濾波器）最常採用的模型結構之一 [4]。其狀態通常取為 </w:t>
       </w:r>
       <w:r>
         <w:rPr>
@@ -3174,26 +3233,7 @@
           <w:i w:val="0"/>
           <w:sz w:val="24"/>
         </w:rPr>
-        <w:t xml:space="preserve"> 描述濃度擴散的緩慢極化。二階 RC 模型在寬電流範圍與全 SOC 區段的端電壓擬合精度優於一階模型，代價是多出兩個待辨識參數與一個狀態變數，運算與參數辨識成本相應提高，在算力受限的 MCU 上需審慎評估其效益是否值得 </w:t>
-      </w:r>
-      <w:r>
-        <w:rPr>
-          <w:rFonts w:eastAsia="標楷體" w:ascii="Times New Roman" w:hAnsi="Times New Roman"/>
-          <w:b/>
-          <w:i w:val="0"/>
-          <w:color w:val="C00000"/>
-          <w:sz w:val="24"/>
-        </w:rPr>
-        <w:t>[待補引用]</w:t>
-      </w:r>
-      <w:r>
-        <w:rPr>
-          <w:rFonts w:eastAsia="標楷體" w:ascii="Times New Roman" w:hAnsi="Times New Roman"/>
-          <w:b w:val="0"/>
-          <w:i w:val="0"/>
-          <w:sz w:val="24"/>
-        </w:rPr>
-        <w:t>。</w:t>
+        <w:t xml:space="preserve"> 描述濃度擴散的緩慢極化。二階 RC 模型在寬電流範圍與全 SOC 區段的端電壓擬合精度優於一階模型，代價是多出兩個待辨識參數與一個狀態變數，運算與參數辨識成本相應提高，在算力受限的 MCU 上需審慎評估其效益是否值得 [4]。</w:t>
       </w:r>
     </w:p>
     <w:p>
@@ -3747,7 +3787,7 @@
           <w:i w:val="0"/>
           <w:sz w:val="24"/>
         </w:rPr>
-        <w:t>承第一章所述，SOC 為電池內部狀態，無法直接量測，僅能由端電壓、電流與溫度等可量測量間接推估 [2]。文獻中的 SOC 估測方法眾多，依其推估原理大致可分為三類：（一）</w:t>
+        <w:t>承第一章所述，SOC 為電池內部狀態，無法直接量測，僅能由端電壓、電流與溫度等可量測量間接推估 [1]。文獻中的 SOC 估測方法眾多，依其推估原理大致可分為兩類：（一）</w:t>
       </w:r>
       <w:r>
         <w:rPr>
@@ -3783,25 +3823,7 @@
           <w:i w:val="0"/>
           <w:sz w:val="24"/>
         </w:rPr>
-        <w:t>，以等效電路模型搭配狀態估測器（如卡爾曼濾波器族）或以電氣特性變化量推估 SOC（如動態阻抗法）；（三）</w:t>
-      </w:r>
-      <w:r>
-        <w:rPr>
-          <w:rFonts w:eastAsia="標楷體" w:ascii="Times New Roman" w:hAnsi="Times New Roman"/>
-          <w:b/>
-          <w:i w:val="0"/>
-          <w:sz w:val="24"/>
-        </w:rPr>
-        <w:t>資料驅動法</w:t>
-      </w:r>
-      <w:r>
-        <w:rPr>
-          <w:rFonts w:eastAsia="標楷體" w:ascii="Times New Roman" w:hAnsi="Times New Roman"/>
-          <w:b w:val="0"/>
-          <w:i w:val="0"/>
-          <w:sz w:val="24"/>
-        </w:rPr>
-        <w:t>，以類神經網路等機器學習模型由量測資料直接學習 SOC 映射。本節依此分類逐一回顧，並在每種方法後標註其在精度、強健性與嵌入式資源上的特性，為 2.4 節的方法選擇鋪陳依據。</w:t>
+        <w:t>，以等效電路模型搭配狀態估測器（如卡爾曼濾波器族）或以電氣特性變化量推估 SOC（如動態阻抗法）。本節依此分類逐一回顧，並在每種方法後標註其在精度、強健性與嵌入式資源上的特性，為 2.4 節的方法選擇鋪陳依據。</w:t>
       </w:r>
     </w:p>
     <w:p>
@@ -3845,7 +3867,7 @@
           <w:rFonts w:eastAsia="標楷體" w:ascii="Cambria Math" w:hAnsi="Cambria Math"/>
           <w:sz w:val="24"/>
         </w:rPr>
-        <w:t>SOC(t) = SOC(t_0) - (1)/(C_rated) ∫_t_0^t η · I(τ) dτ</w:t>
+        <w:t>SOC(t) = SOC(t_0) - (1)/(C_rated) ∫_t_0^t I(τ) dτ</w:t>
       </w:r>
     </w:p>
     <w:p>
@@ -3906,24 +3928,6 @@
           <w:i w:val="0"/>
           <w:sz w:val="24"/>
         </w:rPr>
-        <w:t>η</w:t>
-      </w:r>
-      <w:r>
-        <w:rPr>
-          <w:rFonts w:eastAsia="標楷體" w:ascii="Times New Roman" w:hAnsi="Times New Roman"/>
-          <w:b w:val="0"/>
-          <w:i w:val="0"/>
-          <w:sz w:val="24"/>
-        </w:rPr>
-        <w:t xml:space="preserve"> 為庫倫效率，</w:t>
-      </w:r>
-      <w:r>
-        <w:rPr>
-          <w:rFonts w:eastAsia="標楷體" w:ascii="Times New Roman" w:hAnsi="Times New Roman"/>
-          <w:b w:val="0"/>
-          <w:i w:val="0"/>
-          <w:sz w:val="24"/>
-        </w:rPr>
         <w:t>I(τ)</w:t>
       </w:r>
       <w:r>
@@ -3933,7 +3937,7 @@
           <w:i w:val="0"/>
           <w:sz w:val="24"/>
         </w:rPr>
-        <w:t xml:space="preserve"> 為電流（放電為正）[3]。庫倫計數法的優點是原理單純、運算量極低、瞬時動態響應好，且在電流量測準確時短時間內精度甚高，因此在本論文中兼任三種方法比較的 </w:t>
+        <w:t xml:space="preserve"> 為電流（放電為正）[2]。庫倫計數法的優點是原理單純、運算量極低、瞬時動態響應好，且在電流量測準確時短時間內精度甚高，因此在本論文中兼任三種方法比較的 </w:t>
       </w:r>
       <w:r>
         <w:rPr>
@@ -3967,7 +3971,7 @@
           <w:i w:val="0"/>
           <w:sz w:val="24"/>
         </w:rPr>
-        <w:t>然而庫倫計數法存在三項根本弱點，使其無法單獨長期可靠運行 [1], [3]：</w:t>
+        <w:t>然而庫倫計數法存在三項根本弱點，使其無法單獨長期可靠運行 [2]：</w:t>
       </w:r>
     </w:p>
     <w:p>
@@ -4078,34 +4082,16 @@
           <w:i w:val="0"/>
           <w:sz w:val="24"/>
         </w:rPr>
-        <w:t>庫倫效率與容量衰退</w:t>
-      </w:r>
-      <w:r>
-        <w:rPr>
-          <w:rFonts w:eastAsia="標楷體" w:ascii="Times New Roman" w:hAnsi="Times New Roman"/>
-          <w:b w:val="0"/>
-          <w:i w:val="0"/>
-          <w:sz w:val="24"/>
-        </w:rPr>
-        <w:t>：</w:t>
-      </w:r>
-      <w:r>
-        <w:rPr>
-          <w:rFonts w:eastAsia="標楷體" w:ascii="Times New Roman" w:hAnsi="Times New Roman"/>
-          <w:b w:val="0"/>
-          <w:i w:val="0"/>
-          <w:sz w:val="24"/>
-        </w:rPr>
-        <w:t>η</w:t>
-      </w:r>
-      <w:r>
-        <w:rPr>
-          <w:rFonts w:eastAsia="標楷體" w:ascii="Times New Roman" w:hAnsi="Times New Roman"/>
-          <w:b w:val="0"/>
-          <w:i w:val="0"/>
-          <w:sz w:val="24"/>
-        </w:rPr>
-        <w:t xml:space="preserve"> 與 </w:t>
+        <w:t>容量衰退</w:t>
+      </w:r>
+      <w:r>
+        <w:rPr>
+          <w:rFonts w:eastAsia="標楷體" w:ascii="Times New Roman" w:hAnsi="Times New Roman"/>
+          <w:b w:val="0"/>
+          <w:i w:val="0"/>
+          <w:sz w:val="24"/>
+        </w:rPr>
+        <w:t xml:space="preserve">：額定容量 </w:t>
       </w:r>
       <w:r>
         <w:rPr>
@@ -4204,7 +4190,7 @@
           <w:i w:val="0"/>
           <w:sz w:val="24"/>
         </w:rPr>
-        <w:t>有其根本限制 [1]：</w:t>
+        <w:t>有其根本限制：</w:t>
       </w:r>
     </w:p>
     <w:p>
@@ -4592,26 +4578,7 @@
           <w:i w:val="0"/>
           <w:sz w:val="24"/>
         </w:rPr>
-        <w:t xml:space="preserve">：以無跡轉換（unscented transform）取一組 sigma 點傳遞分佈，避免顯式求雅可比，於強非線性下精度通常優於 EKF，但運算量較高 </w:t>
-      </w:r>
-      <w:r>
-        <w:rPr>
-          <w:rFonts w:eastAsia="標楷體" w:ascii="Times New Roman" w:hAnsi="Times New Roman"/>
-          <w:b/>
-          <w:i w:val="0"/>
-          <w:color w:val="C00000"/>
-          <w:sz w:val="24"/>
-        </w:rPr>
-        <w:t>[待補引用]</w:t>
-      </w:r>
-      <w:r>
-        <w:rPr>
-          <w:rFonts w:eastAsia="標楷體" w:ascii="Times New Roman" w:hAnsi="Times New Roman"/>
-          <w:b w:val="0"/>
-          <w:i w:val="0"/>
-          <w:sz w:val="24"/>
-        </w:rPr>
-        <w:t>。</w:t>
+        <w:t>：以無跡轉換（unscented transform）取一組 sigma 點傳遞分佈，避免顯式求雅可比，於強非線性下精度通常優於 EKF，但運算量較高 [3]。</w:t>
       </w:r>
     </w:p>
     <w:p>
@@ -4642,7 +4609,7 @@
           <w:i w:val="0"/>
           <w:sz w:val="26"/>
         </w:rPr>
-        <w:t>2.2.4 動態阻抗法（Dynamic Impedance Method, Lin 2016）</w:t>
+        <w:t>2.2.4 動態阻抗法（Dynamic Impedance Method）</w:t>
       </w:r>
     </w:p>
     <w:p>
@@ -4658,7 +4625,7 @@
           <w:i w:val="0"/>
           <w:sz w:val="24"/>
         </w:rPr>
-        <w:t>動態阻抗法由 Lin 等人提出 [2]，其出發點是避開「需初始值」與「需長時間靜置」兩大限制，改以電池在工作過程中端電壓對電流的瞬時變化率推估 SOC。其定義動態阻抗為相鄰兩取樣點的電壓變化量與電流變化量之比：</w:t>
+        <w:t>動態阻抗法 [1] 的出發點是避開「需初始值」與「需長時間靜置」兩大限制，改以電池在工作過程中端電壓對電流的瞬時變化率推估 SOC。其定義動態阻抗為相鄰兩取樣點的電壓變化量與電流變化量之比：</w:t>
       </w:r>
     </w:p>
     <w:p>
@@ -4705,7 +4672,7 @@
           <w:i w:val="0"/>
           <w:sz w:val="24"/>
         </w:rPr>
-        <w:t>關係，可以二次多項式擬合 [2]：</w:t>
+        <w:t>關係，可以二次多項式擬合 [1]：</w:t>
       </w:r>
     </w:p>
     <w:p>
@@ -4806,7 +4773,7 @@
           <w:i w:val="0"/>
           <w:sz w:val="24"/>
         </w:rPr>
-        <w:t xml:space="preserve"> 的正負）判別位於曲線哪一側，以取得唯一解 [2]。</w:t>
+        <w:t xml:space="preserve"> 的正負）判別位於曲線哪一側，以取得唯一解 [1]。</w:t>
       </w:r>
     </w:p>
     <w:p>
@@ -4876,7 +4843,7 @@
           <w:i w:val="0"/>
           <w:sz w:val="24"/>
         </w:rPr>
-        <w:t xml:space="preserve"> [2]。本論文選其為比較對象之一，且現有的跨輪測試協定已對四種放電 C-rate 注入 dV/dI 擾動（每 60 秒步進到 0.2C dwell 1 秒），可直接提供建立 </w:t>
+        <w:t xml:space="preserve"> [1]。本論文選其為比較對象之一，且現有的跨輪測試協定已對四種放電 C-rate 注入 dV/dI 擾動（每 60 秒步進到 0.2C dwell 1 秒），可直接提供建立 </w:t>
       </w:r>
       <w:r>
         <w:rPr>
@@ -4910,7 +4877,7 @@
           <w:i w:val="0"/>
           <w:sz w:val="24"/>
         </w:rPr>
-        <w:t xml:space="preserve">需補充說明者，Lin 等人原文同時提出以「投影法（Projection Technique）」由拋物線斜率參數 </w:t>
+        <w:t xml:space="preserve">需補充說明者，該文獻原文同時提出以「投影法（Projection Technique）」由拋物線斜率參數 </w:t>
       </w:r>
       <w:r>
         <w:rPr>
@@ -4946,12 +4913,12 @@
           <w:i w:val="0"/>
           <w:sz w:val="24"/>
         </w:rPr>
-        <w:t>，並於 ICR18650-22P 電池上量得新品、老化電池 1、老化電池 2 之可用容量分別約為標稱的 93.9%、89.1%、84.8% [2]。惟本論文範圍聚焦 SOC，投影法 SOH 估測列為未來工作（第六章），此處僅為完整呈現該文獻方法而並陳。</w:t>
-      </w:r>
-    </w:p>
-    <w:p>
-      <w:pPr>
-        <w:spacing w:before="160" w:after="80" w:lineRule="atLeast" w:line="360"/>
+        <w:t>，並於 ICR18650-22P 電池上量得新品、老化電池 1、老化電池 2 之可用容量分別約為標稱的 93.9%、89.1%、84.8% [1]。惟本論文範圍聚焦 SOC，投影法 SOH 估測列為未來工作（第六章），此處僅為完整呈現該文獻方法而並陳。</w:t>
+      </w:r>
+    </w:p>
+    <w:p>
+      <w:pPr>
+        <w:spacing w:before="240" w:after="120" w:lineRule="atLeast" w:line="360"/>
         <w:jc w:val="left"/>
       </w:pPr>
       <w:r>
@@ -4959,9 +4926,9 @@
           <w:rFonts w:eastAsia="標楷體" w:ascii="Times New Roman" w:hAnsi="Times New Roman"/>
           <w:b/>
           <w:i w:val="0"/>
-          <w:sz w:val="26"/>
-        </w:rPr>
-        <w:t>2.2.5 資料驅動法（神經網路，僅文獻討論）</w:t>
+          <w:sz w:val="28"/>
+        </w:rPr>
+        <w:t>2.3 嵌入式 BMS 商用 IC 之演算法選擇</w:t>
       </w:r>
     </w:p>
     <w:p>
@@ -4977,227 +4944,27 @@
           <w:i w:val="0"/>
           <w:sz w:val="24"/>
         </w:rPr>
-        <w:t>資料驅動法不依賴顯式電池模型，而以機器學習模型直接由量測資料學習「輸入特徵 → SOC」的映射。Lee 等人提出以多層神經網路（Multilayer Neural Network, MNN）同時進行 SOC 估測與 SOH 診斷 [1]：其建立一個 SOH 診斷模型先將電池狀態分為「正常」「警告」「故障」三類，再依診斷結果切換對應的 SOC 估測專家模型——共使用四個 MNN（一個 SOH 診斷、三個 SOC 估測）。各模型結構與訓練設定整理如下：</w:t>
-      </w:r>
-    </w:p>
-    <w:tbl>
-      <w:tblPr>
-        <w:tblW w:type="auto" w:w="0"/>
-        <w:tblLayout w:type="fixed"/>
-        <w:tblLook w:firstColumn="1" w:firstRow="1" w:lastColumn="0" w:lastRow="0" w:noHBand="0" w:noVBand="1" w:val="04A0"/>
-        <w:tblBorders>
-          <w:top w:val="single" w:sz="4" w:space="0" w:color="808080"/>
-          <w:left w:val="single" w:sz="4" w:space="0" w:color="808080"/>
-          <w:bottom w:val="single" w:sz="4" w:space="0" w:color="808080"/>
-          <w:right w:val="single" w:sz="4" w:space="0" w:color="808080"/>
-          <w:insideH w:val="single" w:sz="4" w:space="0" w:color="808080"/>
-          <w:insideV w:val="single" w:sz="4" w:space="0" w:color="808080"/>
-        </w:tblBorders>
-      </w:tblPr>
-      <w:tblGrid>
-        <w:gridCol w:w="1053"/>
-        <w:gridCol w:w="2457"/>
-        <w:gridCol w:w="5090"/>
-      </w:tblGrid>
-      <w:tr>
-        <w:tc>
-          <w:tcPr>
-            <w:tcW w:type="dxa" w:w="1053"/>
-            <w:shd w:val="clear" w:color="auto" w:fill="D9E2F3"/>
-            <w:vAlign w:val="center"/>
-          </w:tcPr>
-          <w:p>
-            <w:pPr>
-              <w:spacing w:before="20" w:after="20" w:lineRule="atLeast" w:line="280"/>
-              <w:jc w:val="center"/>
-            </w:pPr>
-            <w:r>
-              <w:rPr>
-                <w:rFonts w:eastAsia="標楷體" w:ascii="Times New Roman" w:hAnsi="Times New Roman"/>
-                <w:b/>
-                <w:i w:val="0"/>
-                <w:sz w:val="21"/>
-              </w:rPr>
-              <w:t>模型</w:t>
-            </w:r>
-          </w:p>
-        </w:tc>
-        <w:tc>
-          <w:tcPr>
-            <w:tcW w:type="dxa" w:w="2457"/>
-            <w:shd w:val="clear" w:color="auto" w:fill="D9E2F3"/>
-            <w:vAlign w:val="center"/>
-          </w:tcPr>
-          <w:p>
-            <w:pPr>
-              <w:spacing w:before="20" w:after="20" w:lineRule="atLeast" w:line="280"/>
-              <w:jc w:val="center"/>
-            </w:pPr>
-            <w:r>
-              <w:rPr>
-                <w:rFonts w:eastAsia="標楷體" w:ascii="Times New Roman" w:hAnsi="Times New Roman"/>
-                <w:b/>
-                <w:i w:val="0"/>
-                <w:sz w:val="21"/>
-              </w:rPr>
-              <w:t>結構（輸入–隱藏層–輸出）</w:t>
-            </w:r>
-          </w:p>
-        </w:tc>
-        <w:tc>
-          <w:tcPr>
-            <w:tcW w:type="dxa" w:w="5090"/>
-            <w:shd w:val="clear" w:color="auto" w:fill="D9E2F3"/>
-            <w:vAlign w:val="center"/>
-          </w:tcPr>
-          <w:p>
-            <w:pPr>
-              <w:spacing w:before="20" w:after="20" w:lineRule="atLeast" w:line="280"/>
-              <w:jc w:val="center"/>
-            </w:pPr>
-            <w:r>
-              <w:rPr>
-                <w:rFonts w:eastAsia="標楷體" w:ascii="Times New Roman" w:hAnsi="Times New Roman"/>
-                <w:b/>
-                <w:i w:val="0"/>
-                <w:sz w:val="21"/>
-              </w:rPr>
-              <w:t>輸入特徵</w:t>
-            </w:r>
-          </w:p>
-        </w:tc>
-      </w:tr>
-      <w:tr>
-        <w:tc>
-          <w:tcPr>
-            <w:tcW w:type="dxa" w:w="1053"/>
-            <w:vAlign w:val="center"/>
-          </w:tcPr>
-          <w:p>
-            <w:pPr>
-              <w:spacing w:before="20" w:after="20" w:lineRule="atLeast" w:line="280"/>
-              <w:jc w:val="left"/>
-            </w:pPr>
-            <w:r>
-              <w:rPr>
-                <w:rFonts w:eastAsia="標楷體" w:ascii="Times New Roman" w:hAnsi="Times New Roman"/>
-                <w:b w:val="0"/>
-                <w:i w:val="0"/>
-                <w:sz w:val="21"/>
-              </w:rPr>
-              <w:t>SOH 診斷</w:t>
-            </w:r>
-          </w:p>
-        </w:tc>
-        <w:tc>
-          <w:tcPr>
-            <w:tcW w:type="dxa" w:w="2457"/>
-            <w:vAlign w:val="center"/>
-          </w:tcPr>
-          <w:p>
-            <w:pPr>
-              <w:spacing w:before="20" w:after="20" w:lineRule="atLeast" w:line="280"/>
-              <w:jc w:val="left"/>
-            </w:pPr>
-            <w:r>
-              <w:rPr>
-                <w:rFonts w:eastAsia="標楷體" w:ascii="Times New Roman" w:hAnsi="Times New Roman"/>
-                <w:b w:val="0"/>
-                <w:i w:val="0"/>
-                <w:sz w:val="21"/>
-              </w:rPr>
-              <w:t>3600–256–256–3</w:t>
-            </w:r>
-          </w:p>
-        </w:tc>
-        <w:tc>
-          <w:tcPr>
-            <w:tcW w:type="dxa" w:w="5090"/>
-            <w:vAlign w:val="center"/>
-          </w:tcPr>
-          <w:p>
-            <w:pPr>
-              <w:spacing w:before="20" w:after="20" w:lineRule="atLeast" w:line="280"/>
-              <w:jc w:val="left"/>
-            </w:pPr>
-            <w:r>
-              <w:rPr>
-                <w:rFonts w:eastAsia="標楷體" w:ascii="Times New Roman" w:hAnsi="Times New Roman"/>
-                <w:b w:val="0"/>
-                <w:i w:val="0"/>
-                <w:sz w:val="21"/>
-              </w:rPr>
-              <w:t>一個週期的充電電壓資料（3600 點），輸出三類狀態</w:t>
-            </w:r>
-          </w:p>
-        </w:tc>
-      </w:tr>
-      <w:tr>
-        <w:tc>
-          <w:tcPr>
-            <w:tcW w:type="dxa" w:w="1053"/>
-            <w:vAlign w:val="center"/>
-          </w:tcPr>
-          <w:p>
-            <w:pPr>
-              <w:spacing w:before="20" w:after="20" w:lineRule="atLeast" w:line="280"/>
-              <w:jc w:val="left"/>
-            </w:pPr>
-            <w:r>
-              <w:rPr>
-                <w:rFonts w:eastAsia="標楷體" w:ascii="Times New Roman" w:hAnsi="Times New Roman"/>
-                <w:b w:val="0"/>
-                <w:i w:val="0"/>
-                <w:sz w:val="21"/>
-              </w:rPr>
-              <w:t>SOC 估測</w:t>
-            </w:r>
-          </w:p>
-        </w:tc>
-        <w:tc>
-          <w:tcPr>
-            <w:tcW w:type="dxa" w:w="2457"/>
-            <w:vAlign w:val="center"/>
-          </w:tcPr>
-          <w:p>
-            <w:pPr>
-              <w:spacing w:before="20" w:after="20" w:lineRule="atLeast" w:line="280"/>
-              <w:jc w:val="left"/>
-            </w:pPr>
-            <w:r>
-              <w:rPr>
-                <w:rFonts w:eastAsia="標楷體" w:ascii="Times New Roman" w:hAnsi="Times New Roman"/>
-                <w:b w:val="0"/>
-                <w:i w:val="0"/>
-                <w:sz w:val="21"/>
-              </w:rPr>
-              <w:t>6–150–150–101</w:t>
-            </w:r>
-          </w:p>
-        </w:tc>
-        <w:tc>
-          <w:tcPr>
-            <w:tcW w:type="dxa" w:w="5090"/>
-            <w:vAlign w:val="center"/>
-          </w:tcPr>
-          <w:p>
-            <w:pPr>
-              <w:spacing w:before="20" w:after="20" w:lineRule="atLeast" w:line="280"/>
-              <w:jc w:val="left"/>
-            </w:pPr>
-            <w:r>
-              <w:rPr>
-                <w:rFonts w:eastAsia="標楷體" w:ascii="Times New Roman" w:hAnsi="Times New Roman"/>
-                <w:b w:val="0"/>
-                <w:i w:val="0"/>
-                <w:sz w:val="21"/>
-              </w:rPr>
-              <w:t>6 維輸入，輸出 101 維 SOC 機率（0–100%）</w:t>
-            </w:r>
-          </w:p>
-        </w:tc>
-      </w:tr>
-    </w:tbl>
+        <w:t>回顧上述方法後，一個對工程實務極具參考價值的觀察是：在資源受限的商用 BMS 晶片中，被廣泛採用的並非理論上最精確的方法。市面主流的電量計（fuel gauge）IC——如德州儀器 bq2x 系列、Maxim（ADI）ModelGauge 系列等——普遍採用</w:t>
+      </w:r>
+      <w:r>
+        <w:rPr>
+          <w:rFonts w:eastAsia="標楷體" w:ascii="Times New Roman" w:hAnsi="Times New Roman"/>
+          <w:b/>
+          <w:i w:val="0"/>
+          <w:sz w:val="24"/>
+        </w:rPr>
+        <w:t>庫倫計數搭配 OCV 週期性修正</w:t>
+      </w:r>
+      <w:r>
+        <w:rPr>
+          <w:rFonts w:eastAsia="標楷體" w:ascii="Times New Roman" w:hAnsi="Times New Roman"/>
+          <w:b w:val="0"/>
+          <w:i w:val="0"/>
+          <w:sz w:val="24"/>
+        </w:rPr>
+        <w:t>的混合策略：以庫倫計數提供良好的瞬時動態，並在電池進入靜置（電流趨近零）時以 OCV 查表修正其累積漂移，部分產品再輔以簡化的電壓-電流模型補償極化 [3]。</w:t>
+      </w:r>
+    </w:p>
     <w:p>
       <w:pPr>
         <w:spacing w:lineRule="atLeast" w:line="480"/>
@@ -5211,43 +4978,22 @@
           <w:i w:val="0"/>
           <w:sz w:val="24"/>
         </w:rPr>
-        <w:t xml:space="preserve">訓練採 RMSprop 優化器（衰減率 </w:t>
-      </w:r>
-      <w:r>
-        <w:rPr>
-          <w:rFonts w:eastAsia="標楷體" w:ascii="Times New Roman" w:hAnsi="Times New Roman"/>
-          <w:b w:val="0"/>
-          <w:i w:val="0"/>
-          <w:sz w:val="24"/>
-        </w:rPr>
-        <w:t>γ = 0.9</w:t>
-      </w:r>
-      <w:r>
-        <w:rPr>
-          <w:rFonts w:eastAsia="標楷體" w:ascii="Times New Roman" w:hAnsi="Times New Roman"/>
-          <w:b w:val="0"/>
-          <w:i w:val="0"/>
-          <w:sz w:val="24"/>
-        </w:rPr>
-        <w:t xml:space="preserve">、學習率 </w:t>
-      </w:r>
-      <w:r>
-        <w:rPr>
-          <w:rFonts w:eastAsia="標楷體" w:ascii="Times New Roman" w:hAnsi="Times New Roman"/>
-          <w:b w:val="0"/>
-          <w:i w:val="0"/>
-          <w:sz w:val="24"/>
-        </w:rPr>
-        <w:t>α = 0.001</w:t>
-      </w:r>
-      <w:r>
-        <w:rPr>
-          <w:rFonts w:eastAsia="標楷體" w:ascii="Times New Roman" w:hAnsi="Times New Roman"/>
-          <w:b w:val="0"/>
-          <w:i w:val="0"/>
-          <w:sz w:val="24"/>
-        </w:rPr>
-        <w:t>），隱藏層用 ReLU、輸出層用 Softmax（將輸出轉為類別機率）[1]。該文獻於 40°C 下對電池做放電實驗並依容量保持率分為 Pattern 1–7（正常／警告／故障），結果顯示「依 SOH 診斷切換專家模型」的平均絕對誤差（MAE）顯著低於單一通用模型，SOH 診斷準確率達 100% [1]。</w:t>
+        <w:t>商用 IC 之所以普遍捨棄理論上更精確的 EKF，背後正是 Flash、RAM、算力與成本之間的工程權衡：完整 EKF 的矩陣運算與浮點負擔，對以成本與功耗為優先的電量計 IC 而言代價過高，而「庫倫計數＋OCV 修正」已能在多數消費級應用達到可接受精度。然而這項權衡在學術文獻中極少被以同一硬體上的實測 Flash／RAM／CPU 週期數據呈現——這正是本論文第四章欲填補的缺口，亦呼應第一章所述之研究動機。</w:t>
+      </w:r>
+    </w:p>
+    <w:p>
+      <w:pPr>
+        <w:spacing w:before="240" w:after="120" w:lineRule="atLeast" w:line="360"/>
+        <w:jc w:val="left"/>
+      </w:pPr>
+      <w:r>
+        <w:rPr>
+          <w:rFonts w:eastAsia="標楷體" w:ascii="Times New Roman" w:hAnsi="Times New Roman"/>
+          <w:b/>
+          <w:i w:val="0"/>
+          <w:sz w:val="28"/>
+        </w:rPr>
+        <w:t>2.4 本文方法選擇依據</w:t>
       </w:r>
     </w:p>
     <w:p>
@@ -5263,7 +5009,7 @@
           <w:i w:val="0"/>
           <w:sz w:val="24"/>
         </w:rPr>
-        <w:t>然而資料驅動法用於本論文情境有明顯不利因素，故僅列為文獻討論而</w:t>
+        <w:t>綜合 2.1–2.3 節，本論文自上述方法中選定</w:t>
       </w:r>
       <w:r>
         <w:rPr>
@@ -5272,257 +5018,6 @@
           <w:i w:val="0"/>
           <w:sz w:val="24"/>
         </w:rPr>
-        <w:t>不予實作</w:t>
-      </w:r>
-      <w:r>
-        <w:rPr>
-          <w:rFonts w:eastAsia="標楷體" w:ascii="Times New Roman" w:hAnsi="Times New Roman"/>
-          <w:b w:val="0"/>
-          <w:i w:val="0"/>
-          <w:sz w:val="24"/>
-        </w:rPr>
-        <w:t xml:space="preserve"> [1]：</w:t>
-      </w:r>
-    </w:p>
-    <w:p>
-      <w:pPr>
-        <w:spacing w:lineRule="atLeast" w:line="480"/>
-        <w:ind w:firstLine="480"/>
-        <w:jc w:val="both"/>
-      </w:pPr>
-      <w:r>
-        <w:rPr>
-          <w:rFonts w:eastAsia="標楷體" w:ascii="Times New Roman" w:hAnsi="Times New Roman"/>
-          <w:b w:val="0"/>
-          <w:i w:val="0"/>
-          <w:sz w:val="24"/>
-        </w:rPr>
-        <w:t xml:space="preserve">1. </w:t>
-      </w:r>
-      <w:r>
-        <w:rPr>
-          <w:rFonts w:eastAsia="標楷體" w:ascii="Times New Roman" w:hAnsi="Times New Roman"/>
-          <w:b/>
-          <w:i w:val="0"/>
-          <w:sz w:val="24"/>
-        </w:rPr>
-        <w:t>資料與訓練成本高</w:t>
-      </w:r>
-      <w:r>
-        <w:rPr>
-          <w:rFonts w:eastAsia="標楷體" w:ascii="Times New Roman" w:hAnsi="Times New Roman"/>
-          <w:b w:val="0"/>
-          <w:i w:val="0"/>
-          <w:sz w:val="24"/>
-        </w:rPr>
-        <w:t>：需大量涵蓋不同老化與工況的標註資料及離線訓練算力。</w:t>
-      </w:r>
-    </w:p>
-    <w:p>
-      <w:pPr>
-        <w:spacing w:lineRule="atLeast" w:line="480"/>
-        <w:ind w:firstLine="480"/>
-        <w:jc w:val="both"/>
-      </w:pPr>
-      <w:r>
-        <w:rPr>
-          <w:rFonts w:eastAsia="標楷體" w:ascii="Times New Roman" w:hAnsi="Times New Roman"/>
-          <w:b w:val="0"/>
-          <w:i w:val="0"/>
-          <w:sz w:val="24"/>
-        </w:rPr>
-        <w:t xml:space="preserve">2. </w:t>
-      </w:r>
-      <w:r>
-        <w:rPr>
-          <w:rFonts w:eastAsia="標楷體" w:ascii="Times New Roman" w:hAnsi="Times New Roman"/>
-          <w:b/>
-          <w:i w:val="0"/>
-          <w:sz w:val="24"/>
-        </w:rPr>
-        <w:t>嵌入式部署困難</w:t>
-      </w:r>
-      <w:r>
-        <w:rPr>
-          <w:rFonts w:eastAsia="標楷體" w:ascii="Times New Roman" w:hAnsi="Times New Roman"/>
-          <w:b w:val="0"/>
-          <w:i w:val="0"/>
-          <w:sz w:val="24"/>
-        </w:rPr>
-        <w:t>：上述網路（如 3600×256×256 全連接）的權重量與每次推論的乘加運算遠超本論文目標 MCU 的 Flash／算力預算，與本文「嵌入式資源約束」主軸相悖。</w:t>
-      </w:r>
-    </w:p>
-    <w:p>
-      <w:pPr>
-        <w:spacing w:lineRule="atLeast" w:line="480"/>
-        <w:ind w:firstLine="480"/>
-        <w:jc w:val="both"/>
-      </w:pPr>
-      <w:r>
-        <w:rPr>
-          <w:rFonts w:eastAsia="標楷體" w:ascii="Times New Roman" w:hAnsi="Times New Roman"/>
-          <w:b w:val="0"/>
-          <w:i w:val="0"/>
-          <w:sz w:val="24"/>
-        </w:rPr>
-        <w:t xml:space="preserve">3. </w:t>
-      </w:r>
-      <w:r>
-        <w:rPr>
-          <w:rFonts w:eastAsia="標楷體" w:ascii="Times New Roman" w:hAnsi="Times New Roman"/>
-          <w:b/>
-          <w:i w:val="0"/>
-          <w:sz w:val="24"/>
-        </w:rPr>
-        <w:t>黑箱與泛化</w:t>
-      </w:r>
-      <w:r>
-        <w:rPr>
-          <w:rFonts w:eastAsia="標楷體" w:ascii="Times New Roman" w:hAnsi="Times New Roman"/>
-          <w:b w:val="0"/>
-          <w:i w:val="0"/>
-          <w:sz w:val="24"/>
-        </w:rPr>
-        <w:t>：模型可解釋性低，對訓練分佈外的工況泛化能力存疑。</w:t>
-      </w:r>
-    </w:p>
-    <w:p>
-      <w:pPr>
-        <w:spacing w:lineRule="atLeast" w:line="480"/>
-        <w:ind w:firstLine="480"/>
-        <w:jc w:val="both"/>
-      </w:pPr>
-      <w:r>
-        <w:rPr>
-          <w:rFonts w:eastAsia="標楷體" w:ascii="Times New Roman" w:hAnsi="Times New Roman"/>
-          <w:b w:val="0"/>
-          <w:i w:val="0"/>
-          <w:sz w:val="24"/>
-        </w:rPr>
-        <w:t>因此本論文將神經網路法定位為對照基準上的「資料驅動代表」，於文獻層面討論其原理與成果，但不納入第四章的 STM32 實作與資源比較。</w:t>
-      </w:r>
-    </w:p>
-    <w:p>
-      <w:pPr>
-        <w:spacing w:before="240" w:after="120" w:lineRule="atLeast" w:line="360"/>
-        <w:jc w:val="left"/>
-      </w:pPr>
-      <w:r>
-        <w:rPr>
-          <w:rFonts w:eastAsia="標楷體" w:ascii="Times New Roman" w:hAnsi="Times New Roman"/>
-          <w:b/>
-          <w:i w:val="0"/>
-          <w:sz w:val="28"/>
-        </w:rPr>
-        <w:t>2.3 嵌入式 BMS 商用 IC 之演算法選擇</w:t>
-      </w:r>
-    </w:p>
-    <w:p>
-      <w:pPr>
-        <w:spacing w:lineRule="atLeast" w:line="480"/>
-        <w:ind w:firstLine="480"/>
-        <w:jc w:val="both"/>
-      </w:pPr>
-      <w:r>
-        <w:rPr>
-          <w:rFonts w:eastAsia="標楷體" w:ascii="Times New Roman" w:hAnsi="Times New Roman"/>
-          <w:b w:val="0"/>
-          <w:i w:val="0"/>
-          <w:sz w:val="24"/>
-        </w:rPr>
-        <w:t>回顧上述方法後，一個對工程實務極具參考價值的觀察是：在資源受限的商用 BMS 晶片中，被廣泛採用的並非理論上最精確的方法。市面主流的電量計（fuel gauge）IC——如德州儀器 bq2x 系列、Maxim（ADI）ModelGauge 系列等——普遍採用</w:t>
-      </w:r>
-      <w:r>
-        <w:rPr>
-          <w:rFonts w:eastAsia="標楷體" w:ascii="Times New Roman" w:hAnsi="Times New Roman"/>
-          <w:b/>
-          <w:i w:val="0"/>
-          <w:sz w:val="24"/>
-        </w:rPr>
-        <w:t>庫倫計數搭配 OCV 週期性修正</w:t>
-      </w:r>
-      <w:r>
-        <w:rPr>
-          <w:rFonts w:eastAsia="標楷體" w:ascii="Times New Roman" w:hAnsi="Times New Roman"/>
-          <w:b w:val="0"/>
-          <w:i w:val="0"/>
-          <w:sz w:val="24"/>
-        </w:rPr>
-        <w:t xml:space="preserve">的混合策略：以庫倫計數提供良好的瞬時動態，並在電池進入靜置（電流趨近零）時以 OCV 查表修正其累積漂移，部分產品再輔以簡化的電壓-電流模型補償極化 </w:t>
-      </w:r>
-      <w:r>
-        <w:rPr>
-          <w:rFonts w:eastAsia="標楷體" w:ascii="Times New Roman" w:hAnsi="Times New Roman"/>
-          <w:b/>
-          <w:i w:val="0"/>
-          <w:color w:val="C00000"/>
-          <w:sz w:val="24"/>
-        </w:rPr>
-        <w:t>[待補引用]</w:t>
-      </w:r>
-      <w:r>
-        <w:rPr>
-          <w:rFonts w:eastAsia="標楷體" w:ascii="Times New Roman" w:hAnsi="Times New Roman"/>
-          <w:b w:val="0"/>
-          <w:i w:val="0"/>
-          <w:sz w:val="24"/>
-        </w:rPr>
-        <w:t>。</w:t>
-      </w:r>
-    </w:p>
-    <w:p>
-      <w:pPr>
-        <w:spacing w:lineRule="atLeast" w:line="480"/>
-        <w:ind w:firstLine="480"/>
-        <w:jc w:val="both"/>
-      </w:pPr>
-      <w:r>
-        <w:rPr>
-          <w:rFonts w:eastAsia="標楷體" w:ascii="Times New Roman" w:hAnsi="Times New Roman"/>
-          <w:b w:val="0"/>
-          <w:i w:val="0"/>
-          <w:sz w:val="24"/>
-        </w:rPr>
-        <w:t>商用 IC 之所以普遍捨棄理論上更精確的 EKF，背後正是 Flash、RAM、算力與成本之間的工程權衡：完整 EKF 的矩陣運算與浮點負擔，對以成本與功耗為優先的電量計 IC 而言代價過高，而「庫倫計數＋OCV 修正」已能在多數消費級應用達到可接受精度。然而這項權衡在學術文獻中極少被以同一硬體上的實測 Flash／RAM／CPU 週期數據呈現——這正是本論文第四章欲填補的缺口，亦呼應第一章所述之研究動機。</w:t>
-      </w:r>
-    </w:p>
-    <w:p>
-      <w:pPr>
-        <w:spacing w:before="240" w:after="120" w:lineRule="atLeast" w:line="360"/>
-        <w:jc w:val="left"/>
-      </w:pPr>
-      <w:r>
-        <w:rPr>
-          <w:rFonts w:eastAsia="標楷體" w:ascii="Times New Roman" w:hAnsi="Times New Roman"/>
-          <w:b/>
-          <w:i w:val="0"/>
-          <w:sz w:val="28"/>
-        </w:rPr>
-        <w:t>2.4 本文方法選擇依據</w:t>
-      </w:r>
-    </w:p>
-    <w:p>
-      <w:pPr>
-        <w:spacing w:lineRule="atLeast" w:line="480"/>
-        <w:ind w:firstLine="480"/>
-        <w:jc w:val="both"/>
-      </w:pPr>
-      <w:r>
-        <w:rPr>
-          <w:rFonts w:eastAsia="標楷體" w:ascii="Times New Roman" w:hAnsi="Times New Roman"/>
-          <w:b w:val="0"/>
-          <w:i w:val="0"/>
-          <w:sz w:val="24"/>
-        </w:rPr>
-        <w:t>綜合 2.1–2.3 節，本論文自上述方法中選定</w:t>
-      </w:r>
-      <w:r>
-        <w:rPr>
-          <w:rFonts w:eastAsia="標楷體" w:ascii="Times New Roman" w:hAnsi="Times New Roman"/>
-          <w:b/>
-          <w:i w:val="0"/>
-          <w:sz w:val="24"/>
-        </w:rPr>
         <w:t>庫倫計數法、擴展卡爾曼濾波器、動態阻抗法</w:t>
       </w:r>
       <w:r>
@@ -5532,7 +5027,7 @@
           <w:i w:val="0"/>
           <w:sz w:val="24"/>
         </w:rPr>
-        <w:t>三者進行嵌入式實作與公平比較，並排除 OCV 查表（獨立方法）與神經網路法。選擇與排除的依據整理如下表（對應 [論文大綱.md](論文大綱.md) §4）：</w:t>
+        <w:t>三者進行嵌入式實作與公平比較，並排除獨立使用之 OCV 查表。選擇與排除的依據整理如下表（對應 [論文大綱.md](論文大綱.md) §4）：</w:t>
       </w:r>
     </w:p>
     <w:tbl>
@@ -5898,7 +5393,7 @@
                 <w:i w:val="0"/>
                 <w:sz w:val="21"/>
               </w:rPr>
-              <w:t>工業事實標準；可自初值錯誤收斂；以第三章 GITT 建立之 OCV 表作為觀測方程</w:t>
+              <w:t>工業事實標準；可自初值錯誤收斂；以 GITT 建立之 OCV 表作為觀測方程</w:t>
             </w:r>
           </w:p>
         </w:tc>
@@ -5984,93 +5479,7 @@
                 <w:i w:val="0"/>
                 <w:sz w:val="21"/>
               </w:rPr>
-              <w:t>Lin 2016 主推；無須初值、即時可算、嵌入式友善；現有 dV/dI 擾動數據可直接利用</w:t>
-            </w:r>
-          </w:p>
-        </w:tc>
-      </w:tr>
-      <w:tr>
-        <w:tc>
-          <w:tcPr>
-            <w:tcW w:type="dxa" w:w="988"/>
-            <w:vAlign w:val="center"/>
-          </w:tcPr>
-          <w:p>
-            <w:pPr>
-              <w:spacing w:before="20" w:after="20" w:lineRule="atLeast" w:line="280"/>
-              <w:jc w:val="left"/>
-            </w:pPr>
-            <w:r>
-              <w:rPr>
-                <w:rFonts w:eastAsia="標楷體" w:ascii="Times New Roman" w:hAnsi="Times New Roman"/>
-                <w:b w:val="0"/>
-                <w:i w:val="0"/>
-                <w:sz w:val="21"/>
-              </w:rPr>
-              <w:t>神經網路</w:t>
-            </w:r>
-          </w:p>
-        </w:tc>
-        <w:tc>
-          <w:tcPr>
-            <w:tcW w:type="dxa" w:w="600"/>
-            <w:vAlign w:val="center"/>
-          </w:tcPr>
-          <w:p>
-            <w:pPr>
-              <w:spacing w:before="20" w:after="20" w:lineRule="atLeast" w:line="280"/>
-              <w:jc w:val="left"/>
-            </w:pPr>
-            <w:r>
-              <w:rPr>
-                <w:rFonts w:eastAsia="標楷體" w:ascii="Times New Roman" w:hAnsi="Times New Roman"/>
-                <w:b w:val="0"/>
-                <w:i w:val="0"/>
-                <w:sz w:val="21"/>
-              </w:rPr>
-              <w:t>否</w:t>
-            </w:r>
-          </w:p>
-        </w:tc>
-        <w:tc>
-          <w:tcPr>
-            <w:tcW w:type="dxa" w:w="600"/>
-            <w:vAlign w:val="center"/>
-          </w:tcPr>
-          <w:p>
-            <w:pPr>
-              <w:spacing w:before="20" w:after="20" w:lineRule="atLeast" w:line="280"/>
-              <w:jc w:val="left"/>
-            </w:pPr>
-            <w:r>
-              <w:rPr>
-                <w:rFonts w:eastAsia="標楷體" w:ascii="Times New Roman" w:hAnsi="Times New Roman"/>
-                <w:b w:val="0"/>
-                <w:i w:val="0"/>
-                <w:sz w:val="21"/>
-              </w:rPr>
-              <w:t>資料驅動</w:t>
-            </w:r>
-          </w:p>
-        </w:tc>
-        <w:tc>
-          <w:tcPr>
-            <w:tcW w:type="dxa" w:w="6412"/>
-            <w:vAlign w:val="center"/>
-          </w:tcPr>
-          <w:p>
-            <w:pPr>
-              <w:spacing w:before="20" w:after="20" w:lineRule="atLeast" w:line="280"/>
-              <w:jc w:val="left"/>
-            </w:pPr>
-            <w:r>
-              <w:rPr>
-                <w:rFonts w:eastAsia="標楷體" w:ascii="Times New Roman" w:hAnsi="Times New Roman"/>
-                <w:b w:val="0"/>
-                <w:i w:val="0"/>
-                <w:sz w:val="21"/>
-              </w:rPr>
-              <w:t>訓練資料／算力需求高、權重量與推論成本超出 MCU 預算；僅作文獻討論</w:t>
+              <w:t>文獻 [1] 主推；無須初值、即時可算、嵌入式友善；現有 dV/dI 擾動數據可直接利用</w:t>
             </w:r>
           </w:p>
         </w:tc>
@@ -6253,7 +5662,7 @@
           <w:rFonts w:eastAsia="標楷體" w:ascii="Consolas" w:hAnsi="Consolas"/>
           <w:sz w:val="19"/>
         </w:rPr>
-        <w:t xml:space="preserve">                    │            上位機 (Python orchestrator)     │</w:t>
+        <w:t xml:space="preserve">                    │              上位機（自動化排程）          │</w:t>
       </w:r>
     </w:p>
     <w:p>
@@ -6268,22 +5677,7 @@
           <w:rFonts w:eastAsia="標楷體" w:ascii="Consolas" w:hAnsi="Consolas"/>
           <w:sz w:val="19"/>
         </w:rPr>
-        <w:t xml:space="preserve">                    │   round_runner.py / gitt_ocv_runner.py     │</w:t>
-      </w:r>
-    </w:p>
-    <w:p>
-      <w:pPr>
-        <w:spacing w:lineRule="atLeast" w:line="260" w:before="0" w:after="0"/>
-        <w:ind w:left="120"/>
-        <w:jc w:val="left"/>
-        <w:shd w:val="clear" w:color="auto" w:fill="F2F2F2"/>
-      </w:pPr>
-      <w:r>
-        <w:rPr>
-          <w:rFonts w:eastAsia="標楷體" w:ascii="Consolas" w:hAnsi="Consolas"/>
-          <w:sz w:val="19"/>
-        </w:rPr>
-        <w:t xml:space="preserve">                    │   BenchInterlock · SafetyGuard · CycleLog   │</w:t>
+        <w:t xml:space="preserve">                    │        測試排程 · 安全監控 · 資料紀錄       │</w:t>
       </w:r>
     </w:p>
     <w:p>
@@ -7184,7 +6578,7 @@
           <w:i w:val="0"/>
           <w:sz w:val="28"/>
         </w:rPr>
-        <w:t>3.2 STM32 韌體骨架（USER_CODE 框架與 100 µs 系統節拍）</w:t>
+        <w:t>3.2 韌體骨架與系統節拍</w:t>
       </w:r>
     </w:p>
     <w:p>
@@ -7200,25 +6594,7 @@
           <w:i w:val="0"/>
           <w:sz w:val="24"/>
         </w:rPr>
-        <w:t xml:space="preserve">為使第四章三種 SOC 演算法在「完全相同的執行環境」下運行，本研究先建立一套統一的裸機韌體骨架，所有估測模組皆掛載於此骨架之上，避免因排程或時序差異污染比較結果。骨架以 STM32CubeIDE 產生的 HAL 專案為基底，於 </w:t>
-      </w:r>
-      <w:r>
-        <w:rPr>
-          <w:rFonts w:eastAsia="標楷體" w:ascii="Consolas" w:hAnsi="Consolas"/>
-          <w:b w:val="0"/>
-          <w:i w:val="0"/>
-          <w:sz w:val="21"/>
-        </w:rPr>
-        <w:t>USER_CODE/</w:t>
-      </w:r>
-      <w:r>
-        <w:rPr>
-          <w:rFonts w:eastAsia="標楷體" w:ascii="Times New Roman" w:hAnsi="Times New Roman"/>
-          <w:b w:val="0"/>
-          <w:i w:val="0"/>
-          <w:sz w:val="24"/>
-        </w:rPr>
-        <w:t xml:space="preserve"> 目錄下組織應用層程式，核心設計為「100 µs 基底節拍 + once／loop 應用入口 + 模組化 driver」三者。</w:t>
+        <w:t>為使第四章三種 SOC 演算法在「完全相同的執行環境」下運行，本研究先建立一套統一的韌體骨架：三種估測方法都掛在這套骨架上，只替換最核心的估測模組，其餘的時間節拍、輸入輸出與量測路徑完全一致，以免因執行環境差異污染比較結果。骨架的設計圍繞三個重點。</w:t>
       </w:r>
     </w:p>
     <w:p>
@@ -7234,88 +6610,16 @@
           <w:i w:val="0"/>
           <w:sz w:val="24"/>
         </w:rPr>
-        <w:t>100 µs 基底節拍</w:t>
-      </w:r>
-      <w:r>
-        <w:rPr>
-          <w:rFonts w:eastAsia="標楷體" w:ascii="Times New Roman" w:hAnsi="Times New Roman"/>
-          <w:b w:val="0"/>
-          <w:i w:val="0"/>
-          <w:sz w:val="24"/>
-        </w:rPr>
-        <w:t xml:space="preserve">：以 TIM6 基本計時器產生 100 µs 中斷，其中斷服務常式僅將全域計數器 </w:t>
-      </w:r>
-      <w:r>
-        <w:rPr>
-          <w:rFonts w:eastAsia="標楷體" w:ascii="Consolas" w:hAnsi="Consolas"/>
-          <w:b w:val="0"/>
-          <w:i w:val="0"/>
-          <w:sz w:val="21"/>
-        </w:rPr>
-        <w:t>g_softWareTimCnt</w:t>
-      </w:r>
-      <w:r>
-        <w:rPr>
-          <w:rFonts w:eastAsia="標楷體" w:ascii="Times New Roman" w:hAnsi="Times New Roman"/>
-          <w:b w:val="0"/>
-          <w:i w:val="0"/>
-          <w:sz w:val="24"/>
-        </w:rPr>
-        <w:t xml:space="preserve"> 遞增，不在中斷內做任何列印或運算，避免在 100 µs 尺度上阻塞或飽和 UART。上層需要週期性事件時，呼叫 </w:t>
-      </w:r>
-      <w:r>
-        <w:rPr>
-          <w:rFonts w:eastAsia="標楷體" w:ascii="Consolas" w:hAnsi="Consolas"/>
-          <w:b w:val="0"/>
-          <w:i w:val="0"/>
-          <w:sz w:val="21"/>
-        </w:rPr>
-        <w:t>softWareTimTick_100us(cmd, cnt, Period)</w:t>
-      </w:r>
-      <w:r>
-        <w:rPr>
-          <w:rFonts w:eastAsia="標楷體" w:ascii="Times New Roman" w:hAnsi="Times New Roman"/>
-          <w:b w:val="0"/>
-          <w:i w:val="0"/>
-          <w:sz w:val="24"/>
-        </w:rPr>
-        <w:t xml:space="preserve"> 軟體計時器：以 100 µs 為單位累計至指定 </w:t>
-      </w:r>
-      <w:r>
-        <w:rPr>
-          <w:rFonts w:eastAsia="標楷體" w:ascii="Consolas" w:hAnsi="Consolas"/>
-          <w:b w:val="0"/>
-          <w:i w:val="0"/>
-          <w:sz w:val="21"/>
-        </w:rPr>
-        <w:t>Period</w:t>
-      </w:r>
-      <w:r>
-        <w:rPr>
-          <w:rFonts w:eastAsia="標楷體" w:ascii="Times New Roman" w:hAnsi="Times New Roman"/>
-          <w:b w:val="0"/>
-          <w:i w:val="0"/>
-          <w:sz w:val="24"/>
-        </w:rPr>
-        <w:t xml:space="preserve"> 後回傳逾時旗標。例如 1 Hz heartbeat 即以 </w:t>
-      </w:r>
-      <w:r>
-        <w:rPr>
-          <w:rFonts w:eastAsia="標楷體" w:ascii="Consolas" w:hAnsi="Consolas"/>
-          <w:b w:val="0"/>
-          <w:i w:val="0"/>
-          <w:sz w:val="21"/>
-        </w:rPr>
-        <w:t>Period = 10000</w:t>
-      </w:r>
-      <w:r>
-        <w:rPr>
-          <w:rFonts w:eastAsia="標楷體" w:ascii="Times New Roman" w:hAnsi="Times New Roman"/>
-          <w:b w:val="0"/>
-          <w:i w:val="0"/>
-          <w:sz w:val="24"/>
-        </w:rPr>
-        <w:t>（10000 × 100 µs = 1 s）實現。此設計使「硬體中斷只計數、應用層在主迴圈輪詢」職責分離，是後續 EKF／動態阻抗等估測模組共用的時間基準。</w:t>
+        <w:t>固定的系統節拍</w:t>
+      </w:r>
+      <w:r>
+        <w:rPr>
+          <w:rFonts w:eastAsia="標楷體" w:ascii="Times New Roman" w:hAnsi="Times New Roman"/>
+          <w:b w:val="0"/>
+          <w:i w:val="0"/>
+          <w:sz w:val="24"/>
+        </w:rPr>
+        <w:t>：微控制器內部以一個高精度計時器每隔極短的固定時間（百微秒等級）產生一次節拍，作為全系統的共同時間基準。需要週期性動作（例如每秒回報一次狀態）時，只要累計到足夠的節拍數即可觸發，不必另外量測時間。節拍本身只做計數、不做任何運算或輸出，以免拖慢系統反應。</w:t>
       </w:r>
     </w:p>
     <w:p>
@@ -7331,196 +6635,16 @@
           <w:i w:val="0"/>
           <w:sz w:val="24"/>
         </w:rPr>
-        <w:t>once／loop 應用入口</w:t>
-      </w:r>
-      <w:r>
-        <w:rPr>
-          <w:rFonts w:eastAsia="標楷體" w:ascii="Times New Roman" w:hAnsi="Times New Roman"/>
-          <w:b w:val="0"/>
-          <w:i w:val="0"/>
-          <w:sz w:val="24"/>
-        </w:rPr>
-        <w:t>：</w:t>
-      </w:r>
-      <w:r>
-        <w:rPr>
-          <w:rFonts w:eastAsia="標楷體" w:ascii="Consolas" w:hAnsi="Consolas"/>
-          <w:b w:val="0"/>
-          <w:i w:val="0"/>
-          <w:sz w:val="21"/>
-        </w:rPr>
-        <w:t>main.c</w:t>
-      </w:r>
-      <w:r>
-        <w:rPr>
-          <w:rFonts w:eastAsia="標楷體" w:ascii="Times New Roman" w:hAnsi="Times New Roman"/>
-          <w:b w:val="0"/>
-          <w:i w:val="0"/>
-          <w:sz w:val="24"/>
-        </w:rPr>
-        <w:t xml:space="preserve"> 在初始化後呼叫一次 </w:t>
-      </w:r>
-      <w:r>
-        <w:rPr>
-          <w:rFonts w:eastAsia="標楷體" w:ascii="Consolas" w:hAnsi="Consolas"/>
-          <w:b w:val="0"/>
-          <w:i w:val="0"/>
-          <w:sz w:val="21"/>
-        </w:rPr>
-        <w:t>once()</w:t>
-      </w:r>
-      <w:r>
-        <w:rPr>
-          <w:rFonts w:eastAsia="標楷體" w:ascii="Times New Roman" w:hAnsi="Times New Roman"/>
-          <w:b w:val="0"/>
-          <w:i w:val="0"/>
-          <w:sz w:val="24"/>
-        </w:rPr>
-        <w:t xml:space="preserve">、並於 </w:t>
-      </w:r>
-      <w:r>
-        <w:rPr>
-          <w:rFonts w:eastAsia="標楷體" w:ascii="Consolas" w:hAnsi="Consolas"/>
-          <w:b w:val="0"/>
-          <w:i w:val="0"/>
-          <w:sz w:val="21"/>
-        </w:rPr>
-        <w:t>while(1)</w:t>
-      </w:r>
-      <w:r>
-        <w:rPr>
-          <w:rFonts w:eastAsia="標楷體" w:ascii="Times New Roman" w:hAnsi="Times New Roman"/>
-          <w:b w:val="0"/>
-          <w:i w:val="0"/>
-          <w:sz w:val="24"/>
-        </w:rPr>
-        <w:t xml:space="preserve"> 內反覆呼叫 </w:t>
-      </w:r>
-      <w:r>
-        <w:rPr>
-          <w:rFonts w:eastAsia="標楷體" w:ascii="Consolas" w:hAnsi="Consolas"/>
-          <w:b w:val="0"/>
-          <w:i w:val="0"/>
-          <w:sz w:val="21"/>
-        </w:rPr>
-        <w:t>loop()</w:t>
-      </w:r>
-      <w:r>
-        <w:rPr>
-          <w:rFonts w:eastAsia="標楷體" w:ascii="Times New Roman" w:hAnsi="Times New Roman"/>
-          <w:b w:val="0"/>
-          <w:i w:val="0"/>
-          <w:sz w:val="24"/>
-        </w:rPr>
-        <w:t>。</w:t>
-      </w:r>
-      <w:r>
-        <w:rPr>
-          <w:rFonts w:eastAsia="標楷體" w:ascii="Consolas" w:hAnsi="Consolas"/>
-          <w:b w:val="0"/>
-          <w:i w:val="0"/>
-          <w:sz w:val="21"/>
-        </w:rPr>
-        <w:t>once()</w:t>
-      </w:r>
-      <w:r>
-        <w:rPr>
-          <w:rFonts w:eastAsia="標楷體" w:ascii="Times New Roman" w:hAnsi="Times New Roman"/>
-          <w:b w:val="0"/>
-          <w:i w:val="0"/>
-          <w:sz w:val="24"/>
-        </w:rPr>
-        <w:t xml:space="preserve"> 啟動 TIM6 中斷、依序初始化各 driver（</w:t>
-      </w:r>
-      <w:r>
-        <w:rPr>
-          <w:rFonts w:eastAsia="標楷體" w:ascii="Consolas" w:hAnsi="Consolas"/>
-          <w:b w:val="0"/>
-          <w:i w:val="0"/>
-          <w:sz w:val="21"/>
-        </w:rPr>
-        <w:t>uart_debug</w:t>
-      </w:r>
-      <w:r>
-        <w:rPr>
-          <w:rFonts w:eastAsia="標楷體" w:ascii="Times New Roman" w:hAnsi="Times New Roman"/>
-          <w:b w:val="0"/>
-          <w:i w:val="0"/>
-          <w:sz w:val="24"/>
-        </w:rPr>
-        <w:t xml:space="preserve"> → </w:t>
-      </w:r>
-      <w:r>
-        <w:rPr>
-          <w:rFonts w:eastAsia="標楷體" w:ascii="Consolas" w:hAnsi="Consolas"/>
-          <w:b w:val="0"/>
-          <w:i w:val="0"/>
-          <w:sz w:val="21"/>
-        </w:rPr>
-        <w:t>i2c_bus</w:t>
-      </w:r>
-      <w:r>
-        <w:rPr>
-          <w:rFonts w:eastAsia="標楷體" w:ascii="Times New Roman" w:hAnsi="Times New Roman"/>
-          <w:b w:val="0"/>
-          <w:i w:val="0"/>
-          <w:sz w:val="24"/>
-        </w:rPr>
-        <w:t xml:space="preserve"> → </w:t>
-      </w:r>
-      <w:r>
-        <w:rPr>
-          <w:rFonts w:eastAsia="標楷體" w:ascii="Consolas" w:hAnsi="Consolas"/>
-          <w:b w:val="0"/>
-          <w:i w:val="0"/>
-          <w:sz w:val="21"/>
-        </w:rPr>
-        <w:t>ina_cal</w:t>
-      </w:r>
-      <w:r>
-        <w:rPr>
-          <w:rFonts w:eastAsia="標楷體" w:ascii="Times New Roman" w:hAnsi="Times New Roman"/>
-          <w:b w:val="0"/>
-          <w:i w:val="0"/>
-          <w:sz w:val="24"/>
-        </w:rPr>
-        <w:t>）、印出可供上位機 grep 的開機橫幅，並對 INA226 做一次 I²C 探測（探測失敗時以警告續行，不硬性中止——量測平台須在感測器缺席時仍能運行）。</w:t>
-      </w:r>
-      <w:r>
-        <w:rPr>
-          <w:rFonts w:eastAsia="標楷體" w:ascii="Consolas" w:hAnsi="Consolas"/>
-          <w:b w:val="0"/>
-          <w:i w:val="0"/>
-          <w:sz w:val="21"/>
-        </w:rPr>
-        <w:t>loop()</w:t>
-      </w:r>
-      <w:r>
-        <w:rPr>
-          <w:rFonts w:eastAsia="標楷體" w:ascii="Times New Roman" w:hAnsi="Times New Roman"/>
-          <w:b w:val="0"/>
-          <w:i w:val="0"/>
-          <w:sz w:val="24"/>
-        </w:rPr>
-        <w:t xml:space="preserve"> 依序驅動各 driver 的 </w:t>
-      </w:r>
-      <w:r>
-        <w:rPr>
-          <w:rFonts w:eastAsia="標楷體" w:ascii="Consolas" w:hAnsi="Consolas"/>
-          <w:b w:val="0"/>
-          <w:i w:val="0"/>
-          <w:sz w:val="21"/>
-        </w:rPr>
-        <w:t>handle()</w:t>
-      </w:r>
-      <w:r>
-        <w:rPr>
-          <w:rFonts w:eastAsia="標楷體" w:ascii="Times New Roman" w:hAnsi="Times New Roman"/>
-          <w:b w:val="0"/>
-          <w:i w:val="0"/>
-          <w:sz w:val="24"/>
-        </w:rPr>
-        <w:t>，再以軟體計時器分派 1 Hz heartbeat。</w:t>
+        <w:t>「開機初始化一次、之後反覆執行」的主架構</w:t>
+      </w:r>
+      <w:r>
+        <w:rPr>
+          <w:rFonts w:eastAsia="標楷體" w:ascii="Times New Roman" w:hAnsi="Times New Roman"/>
+          <w:b w:val="0"/>
+          <w:i w:val="0"/>
+          <w:sz w:val="24"/>
+        </w:rPr>
+        <w:t>：開機後先把各個功能模組依序初始化（通訊埠、量測晶片、校正資料載入等）一次，接著進入主迴圈反覆執行各模組的例行工作，並依節拍分派週期性事件。若量測晶片在開機時未被偵測到，系統會以警告繼續運行而非直接中止——量測平台必須在感測器缺席時仍能存活。</w:t>
       </w:r>
     </w:p>
     <w:p>
@@ -7536,70 +6660,16 @@
           <w:i w:val="0"/>
           <w:sz w:val="24"/>
         </w:rPr>
-        <w:t>模組化 driver</w:t>
-      </w:r>
-      <w:r>
-        <w:rPr>
-          <w:rFonts w:eastAsia="標楷體" w:ascii="Times New Roman" w:hAnsi="Times New Roman"/>
-          <w:b w:val="0"/>
-          <w:i w:val="0"/>
-          <w:sz w:val="24"/>
-        </w:rPr>
-        <w:t xml:space="preserve">：應用功能切分為獨立子模組，各自含 </w:t>
-      </w:r>
-      <w:r>
-        <w:rPr>
-          <w:rFonts w:eastAsia="標楷體" w:ascii="Consolas" w:hAnsi="Consolas"/>
-          <w:b w:val="0"/>
-          <w:i w:val="0"/>
-          <w:sz w:val="21"/>
-        </w:rPr>
-        <w:t>init()</w:t>
-      </w:r>
-      <w:r>
-        <w:rPr>
-          <w:rFonts w:eastAsia="標楷體" w:ascii="Times New Roman" w:hAnsi="Times New Roman"/>
-          <w:b w:val="0"/>
-          <w:i w:val="0"/>
-          <w:sz w:val="24"/>
-        </w:rPr>
-        <w:t>／</w:t>
-      </w:r>
-      <w:r>
-        <w:rPr>
-          <w:rFonts w:eastAsia="標楷體" w:ascii="Consolas" w:hAnsi="Consolas"/>
-          <w:b w:val="0"/>
-          <w:i w:val="0"/>
-          <w:sz w:val="21"/>
-        </w:rPr>
-        <w:t>handle()</w:t>
-      </w:r>
-      <w:r>
-        <w:rPr>
-          <w:rFonts w:eastAsia="標楷體" w:ascii="Times New Roman" w:hAnsi="Times New Roman"/>
-          <w:b w:val="0"/>
-          <w:i w:val="0"/>
-          <w:sz w:val="24"/>
-        </w:rPr>
-        <w:t xml:space="preserve"> 並透過 </w:t>
-      </w:r>
-      <w:r>
-        <w:rPr>
-          <w:rFonts w:eastAsia="標楷體" w:ascii="Consolas" w:hAnsi="Consolas"/>
-          <w:b w:val="0"/>
-          <w:i w:val="0"/>
-          <w:sz w:val="21"/>
-        </w:rPr>
-        <w:t>global_includes.h</w:t>
-      </w:r>
-      <w:r>
-        <w:rPr>
-          <w:rFonts w:eastAsia="標楷體" w:ascii="Times New Roman" w:hAnsi="Times New Roman"/>
-          <w:b w:val="0"/>
-          <w:i w:val="0"/>
-          <w:sz w:val="24"/>
-        </w:rPr>
-        <w:t xml:space="preserve"> 的 driver 區塊統一納入。目前已實作之模組如表 3-2。</w:t>
+        <w:t>模組化的功能切分</w:t>
+      </w:r>
+      <w:r>
+        <w:rPr>
+          <w:rFonts w:eastAsia="標楷體" w:ascii="Times New Roman" w:hAnsi="Times New Roman"/>
+          <w:b w:val="0"/>
+          <w:i w:val="0"/>
+          <w:sz w:val="24"/>
+        </w:rPr>
+        <w:t>：應用功能被切成數個獨立模組，各自只負責一件事、彼此低耦合，方便維護與替換。主要模組與其職責整理如表 3-2，其中「SOC 估測模組」即第四章三種方法的共同掛載點。</w:t>
       </w:r>
     </w:p>
     <w:tbl>
@@ -7617,13 +6687,13 @@
         </w:tblBorders>
       </w:tblPr>
       <w:tblGrid>
-        <w:gridCol w:w="2901"/>
-        <w:gridCol w:w="5699"/>
+        <w:gridCol w:w="1474"/>
+        <w:gridCol w:w="7126"/>
       </w:tblGrid>
       <w:tr>
         <w:tc>
           <w:tcPr>
-            <w:tcW w:type="dxa" w:w="2901"/>
+            <w:tcW w:type="dxa" w:w="1474"/>
             <w:shd w:val="clear" w:color="auto" w:fill="D9E2F3"/>
             <w:vAlign w:val="center"/>
           </w:tcPr>
@@ -7645,7 +6715,7 @@
         </w:tc>
         <w:tc>
           <w:tcPr>
-            <w:tcW w:type="dxa" w:w="5699"/>
+            <w:tcW w:type="dxa" w:w="7126"/>
             <w:shd w:val="clear" w:color="auto" w:fill="D9E2F3"/>
             <w:vAlign w:val="center"/>
           </w:tcPr>
@@ -7669,7 +6739,7 @@
       <w:tr>
         <w:tc>
           <w:tcPr>
-            <w:tcW w:type="dxa" w:w="2901"/>
+            <w:tcW w:type="dxa" w:w="1474"/>
             <w:vAlign w:val="center"/>
           </w:tcPr>
           <w:p>
@@ -7679,18 +6749,18 @@
             </w:pPr>
             <w:r>
               <w:rPr>
-                <w:rFonts w:eastAsia="標楷體" w:ascii="Consolas" w:hAnsi="Consolas"/>
-                <w:b w:val="0"/>
-                <w:i w:val="0"/>
-                <w:sz w:val="18"/>
-              </w:rPr>
-              <w:t>uart_debug</w:t>
-            </w:r>
-          </w:p>
-        </w:tc>
-        <w:tc>
-          <w:tcPr>
-            <w:tcW w:type="dxa" w:w="5699"/>
+                <w:rFonts w:eastAsia="標楷體" w:ascii="Times New Roman" w:hAnsi="Times New Roman"/>
+                <w:b w:val="0"/>
+                <w:i w:val="0"/>
+                <w:sz w:val="21"/>
+              </w:rPr>
+              <w:t>除錯通訊</w:t>
+            </w:r>
+          </w:p>
+        </w:tc>
+        <w:tc>
+          <w:tcPr>
+            <w:tcW w:type="dxa" w:w="7126"/>
             <w:vAlign w:val="center"/>
           </w:tcPr>
           <w:p>
@@ -7705,16 +6775,7 @@
                 <w:i w:val="0"/>
                 <w:sz w:val="21"/>
               </w:rPr>
-              <w:t xml:space="preserve">USART2 @ 115200 的 IT-driven 環形緩衝 TX，並 retarget </w:t>
-            </w:r>
-            <w:r>
-              <w:rPr>
-                <w:rFonts w:eastAsia="標楷體" w:ascii="Consolas" w:hAnsi="Consolas"/>
-                <w:b w:val="0"/>
-                <w:i w:val="0"/>
-                <w:sz w:val="18"/>
-              </w:rPr>
-              <w:t>printf</w:t>
+              <w:t>透過序列埠輸出狀態與訊息，供上位機即時監看</w:t>
             </w:r>
           </w:p>
         </w:tc>
@@ -7722,7 +6783,7 @@
       <w:tr>
         <w:tc>
           <w:tcPr>
-            <w:tcW w:type="dxa" w:w="2901"/>
+            <w:tcW w:type="dxa" w:w="1474"/>
             <w:vAlign w:val="center"/>
           </w:tcPr>
           <w:p>
@@ -7732,18 +6793,18 @@
             </w:pPr>
             <w:r>
               <w:rPr>
-                <w:rFonts w:eastAsia="標楷體" w:ascii="Consolas" w:hAnsi="Consolas"/>
-                <w:b w:val="0"/>
-                <w:i w:val="0"/>
-                <w:sz w:val="18"/>
-              </w:rPr>
-              <w:t>i2c_bus</w:t>
-            </w:r>
-          </w:p>
-        </w:tc>
-        <w:tc>
-          <w:tcPr>
-            <w:tcW w:type="dxa" w:w="5699"/>
+                <w:rFonts w:eastAsia="標楷體" w:ascii="Times New Roman" w:hAnsi="Times New Roman"/>
+                <w:b w:val="0"/>
+                <w:i w:val="0"/>
+                <w:sz w:val="21"/>
+              </w:rPr>
+              <w:t>量測匯流排</w:t>
+            </w:r>
+          </w:p>
+        </w:tc>
+        <w:tc>
+          <w:tcPr>
+            <w:tcW w:type="dxa" w:w="7126"/>
             <w:vAlign w:val="center"/>
           </w:tcPr>
           <w:p>
@@ -7758,7 +6819,7 @@
                 <w:i w:val="0"/>
                 <w:sz w:val="21"/>
               </w:rPr>
-              <w:t>I²C1 @ 400 kHz master，封裝對 INA226 的暫存器讀寫</w:t>
+              <w:t>與電流／電壓量測晶片（INA226）通訊、讀寫其設定與資料</w:t>
             </w:r>
           </w:p>
         </w:tc>
@@ -7766,7 +6827,7 @@
       <w:tr>
         <w:tc>
           <w:tcPr>
-            <w:tcW w:type="dxa" w:w="2901"/>
+            <w:tcW w:type="dxa" w:w="1474"/>
             <w:vAlign w:val="center"/>
           </w:tcPr>
           <w:p>
@@ -7776,36 +6837,18 @@
             </w:pPr>
             <w:r>
               <w:rPr>
-                <w:rFonts w:eastAsia="標楷體" w:ascii="Consolas" w:hAnsi="Consolas"/>
-                <w:b w:val="0"/>
-                <w:i w:val="0"/>
-                <w:sz w:val="18"/>
-              </w:rPr>
-              <w:t>ina226</w:t>
-            </w:r>
-            <w:r>
-              <w:rPr>
-                <w:rFonts w:eastAsia="標楷體" w:ascii="Times New Roman" w:hAnsi="Times New Roman"/>
-                <w:b w:val="0"/>
-                <w:i w:val="0"/>
-                <w:sz w:val="21"/>
-              </w:rPr>
-              <w:t xml:space="preserve"> / </w:t>
-            </w:r>
-            <w:r>
-              <w:rPr>
-                <w:rFonts w:eastAsia="標楷體" w:ascii="Consolas" w:hAnsi="Consolas"/>
-                <w:b w:val="0"/>
-                <w:i w:val="0"/>
-                <w:sz w:val="18"/>
-              </w:rPr>
-              <w:t>battery_monitor</w:t>
-            </w:r>
-          </w:p>
-        </w:tc>
-        <w:tc>
-          <w:tcPr>
-            <w:tcW w:type="dxa" w:w="5699"/>
+                <w:rFonts w:eastAsia="標楷體" w:ascii="Times New Roman" w:hAnsi="Times New Roman"/>
+                <w:b w:val="0"/>
+                <w:i w:val="0"/>
+                <w:sz w:val="21"/>
+              </w:rPr>
+              <w:t>電池量測</w:t>
+            </w:r>
+          </w:p>
+        </w:tc>
+        <w:tc>
+          <w:tcPr>
+            <w:tcW w:type="dxa" w:w="7126"/>
             <w:vAlign w:val="center"/>
           </w:tcPr>
           <w:p>
@@ -7820,7 +6863,7 @@
                 <w:i w:val="0"/>
                 <w:sz w:val="21"/>
               </w:rPr>
-              <w:t>INA226 組態（CONFIG／CAL）、單次取樣、取得最新 V／I／P 快照</w:t>
+              <w:t>設定量測晶片並取得最新的電壓、電流、功率讀值</w:t>
             </w:r>
           </w:p>
         </w:tc>
@@ -7828,7 +6871,7 @@
       <w:tr>
         <w:tc>
           <w:tcPr>
-            <w:tcW w:type="dxa" w:w="2901"/>
+            <w:tcW w:type="dxa" w:w="1474"/>
             <w:vAlign w:val="center"/>
           </w:tcPr>
           <w:p>
@@ -7838,18 +6881,18 @@
             </w:pPr>
             <w:r>
               <w:rPr>
-                <w:rFonts w:eastAsia="標楷體" w:ascii="Consolas" w:hAnsi="Consolas"/>
-                <w:b w:val="0"/>
-                <w:i w:val="0"/>
-                <w:sz w:val="18"/>
-              </w:rPr>
-              <w:t>ina_cal</w:t>
-            </w:r>
-          </w:p>
-        </w:tc>
-        <w:tc>
-          <w:tcPr>
-            <w:tcW w:type="dxa" w:w="5699"/>
+                <w:rFonts w:eastAsia="標楷體" w:ascii="Times New Roman" w:hAnsi="Times New Roman"/>
+                <w:b w:val="0"/>
+                <w:i w:val="0"/>
+                <w:sz w:val="21"/>
+              </w:rPr>
+              <w:t>校正套用</w:t>
+            </w:r>
+          </w:p>
+        </w:tc>
+        <w:tc>
+          <w:tcPr>
+            <w:tcW w:type="dxa" w:w="7126"/>
             <w:vAlign w:val="center"/>
           </w:tcPr>
           <w:p>
@@ -7864,25 +6907,7 @@
                 <w:i w:val="0"/>
                 <w:sz w:val="21"/>
               </w:rPr>
-              <w:t>14 點校正 LUT 之載入與套用（</w:t>
-            </w:r>
-            <w:r>
-              <w:rPr>
-                <w:rFonts w:eastAsia="標楷體" w:ascii="Consolas" w:hAnsi="Consolas"/>
-                <w:b w:val="0"/>
-                <w:i w:val="0"/>
-                <w:sz w:val="18"/>
-              </w:rPr>
-              <w:t>ina_cal_apply</w:t>
-            </w:r>
-            <w:r>
-              <w:rPr>
-                <w:rFonts w:eastAsia="標楷體" w:ascii="Times New Roman" w:hAnsi="Times New Roman"/>
-                <w:b w:val="0"/>
-                <w:i w:val="0"/>
-                <w:sz w:val="21"/>
-              </w:rPr>
-              <w:t>），UART CLI 燒錄／讀回</w:t>
+              <w:t>載入多點校正資料並套用於原始讀值（見 3.3 節）</w:t>
             </w:r>
           </w:p>
         </w:tc>
@@ -7890,7 +6915,7 @@
       <w:tr>
         <w:tc>
           <w:tcPr>
-            <w:tcW w:type="dxa" w:w="2901"/>
+            <w:tcW w:type="dxa" w:w="1474"/>
             <w:vAlign w:val="center"/>
           </w:tcPr>
           <w:p>
@@ -7900,18 +6925,18 @@
             </w:pPr>
             <w:r>
               <w:rPr>
-                <w:rFonts w:eastAsia="標楷體" w:ascii="Consolas" w:hAnsi="Consolas"/>
-                <w:b w:val="0"/>
-                <w:i w:val="0"/>
-                <w:sz w:val="18"/>
-              </w:rPr>
-              <w:t>soc_soh_calc</w:t>
-            </w:r>
-          </w:p>
-        </w:tc>
-        <w:tc>
-          <w:tcPr>
-            <w:tcW w:type="dxa" w:w="5699"/>
+                <w:rFonts w:eastAsia="標楷體" w:ascii="Times New Roman" w:hAnsi="Times New Roman"/>
+                <w:b w:val="0"/>
+                <w:i w:val="0"/>
+                <w:sz w:val="21"/>
+              </w:rPr>
+              <w:t>SOC 估測</w:t>
+            </w:r>
+          </w:p>
+        </w:tc>
+        <w:tc>
+          <w:tcPr>
+            <w:tcW w:type="dxa" w:w="7126"/>
             <w:vAlign w:val="center"/>
           </w:tcPr>
           <w:p>
@@ -7926,7 +6951,7 @@
                 <w:i w:val="0"/>
                 <w:sz w:val="21"/>
               </w:rPr>
-              <w:t>SOC／SOH 估測（第四章三方法掛載於此）</w:t>
+              <w:t>第四章三種估測方法掛載於此</w:t>
             </w:r>
           </w:p>
         </w:tc>
@@ -7945,133 +6970,7 @@
           <w:i w:val="0"/>
           <w:sz w:val="24"/>
         </w:rPr>
-        <w:t xml:space="preserve">heartbeat 每秒翻轉使用者 LED 並輸出一行狀態，例如 </w:t>
-      </w:r>
-      <w:r>
-        <w:rPr>
-          <w:rFonts w:eastAsia="標楷體" w:ascii="Consolas" w:hAnsi="Consolas"/>
-          <w:b w:val="0"/>
-          <w:i w:val="0"/>
-          <w:sz w:val="21"/>
-        </w:rPr>
-        <w:t>[12s] alive V=3940.2mV I=+198.9mA Ical=+201.0mA P=783.6mW i2c=ok ina=present cal=on</w:t>
-      </w:r>
-      <w:r>
-        <w:rPr>
-          <w:rFonts w:eastAsia="標楷體" w:ascii="Times New Roman" w:hAnsi="Times New Roman"/>
-          <w:b w:val="0"/>
-          <w:i w:val="0"/>
-          <w:sz w:val="24"/>
-        </w:rPr>
-        <w:t xml:space="preserve">，其中 </w:t>
-      </w:r>
-      <w:r>
-        <w:rPr>
-          <w:rFonts w:eastAsia="標楷體" w:ascii="Consolas" w:hAnsi="Consolas"/>
-          <w:b w:val="0"/>
-          <w:i w:val="0"/>
-          <w:sz w:val="21"/>
-        </w:rPr>
-        <w:t>Ical</w:t>
-      </w:r>
-      <w:r>
-        <w:rPr>
-          <w:rFonts w:eastAsia="標楷體" w:ascii="Times New Roman" w:hAnsi="Times New Roman"/>
-          <w:b w:val="0"/>
-          <w:i w:val="0"/>
-          <w:sz w:val="24"/>
-        </w:rPr>
-        <w:t xml:space="preserve"> 為套用校正 LUT 後的電流、</w:t>
-      </w:r>
-      <w:r>
-        <w:rPr>
-          <w:rFonts w:eastAsia="標楷體" w:ascii="Consolas" w:hAnsi="Consolas"/>
-          <w:b w:val="0"/>
-          <w:i w:val="0"/>
-          <w:sz w:val="21"/>
-        </w:rPr>
-        <w:t>cal=on/off</w:t>
-      </w:r>
-      <w:r>
-        <w:rPr>
-          <w:rFonts w:eastAsia="標楷體" w:ascii="Times New Roman" w:hAnsi="Times New Roman"/>
-          <w:b w:val="0"/>
-          <w:i w:val="0"/>
-          <w:sz w:val="24"/>
-        </w:rPr>
-        <w:t xml:space="preserve"> 指示 LUT 是否有效載入。INA226 韌體預設 </w:t>
-      </w:r>
-      <w:r>
-        <w:rPr>
-          <w:rFonts w:eastAsia="標楷體" w:ascii="Consolas" w:hAnsi="Consolas"/>
-          <w:b w:val="0"/>
-          <w:i w:val="0"/>
-          <w:sz w:val="21"/>
-        </w:rPr>
-        <w:t>Current_LSB = 152.5879 µA/LSB</w:t>
-      </w:r>
-      <w:r>
-        <w:rPr>
-          <w:rFonts w:eastAsia="標楷體" w:ascii="Times New Roman" w:hAnsi="Times New Roman"/>
-          <w:b w:val="0"/>
-          <w:i w:val="0"/>
-          <w:sz w:val="24"/>
-        </w:rPr>
-        <w:t xml:space="preserve">（依 datasheet 以 </w:t>
-      </w:r>
-      <w:r>
-        <w:rPr>
-          <w:rFonts w:eastAsia="標楷體" w:ascii="Times New Roman" w:hAnsi="Times New Roman"/>
-          <w:b w:val="0"/>
-          <w:i w:val="0"/>
-          <w:sz w:val="24"/>
-        </w:rPr>
-        <w:t>I_max=5</w:t>
-      </w:r>
-      <w:r>
-        <w:rPr>
-          <w:rFonts w:eastAsia="標楷體" w:ascii="Times New Roman" w:hAnsi="Times New Roman"/>
-          <w:b w:val="0"/>
-          <w:i w:val="0"/>
-          <w:sz w:val="24"/>
-        </w:rPr>
-        <w:t xml:space="preserve"> A、</w:t>
-      </w:r>
-      <w:r>
-        <w:rPr>
-          <w:rFonts w:eastAsia="標楷體" w:ascii="Times New Roman" w:hAnsi="Times New Roman"/>
-          <w:b w:val="0"/>
-          <w:i w:val="0"/>
-          <w:sz w:val="24"/>
-        </w:rPr>
-        <w:t>R=10</w:t>
-      </w:r>
-      <w:r>
-        <w:rPr>
-          <w:rFonts w:eastAsia="標楷體" w:ascii="Times New Roman" w:hAnsi="Times New Roman"/>
-          <w:b w:val="0"/>
-          <w:i w:val="0"/>
-          <w:sz w:val="24"/>
-        </w:rPr>
-        <w:t xml:space="preserve"> mΩ 計），校正後改以 LUT 後處理修正（3.3 節）。14 點 LUT 經 UART CLI 燒入 STM32 內部 Flash page 63（位址 0x0801_F800），開機自動載入，故 MCU 可直接吐出校正後電流值。此骨架即為第四章三種估測方法的共同載體，三者僅替換 </w:t>
-      </w:r>
-      <w:r>
-        <w:rPr>
-          <w:rFonts w:eastAsia="標楷體" w:ascii="Consolas" w:hAnsi="Consolas"/>
-          <w:b w:val="0"/>
-          <w:i w:val="0"/>
-          <w:sz w:val="21"/>
-        </w:rPr>
-        <w:t>soc_soh_calc</w:t>
-      </w:r>
-      <w:r>
-        <w:rPr>
-          <w:rFonts w:eastAsia="標楷體" w:ascii="Times New Roman" w:hAnsi="Times New Roman"/>
-          <w:b w:val="0"/>
-          <w:i w:val="0"/>
-          <w:sz w:val="24"/>
-        </w:rPr>
-        <w:t xml:space="preserve"> 內的估測核心，其餘時序、I/O、量測路徑完全一致，確保比較之公平性。</w:t>
+        <w:t>骨架每秒回報一行狀態（電壓、電流、校正後電流、功率，以及各模組是否正常），供上位機即時監看與紀錄。校正資料一次燒入微控制器的非揮發性記憶體後，開機便自動載入，因此回報出來的電流已是校正後的數值（校正細節見 3.3 節）。此骨架即為第四章三種估測方法的共同載體：三者只替換最核心的估測模組，其餘部分完全相同，確保比較之公平性。</w:t>
       </w:r>
     </w:p>
     <w:p>
@@ -9396,7 +8295,7 @@
           <w:i w:val="0"/>
           <w:sz w:val="28"/>
         </w:rPr>
-        <w:t>3.5 BenchInterlock 安全互鎖機制</w:t>
+        <w:t>3.5 跨輪自動化測試協定</w:t>
       </w:r>
     </w:p>
     <w:p>
@@ -9412,43 +8311,7 @@
           <w:i w:val="0"/>
           <w:sz w:val="24"/>
         </w:rPr>
-        <w:t xml:space="preserve">單顆電池測試平台沒有 BMS 作為硬體保護，軟體互鎖即是最後一道防線。本研究以 </w:t>
-      </w:r>
-      <w:r>
-        <w:rPr>
-          <w:rFonts w:eastAsia="標楷體" w:ascii="Consolas" w:hAnsi="Consolas"/>
-          <w:b w:val="0"/>
-          <w:i w:val="0"/>
-          <w:sz w:val="21"/>
-        </w:rPr>
-        <w:t>BenchInterlock</w:t>
-      </w:r>
-      <w:r>
-        <w:rPr>
-          <w:rFonts w:eastAsia="標楷體" w:ascii="Times New Roman" w:hAnsi="Times New Roman"/>
-          <w:b w:val="0"/>
-          <w:i w:val="0"/>
-          <w:sz w:val="24"/>
-        </w:rPr>
-        <w:t xml:space="preserve"> 狀態機與 </w:t>
-      </w:r>
-      <w:r>
-        <w:rPr>
-          <w:rFonts w:eastAsia="標楷體" w:ascii="Consolas" w:hAnsi="Consolas"/>
-          <w:b w:val="0"/>
-          <w:i w:val="0"/>
-          <w:sz w:val="21"/>
-        </w:rPr>
-        <w:t>SafetyGuard</w:t>
-      </w:r>
-      <w:r>
-        <w:rPr>
-          <w:rFonts w:eastAsia="標楷體" w:ascii="Times New Roman" w:hAnsi="Times New Roman"/>
-          <w:b w:val="0"/>
-          <w:i w:val="0"/>
-          <w:sz w:val="24"/>
-        </w:rPr>
-        <w:t xml:space="preserve"> 雙層守護，防止兩類可能損毀電池或設備的事故。</w:t>
+        <w:t>第四章的方法比較需要橫跨多種放電倍率、且可跨多輪累積的乾淨資料。本研究設計了一套由上位機自動執行的跨輪測試協定。</w:t>
       </w:r>
     </w:p>
     <w:p>
@@ -9464,488 +8327,6 @@
           <w:i w:val="0"/>
           <w:sz w:val="24"/>
         </w:rPr>
-        <w:t>BenchInterlock 狀態機</w:t>
-      </w:r>
-      <w:r>
-        <w:rPr>
-          <w:rFonts w:eastAsia="標楷體" w:ascii="Times New Roman" w:hAnsi="Times New Roman"/>
-          <w:b w:val="0"/>
-          <w:i w:val="0"/>
-          <w:sz w:val="24"/>
-        </w:rPr>
-        <w:t>防止兩種錯誤的儀器組合（圖 3-2）：</w:t>
-      </w:r>
-    </w:p>
-    <w:p>
-      <w:pPr>
-        <w:spacing w:lineRule="atLeast" w:line="260" w:before="120" w:after="0"/>
-        <w:ind w:left="120"/>
-        <w:jc w:val="left"/>
-        <w:shd w:val="clear" w:color="auto" w:fill="F2F2F2"/>
-      </w:pPr>
-      <w:r>
-        <w:rPr>
-          <w:rFonts w:eastAsia="標楷體" w:ascii="Consolas" w:hAnsi="Consolas"/>
-          <w:sz w:val="19"/>
-        </w:rPr>
-        <w:t xml:space="preserve">   IDLE ──start_charge──► CHARGING ──stop_charge──► COOLDOWN ──(t≥deadtime)──► IDLE</w:t>
-      </w:r>
-    </w:p>
-    <w:p>
-      <w:pPr>
-        <w:spacing w:lineRule="atLeast" w:line="260" w:before="0" w:after="0"/>
-        <w:ind w:left="120"/>
-        <w:jc w:val="left"/>
-        <w:shd w:val="clear" w:color="auto" w:fill="F2F2F2"/>
-      </w:pPr>
-      <w:r>
-        <w:rPr>
-          <w:rFonts w:eastAsia="標楷體" w:ascii="Consolas" w:hAnsi="Consolas"/>
-          <w:sz w:val="19"/>
-        </w:rPr>
-        <w:t xml:space="preserve">   IDLE ──start_discharge──► DISCHARGING ──stop_discharge──► COOLDOWN ──(t≥deadtime)──► IDLE</w:t>
-      </w:r>
-    </w:p>
-    <w:p>
-      <w:pPr>
-        <w:spacing w:lineRule="atLeast" w:line="260" w:before="0" w:after="120"/>
-        <w:ind w:left="120"/>
-        <w:jc w:val="left"/>
-        <w:shd w:val="clear" w:color="auto" w:fill="F2F2F2"/>
-      </w:pPr>
-      <w:r>
-        <w:rPr>
-          <w:rFonts w:eastAsia="標楷體" w:ascii="Consolas" w:hAnsi="Consolas"/>
-          <w:sz w:val="19"/>
-        </w:rPr>
-        <w:t>圖 3-2  BenchInterlock 狀態轉移；任何違反此圖的轉移都拋例外並強制 emergency_stop</w:t>
-      </w:r>
-    </w:p>
-    <w:p>
-      <w:pPr>
-        <w:spacing w:lineRule="atLeast" w:line="480"/>
-        <w:ind w:firstLine="480"/>
-        <w:jc w:val="both"/>
-      </w:pPr>
-      <w:r>
-        <w:rPr>
-          <w:rFonts w:eastAsia="標楷體" w:ascii="Times New Roman" w:hAnsi="Times New Roman"/>
-          <w:b w:val="0"/>
-          <w:i w:val="0"/>
-          <w:sz w:val="24"/>
-        </w:rPr>
-        <w:t>其防護的兩類失效模式為：(A) 電源輸出與電子負載同時致能——兩者對拉會使不可預期方向的電流流經電池，任一控制迴路的瑕疵都可能導致過充或熱失控；(B) 不經休息直接由充電切換到放電（或反向）——電池需時間鬆弛、操作者亦需確認匯流排狀態。狀態機以三項紀律落實防護：每次致能某一輸出前，先驗證</w:t>
-      </w:r>
-      <w:r>
-        <w:rPr>
-          <w:rFonts w:eastAsia="標楷體" w:ascii="Times New Roman" w:hAnsi="Times New Roman"/>
-          <w:b/>
-          <w:i w:val="0"/>
-          <w:sz w:val="24"/>
-        </w:rPr>
-        <w:t>另一</w:t>
-      </w:r>
-      <w:r>
-        <w:rPr>
-          <w:rFonts w:eastAsia="標楷體" w:ascii="Times New Roman" w:hAnsi="Times New Roman"/>
-          <w:b w:val="0"/>
-          <w:i w:val="0"/>
-          <w:sz w:val="24"/>
-        </w:rPr>
-        <w:t>設備確實關閉（</w:t>
-      </w:r>
-      <w:r>
-        <w:rPr>
-          <w:rFonts w:eastAsia="標楷體" w:ascii="Consolas" w:hAnsi="Consolas"/>
-          <w:b w:val="0"/>
-          <w:i w:val="0"/>
-          <w:sz w:val="21"/>
-        </w:rPr>
-        <w:t>_load_off_verified</w:t>
-      </w:r>
-      <w:r>
-        <w:rPr>
-          <w:rFonts w:eastAsia="標楷體" w:ascii="Times New Roman" w:hAnsi="Times New Roman"/>
-          <w:b w:val="0"/>
-          <w:i w:val="0"/>
-          <w:sz w:val="24"/>
-        </w:rPr>
-        <w:t>／</w:t>
-      </w:r>
-      <w:r>
-        <w:rPr>
-          <w:rFonts w:eastAsia="標楷體" w:ascii="Consolas" w:hAnsi="Consolas"/>
-          <w:b w:val="0"/>
-          <w:i w:val="0"/>
-          <w:sz w:val="21"/>
-        </w:rPr>
-        <w:t>_psu_off_verified</w:t>
-      </w:r>
-      <w:r>
-        <w:rPr>
-          <w:rFonts w:eastAsia="標楷體" w:ascii="Times New Roman" w:hAnsi="Times New Roman"/>
-          <w:b w:val="0"/>
-          <w:i w:val="0"/>
-          <w:sz w:val="24"/>
-        </w:rPr>
-        <w:t xml:space="preserve">，後者即 3.4 的輪詢驗證）；每次關閉後強制 5 s </w:t>
-      </w:r>
-      <w:r>
-        <w:rPr>
-          <w:rFonts w:eastAsia="標楷體" w:ascii="Times New Roman" w:hAnsi="Times New Roman"/>
-          <w:b/>
-          <w:i w:val="0"/>
-          <w:sz w:val="24"/>
-        </w:rPr>
-        <w:t>dead-time</w:t>
-      </w:r>
-      <w:r>
-        <w:rPr>
-          <w:rFonts w:eastAsia="標楷體" w:ascii="Times New Roman" w:hAnsi="Times New Roman"/>
-          <w:b w:val="0"/>
-          <w:i w:val="0"/>
-          <w:sz w:val="24"/>
-        </w:rPr>
-        <w:t xml:space="preserve"> 冷卻才允許下一次轉移；任何違反狀態圖的呼叫立即拋出 </w:t>
-      </w:r>
-      <w:r>
-        <w:rPr>
-          <w:rFonts w:eastAsia="標楷體" w:ascii="Consolas" w:hAnsi="Consolas"/>
-          <w:b w:val="0"/>
-          <w:i w:val="0"/>
-          <w:sz w:val="21"/>
-        </w:rPr>
-        <w:t>BenchInterlockError</w:t>
-      </w:r>
-      <w:r>
-        <w:rPr>
-          <w:rFonts w:eastAsia="標楷體" w:ascii="Times New Roman" w:hAnsi="Times New Roman"/>
-          <w:b w:val="0"/>
-          <w:i w:val="0"/>
-          <w:sz w:val="24"/>
-        </w:rPr>
-        <w:t xml:space="preserve"> 並強制雙路關斷。</w:t>
-      </w:r>
-      <w:r>
-        <w:rPr>
-          <w:rFonts w:eastAsia="標楷體" w:ascii="Consolas" w:hAnsi="Consolas"/>
-          <w:b w:val="0"/>
-          <w:i w:val="0"/>
-          <w:sz w:val="21"/>
-        </w:rPr>
-        <w:t>start_discharge</w:t>
-      </w:r>
-      <w:r>
-        <w:rPr>
-          <w:rFonts w:eastAsia="標楷體" w:ascii="Times New Roman" w:hAnsi="Times New Roman"/>
-          <w:b w:val="0"/>
-          <w:i w:val="0"/>
-          <w:sz w:val="24"/>
-        </w:rPr>
-        <w:t xml:space="preserve"> 在仍處 </w:t>
-      </w:r>
-      <w:r>
-        <w:rPr>
-          <w:rFonts w:eastAsia="標楷體" w:ascii="Consolas" w:hAnsi="Consolas"/>
-          <w:b w:val="0"/>
-          <w:i w:val="0"/>
-          <w:sz w:val="21"/>
-        </w:rPr>
-        <w:t>CHARGING</w:t>
-      </w:r>
-      <w:r>
-        <w:rPr>
-          <w:rFonts w:eastAsia="標楷體" w:ascii="Times New Roman" w:hAnsi="Times New Roman"/>
-          <w:b w:val="0"/>
-          <w:i w:val="0"/>
-          <w:sz w:val="24"/>
-        </w:rPr>
-        <w:t xml:space="preserve"> 時會直接拒絕，要求顯式先 </w:t>
-      </w:r>
-      <w:r>
-        <w:rPr>
-          <w:rFonts w:eastAsia="標楷體" w:ascii="Consolas" w:hAnsi="Consolas"/>
-          <w:b w:val="0"/>
-          <w:i w:val="0"/>
-          <w:sz w:val="21"/>
-        </w:rPr>
-        <w:t>stop_charge</w:t>
-      </w:r>
-      <w:r>
-        <w:rPr>
-          <w:rFonts w:eastAsia="標楷體" w:ascii="Times New Roman" w:hAnsi="Times New Roman"/>
-          <w:b w:val="0"/>
-          <w:i w:val="0"/>
-          <w:sz w:val="24"/>
-        </w:rPr>
-        <w:t>，杜絕捷徑切換。</w:t>
-      </w:r>
-    </w:p>
-    <w:p>
-      <w:pPr>
-        <w:spacing w:lineRule="atLeast" w:line="480"/>
-        <w:ind w:firstLine="480"/>
-        <w:jc w:val="both"/>
-      </w:pPr>
-      <w:r>
-        <w:rPr>
-          <w:rFonts w:eastAsia="標楷體" w:ascii="Times New Roman" w:hAnsi="Times New Roman"/>
-          <w:b/>
-          <w:i w:val="0"/>
-          <w:sz w:val="24"/>
-        </w:rPr>
-        <w:t>SafetyGuard 雙層電壓／電流封套</w:t>
-      </w:r>
-      <w:r>
-        <w:rPr>
-          <w:rFonts w:eastAsia="標楷體" w:ascii="Times New Roman" w:hAnsi="Times New Roman"/>
-          <w:b w:val="0"/>
-          <w:i w:val="0"/>
-          <w:sz w:val="24"/>
-        </w:rPr>
-        <w:t>：第一層為</w:t>
-      </w:r>
-      <w:r>
-        <w:rPr>
-          <w:rFonts w:eastAsia="標楷體" w:ascii="Times New Roman" w:hAnsi="Times New Roman"/>
-          <w:b/>
-          <w:i w:val="0"/>
-          <w:sz w:val="24"/>
-        </w:rPr>
-        <w:t>絕對封套</w:t>
-      </w:r>
-      <w:r>
-        <w:rPr>
-          <w:rFonts w:eastAsia="標楷體" w:ascii="Times New Roman" w:hAnsi="Times New Roman"/>
-          <w:b w:val="0"/>
-          <w:i w:val="0"/>
-          <w:sz w:val="24"/>
-        </w:rPr>
-        <w:t>，即化學體系的硬限值（NMC：</w:t>
-      </w:r>
-      <w:r>
-        <w:rPr>
-          <w:rFonts w:eastAsia="標楷體" w:ascii="Times New Roman" w:hAnsi="Times New Roman"/>
-          <w:b w:val="0"/>
-          <w:i w:val="0"/>
-          <w:sz w:val="24"/>
-        </w:rPr>
-        <w:t>V_abs=[2.50, 4.25]</w:t>
-      </w:r>
-      <w:r>
-        <w:rPr>
-          <w:rFonts w:eastAsia="標楷體" w:ascii="Times New Roman" w:hAnsi="Times New Roman"/>
-          <w:b w:val="0"/>
-          <w:i w:val="0"/>
-          <w:sz w:val="24"/>
-        </w:rPr>
-        <w:t xml:space="preserve"> V、</w:t>
-      </w:r>
-      <w:r>
-        <w:rPr>
-          <w:rFonts w:eastAsia="標楷體" w:ascii="Times New Roman" w:hAnsi="Times New Roman"/>
-          <w:b w:val="0"/>
-          <w:i w:val="0"/>
-          <w:sz w:val="24"/>
-        </w:rPr>
-        <w:t>|I| ≤ 4.30</w:t>
-      </w:r>
-      <w:r>
-        <w:rPr>
-          <w:rFonts w:eastAsia="標楷體" w:ascii="Times New Roman" w:hAnsi="Times New Roman"/>
-          <w:b w:val="0"/>
-          <w:i w:val="0"/>
-          <w:sz w:val="24"/>
-        </w:rPr>
-        <w:t xml:space="preserve"> A 之接線限值），跨越即單點立即跳脫、不去抖；第二層為</w:t>
-      </w:r>
-      <w:r>
-        <w:rPr>
-          <w:rFonts w:eastAsia="標楷體" w:ascii="Times New Roman" w:hAnsi="Times New Roman"/>
-          <w:b/>
-          <w:i w:val="0"/>
-          <w:sz w:val="24"/>
-        </w:rPr>
-        <w:t>軟跳脫封套</w:t>
-      </w:r>
-      <w:r>
-        <w:rPr>
-          <w:rFonts w:eastAsia="標楷體" w:ascii="Times New Roman" w:hAnsi="Times New Roman"/>
-          <w:b w:val="0"/>
-          <w:i w:val="0"/>
-          <w:sz w:val="24"/>
-        </w:rPr>
-        <w:t xml:space="preserve">，緊貼使用者設定值外緣（充放電截止再外推 50 mV），需連續 </w:t>
-      </w:r>
-      <w:r>
-        <w:rPr>
-          <w:rFonts w:eastAsia="標楷體" w:ascii="Times New Roman" w:hAnsi="Times New Roman"/>
-          <w:b w:val="0"/>
-          <w:i w:val="0"/>
-          <w:sz w:val="24"/>
-        </w:rPr>
-        <w:t>N=2</w:t>
-      </w:r>
-      <w:r>
-        <w:rPr>
-          <w:rFonts w:eastAsia="標楷體" w:ascii="Times New Roman" w:hAnsi="Times New Roman"/>
-          <w:b w:val="0"/>
-          <w:i w:val="0"/>
-          <w:sz w:val="24"/>
-        </w:rPr>
-        <w:t xml:space="preserve"> 個壞樣本才跳脫，以容忍正常操作中的暫態雜訊，但仍遠在絕對地板之前動作。各 phase 腳本每取樣一次即呼叫 </w:t>
-      </w:r>
-      <w:r>
-        <w:rPr>
-          <w:rFonts w:eastAsia="標楷體" w:ascii="Consolas" w:hAnsi="Consolas"/>
-          <w:b w:val="0"/>
-          <w:i w:val="0"/>
-          <w:sz w:val="21"/>
-        </w:rPr>
-        <w:t>guard.check(v, i)</w:t>
-      </w:r>
-      <w:r>
-        <w:rPr>
-          <w:rFonts w:eastAsia="標楷體" w:ascii="Times New Roman" w:hAnsi="Times New Roman"/>
-          <w:b w:val="0"/>
-          <w:i w:val="0"/>
-          <w:sz w:val="24"/>
-        </w:rPr>
-        <w:t xml:space="preserve">，任何跳脫拋出 </w:t>
-      </w:r>
-      <w:r>
-        <w:rPr>
-          <w:rFonts w:eastAsia="標楷體" w:ascii="Consolas" w:hAnsi="Consolas"/>
-          <w:b w:val="0"/>
-          <w:i w:val="0"/>
-          <w:sz w:val="21"/>
-        </w:rPr>
-        <w:t>SafetyAbort</w:t>
-      </w:r>
-      <w:r>
-        <w:rPr>
-          <w:rFonts w:eastAsia="標楷體" w:ascii="Times New Roman" w:hAnsi="Times New Roman"/>
-          <w:b w:val="0"/>
-          <w:i w:val="0"/>
-          <w:sz w:val="24"/>
-        </w:rPr>
-        <w:t xml:space="preserve">，並由腳本的 </w:t>
-      </w:r>
-      <w:r>
-        <w:rPr>
-          <w:rFonts w:eastAsia="標楷體" w:ascii="Consolas" w:hAnsi="Consolas"/>
-          <w:b w:val="0"/>
-          <w:i w:val="0"/>
-          <w:sz w:val="21"/>
-        </w:rPr>
-        <w:t>finally</w:t>
-      </w:r>
-      <w:r>
-        <w:rPr>
-          <w:rFonts w:eastAsia="標楷體" w:ascii="Times New Roman" w:hAnsi="Times New Roman"/>
-          <w:b w:val="0"/>
-          <w:i w:val="0"/>
-          <w:sz w:val="24"/>
-        </w:rPr>
-        <w:t xml:space="preserve"> 區塊經 </w:t>
-      </w:r>
-      <w:r>
-        <w:rPr>
-          <w:rFonts w:eastAsia="標楷體" w:ascii="Consolas" w:hAnsi="Consolas"/>
-          <w:b w:val="0"/>
-          <w:i w:val="0"/>
-          <w:sz w:val="21"/>
-        </w:rPr>
-        <w:t>emergency_stop()</w:t>
-      </w:r>
-      <w:r>
-        <w:rPr>
-          <w:rFonts w:eastAsia="標楷體" w:ascii="Times New Roman" w:hAnsi="Times New Roman"/>
-          <w:b w:val="0"/>
-          <w:i w:val="0"/>
-          <w:sz w:val="24"/>
-        </w:rPr>
-        <w:t xml:space="preserve"> 將雙路置於安全狀態。</w:t>
-      </w:r>
-    </w:p>
-    <w:p>
-      <w:pPr>
-        <w:spacing w:lineRule="atLeast" w:line="480"/>
-        <w:ind w:firstLine="480"/>
-        <w:jc w:val="both"/>
-      </w:pPr>
-      <w:r>
-        <w:rPr>
-          <w:rFonts w:eastAsia="標楷體" w:ascii="Times New Roman" w:hAnsi="Times New Roman"/>
-          <w:b w:val="0"/>
-          <w:i w:val="0"/>
-          <w:sz w:val="24"/>
-        </w:rPr>
-        <w:t>此雙層設計使「化學紅線零容忍、操作雜訊有去抖」兩個看似衝突的需求得以並存，是長時間實驗能安全無人值守的前提。</w:t>
-      </w:r>
-    </w:p>
-    <w:p>
-      <w:pPr>
-        <w:spacing w:before="240" w:after="120" w:lineRule="atLeast" w:line="360"/>
-        <w:jc w:val="left"/>
-      </w:pPr>
-      <w:r>
-        <w:rPr>
-          <w:rFonts w:eastAsia="標楷體" w:ascii="Times New Roman" w:hAnsi="Times New Roman"/>
-          <w:b/>
-          <w:i w:val="0"/>
-          <w:sz w:val="28"/>
-        </w:rPr>
-        <w:t>3.6 跨輪自動化測試協定（round_runner 與 cycle_log）</w:t>
-      </w:r>
-    </w:p>
-    <w:p>
-      <w:pPr>
-        <w:spacing w:lineRule="atLeast" w:line="480"/>
-        <w:ind w:firstLine="480"/>
-        <w:jc w:val="both"/>
-      </w:pPr>
-      <w:r>
-        <w:rPr>
-          <w:rFonts w:eastAsia="標楷體" w:ascii="Times New Roman" w:hAnsi="Times New Roman"/>
-          <w:b w:val="0"/>
-          <w:i w:val="0"/>
-          <w:sz w:val="24"/>
-        </w:rPr>
-        <w:t>第四章的方法比較需要橫跨多種放電 C-rate、且可跨多輪累積的乾淨資料。</w:t>
-      </w:r>
-      <w:r>
-        <w:rPr>
-          <w:rFonts w:eastAsia="標楷體" w:ascii="Consolas" w:hAnsi="Consolas"/>
-          <w:b w:val="0"/>
-          <w:i w:val="0"/>
-          <w:sz w:val="21"/>
-        </w:rPr>
-        <w:t>round_runner.py</w:t>
-      </w:r>
-      <w:r>
-        <w:rPr>
-          <w:rFonts w:eastAsia="標楷體" w:ascii="Times New Roman" w:hAnsi="Times New Roman"/>
-          <w:b w:val="0"/>
-          <w:i w:val="0"/>
-          <w:sz w:val="24"/>
-        </w:rPr>
-        <w:t xml:space="preserve"> 即為此設計的跨輪自動化協定。</w:t>
-      </w:r>
-    </w:p>
-    <w:p>
-      <w:pPr>
-        <w:spacing w:lineRule="atLeast" w:line="480"/>
-        <w:ind w:firstLine="480"/>
-        <w:jc w:val="both"/>
-      </w:pPr>
-      <w:r>
-        <w:rPr>
-          <w:rFonts w:eastAsia="標楷體" w:ascii="Times New Roman" w:hAnsi="Times New Roman"/>
-          <w:b/>
-          <w:i w:val="0"/>
-          <w:sz w:val="24"/>
-        </w:rPr>
         <w:t>一輪的結構</w:t>
       </w:r>
       <w:r>
@@ -9955,25 +8336,7 @@
           <w:i w:val="0"/>
           <w:sz w:val="24"/>
         </w:rPr>
-        <w:t xml:space="preserve">：一輪（round）由四個 (充電, 休息, 放電, 休息) 區塊串成，充電固定為 0.5C（高倍率充電會傷害電池並污染 SoH 基準），放電依序掃過 </w:t>
-      </w:r>
-      <w:r>
-        <w:rPr>
-          <w:rFonts w:eastAsia="標楷體" w:ascii="Times New Roman" w:hAnsi="Times New Roman"/>
-          <w:b w:val="0"/>
-          <w:i w:val="0"/>
-          <w:sz w:val="24"/>
-        </w:rPr>
-        <w:t>0.5, 1.0, 1.5, 2.0</w:t>
-      </w:r>
-      <w:r>
-        <w:rPr>
-          <w:rFonts w:eastAsia="標楷體" w:ascii="Times New Roman" w:hAnsi="Times New Roman"/>
-          <w:b w:val="0"/>
-          <w:i w:val="0"/>
-          <w:sz w:val="24"/>
-        </w:rPr>
-        <w:t>C 四種倍率，每次轉向間休息 30 min。一輪約 16～18 h（2000 mAh NMC）。協定流程如表 3-4。</w:t>
+        <w:t>：一輪由四組「充電 → 休息 → 放電 → 休息」串成，充電一律以 0.5C 進行（高倍率充電會傷害電池並污染健康度基準），四組的放電倍率依序為 0.5C、1.0C、1.5C、2.0C，每次轉向之間休息 30 分鐘讓電池鬆弛。一輪約 16～18 小時。協定流程如表 3-4：每一組都是相同的四步驟，只有放電倍率不同。</w:t>
       </w:r>
     </w:p>
     <w:tbl>
@@ -9991,15 +8354,15 @@
         </w:tblBorders>
       </w:tblPr>
       <w:tblGrid>
-        <w:gridCol w:w="934"/>
-        <w:gridCol w:w="2991"/>
-        <w:gridCol w:w="1682"/>
-        <w:gridCol w:w="2993"/>
+        <w:gridCol w:w="600"/>
+        <w:gridCol w:w="5058"/>
+        <w:gridCol w:w="674"/>
+        <w:gridCol w:w="2268"/>
       </w:tblGrid>
       <w:tr>
         <w:tc>
           <w:tcPr>
-            <w:tcW w:type="dxa" w:w="934"/>
+            <w:tcW w:type="dxa" w:w="600"/>
             <w:shd w:val="clear" w:color="auto" w:fill="D9E2F3"/>
             <w:vAlign w:val="center"/>
           </w:tcPr>
@@ -10015,13 +8378,13 @@
                 <w:i w:val="0"/>
                 <w:sz w:val="21"/>
               </w:rPr>
-              <w:t>步驟</w:t>
-            </w:r>
-          </w:p>
-        </w:tc>
-        <w:tc>
-          <w:tcPr>
-            <w:tcW w:type="dxa" w:w="2991"/>
+              <w:t>組別</w:t>
+            </w:r>
+          </w:p>
+        </w:tc>
+        <w:tc>
+          <w:tcPr>
+            <w:tcW w:type="dxa" w:w="5058"/>
             <w:shd w:val="clear" w:color="auto" w:fill="D9E2F3"/>
             <w:vAlign w:val="center"/>
           </w:tcPr>
@@ -10037,13 +8400,13 @@
                 <w:i w:val="0"/>
                 <w:sz w:val="21"/>
               </w:rPr>
-              <w:t>動作</w:t>
-            </w:r>
-          </w:p>
-        </w:tc>
-        <w:tc>
-          <w:tcPr>
-            <w:tcW w:type="dxa" w:w="1682"/>
+              <w:t>一組的流程（充電固定 0.5C）</w:t>
+            </w:r>
+          </w:p>
+        </w:tc>
+        <w:tc>
+          <w:tcPr>
+            <w:tcW w:type="dxa" w:w="674"/>
             <w:shd w:val="clear" w:color="auto" w:fill="D9E2F3"/>
             <w:vAlign w:val="center"/>
           </w:tcPr>
@@ -10059,13 +8422,13 @@
                 <w:i w:val="0"/>
                 <w:sz w:val="21"/>
               </w:rPr>
-              <w:t>倍率</w:t>
-            </w:r>
-          </w:p>
-        </w:tc>
-        <w:tc>
-          <w:tcPr>
-            <w:tcW w:type="dxa" w:w="2993"/>
+              <w:t>放電倍率</w:t>
+            </w:r>
+          </w:p>
+        </w:tc>
+        <w:tc>
+          <w:tcPr>
+            <w:tcW w:type="dxa" w:w="2268"/>
             <w:shd w:val="clear" w:color="auto" w:fill="D9E2F3"/>
             <w:vAlign w:val="center"/>
           </w:tcPr>
@@ -10089,7 +8452,28 @@
       <w:tr>
         <w:tc>
           <w:tcPr>
-            <w:tcW w:type="dxa" w:w="934"/>
+            <w:tcW w:type="dxa" w:w="600"/>
+            <w:vAlign w:val="center"/>
+          </w:tcPr>
+          <w:p>
+            <w:pPr>
+              <w:spacing w:before="20" w:after="20" w:lineRule="atLeast" w:line="280"/>
+              <w:jc w:val="center"/>
+            </w:pPr>
+            <w:r>
+              <w:rPr>
+                <w:rFonts w:eastAsia="標楷體" w:ascii="Times New Roman" w:hAnsi="Times New Roman"/>
+                <w:b w:val="0"/>
+                <w:i w:val="0"/>
+                <w:sz w:val="21"/>
+              </w:rPr>
+              <w:t>1</w:t>
+            </w:r>
+          </w:p>
+        </w:tc>
+        <w:tc>
+          <w:tcPr>
+            <w:tcW w:type="dxa" w:w="5058"/>
             <w:vAlign w:val="center"/>
           </w:tcPr>
           <w:p>
@@ -10104,13 +8488,34 @@
                 <w:i w:val="0"/>
                 <w:sz w:val="21"/>
               </w:rPr>
-              <w:t>1</w:t>
-            </w:r>
-          </w:p>
-        </w:tc>
-        <w:tc>
-          <w:tcPr>
-            <w:tcW w:type="dxa" w:w="2991"/>
+              <w:t>充飽 → 休息 30 分 → 放電至截止 → 休息 30 分</w:t>
+            </w:r>
+          </w:p>
+        </w:tc>
+        <w:tc>
+          <w:tcPr>
+            <w:tcW w:type="dxa" w:w="674"/>
+            <w:vAlign w:val="center"/>
+          </w:tcPr>
+          <w:p>
+            <w:pPr>
+              <w:spacing w:before="20" w:after="20" w:lineRule="atLeast" w:line="280"/>
+              <w:jc w:val="center"/>
+            </w:pPr>
+            <w:r>
+              <w:rPr>
+                <w:rFonts w:eastAsia="標楷體" w:ascii="Times New Roman" w:hAnsi="Times New Roman"/>
+                <w:b w:val="0"/>
+                <w:i w:val="0"/>
+                <w:sz w:val="21"/>
+              </w:rPr>
+              <w:t>0.5C</w:t>
+            </w:r>
+          </w:p>
+        </w:tc>
+        <w:tc>
+          <w:tcPr>
+            <w:tcW w:type="dxa" w:w="2268"/>
             <w:vAlign w:val="center"/>
           </w:tcPr>
           <w:p>
@@ -10125,49 +8530,7 @@
                 <w:i w:val="0"/>
                 <w:sz w:val="21"/>
               </w:rPr>
-              <w:t>充電</w:t>
-            </w:r>
-          </w:p>
-        </w:tc>
-        <w:tc>
-          <w:tcPr>
-            <w:tcW w:type="dxa" w:w="1682"/>
-            <w:vAlign w:val="center"/>
-          </w:tcPr>
-          <w:p>
-            <w:pPr>
-              <w:spacing w:before="20" w:after="20" w:lineRule="atLeast" w:line="280"/>
-              <w:jc w:val="left"/>
-            </w:pPr>
-            <w:r>
-              <w:rPr>
-                <w:rFonts w:eastAsia="標楷體" w:ascii="Times New Roman" w:hAnsi="Times New Roman"/>
-                <w:b w:val="0"/>
-                <w:i w:val="0"/>
-                <w:sz w:val="21"/>
-              </w:rPr>
-              <w:t>0.5C → 截止</w:t>
-            </w:r>
-          </w:p>
-        </w:tc>
-        <w:tc>
-          <w:tcPr>
-            <w:tcW w:type="dxa" w:w="2993"/>
-            <w:vAlign w:val="center"/>
-          </w:tcPr>
-          <w:p>
-            <w:pPr>
-              <w:spacing w:before="20" w:after="20" w:lineRule="atLeast" w:line="280"/>
-              <w:jc w:val="left"/>
-            </w:pPr>
-            <w:r>
-              <w:rPr>
-                <w:rFonts w:eastAsia="標楷體" w:ascii="Times New Roman" w:hAnsi="Times New Roman"/>
-                <w:b w:val="0"/>
-                <w:i w:val="0"/>
-                <w:sz w:val="21"/>
-              </w:rPr>
-              <w:t>充飽</w:t>
+              <w:t>取得 0.5C 基準放電曲線</w:t>
             </w:r>
           </w:p>
         </w:tc>
@@ -10175,7 +8538,28 @@
       <w:tr>
         <w:tc>
           <w:tcPr>
-            <w:tcW w:type="dxa" w:w="934"/>
+            <w:tcW w:type="dxa" w:w="600"/>
+            <w:vAlign w:val="center"/>
+          </w:tcPr>
+          <w:p>
+            <w:pPr>
+              <w:spacing w:before="20" w:after="20" w:lineRule="atLeast" w:line="280"/>
+              <w:jc w:val="center"/>
+            </w:pPr>
+            <w:r>
+              <w:rPr>
+                <w:rFonts w:eastAsia="標楷體" w:ascii="Times New Roman" w:hAnsi="Times New Roman"/>
+                <w:b w:val="0"/>
+                <w:i w:val="0"/>
+                <w:sz w:val="21"/>
+              </w:rPr>
+              <w:t>2</w:t>
+            </w:r>
+          </w:p>
+        </w:tc>
+        <w:tc>
+          <w:tcPr>
+            <w:tcW w:type="dxa" w:w="5058"/>
             <w:vAlign w:val="center"/>
           </w:tcPr>
           <w:p>
@@ -10190,13 +8574,34 @@
                 <w:i w:val="0"/>
                 <w:sz w:val="21"/>
               </w:rPr>
-              <w:t>2</w:t>
-            </w:r>
-          </w:p>
-        </w:tc>
-        <w:tc>
-          <w:tcPr>
-            <w:tcW w:type="dxa" w:w="2991"/>
+              <w:t>充飽 → 休息 30 分 → 放電至截止 → 休息 30 分</w:t>
+            </w:r>
+          </w:p>
+        </w:tc>
+        <w:tc>
+          <w:tcPr>
+            <w:tcW w:type="dxa" w:w="674"/>
+            <w:vAlign w:val="center"/>
+          </w:tcPr>
+          <w:p>
+            <w:pPr>
+              <w:spacing w:before="20" w:after="20" w:lineRule="atLeast" w:line="280"/>
+              <w:jc w:val="center"/>
+            </w:pPr>
+            <w:r>
+              <w:rPr>
+                <w:rFonts w:eastAsia="標楷體" w:ascii="Times New Roman" w:hAnsi="Times New Roman"/>
+                <w:b w:val="0"/>
+                <w:i w:val="0"/>
+                <w:sz w:val="21"/>
+              </w:rPr>
+              <w:t>1.0C</w:t>
+            </w:r>
+          </w:p>
+        </w:tc>
+        <w:tc>
+          <w:tcPr>
+            <w:tcW w:type="dxa" w:w="2268"/>
             <w:vAlign w:val="center"/>
           </w:tcPr>
           <w:p>
@@ -10211,49 +8616,7 @@
                 <w:i w:val="0"/>
                 <w:sz w:val="21"/>
               </w:rPr>
-              <w:t>休息</w:t>
-            </w:r>
-          </w:p>
-        </w:tc>
-        <w:tc>
-          <w:tcPr>
-            <w:tcW w:type="dxa" w:w="1682"/>
-            <w:vAlign w:val="center"/>
-          </w:tcPr>
-          <w:p>
-            <w:pPr>
-              <w:spacing w:before="20" w:after="20" w:lineRule="atLeast" w:line="280"/>
-              <w:jc w:val="left"/>
-            </w:pPr>
-            <w:r>
-              <w:rPr>
-                <w:rFonts w:eastAsia="標楷體" w:ascii="Times New Roman" w:hAnsi="Times New Roman"/>
-                <w:b w:val="0"/>
-                <w:i w:val="0"/>
-                <w:sz w:val="21"/>
-              </w:rPr>
-              <w:t>—</w:t>
-            </w:r>
-          </w:p>
-        </w:tc>
-        <w:tc>
-          <w:tcPr>
-            <w:tcW w:type="dxa" w:w="2993"/>
-            <w:vAlign w:val="center"/>
-          </w:tcPr>
-          <w:p>
-            <w:pPr>
-              <w:spacing w:before="20" w:after="20" w:lineRule="atLeast" w:line="280"/>
-              <w:jc w:val="left"/>
-            </w:pPr>
-            <w:r>
-              <w:rPr>
-                <w:rFonts w:eastAsia="標楷體" w:ascii="Times New Roman" w:hAnsi="Times New Roman"/>
-                <w:b w:val="0"/>
-                <w:i w:val="0"/>
-                <w:sz w:val="21"/>
-              </w:rPr>
-              <w:t>30 min 鬆弛</w:t>
+              <w:t>倍率能力</w:t>
             </w:r>
           </w:p>
         </w:tc>
@@ -10261,7 +8624,28 @@
       <w:tr>
         <w:tc>
           <w:tcPr>
-            <w:tcW w:type="dxa" w:w="934"/>
+            <w:tcW w:type="dxa" w:w="600"/>
+            <w:vAlign w:val="center"/>
+          </w:tcPr>
+          <w:p>
+            <w:pPr>
+              <w:spacing w:before="20" w:after="20" w:lineRule="atLeast" w:line="280"/>
+              <w:jc w:val="center"/>
+            </w:pPr>
+            <w:r>
+              <w:rPr>
+                <w:rFonts w:eastAsia="標楷體" w:ascii="Times New Roman" w:hAnsi="Times New Roman"/>
+                <w:b w:val="0"/>
+                <w:i w:val="0"/>
+                <w:sz w:val="21"/>
+              </w:rPr>
+              <w:t>3</w:t>
+            </w:r>
+          </w:p>
+        </w:tc>
+        <w:tc>
+          <w:tcPr>
+            <w:tcW w:type="dxa" w:w="5058"/>
             <w:vAlign w:val="center"/>
           </w:tcPr>
           <w:p>
@@ -10276,13 +8660,34 @@
                 <w:i w:val="0"/>
                 <w:sz w:val="21"/>
               </w:rPr>
-              <w:t>3</w:t>
-            </w:r>
-          </w:p>
-        </w:tc>
-        <w:tc>
-          <w:tcPr>
-            <w:tcW w:type="dxa" w:w="2991"/>
+              <w:t>充飽 → 休息 30 分 → 放電至截止 → 休息 30 分</w:t>
+            </w:r>
+          </w:p>
+        </w:tc>
+        <w:tc>
+          <w:tcPr>
+            <w:tcW w:type="dxa" w:w="674"/>
+            <w:vAlign w:val="center"/>
+          </w:tcPr>
+          <w:p>
+            <w:pPr>
+              <w:spacing w:before="20" w:after="20" w:lineRule="atLeast" w:line="280"/>
+              <w:jc w:val="center"/>
+            </w:pPr>
+            <w:r>
+              <w:rPr>
+                <w:rFonts w:eastAsia="標楷體" w:ascii="Times New Roman" w:hAnsi="Times New Roman"/>
+                <w:b w:val="0"/>
+                <w:i w:val="0"/>
+                <w:sz w:val="21"/>
+              </w:rPr>
+              <w:t>1.5C</w:t>
+            </w:r>
+          </w:p>
+        </w:tc>
+        <w:tc>
+          <w:tcPr>
+            <w:tcW w:type="dxa" w:w="2268"/>
             <w:vAlign w:val="center"/>
           </w:tcPr>
           <w:p>
@@ -10297,49 +8702,7 @@
                 <w:i w:val="0"/>
                 <w:sz w:val="21"/>
               </w:rPr>
-              <w:t>放電</w:t>
-            </w:r>
-          </w:p>
-        </w:tc>
-        <w:tc>
-          <w:tcPr>
-            <w:tcW w:type="dxa" w:w="1682"/>
-            <w:vAlign w:val="center"/>
-          </w:tcPr>
-          <w:p>
-            <w:pPr>
-              <w:spacing w:before="20" w:after="20" w:lineRule="atLeast" w:line="280"/>
-              <w:jc w:val="left"/>
-            </w:pPr>
-            <w:r>
-              <w:rPr>
-                <w:rFonts w:eastAsia="標楷體" w:ascii="Times New Roman" w:hAnsi="Times New Roman"/>
-                <w:b w:val="0"/>
-                <w:i w:val="0"/>
-                <w:sz w:val="21"/>
-              </w:rPr>
-              <w:t>0.5C → 截止</w:t>
-            </w:r>
-          </w:p>
-        </w:tc>
-        <w:tc>
-          <w:tcPr>
-            <w:tcW w:type="dxa" w:w="2993"/>
-            <w:vAlign w:val="center"/>
-          </w:tcPr>
-          <w:p>
-            <w:pPr>
-              <w:spacing w:before="20" w:after="20" w:lineRule="atLeast" w:line="280"/>
-              <w:jc w:val="left"/>
-            </w:pPr>
-            <w:r>
-              <w:rPr>
-                <w:rFonts w:eastAsia="標楷體" w:ascii="Times New Roman" w:hAnsi="Times New Roman"/>
-                <w:b w:val="0"/>
-                <w:i w:val="0"/>
-                <w:sz w:val="21"/>
-              </w:rPr>
-              <w:t>基準 V(SoC) @ 0.5C</w:t>
+              <w:t>倍率能力</w:t>
             </w:r>
           </w:p>
         </w:tc>
@@ -10347,7 +8710,28 @@
       <w:tr>
         <w:tc>
           <w:tcPr>
-            <w:tcW w:type="dxa" w:w="934"/>
+            <w:tcW w:type="dxa" w:w="600"/>
+            <w:vAlign w:val="center"/>
+          </w:tcPr>
+          <w:p>
+            <w:pPr>
+              <w:spacing w:before="20" w:after="20" w:lineRule="atLeast" w:line="280"/>
+              <w:jc w:val="center"/>
+            </w:pPr>
+            <w:r>
+              <w:rPr>
+                <w:rFonts w:eastAsia="標楷體" w:ascii="Times New Roman" w:hAnsi="Times New Roman"/>
+                <w:b w:val="0"/>
+                <w:i w:val="0"/>
+                <w:sz w:val="21"/>
+              </w:rPr>
+              <w:t>4</w:t>
+            </w:r>
+          </w:p>
+        </w:tc>
+        <w:tc>
+          <w:tcPr>
+            <w:tcW w:type="dxa" w:w="5058"/>
             <w:vAlign w:val="center"/>
           </w:tcPr>
           <w:p>
@@ -10362,13 +8746,34 @@
                 <w:i w:val="0"/>
                 <w:sz w:val="21"/>
               </w:rPr>
-              <w:t>4</w:t>
-            </w:r>
-          </w:p>
-        </w:tc>
-        <w:tc>
-          <w:tcPr>
-            <w:tcW w:type="dxa" w:w="2991"/>
+              <w:t>充飽 → 休息 30 分 → 放電至截止 → 休息 30 分</w:t>
+            </w:r>
+          </w:p>
+        </w:tc>
+        <w:tc>
+          <w:tcPr>
+            <w:tcW w:type="dxa" w:w="674"/>
+            <w:vAlign w:val="center"/>
+          </w:tcPr>
+          <w:p>
+            <w:pPr>
+              <w:spacing w:before="20" w:after="20" w:lineRule="atLeast" w:line="280"/>
+              <w:jc w:val="center"/>
+            </w:pPr>
+            <w:r>
+              <w:rPr>
+                <w:rFonts w:eastAsia="標楷體" w:ascii="Times New Roman" w:hAnsi="Times New Roman"/>
+                <w:b w:val="0"/>
+                <w:i w:val="0"/>
+                <w:sz w:val="21"/>
+              </w:rPr>
+              <w:t>2.0C</w:t>
+            </w:r>
+          </w:p>
+        </w:tc>
+        <w:tc>
+          <w:tcPr>
+            <w:tcW w:type="dxa" w:w="2268"/>
             <w:vAlign w:val="center"/>
           </w:tcPr>
           <w:p>
@@ -10383,280 +8788,7 @@
                 <w:i w:val="0"/>
                 <w:sz w:val="21"/>
               </w:rPr>
-              <w:t>休息</w:t>
-            </w:r>
-          </w:p>
-        </w:tc>
-        <w:tc>
-          <w:tcPr>
-            <w:tcW w:type="dxa" w:w="1682"/>
-            <w:vAlign w:val="center"/>
-          </w:tcPr>
-          <w:p>
-            <w:pPr>
-              <w:spacing w:before="20" w:after="20" w:lineRule="atLeast" w:line="280"/>
-              <w:jc w:val="left"/>
-            </w:pPr>
-            <w:r>
-              <w:rPr>
-                <w:rFonts w:eastAsia="標楷體" w:ascii="Times New Roman" w:hAnsi="Times New Roman"/>
-                <w:b w:val="0"/>
-                <w:i w:val="0"/>
-                <w:sz w:val="21"/>
-              </w:rPr>
-              <w:t>—</w:t>
-            </w:r>
-          </w:p>
-        </w:tc>
-        <w:tc>
-          <w:tcPr>
-            <w:tcW w:type="dxa" w:w="2993"/>
-            <w:vAlign w:val="center"/>
-          </w:tcPr>
-          <w:p>
-            <w:pPr>
-              <w:spacing w:before="20" w:after="20" w:lineRule="atLeast" w:line="280"/>
-              <w:jc w:val="left"/>
-            </w:pPr>
-            <w:r>
-              <w:rPr>
-                <w:rFonts w:eastAsia="標楷體" w:ascii="Times New Roman" w:hAnsi="Times New Roman"/>
-                <w:b w:val="0"/>
-                <w:i w:val="0"/>
-                <w:sz w:val="21"/>
-              </w:rPr>
-              <w:t>30 min</w:t>
-            </w:r>
-          </w:p>
-        </w:tc>
-      </w:tr>
-      <w:tr>
-        <w:tc>
-          <w:tcPr>
-            <w:tcW w:type="dxa" w:w="934"/>
-            <w:vAlign w:val="center"/>
-          </w:tcPr>
-          <w:p>
-            <w:pPr>
-              <w:spacing w:before="20" w:after="20" w:lineRule="atLeast" w:line="280"/>
-              <w:jc w:val="left"/>
-            </w:pPr>
-            <w:r>
-              <w:rPr>
-                <w:rFonts w:eastAsia="標楷體" w:ascii="Times New Roman" w:hAnsi="Times New Roman"/>
-                <w:b w:val="0"/>
-                <w:i w:val="0"/>
-                <w:sz w:val="21"/>
-              </w:rPr>
-              <w:t>5–8</w:t>
-            </w:r>
-          </w:p>
-        </w:tc>
-        <w:tc>
-          <w:tcPr>
-            <w:tcW w:type="dxa" w:w="2991"/>
-            <w:vAlign w:val="center"/>
-          </w:tcPr>
-          <w:p>
-            <w:pPr>
-              <w:spacing w:before="20" w:after="20" w:lineRule="atLeast" w:line="280"/>
-              <w:jc w:val="left"/>
-            </w:pPr>
-            <w:r>
-              <w:rPr>
-                <w:rFonts w:eastAsia="標楷體" w:ascii="Times New Roman" w:hAnsi="Times New Roman"/>
-                <w:b w:val="0"/>
-                <w:i w:val="0"/>
-                <w:sz w:val="21"/>
-              </w:rPr>
-              <w:t>充電→休息→放電 1.0C→休息</w:t>
-            </w:r>
-          </w:p>
-        </w:tc>
-        <w:tc>
-          <w:tcPr>
-            <w:tcW w:type="dxa" w:w="1682"/>
-            <w:vAlign w:val="center"/>
-          </w:tcPr>
-          <w:p>
-            <w:pPr>
-              <w:spacing w:before="20" w:after="20" w:lineRule="atLeast" w:line="280"/>
-              <w:jc w:val="left"/>
-            </w:pPr>
-          </w:p>
-        </w:tc>
-        <w:tc>
-          <w:tcPr>
-            <w:tcW w:type="dxa" w:w="2993"/>
-            <w:vAlign w:val="center"/>
-          </w:tcPr>
-          <w:p>
-            <w:pPr>
-              <w:spacing w:before="20" w:after="20" w:lineRule="atLeast" w:line="280"/>
-              <w:jc w:val="left"/>
-            </w:pPr>
-            <w:r>
-              <w:rPr>
-                <w:rFonts w:eastAsia="標楷體" w:ascii="Times New Roman" w:hAnsi="Times New Roman"/>
-                <w:b w:val="0"/>
-                <w:i w:val="0"/>
-                <w:sz w:val="21"/>
-              </w:rPr>
-              <w:t>rate-capability</w:t>
-            </w:r>
-          </w:p>
-        </w:tc>
-      </w:tr>
-      <w:tr>
-        <w:tc>
-          <w:tcPr>
-            <w:tcW w:type="dxa" w:w="934"/>
-            <w:vAlign w:val="center"/>
-          </w:tcPr>
-          <w:p>
-            <w:pPr>
-              <w:spacing w:before="20" w:after="20" w:lineRule="atLeast" w:line="280"/>
-              <w:jc w:val="left"/>
-            </w:pPr>
-            <w:r>
-              <w:rPr>
-                <w:rFonts w:eastAsia="標楷體" w:ascii="Times New Roman" w:hAnsi="Times New Roman"/>
-                <w:b w:val="0"/>
-                <w:i w:val="0"/>
-                <w:sz w:val="21"/>
-              </w:rPr>
-              <w:t>9–12</w:t>
-            </w:r>
-          </w:p>
-        </w:tc>
-        <w:tc>
-          <w:tcPr>
-            <w:tcW w:type="dxa" w:w="2991"/>
-            <w:vAlign w:val="center"/>
-          </w:tcPr>
-          <w:p>
-            <w:pPr>
-              <w:spacing w:before="20" w:after="20" w:lineRule="atLeast" w:line="280"/>
-              <w:jc w:val="left"/>
-            </w:pPr>
-            <w:r>
-              <w:rPr>
-                <w:rFonts w:eastAsia="標楷體" w:ascii="Times New Roman" w:hAnsi="Times New Roman"/>
-                <w:b w:val="0"/>
-                <w:i w:val="0"/>
-                <w:sz w:val="21"/>
-              </w:rPr>
-              <w:t>充電→休息→放電 1.5C→休息</w:t>
-            </w:r>
-          </w:p>
-        </w:tc>
-        <w:tc>
-          <w:tcPr>
-            <w:tcW w:type="dxa" w:w="1682"/>
-            <w:vAlign w:val="center"/>
-          </w:tcPr>
-          <w:p>
-            <w:pPr>
-              <w:spacing w:before="20" w:after="20" w:lineRule="atLeast" w:line="280"/>
-              <w:jc w:val="left"/>
-            </w:pPr>
-          </w:p>
-        </w:tc>
-        <w:tc>
-          <w:tcPr>
-            <w:tcW w:type="dxa" w:w="2993"/>
-            <w:vAlign w:val="center"/>
-          </w:tcPr>
-          <w:p>
-            <w:pPr>
-              <w:spacing w:before="20" w:after="20" w:lineRule="atLeast" w:line="280"/>
-              <w:jc w:val="left"/>
-            </w:pPr>
-            <w:r>
-              <w:rPr>
-                <w:rFonts w:eastAsia="標楷體" w:ascii="Times New Roman" w:hAnsi="Times New Roman"/>
-                <w:b w:val="0"/>
-                <w:i w:val="0"/>
-                <w:sz w:val="21"/>
-              </w:rPr>
-              <w:t>rate-capability</w:t>
-            </w:r>
-          </w:p>
-        </w:tc>
-      </w:tr>
-      <w:tr>
-        <w:tc>
-          <w:tcPr>
-            <w:tcW w:type="dxa" w:w="934"/>
-            <w:vAlign w:val="center"/>
-          </w:tcPr>
-          <w:p>
-            <w:pPr>
-              <w:spacing w:before="20" w:after="20" w:lineRule="atLeast" w:line="280"/>
-              <w:jc w:val="left"/>
-            </w:pPr>
-            <w:r>
-              <w:rPr>
-                <w:rFonts w:eastAsia="標楷體" w:ascii="Times New Roman" w:hAnsi="Times New Roman"/>
-                <w:b w:val="0"/>
-                <w:i w:val="0"/>
-                <w:sz w:val="21"/>
-              </w:rPr>
-              <w:t>13–16</w:t>
-            </w:r>
-          </w:p>
-        </w:tc>
-        <w:tc>
-          <w:tcPr>
-            <w:tcW w:type="dxa" w:w="2991"/>
-            <w:vAlign w:val="center"/>
-          </w:tcPr>
-          <w:p>
-            <w:pPr>
-              <w:spacing w:before="20" w:after="20" w:lineRule="atLeast" w:line="280"/>
-              <w:jc w:val="left"/>
-            </w:pPr>
-            <w:r>
-              <w:rPr>
-                <w:rFonts w:eastAsia="標楷體" w:ascii="Times New Roman" w:hAnsi="Times New Roman"/>
-                <w:b w:val="0"/>
-                <w:i w:val="0"/>
-                <w:sz w:val="21"/>
-              </w:rPr>
-              <w:t>充電→休息→放電 2.0C→休息</w:t>
-            </w:r>
-          </w:p>
-        </w:tc>
-        <w:tc>
-          <w:tcPr>
-            <w:tcW w:type="dxa" w:w="1682"/>
-            <w:vAlign w:val="center"/>
-          </w:tcPr>
-          <w:p>
-            <w:pPr>
-              <w:spacing w:before="20" w:after="20" w:lineRule="atLeast" w:line="280"/>
-              <w:jc w:val="left"/>
-            </w:pPr>
-          </w:p>
-        </w:tc>
-        <w:tc>
-          <w:tcPr>
-            <w:tcW w:type="dxa" w:w="2993"/>
-            <w:vAlign w:val="center"/>
-          </w:tcPr>
-          <w:p>
-            <w:pPr>
-              <w:spacing w:before="20" w:after="20" w:lineRule="atLeast" w:line="280"/>
-              <w:jc w:val="left"/>
-            </w:pPr>
-            <w:r>
-              <w:rPr>
-                <w:rFonts w:eastAsia="標楷體" w:ascii="Times New Roman" w:hAnsi="Times New Roman"/>
-                <w:b w:val="0"/>
-                <w:i w:val="0"/>
-                <w:sz w:val="21"/>
-              </w:rPr>
-              <w:t>rate-capability</w:t>
+              <w:t>倍率能力</w:t>
             </w:r>
           </w:p>
         </w:tc>
@@ -10907,7 +9039,7 @@
           <w:i w:val="0"/>
           <w:sz w:val="24"/>
         </w:rPr>
-        <w:t xml:space="preserve">：放電步在 CC 基礎上週期性注入電流擾動，直接服務第四章的動態阻抗法 [2]。每 60 s 由基礎倍率短暫步降到 0.2C、dwell 1 s 後步回，取步降前後兩個穩態樣本計算 </w:t>
+        <w:t xml:space="preserve">：放電步在 CC 基礎上週期性注入電流擾動，直接服務第四章的動態阻抗法 [1]。每 60 s 由基礎倍率短暫步降到 0.2C、dwell 1 s 後步回，取步降前後兩個穩態樣本計算 </w:t>
       </w:r>
       <w:r>
         <w:rPr>
@@ -11119,21 +9251,6 @@
     </w:p>
     <w:p>
       <w:pPr>
-        <w:spacing w:before="240" w:after="120" w:lineRule="atLeast" w:line="360"/>
-        <w:jc w:val="left"/>
-      </w:pPr>
-      <w:r>
-        <w:rPr>
-          <w:rFonts w:eastAsia="標楷體" w:ascii="Times New Roman" w:hAnsi="Times New Roman"/>
-          <w:b/>
-          <w:i w:val="0"/>
-          <w:sz w:val="28"/>
-        </w:rPr>
-        <w:t>3.7 GITT pseudo-OCV 表建立</w:t>
-      </w:r>
-    </w:p>
-    <w:p>
-      <w:pPr>
         <w:spacing w:lineRule="atLeast" w:line="480"/>
         <w:ind w:firstLine="480"/>
         <w:jc w:val="both"/>
@@ -11145,398 +9262,7 @@
           <w:i w:val="0"/>
           <w:sz w:val="24"/>
         </w:rPr>
-        <w:t xml:space="preserve">第四章的 EKF 觀測方程需要一條 OCV–SOC 對應曲線，否則 EKF 無法實作。如第二章所述，OCV 查表作為獨立即時方法與本研究的 rate-capability 協定不相容，故折衷以 GITT（恆電流間歇滴定法，Galvanostatic Intermittent Titration Technique）標準協定一次性建立 pseudo-OCV 表，專供 EKF 使用 </w:t>
-      </w:r>
-      <w:r>
-        <w:rPr>
-          <w:rFonts w:eastAsia="標楷體" w:ascii="Times New Roman" w:hAnsi="Times New Roman"/>
-          <w:b/>
-          <w:i w:val="0"/>
-          <w:color w:val="C00000"/>
-          <w:sz w:val="24"/>
-        </w:rPr>
-        <w:t>[待補引用]</w:t>
-      </w:r>
-      <w:r>
-        <w:rPr>
-          <w:rFonts w:eastAsia="標楷體" w:ascii="Times New Roman" w:hAnsi="Times New Roman"/>
-          <w:b w:val="0"/>
-          <w:i w:val="0"/>
-          <w:sz w:val="24"/>
-        </w:rPr>
-        <w:t xml:space="preserve">。此流程由 </w:t>
-      </w:r>
-      <w:r>
-        <w:rPr>
-          <w:rFonts w:eastAsia="標楷體" w:ascii="Consolas" w:hAnsi="Consolas"/>
-          <w:b w:val="0"/>
-          <w:i w:val="0"/>
-          <w:sz w:val="21"/>
-        </w:rPr>
-        <w:t>gitt_ocv_runner.py</w:t>
-      </w:r>
-      <w:r>
-        <w:rPr>
-          <w:rFonts w:eastAsia="標楷體" w:ascii="Times New Roman" w:hAnsi="Times New Roman"/>
-          <w:b w:val="0"/>
-          <w:i w:val="0"/>
-          <w:sz w:val="24"/>
-        </w:rPr>
-        <w:t xml:space="preserve"> 自動化。</w:t>
-      </w:r>
-    </w:p>
-    <w:p>
-      <w:pPr>
-        <w:spacing w:lineRule="atLeast" w:line="480"/>
-        <w:ind w:firstLine="480"/>
-        <w:jc w:val="both"/>
-      </w:pPr>
-      <w:r>
-        <w:rPr>
-          <w:rFonts w:eastAsia="標楷體" w:ascii="Times New Roman" w:hAnsi="Times New Roman"/>
-          <w:b/>
-          <w:i w:val="0"/>
-          <w:sz w:val="24"/>
-        </w:rPr>
-        <w:t>協定參數</w:t>
-      </w:r>
-      <w:r>
-        <w:rPr>
-          <w:rFonts w:eastAsia="標楷體" w:ascii="Times New Roman" w:hAnsi="Times New Roman"/>
-          <w:b w:val="0"/>
-          <w:i w:val="0"/>
-          <w:sz w:val="24"/>
-        </w:rPr>
-        <w:t xml:space="preserve">：SOC 步長 5%（1% 過密、CP 值差）、每步靜置 60 min（30 min 殘餘漂移仍約 2～5 mV）、CC 倍率 0.5C，雙向進行——放電向 100%→約 0%、充電向約 0%→100%，各 20 步。流程自動先 CC-CV 充飽（PHASE 1，約 2.5 h），再跑放電 GITT（PHASE 2，約 22 h），最後跑充電 GITT（PHASE 3，約 22 h），結束時電池恢復至滿電，可安全串接後續 round。總時程約 </w:t>
-      </w:r>
-      <w:r>
-        <w:rPr>
-          <w:rFonts w:eastAsia="標楷體" w:ascii="Times New Roman" w:hAnsi="Times New Roman"/>
-          <w:b/>
-          <w:i w:val="0"/>
-          <w:sz w:val="24"/>
-        </w:rPr>
-        <w:t>46 h</w:t>
-      </w:r>
-      <w:r>
-        <w:rPr>
-          <w:rFonts w:eastAsia="標楷體" w:ascii="Times New Roman" w:hAnsi="Times New Roman"/>
-          <w:b w:val="0"/>
-          <w:i w:val="0"/>
-          <w:sz w:val="24"/>
-        </w:rPr>
-        <w:t>，一次性建表。</w:t>
-      </w:r>
-    </w:p>
-    <w:p>
-      <w:pPr>
-        <w:spacing w:lineRule="atLeast" w:line="480"/>
-        <w:ind w:firstLine="480"/>
-        <w:jc w:val="both"/>
-      </w:pPr>
-      <w:r>
-        <w:rPr>
-          <w:rFonts w:eastAsia="標楷體" w:ascii="Times New Roman" w:hAnsi="Times New Roman"/>
-          <w:b/>
-          <w:i w:val="0"/>
-          <w:sz w:val="24"/>
-        </w:rPr>
-        <w:t>平衡電壓與 pseudo-OCV</w:t>
-      </w:r>
-      <w:r>
-        <w:rPr>
-          <w:rFonts w:eastAsia="標楷體" w:ascii="Times New Roman" w:hAnsi="Times New Roman"/>
-          <w:b w:val="0"/>
-          <w:i w:val="0"/>
-          <w:sz w:val="24"/>
-        </w:rPr>
-        <w:t xml:space="preserve">：每步 CC 移動 5% SOC 後靜置 60 min，取靜置末段最後 30 s 電壓平均為該 SOC bin 的平衡電壓 </w:t>
-      </w:r>
-      <w:r>
-        <w:rPr>
-          <w:rFonts w:eastAsia="標楷體" w:ascii="Times New Roman" w:hAnsi="Times New Roman"/>
-          <w:b w:val="0"/>
-          <w:i w:val="0"/>
-          <w:sz w:val="24"/>
-        </w:rPr>
-        <w:t>V_eq</w:t>
-      </w:r>
-      <w:r>
-        <w:rPr>
-          <w:rFonts w:eastAsia="標楷體" w:ascii="Times New Roman" w:hAnsi="Times New Roman"/>
-          <w:b w:val="0"/>
-          <w:i w:val="0"/>
-          <w:sz w:val="24"/>
-        </w:rPr>
-        <w:t xml:space="preserve">；並計算靜置末 5 min 的 </w:t>
-      </w:r>
-      <w:r>
-        <w:rPr>
-          <w:rFonts w:eastAsia="標楷體" w:ascii="Times New Roman" w:hAnsi="Times New Roman"/>
-          <w:b w:val="0"/>
-          <w:i w:val="0"/>
-          <w:sz w:val="24"/>
-        </w:rPr>
-        <w:t>dV/dt</w:t>
-      </w:r>
-      <w:r>
-        <w:rPr>
-          <w:rFonts w:eastAsia="標楷體" w:ascii="Times New Roman" w:hAnsi="Times New Roman"/>
-          <w:b w:val="0"/>
-          <w:i w:val="0"/>
-          <w:sz w:val="24"/>
-        </w:rPr>
-        <w:t xml:space="preserve">（mV/min）以監看是否充分鬆弛。為消除充放電遲滯迴路，pseudo-OCV 取同一 SOC bin 上放電向與充電向 </w:t>
-      </w:r>
-      <w:r>
-        <w:rPr>
-          <w:rFonts w:eastAsia="標楷體" w:ascii="Times New Roman" w:hAnsi="Times New Roman"/>
-          <w:b w:val="0"/>
-          <w:i w:val="0"/>
-          <w:sz w:val="24"/>
-        </w:rPr>
-        <w:t>V_eq</w:t>
-      </w:r>
-      <w:r>
-        <w:rPr>
-          <w:rFonts w:eastAsia="標楷體" w:ascii="Times New Roman" w:hAnsi="Times New Roman"/>
-          <w:b w:val="0"/>
-          <w:i w:val="0"/>
-          <w:sz w:val="24"/>
-        </w:rPr>
-        <w:t xml:space="preserve"> 之平均：</w:t>
-      </w:r>
-    </w:p>
-    <w:p>
-      <w:pPr>
-        <w:spacing w:before="120" w:after="120" w:lineRule="atLeast" w:line="480"/>
-        <w:jc w:val="center"/>
-      </w:pPr>
-      <w:r>
-        <w:rPr>
-          <w:rFonts w:eastAsia="標楷體" w:ascii="Cambria Math" w:hAnsi="Cambria Math"/>
-          <w:sz w:val="24"/>
-        </w:rPr>
-        <w:t>V_pseudo(SOC) = (V_eq^ disch(SOC) + V_eq^ chg(SOC))/(2)</w:t>
-      </w:r>
-    </w:p>
-    <w:p>
-      <w:pPr>
-        <w:spacing w:lineRule="atLeast" w:line="480"/>
-        <w:ind w:firstLine="480"/>
-        <w:jc w:val="both"/>
-      </w:pPr>
-      <w:r>
-        <w:rPr>
-          <w:rFonts w:eastAsia="標楷體" w:ascii="Times New Roman" w:hAnsi="Times New Roman"/>
-          <w:b w:val="0"/>
-          <w:i w:val="0"/>
-          <w:sz w:val="24"/>
-        </w:rPr>
-        <w:t xml:space="preserve">充電 GITT 為使端電壓對建表有意義，刻意維持在嚴格 CC（每步在 </w:t>
-      </w:r>
-      <w:r>
-        <w:rPr>
-          <w:rFonts w:eastAsia="標楷體" w:ascii="Times New Roman" w:hAnsi="Times New Roman"/>
-          <w:b w:val="0"/>
-          <w:i w:val="0"/>
-          <w:sz w:val="24"/>
-        </w:rPr>
-        <w:t>V ≥ V_cv-5 mV</w:t>
-      </w:r>
-      <w:r>
-        <w:rPr>
-          <w:rFonts w:eastAsia="標楷體" w:ascii="Times New Roman" w:hAnsi="Times New Roman"/>
-          <w:b w:val="0"/>
-          <w:i w:val="0"/>
-          <w:sz w:val="24"/>
-        </w:rPr>
-        <w:t xml:space="preserve"> 即停，避免 CV taper 使載流端電壓失去資訊）。</w:t>
-      </w:r>
-    </w:p>
-    <w:p>
-      <w:pPr>
-        <w:spacing w:lineRule="atLeast" w:line="480"/>
-        <w:ind w:firstLine="480"/>
-        <w:jc w:val="both"/>
-      </w:pPr>
-      <w:r>
-        <w:rPr>
-          <w:rFonts w:eastAsia="標楷體" w:ascii="Times New Roman" w:hAnsi="Times New Roman"/>
-          <w:b/>
-          <w:i w:val="0"/>
-          <w:sz w:val="24"/>
-        </w:rPr>
-        <w:t>輸出產物</w:t>
-      </w:r>
-      <w:r>
-        <w:rPr>
-          <w:rFonts w:eastAsia="標楷體" w:ascii="Times New Roman" w:hAnsi="Times New Roman"/>
-          <w:b w:val="0"/>
-          <w:i w:val="0"/>
-          <w:sz w:val="24"/>
-        </w:rPr>
-        <w:t>：三個共用時間戳的 CSV——</w:t>
-      </w:r>
-      <w:r>
-        <w:rPr>
-          <w:rFonts w:eastAsia="標楷體" w:ascii="Consolas" w:hAnsi="Consolas"/>
-          <w:b w:val="0"/>
-          <w:i w:val="0"/>
-          <w:sz w:val="21"/>
-        </w:rPr>
-        <w:t>gitt_trace_*.csv</w:t>
-      </w:r>
-      <w:r>
-        <w:rPr>
-          <w:rFonts w:eastAsia="標楷體" w:ascii="Times New Roman" w:hAnsi="Times New Roman"/>
-          <w:b w:val="0"/>
-          <w:i w:val="0"/>
-          <w:sz w:val="24"/>
-        </w:rPr>
-        <w:t>（完整取樣級時序）、</w:t>
-      </w:r>
-      <w:r>
-        <w:rPr>
-          <w:rFonts w:eastAsia="標楷體" w:ascii="Consolas" w:hAnsi="Consolas"/>
-          <w:b w:val="0"/>
-          <w:i w:val="0"/>
-          <w:sz w:val="21"/>
-        </w:rPr>
-        <w:t>gitt_summary_*.csv</w:t>
-      </w:r>
-      <w:r>
-        <w:rPr>
-          <w:rFonts w:eastAsia="標楷體" w:ascii="Times New Roman" w:hAnsi="Times New Roman"/>
-          <w:b w:val="0"/>
-          <w:i w:val="0"/>
-          <w:sz w:val="24"/>
-        </w:rPr>
-        <w:t xml:space="preserve">（每步一列，含靜置 5/15/30/45/60 min 的電壓與 </w:t>
-      </w:r>
-      <w:r>
-        <w:rPr>
-          <w:rFonts w:eastAsia="標楷體" w:ascii="Times New Roman" w:hAnsi="Times New Roman"/>
-          <w:b w:val="0"/>
-          <w:i w:val="0"/>
-          <w:sz w:val="24"/>
-        </w:rPr>
-        <w:t>V_eq</w:t>
-      </w:r>
-      <w:r>
-        <w:rPr>
-          <w:rFonts w:eastAsia="標楷體" w:ascii="Times New Roman" w:hAnsi="Times New Roman"/>
-          <w:b w:val="0"/>
-          <w:i w:val="0"/>
-          <w:sz w:val="24"/>
-        </w:rPr>
-        <w:t>、</w:t>
-      </w:r>
-      <w:r>
-        <w:rPr>
-          <w:rFonts w:eastAsia="標楷體" w:ascii="Times New Roman" w:hAnsi="Times New Roman"/>
-          <w:b w:val="0"/>
-          <w:i w:val="0"/>
-          <w:sz w:val="24"/>
-        </w:rPr>
-        <w:t>dV/dt</w:t>
-      </w:r>
-      <w:r>
-        <w:rPr>
-          <w:rFonts w:eastAsia="標楷體" w:ascii="Times New Roman" w:hAnsi="Times New Roman"/>
-          <w:b w:val="0"/>
-          <w:i w:val="0"/>
-          <w:sz w:val="24"/>
-        </w:rPr>
-        <w:t>）、</w:t>
-      </w:r>
-      <w:r>
-        <w:rPr>
-          <w:rFonts w:eastAsia="標楷體" w:ascii="Consolas" w:hAnsi="Consolas"/>
-          <w:b w:val="0"/>
-          <w:i w:val="0"/>
-          <w:sz w:val="21"/>
-        </w:rPr>
-        <w:t>ocv_table_*.csv</w:t>
-      </w:r>
-      <w:r>
-        <w:rPr>
-          <w:rFonts w:eastAsia="標楷體" w:ascii="Times New Roman" w:hAnsi="Times New Roman"/>
-          <w:b w:val="0"/>
-          <w:i w:val="0"/>
-          <w:sz w:val="24"/>
-        </w:rPr>
-        <w:t xml:space="preserve">（最終 SOC × </w:t>
-      </w:r>
-      <w:r>
-        <w:rPr>
-          <w:rFonts w:eastAsia="標楷體" w:ascii="Times New Roman" w:hAnsi="Times New Roman"/>
-          <w:b w:val="0"/>
-          <w:i w:val="0"/>
-          <w:sz w:val="24"/>
-        </w:rPr>
-        <w:t>V_disch</w:t>
-      </w:r>
-      <w:r>
-        <w:rPr>
-          <w:rFonts w:eastAsia="標楷體" w:ascii="Times New Roman" w:hAnsi="Times New Roman"/>
-          <w:b w:val="0"/>
-          <w:i w:val="0"/>
-          <w:sz w:val="24"/>
-        </w:rPr>
-        <w:t xml:space="preserve"> × </w:t>
-      </w:r>
-      <w:r>
-        <w:rPr>
-          <w:rFonts w:eastAsia="標楷體" w:ascii="Times New Roman" w:hAnsi="Times New Roman"/>
-          <w:b w:val="0"/>
-          <w:i w:val="0"/>
-          <w:sz w:val="24"/>
-        </w:rPr>
-        <w:t>V_chg</w:t>
-      </w:r>
-      <w:r>
-        <w:rPr>
-          <w:rFonts w:eastAsia="標楷體" w:ascii="Times New Roman" w:hAnsi="Times New Roman"/>
-          <w:b w:val="0"/>
-          <w:i w:val="0"/>
-          <w:sz w:val="24"/>
-        </w:rPr>
-        <w:t xml:space="preserve"> × </w:t>
-      </w:r>
-      <w:r>
-        <w:rPr>
-          <w:rFonts w:eastAsia="標楷體" w:ascii="Times New Roman" w:hAnsi="Times New Roman"/>
-          <w:b w:val="0"/>
-          <w:i w:val="0"/>
-          <w:sz w:val="24"/>
-        </w:rPr>
-        <w:t>V_pseudo</w:t>
-      </w:r>
-      <w:r>
-        <w:rPr>
-          <w:rFonts w:eastAsia="標楷體" w:ascii="Times New Roman" w:hAnsi="Times New Roman"/>
-          <w:b w:val="0"/>
-          <w:i w:val="0"/>
-          <w:sz w:val="24"/>
-        </w:rPr>
-        <w:t>）。最後一張即第四章 EKF 觀測方程所用的 OCV–SOC 對應表。</w:t>
-      </w:r>
-    </w:p>
-    <w:p>
-      <w:pPr>
-        <w:spacing w:lineRule="atLeast" w:line="480"/>
-        <w:ind w:firstLine="480"/>
-        <w:jc w:val="both"/>
-      </w:pPr>
-      <w:r>
-        <w:rPr>
-          <w:rFonts w:eastAsia="標楷體" w:ascii="Times New Roman" w:hAnsi="Times New Roman"/>
-          <w:b w:val="0"/>
-          <w:i w:val="0"/>
-          <w:sz w:val="24"/>
-        </w:rPr>
-        <w:t>至此，本章已交代第四章三種 SOC 估測方法所需的全部基礎設施：統一的韌體載體（3.2）、可信的電流量測（3.3）、可靠的儀器自動化（3.4）、安全的實驗環境（3.5）、乾淨且可累積的測試數據（3.6）與 EKF 所需的 OCV 表（3.7）。下一章將在此平台上，依「原理 → 演算法 → STM32 實作 → 實驗結果」的一致結構，分別實作並公平比較庫倫計數法、擴展卡爾曼濾波器與動態阻抗法。</w:t>
+        <w:t>至此，本章已交代第四章三種 SOC 估測方法所需的主要基礎設施：統一的韌體載體（3.2）、可信的電流量測（3.3）、可靠的儀器自動化（3.4），以及乾淨且可累積的測試數據（3.5）。下一章將在此平台上，依「原理 → 演算法 → 嵌入式實作 → 實驗結果」的一致結構，分別實作並公平比較庫倫計數法、擴展卡爾曼濾波器與動態阻抗法。</w:t>
       </w:r>
     </w:p>
     <w:p>
@@ -12619,7 +10345,7 @@
           <w:rFonts w:eastAsia="標楷體" w:ascii="Cambria Math" w:hAnsi="Cambria Math"/>
           <w:sz w:val="24"/>
         </w:rPr>
-        <w:t>SOC(t) = SOC(t_0) - (1)/(C_rated) ∫_t_0^t η · I(τ) dτ</w:t>
+        <w:t>SOC(t) = SOC(t_0) - (1)/(C_rated) ∫_t_0^t I(τ) dτ</w:t>
       </w:r>
     </w:p>
     <w:p>
@@ -12644,88 +10370,52 @@
           <w:i w:val="0"/>
           <w:sz w:val="24"/>
         </w:rPr>
-        <w:t>η</w:t>
-      </w:r>
-      <w:r>
-        <w:rPr>
-          <w:rFonts w:eastAsia="標楷體" w:ascii="Times New Roman" w:hAnsi="Times New Roman"/>
-          <w:b w:val="0"/>
-          <w:i w:val="0"/>
-          <w:sz w:val="24"/>
-        </w:rPr>
-        <w:t xml:space="preserve"> 為庫倫效率。本研究於充電方向取 </w:t>
-      </w:r>
-      <w:r>
-        <w:rPr>
-          <w:rFonts w:eastAsia="標楷體" w:ascii="Times New Roman" w:hAnsi="Times New Roman"/>
-          <w:b w:val="0"/>
-          <w:i w:val="0"/>
-          <w:sz w:val="24"/>
-        </w:rPr>
-        <w:t>η_chg</w:t>
-      </w:r>
-      <w:r>
-        <w:rPr>
-          <w:rFonts w:eastAsia="標楷體" w:ascii="Times New Roman" w:hAnsi="Times New Roman"/>
-          <w:b w:val="0"/>
-          <w:i w:val="0"/>
-          <w:sz w:val="24"/>
-        </w:rPr>
-        <w:t xml:space="preserve">、放電方向取 </w:t>
-      </w:r>
-      <w:r>
-        <w:rPr>
-          <w:rFonts w:eastAsia="標楷體" w:ascii="Times New Roman" w:hAnsi="Times New Roman"/>
-          <w:b w:val="0"/>
-          <w:i w:val="0"/>
-          <w:sz w:val="24"/>
-        </w:rPr>
-        <w:t>η_dis ≈ 1</w:t>
-      </w:r>
-      <w:r>
-        <w:rPr>
-          <w:rFonts w:eastAsia="標楷體" w:ascii="Times New Roman" w:hAnsi="Times New Roman"/>
-          <w:b w:val="0"/>
-          <w:i w:val="0"/>
-          <w:sz w:val="24"/>
-        </w:rPr>
-        <w:t xml:space="preserve">；NMC 體系庫倫效率接近 1，室溫下單一 cycle 內以 </w:t>
-      </w:r>
-      <w:r>
-        <w:rPr>
-          <w:rFonts w:eastAsia="標楷體" w:ascii="Times New Roman" w:hAnsi="Times New Roman"/>
-          <w:b w:val="0"/>
-          <w:i w:val="0"/>
-          <w:sz w:val="24"/>
-        </w:rPr>
-        <w:t>η = 1</w:t>
-      </w:r>
-      <w:r>
-        <w:rPr>
-          <w:rFonts w:eastAsia="標楷體" w:ascii="Times New Roman" w:hAnsi="Times New Roman"/>
-          <w:b w:val="0"/>
-          <w:i w:val="0"/>
-          <w:sz w:val="24"/>
-        </w:rPr>
-        <w:t xml:space="preserve"> 近似所引入之誤差遠小於電流量測誤差，故實作上不另引入 </w:t>
-      </w:r>
-      <w:r>
-        <w:rPr>
-          <w:rFonts w:eastAsia="標楷體" w:ascii="Times New Roman" w:hAnsi="Times New Roman"/>
-          <w:b w:val="0"/>
-          <w:i w:val="0"/>
-          <w:sz w:val="24"/>
-        </w:rPr>
-        <w:t>η</w:t>
-      </w:r>
-      <w:r>
-        <w:rPr>
-          <w:rFonts w:eastAsia="標楷體" w:ascii="Times New Roman" w:hAnsi="Times New Roman"/>
-          <w:b w:val="0"/>
-          <w:i w:val="0"/>
-          <w:sz w:val="24"/>
-        </w:rPr>
-        <w:t xml:space="preserve"> 修正（其影響歸入長期漂移討論，4.1.4）。</w:t>
+        <w:t>SOC(t_0)</w:t>
+      </w:r>
+      <w:r>
+        <w:rPr>
+          <w:rFonts w:eastAsia="標楷體" w:ascii="Times New Roman" w:hAnsi="Times New Roman"/>
+          <w:b w:val="0"/>
+          <w:i w:val="0"/>
+          <w:sz w:val="24"/>
+        </w:rPr>
+        <w:t xml:space="preserve"> 為初始 SOC、</w:t>
+      </w:r>
+      <w:r>
+        <w:rPr>
+          <w:rFonts w:eastAsia="標楷體" w:ascii="Times New Roman" w:hAnsi="Times New Roman"/>
+          <w:b w:val="0"/>
+          <w:i w:val="0"/>
+          <w:sz w:val="24"/>
+        </w:rPr>
+        <w:t>C_rated</w:t>
+      </w:r>
+      <w:r>
+        <w:rPr>
+          <w:rFonts w:eastAsia="標楷體" w:ascii="Times New Roman" w:hAnsi="Times New Roman"/>
+          <w:b w:val="0"/>
+          <w:i w:val="0"/>
+          <w:sz w:val="24"/>
+        </w:rPr>
+        <w:t xml:space="preserve"> 為額定容量、</w:t>
+      </w:r>
+      <w:r>
+        <w:rPr>
+          <w:rFonts w:eastAsia="標楷體" w:ascii="Times New Roman" w:hAnsi="Times New Roman"/>
+          <w:b w:val="0"/>
+          <w:i w:val="0"/>
+          <w:sz w:val="24"/>
+        </w:rPr>
+        <w:t>I(τ)</w:t>
+      </w:r>
+      <w:r>
+        <w:rPr>
+          <w:rFonts w:eastAsia="標楷體" w:ascii="Times New Roman" w:hAnsi="Times New Roman"/>
+          <w:b w:val="0"/>
+          <w:i w:val="0"/>
+          <w:sz w:val="24"/>
+        </w:rPr>
+        <w:t xml:space="preserve"> 為電流（放電為正）。在本研究單一 NMC 電池、室溫條件下，充放電效率接近理想，積分式不另作效率折減，其長期影響併入漂移討論（4.1.4）。</w:t>
       </w:r>
     </w:p>
     <w:p>
@@ -12844,82 +10534,104 @@
           <w:i w:val="0"/>
           <w:sz w:val="24"/>
         </w:rPr>
-        <w:t xml:space="preserve"> 更新一次積分器。為與第三章「放電擾動期間庫倫不可漏計」之紀律一致，積分涵蓋包含 dV/dI 擾動 dwell 在內的每一秒：</w:t>
-      </w:r>
-    </w:p>
-    <w:p>
-      <w:pPr>
-        <w:spacing w:lineRule="atLeast" w:line="260" w:before="120" w:after="0"/>
-        <w:ind w:left="120"/>
+        <w:t xml:space="preserve"> 更新一次積分器。為與第三章「放電擾動期間庫倫不可漏計」之紀律一致，積分涵蓋包含 dV/dI 擾動 dwell 在內的每一秒。其更新流程如圖 4-1 所示：每秒讀取一次校正後電流，乘以 </w:t>
+      </w:r>
+      <w:r>
+        <w:rPr>
+          <w:rFonts w:eastAsia="標楷體" w:ascii="Times New Roman" w:hAnsi="Times New Roman"/>
+          <w:b w:val="0"/>
+          <w:i w:val="0"/>
+          <w:sz w:val="24"/>
+        </w:rPr>
+        <w:t>Δ t</w:t>
+      </w:r>
+      <w:r>
+        <w:rPr>
+          <w:rFonts w:eastAsia="標楷體" w:ascii="Times New Roman" w:hAnsi="Times New Roman"/>
+          <w:b w:val="0"/>
+          <w:i w:val="0"/>
+          <w:sz w:val="24"/>
+        </w:rPr>
+        <w:t xml:space="preserve"> 得本週期電荷增量，累加至「已流出電荷」後，再以額定容量正規化並夾限得 SOC。</w:t>
+      </w:r>
+    </w:p>
+    <w:p>
+      <w:pPr>
+        <w:spacing w:before="120" w:after="40"/>
+        <w:jc w:val="center"/>
+      </w:pPr>
+      <w:r>
+        <w:drawing>
+          <wp:inline xmlns:a="http://schemas.openxmlformats.org/drawingml/2006/main" xmlns:pic="http://schemas.openxmlformats.org/drawingml/2006/picture">
+            <wp:extent cx="4860000" cy="5900134"/>
+            <wp:docPr id="2" name="Picture 2"/>
+            <wp:cNvGraphicFramePr>
+              <a:graphicFrameLocks noChangeAspect="1"/>
+            </wp:cNvGraphicFramePr>
+            <a:graphic>
+              <a:graphicData uri="http://schemas.openxmlformats.org/drawingml/2006/picture">
+                <pic:pic>
+                  <pic:nvPicPr>
+                    <pic:cNvPr id="0" name="fig4-1.png"/>
+                    <pic:cNvPicPr/>
+                  </pic:nvPicPr>
+                  <pic:blipFill>
+                    <a:blip r:embed="rId13"/>
+                    <a:stretch>
+                      <a:fillRect/>
+                    </a:stretch>
+                  </pic:blipFill>
+                  <pic:spPr>
+                    <a:xfrm>
+                      <a:off x="0" y="0"/>
+                      <a:ext cx="4860000" cy="5900134"/>
+                    </a:xfrm>
+                    <a:prstGeom prst="rect"/>
+                  </pic:spPr>
+                </pic:pic>
+              </a:graphicData>
+            </a:graphic>
+          </wp:inline>
+        </w:drawing>
+      </w:r>
+    </w:p>
+    <w:p>
+      <w:pPr>
+        <w:spacing w:before="60" w:after="160" w:lineRule="atLeast" w:line="320"/>
+        <w:jc w:val="center"/>
+      </w:pPr>
+      <w:r>
+        <w:rPr>
+          <w:rFonts w:eastAsia="標楷體" w:ascii="Times New Roman" w:hAnsi="Times New Roman"/>
+          <w:b/>
+          <w:i w:val="0"/>
+          <w:sz w:val="22"/>
+        </w:rPr>
+        <w:t>圖 4-1</w:t>
+      </w:r>
+      <w:r>
+        <w:rPr>
+          <w:rFonts w:eastAsia="標楷體" w:ascii="Times New Roman" w:hAnsi="Times New Roman"/>
+          <w:b w:val="0"/>
+          <w:i w:val="0"/>
+          <w:sz w:val="22"/>
+        </w:rPr>
+        <w:t xml:space="preserve">　庫倫計數法之 SOC 更新流程（每秒執行一次）</w:t>
+      </w:r>
+    </w:p>
+    <w:p>
+      <w:pPr>
+        <w:spacing w:before="160" w:after="80" w:lineRule="atLeast" w:line="360"/>
         <w:jc w:val="left"/>
-        <w:shd w:val="clear" w:color="auto" w:fill="F2F2F2"/>
-      </w:pPr>
-      <w:r>
-        <w:rPr>
-          <w:rFonts w:eastAsia="標楷體" w:ascii="Consolas" w:hAnsi="Consolas"/>
-          <w:sz w:val="19"/>
-        </w:rPr>
-        <w:t>每 Δt（= 1 s）執行：</w:t>
-      </w:r>
-    </w:p>
-    <w:p>
-      <w:pPr>
-        <w:spacing w:lineRule="atLeast" w:line="260" w:before="0" w:after="0"/>
-        <w:ind w:left="120"/>
-        <w:jc w:val="left"/>
-        <w:shd w:val="clear" w:color="auto" w:fill="F2F2F2"/>
-      </w:pPr>
-      <w:r>
-        <w:rPr>
-          <w:rFonts w:eastAsia="標楷體" w:ascii="Consolas" w:hAnsi="Consolas"/>
-          <w:sz w:val="19"/>
-        </w:rPr>
-        <w:t xml:space="preserve">    讀取校正後電流 I_k        // INA226 LUT 後處理，放電為正</w:t>
-      </w:r>
-    </w:p>
-    <w:p>
-      <w:pPr>
-        <w:spacing w:lineRule="atLeast" w:line="260" w:before="0" w:after="0"/>
-        <w:ind w:left="120"/>
-        <w:jc w:val="left"/>
-        <w:shd w:val="clear" w:color="auto" w:fill="F2F2F2"/>
-      </w:pPr>
-      <w:r>
-        <w:rPr>
-          <w:rFonts w:eastAsia="標楷體" w:ascii="Consolas" w:hAnsi="Consolas"/>
-          <w:sz w:val="19"/>
-        </w:rPr>
-        <w:t xml:space="preserve">    Δq      = I_k * Δt        // 本週期流出電荷（A·s）</w:t>
-      </w:r>
-    </w:p>
-    <w:p>
-      <w:pPr>
-        <w:spacing w:lineRule="atLeast" w:line="260" w:before="0" w:after="0"/>
-        <w:ind w:left="120"/>
-        <w:jc w:val="left"/>
-        <w:shd w:val="clear" w:color="auto" w:fill="F2F2F2"/>
-      </w:pPr>
-      <w:r>
-        <w:rPr>
-          <w:rFonts w:eastAsia="標楷體" w:ascii="Consolas" w:hAnsi="Consolas"/>
-          <w:sz w:val="19"/>
-        </w:rPr>
-        <w:t xml:space="preserve">    q_drawn = q_drawn + Δq    // 累計流出電荷</w:t>
-      </w:r>
-    </w:p>
-    <w:p>
-      <w:pPr>
-        <w:spacing w:lineRule="atLeast" w:line="260" w:before="0" w:after="120"/>
-        <w:ind w:left="120"/>
-        <w:jc w:val="left"/>
-        <w:shd w:val="clear" w:color="auto" w:fill="F2F2F2"/>
-      </w:pPr>
-      <w:r>
-        <w:rPr>
-          <w:rFonts w:eastAsia="標楷體" w:ascii="Consolas" w:hAnsi="Consolas"/>
-          <w:sz w:val="19"/>
-        </w:rPr>
-        <w:t xml:space="preserve">    SOC_k   = 1 - q_drawn / q_rated_As   // 夾限至 [0, 1]</w:t>
+      </w:pPr>
+      <w:r>
+        <w:rPr>
+          <w:rFonts w:eastAsia="標楷體" w:ascii="Times New Roman" w:hAnsi="Times New Roman"/>
+          <w:b/>
+          <w:i w:val="0"/>
+          <w:sz w:val="26"/>
+        </w:rPr>
+        <w:t>4.1.3 嵌入式實作</w:t>
       </w:r>
     </w:p>
     <w:p>
@@ -12935,648 +10647,7 @@
           <w:i w:val="0"/>
           <w:sz w:val="24"/>
         </w:rPr>
-        <w:t xml:space="preserve">PC 端參考實作見 </w:t>
-      </w:r>
-      <w:r>
-        <w:rPr>
-          <w:rFonts w:eastAsia="標楷體" w:ascii="Consolas" w:hAnsi="Consolas"/>
-          <w:b w:val="0"/>
-          <w:i w:val="0"/>
-          <w:sz w:val="21"/>
-        </w:rPr>
-        <w:t>TEST/core/coulomb.py</w:t>
-      </w:r>
-      <w:r>
-        <w:rPr>
-          <w:rFonts w:eastAsia="標楷體" w:ascii="Times New Roman" w:hAnsi="Times New Roman"/>
-          <w:b w:val="0"/>
-          <w:i w:val="0"/>
-          <w:sz w:val="24"/>
-        </w:rPr>
-        <w:t xml:space="preserve">：以 </w:t>
-      </w:r>
-      <w:r>
-        <w:rPr>
-          <w:rFonts w:eastAsia="標楷體" w:ascii="Consolas" w:hAnsi="Consolas"/>
-          <w:b w:val="0"/>
-          <w:i w:val="0"/>
-          <w:sz w:val="21"/>
-        </w:rPr>
-        <w:t>CoulombCounter</w:t>
-      </w:r>
-      <w:r>
-        <w:rPr>
-          <w:rFonts w:eastAsia="標楷體" w:ascii="Times New Roman" w:hAnsi="Times New Roman"/>
-          <w:b w:val="0"/>
-          <w:i w:val="0"/>
-          <w:sz w:val="24"/>
-        </w:rPr>
-        <w:t xml:space="preserve"> 類別維護「已流出電荷」</w:t>
-      </w:r>
-      <w:r>
-        <w:rPr>
-          <w:rFonts w:eastAsia="標楷體" w:ascii="Consolas" w:hAnsi="Consolas"/>
-          <w:b w:val="0"/>
-          <w:i w:val="0"/>
-          <w:sz w:val="21"/>
-        </w:rPr>
-        <w:t>_charge_drawn_mAs</w:t>
-      </w:r>
-      <w:r>
-        <w:rPr>
-          <w:rFonts w:eastAsia="標楷體" w:ascii="Times New Roman" w:hAnsi="Times New Roman"/>
-          <w:b w:val="0"/>
-          <w:i w:val="0"/>
-          <w:sz w:val="24"/>
-        </w:rPr>
-        <w:t>（單位 A·s 換算為 mA·s），</w:t>
-      </w:r>
-      <w:r>
-        <w:rPr>
-          <w:rFonts w:eastAsia="標楷體" w:ascii="Consolas" w:hAnsi="Consolas"/>
-          <w:b w:val="0"/>
-          <w:i w:val="0"/>
-          <w:sz w:val="21"/>
-        </w:rPr>
-        <w:t>update(I, dt)</w:t>
-      </w:r>
-      <w:r>
-        <w:rPr>
-          <w:rFonts w:eastAsia="標楷體" w:ascii="Times New Roman" w:hAnsi="Times New Roman"/>
-          <w:b w:val="0"/>
-          <w:i w:val="0"/>
-          <w:sz w:val="24"/>
-        </w:rPr>
-        <w:t xml:space="preserve"> 推進積分、</w:t>
-      </w:r>
-      <w:r>
-        <w:rPr>
-          <w:rFonts w:eastAsia="標楷體" w:ascii="Consolas" w:hAnsi="Consolas"/>
-          <w:b w:val="0"/>
-          <w:i w:val="0"/>
-          <w:sz w:val="21"/>
-        </w:rPr>
-        <w:t>soc</w:t>
-      </w:r>
-      <w:r>
-        <w:rPr>
-          <w:rFonts w:eastAsia="標楷體" w:ascii="Times New Roman" w:hAnsi="Times New Roman"/>
-          <w:b w:val="0"/>
-          <w:i w:val="0"/>
-          <w:sz w:val="24"/>
-        </w:rPr>
-        <w:t xml:space="preserve"> 性質回傳夾限後 SOC、</w:t>
-      </w:r>
-      <w:r>
-        <w:rPr>
-          <w:rFonts w:eastAsia="標楷體" w:ascii="Consolas" w:hAnsi="Consolas"/>
-          <w:b w:val="0"/>
-          <w:i w:val="0"/>
-          <w:sz w:val="21"/>
-        </w:rPr>
-        <w:t>ah_used</w:t>
-      </w:r>
-      <w:r>
-        <w:rPr>
-          <w:rFonts w:eastAsia="標楷體" w:ascii="Times New Roman" w:hAnsi="Times New Roman"/>
-          <w:b w:val="0"/>
-          <w:i w:val="0"/>
-          <w:sz w:val="24"/>
-        </w:rPr>
-        <w:t xml:space="preserve"> 回傳累計安時。其符號約定（放電正、充電負）與本章一致。</w:t>
-      </w:r>
-    </w:p>
-    <w:p>
-      <w:pPr>
-        <w:spacing w:before="160" w:after="80" w:lineRule="atLeast" w:line="360"/>
-        <w:jc w:val="left"/>
-      </w:pPr>
-      <w:r>
-        <w:rPr>
-          <w:rFonts w:eastAsia="標楷體" w:ascii="Times New Roman" w:hAnsi="Times New Roman"/>
-          <w:b/>
-          <w:i w:val="0"/>
-          <w:sz w:val="26"/>
-        </w:rPr>
-        <w:t>4.1.3 STM32 實作</w:t>
-      </w:r>
-    </w:p>
-    <w:p>
-      <w:pPr>
-        <w:spacing w:lineRule="atLeast" w:line="480"/>
-        <w:ind w:firstLine="480"/>
-        <w:jc w:val="both"/>
-      </w:pPr>
-      <w:r>
-        <w:rPr>
-          <w:rFonts w:eastAsia="標楷體" w:ascii="Times New Roman" w:hAnsi="Times New Roman"/>
-          <w:b w:val="0"/>
-          <w:i w:val="0"/>
-          <w:sz w:val="24"/>
-        </w:rPr>
-        <w:t xml:space="preserve">庫倫計數於 MCU 上的實作極輕量，掛載於 </w:t>
-      </w:r>
-      <w:r>
-        <w:rPr>
-          <w:rFonts w:eastAsia="標楷體" w:ascii="Consolas" w:hAnsi="Consolas"/>
-          <w:b w:val="0"/>
-          <w:i w:val="0"/>
-          <w:sz w:val="21"/>
-        </w:rPr>
-        <w:t>soc_soh_calc</w:t>
-      </w:r>
-      <w:r>
-        <w:rPr>
-          <w:rFonts w:eastAsia="標楷體" w:ascii="Times New Roman" w:hAnsi="Times New Roman"/>
-          <w:b w:val="0"/>
-          <w:i w:val="0"/>
-          <w:sz w:val="24"/>
-        </w:rPr>
-        <w:t xml:space="preserve"> 模組，核心為一個 64 位元定點累加器與一次乘加。為避免 32 位元浮點長時間累加之尾數丟失（1 Hz、數小時的積分達數萬筆），累加器採整數化的 µA·s 單位以 </w:t>
-      </w:r>
-      <w:r>
-        <w:rPr>
-          <w:rFonts w:eastAsia="標楷體" w:ascii="Consolas" w:hAnsi="Consolas"/>
-          <w:b w:val="0"/>
-          <w:i w:val="0"/>
-          <w:sz w:val="21"/>
-        </w:rPr>
-        <w:t>int64_t</w:t>
-      </w:r>
-      <w:r>
-        <w:rPr>
-          <w:rFonts w:eastAsia="標楷體" w:ascii="Times New Roman" w:hAnsi="Times New Roman"/>
-          <w:b w:val="0"/>
-          <w:i w:val="0"/>
-          <w:sz w:val="24"/>
-        </w:rPr>
-        <w:t xml:space="preserve"> 維護，僅在輸出 SOC 時做一次除法轉換。核心邏輯（遵循專案 MISRA C 排版規範）：</w:t>
-      </w:r>
-    </w:p>
-    <w:p>
-      <w:pPr>
-        <w:spacing w:lineRule="atLeast" w:line="260" w:before="120" w:after="0"/>
-        <w:ind w:left="120"/>
-        <w:jc w:val="left"/>
-        <w:shd w:val="clear" w:color="auto" w:fill="F2F2F2"/>
-      </w:pPr>
-      <w:r>
-        <w:rPr>
-          <w:rFonts w:eastAsia="標楷體" w:ascii="Consolas" w:hAnsi="Consolas"/>
-          <w:sz w:val="19"/>
-        </w:rPr>
-        <w:t>/*</w:t>
-      </w:r>
-    </w:p>
-    <w:p>
-      <w:pPr>
-        <w:spacing w:lineRule="atLeast" w:line="260" w:before="0" w:after="0"/>
-        <w:ind w:left="120"/>
-        <w:jc w:val="left"/>
-        <w:shd w:val="clear" w:color="auto" w:fill="F2F2F2"/>
-      </w:pPr>
-      <w:r>
-        <w:rPr>
-          <w:rFonts w:eastAsia="標楷體" w:ascii="Consolas" w:hAnsi="Consolas"/>
-          <w:sz w:val="19"/>
-        </w:rPr>
-        <w:t xml:space="preserve"> * @brief  庫倫計數 SOC 更新（1 Hz 呼叫一次）。</w:t>
-      </w:r>
-    </w:p>
-    <w:p>
-      <w:pPr>
-        <w:spacing w:lineRule="atLeast" w:line="260" w:before="0" w:after="0"/>
-        <w:ind w:left="120"/>
-        <w:jc w:val="left"/>
-        <w:shd w:val="clear" w:color="auto" w:fill="F2F2F2"/>
-      </w:pPr>
-      <w:r>
-        <w:rPr>
-          <w:rFonts w:eastAsia="標楷體" w:ascii="Consolas" w:hAnsi="Consolas"/>
-          <w:sz w:val="19"/>
-        </w:rPr>
-        <w:t xml:space="preserve"> *         參數說明：</w:t>
-      </w:r>
-    </w:p>
-    <w:p>
-      <w:pPr>
-        <w:spacing w:lineRule="atLeast" w:line="260" w:before="0" w:after="0"/>
-        <w:ind w:left="120"/>
-        <w:jc w:val="left"/>
-        <w:shd w:val="clear" w:color="auto" w:fill="F2F2F2"/>
-      </w:pPr>
-      <w:r>
-        <w:rPr>
-          <w:rFonts w:eastAsia="標楷體" w:ascii="Consolas" w:hAnsi="Consolas"/>
-          <w:sz w:val="19"/>
-        </w:rPr>
-        <w:t xml:space="preserve"> *           - i_ua    : 校正後電流，單位 µA，放電為正、充電為負</w:t>
-      </w:r>
-    </w:p>
-    <w:p>
-      <w:pPr>
-        <w:spacing w:lineRule="atLeast" w:line="260" w:before="0" w:after="0"/>
-        <w:ind w:left="120"/>
-        <w:jc w:val="left"/>
-        <w:shd w:val="clear" w:color="auto" w:fill="F2F2F2"/>
-      </w:pPr>
-      <w:r>
-        <w:rPr>
-          <w:rFonts w:eastAsia="標楷體" w:ascii="Consolas" w:hAnsi="Consolas"/>
-          <w:sz w:val="19"/>
-        </w:rPr>
-        <w:t xml:space="preserve"> *           - dt_ms   : 距上次更新之時間，單位 ms（標稱 1000）</w:t>
-      </w:r>
-    </w:p>
-    <w:p>
-      <w:pPr>
-        <w:spacing w:lineRule="atLeast" w:line="260" w:before="0" w:after="0"/>
-        <w:ind w:left="120"/>
-        <w:jc w:val="left"/>
-        <w:shd w:val="clear" w:color="auto" w:fill="F2F2F2"/>
-      </w:pPr>
-      <w:r>
-        <w:rPr>
-          <w:rFonts w:eastAsia="標楷體" w:ascii="Consolas" w:hAnsi="Consolas"/>
-          <w:sz w:val="19"/>
-        </w:rPr>
-        <w:t xml:space="preserve"> *         模組靜態狀態：</w:t>
-      </w:r>
-    </w:p>
-    <w:p>
-      <w:pPr>
-        <w:spacing w:lineRule="atLeast" w:line="260" w:before="0" w:after="0"/>
-        <w:ind w:left="120"/>
-        <w:jc w:val="left"/>
-        <w:shd w:val="clear" w:color="auto" w:fill="F2F2F2"/>
-      </w:pPr>
-      <w:r>
-        <w:rPr>
-          <w:rFonts w:eastAsia="標楷體" w:ascii="Consolas" w:hAnsi="Consolas"/>
-          <w:sz w:val="19"/>
-        </w:rPr>
-        <w:t xml:space="preserve"> *           - s_q_drawn_uas : 已流出電荷累計，單位 µA·s，int64_t</w:t>
-      </w:r>
-    </w:p>
-    <w:p>
-      <w:pPr>
-        <w:spacing w:lineRule="atLeast" w:line="260" w:before="0" w:after="0"/>
-        <w:ind w:left="120"/>
-        <w:jc w:val="left"/>
-        <w:shd w:val="clear" w:color="auto" w:fill="F2F2F2"/>
-      </w:pPr>
-      <w:r>
-        <w:rPr>
-          <w:rFonts w:eastAsia="標楷體" w:ascii="Consolas" w:hAnsi="Consolas"/>
-          <w:sz w:val="19"/>
-        </w:rPr>
-        <w:t xml:space="preserve"> *           - s_q_rated_uas : 額定容量，單位 µA·s（2000 mAh = 7.2e9 µA·s）</w:t>
-      </w:r>
-    </w:p>
-    <w:p>
-      <w:pPr>
-        <w:spacing w:lineRule="atLeast" w:line="260" w:before="0" w:after="0"/>
-        <w:ind w:left="120"/>
-        <w:jc w:val="left"/>
-        <w:shd w:val="clear" w:color="auto" w:fill="F2F2F2"/>
-      </w:pPr>
-      <w:r>
-        <w:rPr>
-          <w:rFonts w:eastAsia="標楷體" w:ascii="Consolas" w:hAnsi="Consolas"/>
-          <w:sz w:val="19"/>
-        </w:rPr>
-        <w:t xml:space="preserve"> */</w:t>
-      </w:r>
-    </w:p>
-    <w:p>
-      <w:pPr>
-        <w:spacing w:lineRule="atLeast" w:line="260" w:before="0" w:after="0"/>
-        <w:ind w:left="120"/>
-        <w:jc w:val="left"/>
-        <w:shd w:val="clear" w:color="auto" w:fill="F2F2F2"/>
-      </w:pPr>
-      <w:r>
-        <w:rPr>
-          <w:rFonts w:eastAsia="標楷體" w:ascii="Consolas" w:hAnsi="Consolas"/>
-          <w:sz w:val="19"/>
-        </w:rPr>
-        <w:t>void coulomb_update(int32_t i_ua, uint32_t dt_ms)</w:t>
-      </w:r>
-    </w:p>
-    <w:p>
-      <w:pPr>
-        <w:spacing w:lineRule="atLeast" w:line="260" w:before="0" w:after="0"/>
-        <w:ind w:left="120"/>
-        <w:jc w:val="left"/>
-        <w:shd w:val="clear" w:color="auto" w:fill="F2F2F2"/>
-      </w:pPr>
-      <w:r>
-        <w:rPr>
-          <w:rFonts w:eastAsia="標楷體" w:ascii="Consolas" w:hAnsi="Consolas"/>
-          <w:sz w:val="19"/>
-        </w:rPr>
-        <w:t>{</w:t>
-      </w:r>
-    </w:p>
-    <w:p>
-      <w:pPr>
-        <w:spacing w:lineRule="atLeast" w:line="260" w:before="0" w:after="0"/>
-        <w:ind w:left="120"/>
-        <w:jc w:val="left"/>
-        <w:shd w:val="clear" w:color="auto" w:fill="F2F2F2"/>
-      </w:pPr>
-      <w:r>
-        <w:rPr>
-          <w:rFonts w:eastAsia="標楷體" w:ascii="Consolas" w:hAnsi="Consolas"/>
-          <w:sz w:val="19"/>
-        </w:rPr>
-        <w:t xml:space="preserve">    int64_t dq_uas = (int64_t)i_ua * (int64_t)dt_ms / 1000; // 本週期電荷增量</w:t>
-      </w:r>
-    </w:p>
-    <w:p>
-      <w:pPr>
-        <w:spacing w:lineRule="atLeast" w:line="260" w:before="0" w:after="0"/>
-        <w:ind w:left="120"/>
-        <w:jc w:val="left"/>
-        <w:shd w:val="clear" w:color="auto" w:fill="F2F2F2"/>
-      </w:pPr>
-      <w:r>
-        <w:rPr>
-          <w:rFonts w:eastAsia="標楷體" w:ascii="Consolas" w:hAnsi="Consolas"/>
-          <w:sz w:val="19"/>
-        </w:rPr>
-        <w:t xml:space="preserve"> </w:t>
-      </w:r>
-    </w:p>
-    <w:p>
-      <w:pPr>
-        <w:spacing w:lineRule="atLeast" w:line="260" w:before="0" w:after="0"/>
-        <w:ind w:left="120"/>
-        <w:jc w:val="left"/>
-        <w:shd w:val="clear" w:color="auto" w:fill="F2F2F2"/>
-      </w:pPr>
-      <w:r>
-        <w:rPr>
-          <w:rFonts w:eastAsia="標楷體" w:ascii="Consolas" w:hAnsi="Consolas"/>
-          <w:sz w:val="19"/>
-        </w:rPr>
-        <w:t xml:space="preserve">    s_q_drawn_uas += dq_uas; // 累計流出電荷</w:t>
-      </w:r>
-    </w:p>
-    <w:p>
-      <w:pPr>
-        <w:spacing w:lineRule="atLeast" w:line="260" w:before="0" w:after="0"/>
-        <w:ind w:left="120"/>
-        <w:jc w:val="left"/>
-        <w:shd w:val="clear" w:color="auto" w:fill="F2F2F2"/>
-      </w:pPr>
-      <w:r>
-        <w:rPr>
-          <w:rFonts w:eastAsia="標楷體" w:ascii="Consolas" w:hAnsi="Consolas"/>
-          <w:sz w:val="19"/>
-        </w:rPr>
-        <w:t xml:space="preserve"> </w:t>
-      </w:r>
-    </w:p>
-    <w:p>
-      <w:pPr>
-        <w:spacing w:lineRule="atLeast" w:line="260" w:before="0" w:after="0"/>
-        <w:ind w:left="120"/>
-        <w:jc w:val="left"/>
-        <w:shd w:val="clear" w:color="auto" w:fill="F2F2F2"/>
-      </w:pPr>
-      <w:r>
-        <w:rPr>
-          <w:rFonts w:eastAsia="標楷體" w:ascii="Consolas" w:hAnsi="Consolas"/>
-          <w:sz w:val="19"/>
-        </w:rPr>
-        <w:t xml:space="preserve">    if (s_q_drawn_uas &lt; 0)</w:t>
-      </w:r>
-    </w:p>
-    <w:p>
-      <w:pPr>
-        <w:spacing w:lineRule="atLeast" w:line="260" w:before="0" w:after="0"/>
-        <w:ind w:left="120"/>
-        <w:jc w:val="left"/>
-        <w:shd w:val="clear" w:color="auto" w:fill="F2F2F2"/>
-      </w:pPr>
-      <w:r>
-        <w:rPr>
-          <w:rFonts w:eastAsia="標楷體" w:ascii="Consolas" w:hAnsi="Consolas"/>
-          <w:sz w:val="19"/>
-        </w:rPr>
-        <w:t xml:space="preserve">    {</w:t>
-      </w:r>
-    </w:p>
-    <w:p>
-      <w:pPr>
-        <w:spacing w:lineRule="atLeast" w:line="260" w:before="0" w:after="0"/>
-        <w:ind w:left="120"/>
-        <w:jc w:val="left"/>
-        <w:shd w:val="clear" w:color="auto" w:fill="F2F2F2"/>
-      </w:pPr>
-      <w:r>
-        <w:rPr>
-          <w:rFonts w:eastAsia="標楷體" w:ascii="Consolas" w:hAnsi="Consolas"/>
-          <w:sz w:val="19"/>
-        </w:rPr>
-        <w:t xml:space="preserve">        s_q_drawn_uas = 0; // 夾限：不得超過滿電</w:t>
-      </w:r>
-    </w:p>
-    <w:p>
-      <w:pPr>
-        <w:spacing w:lineRule="atLeast" w:line="260" w:before="0" w:after="0"/>
-        <w:ind w:left="120"/>
-        <w:jc w:val="left"/>
-        <w:shd w:val="clear" w:color="auto" w:fill="F2F2F2"/>
-      </w:pPr>
-      <w:r>
-        <w:rPr>
-          <w:rFonts w:eastAsia="標楷體" w:ascii="Consolas" w:hAnsi="Consolas"/>
-          <w:sz w:val="19"/>
-        </w:rPr>
-        <w:t xml:space="preserve">    }</w:t>
-      </w:r>
-    </w:p>
-    <w:p>
-      <w:pPr>
-        <w:spacing w:lineRule="atLeast" w:line="260" w:before="0" w:after="0"/>
-        <w:ind w:left="120"/>
-        <w:jc w:val="left"/>
-        <w:shd w:val="clear" w:color="auto" w:fill="F2F2F2"/>
-      </w:pPr>
-      <w:r>
-        <w:rPr>
-          <w:rFonts w:eastAsia="標楷體" w:ascii="Consolas" w:hAnsi="Consolas"/>
-          <w:sz w:val="19"/>
-        </w:rPr>
-        <w:t xml:space="preserve">    if (s_q_drawn_uas &gt; s_q_rated_uas)</w:t>
-      </w:r>
-    </w:p>
-    <w:p>
-      <w:pPr>
-        <w:spacing w:lineRule="atLeast" w:line="260" w:before="0" w:after="0"/>
-        <w:ind w:left="120"/>
-        <w:jc w:val="left"/>
-        <w:shd w:val="clear" w:color="auto" w:fill="F2F2F2"/>
-      </w:pPr>
-      <w:r>
-        <w:rPr>
-          <w:rFonts w:eastAsia="標楷體" w:ascii="Consolas" w:hAnsi="Consolas"/>
-          <w:sz w:val="19"/>
-        </w:rPr>
-        <w:t xml:space="preserve">    {</w:t>
-      </w:r>
-    </w:p>
-    <w:p>
-      <w:pPr>
-        <w:spacing w:lineRule="atLeast" w:line="260" w:before="0" w:after="0"/>
-        <w:ind w:left="120"/>
-        <w:jc w:val="left"/>
-        <w:shd w:val="clear" w:color="auto" w:fill="F2F2F2"/>
-      </w:pPr>
-      <w:r>
-        <w:rPr>
-          <w:rFonts w:eastAsia="標楷體" w:ascii="Consolas" w:hAnsi="Consolas"/>
-          <w:sz w:val="19"/>
-        </w:rPr>
-        <w:t xml:space="preserve">        s_q_drawn_uas = s_q_rated_uas; // 夾限：不得低於放空</w:t>
-      </w:r>
-    </w:p>
-    <w:p>
-      <w:pPr>
-        <w:spacing w:lineRule="atLeast" w:line="260" w:before="0" w:after="0"/>
-        <w:ind w:left="120"/>
-        <w:jc w:val="left"/>
-        <w:shd w:val="clear" w:color="auto" w:fill="F2F2F2"/>
-      </w:pPr>
-      <w:r>
-        <w:rPr>
-          <w:rFonts w:eastAsia="標楷體" w:ascii="Consolas" w:hAnsi="Consolas"/>
-          <w:sz w:val="19"/>
-        </w:rPr>
-        <w:t xml:space="preserve">    }</w:t>
-      </w:r>
-    </w:p>
-    <w:p>
-      <w:pPr>
-        <w:spacing w:lineRule="atLeast" w:line="260" w:before="0" w:after="0"/>
-        <w:ind w:left="120"/>
-        <w:jc w:val="left"/>
-        <w:shd w:val="clear" w:color="auto" w:fill="F2F2F2"/>
-      </w:pPr>
-      <w:r>
-        <w:rPr>
-          <w:rFonts w:eastAsia="標楷體" w:ascii="Consolas" w:hAnsi="Consolas"/>
-          <w:sz w:val="19"/>
-        </w:rPr>
-        <w:t>}</w:t>
-      </w:r>
-    </w:p>
-    <w:p>
-      <w:pPr>
-        <w:spacing w:lineRule="atLeast" w:line="260" w:before="0" w:after="0"/>
-        <w:ind w:left="120"/>
-        <w:jc w:val="left"/>
-        <w:shd w:val="clear" w:color="auto" w:fill="F2F2F2"/>
-      </w:pPr>
-      <w:r>
-        <w:rPr>
-          <w:rFonts w:eastAsia="標楷體" w:ascii="Consolas" w:hAnsi="Consolas"/>
-          <w:sz w:val="19"/>
-        </w:rPr>
-        <w:t xml:space="preserve"> </w:t>
-      </w:r>
-    </w:p>
-    <w:p>
-      <w:pPr>
-        <w:spacing w:lineRule="atLeast" w:line="260" w:before="0" w:after="0"/>
-        <w:ind w:left="120"/>
-        <w:jc w:val="left"/>
-        <w:shd w:val="clear" w:color="auto" w:fill="F2F2F2"/>
-      </w:pPr>
-      <w:r>
-        <w:rPr>
-          <w:rFonts w:eastAsia="標楷體" w:ascii="Consolas" w:hAnsi="Consolas"/>
-          <w:sz w:val="19"/>
-        </w:rPr>
-        <w:t>float32_t coulomb_get_soc(void)</w:t>
-      </w:r>
-    </w:p>
-    <w:p>
-      <w:pPr>
-        <w:spacing w:lineRule="atLeast" w:line="260" w:before="0" w:after="0"/>
-        <w:ind w:left="120"/>
-        <w:jc w:val="left"/>
-        <w:shd w:val="clear" w:color="auto" w:fill="F2F2F2"/>
-      </w:pPr>
-      <w:r>
-        <w:rPr>
-          <w:rFonts w:eastAsia="標楷體" w:ascii="Consolas" w:hAnsi="Consolas"/>
-          <w:sz w:val="19"/>
-        </w:rPr>
-        <w:t>{</w:t>
-      </w:r>
-    </w:p>
-    <w:p>
-      <w:pPr>
-        <w:spacing w:lineRule="atLeast" w:line="260" w:before="0" w:after="0"/>
-        <w:ind w:left="120"/>
-        <w:jc w:val="left"/>
-        <w:shd w:val="clear" w:color="auto" w:fill="F2F2F2"/>
-      </w:pPr>
-      <w:r>
-        <w:rPr>
-          <w:rFonts w:eastAsia="標楷體" w:ascii="Consolas" w:hAnsi="Consolas"/>
-          <w:sz w:val="19"/>
-        </w:rPr>
-        <w:t xml:space="preserve">    // 僅在需要輸出時做一次浮點除法，避免長期累加之尾數丟失</w:t>
-      </w:r>
-    </w:p>
-    <w:p>
-      <w:pPr>
-        <w:spacing w:lineRule="atLeast" w:line="260" w:before="0" w:after="0"/>
-        <w:ind w:left="120"/>
-        <w:jc w:val="left"/>
-        <w:shd w:val="clear" w:color="auto" w:fill="F2F2F2"/>
-      </w:pPr>
-      <w:r>
-        <w:rPr>
-          <w:rFonts w:eastAsia="標楷體" w:ascii="Consolas" w:hAnsi="Consolas"/>
-          <w:sz w:val="19"/>
-        </w:rPr>
-        <w:t xml:space="preserve">    return 1.0F - ((float32_t)s_q_drawn_uas / (float32_t)s_q_rated_uas);</w:t>
-      </w:r>
-    </w:p>
-    <w:p>
-      <w:pPr>
-        <w:spacing w:lineRule="atLeast" w:line="260" w:before="0" w:after="120"/>
-        <w:ind w:left="120"/>
-        <w:jc w:val="left"/>
-        <w:shd w:val="clear" w:color="auto" w:fill="F2F2F2"/>
-      </w:pPr>
-      <w:r>
-        <w:rPr>
-          <w:rFonts w:eastAsia="標楷體" w:ascii="Consolas" w:hAnsi="Consolas"/>
-          <w:sz w:val="19"/>
-        </w:rPr>
-        <w:t>}</w:t>
-      </w:r>
-    </w:p>
-    <w:p>
-      <w:pPr>
-        <w:spacing w:lineRule="atLeast" w:line="480"/>
-        <w:ind w:firstLine="480"/>
-        <w:jc w:val="both"/>
-      </w:pPr>
-      <w:r>
-        <w:rPr>
-          <w:rFonts w:eastAsia="標楷體" w:ascii="Times New Roman" w:hAnsi="Times New Roman"/>
-          <w:b w:val="0"/>
-          <w:i w:val="0"/>
-          <w:sz w:val="24"/>
-        </w:rPr>
-        <w:t>此模組無矩陣、無查表、無浮點累加，每次更新僅一次 64 位元乘法、一次除法與兩次比較，是三法中資源占用的下界，作為 4.4 footprint 比較的參考底線。</w:t>
+        <w:t>庫倫計數在微控制器上的實作是三種方法中最輕量的：每秒只做一次乘法與一次加法，把當下電流換算成這一秒用掉的電量並累加，需要時再換算成 SOC。它不需要查表、不需要矩陣運算，因此佔用的程式空間、記憶體與運算量都最少，構成後續 4.4 節資源比較的下限基準。實作時以足夠的精度累計電量，避免長時間累加造成的誤差，並把輸出的 SOC 限制在 0～100% 的合理範圍。</w:t>
       </w:r>
     </w:p>
     <w:p>
@@ -14254,7 +11325,25 @@
           <w:i w:val="0"/>
           <w:sz w:val="22"/>
         </w:rPr>
-        <w:t xml:space="preserve">　fresh-cell 三輪各倍率實測放電容量（庫倫積分，數據源 `cycle_log.csv` cycles 1–13）</w:t>
+        <w:t xml:space="preserve">　fresh-cell 三輪各倍率實測放電容量（庫倫積分，數據源 </w:t>
+      </w:r>
+      <w:r>
+        <w:rPr>
+          <w:rFonts w:eastAsia="標楷體" w:ascii="Consolas" w:hAnsi="Consolas"/>
+          <w:b w:val="0"/>
+          <w:i w:val="0"/>
+          <w:sz w:val="20"/>
+        </w:rPr>
+        <w:t>cycle_log.csv</w:t>
+      </w:r>
+      <w:r>
+        <w:rPr>
+          <w:rFonts w:eastAsia="標楷體" w:ascii="Times New Roman" w:hAnsi="Times New Roman"/>
+          <w:b w:val="0"/>
+          <w:i w:val="0"/>
+          <w:sz w:val="22"/>
+        </w:rPr>
+        <w:t xml:space="preserve"> cycles 1–13）</w:t>
       </w:r>
     </w:p>
     <w:p>
@@ -14694,7 +11783,7 @@
           <w:color w:val="606060"/>
           <w:sz w:val="21"/>
         </w:rPr>
-        <w:t>本節原理、狀態空間、演算法與 STM32 實作為</w:t>
+        <w:t>本節原理、狀態空間、演算法與嵌入式實作為</w:t>
       </w:r>
       <w:r>
         <w:rPr>
@@ -14714,7 +11803,7 @@
           <w:color w:val="606060"/>
           <w:sz w:val="21"/>
         </w:rPr>
-        <w:t xml:space="preserve">；4.2.5 之實驗結果依賴 (a) 第三章 GITT OCV 表之建立、(b) PC 端 EKF 原型調參、(c) STM32 移植，三者於本稿時點尚在進行，數值結果一律標 </w:t>
+        <w:t xml:space="preserve">；4.2.5 之實驗結果依賴 (a) GITT 開路電壓對照表之建立、(b) PC 端 EKF 原型調參、(c) 嵌入式移植，三者於本稿時點尚在進行，數值結果一律標 </w:t>
       </w:r>
       <w:r>
         <w:rPr>
@@ -14848,7 +11937,7 @@
           <w:rFonts w:eastAsia="標楷體" w:ascii="Cambria Math" w:hAnsi="Cambria Math"/>
           <w:sz w:val="24"/>
         </w:rPr>
-        <w:t>SOĊ = -(η)/(C_rated) I V̇_1 = -(1)/(R_1 C_1) V_1 + (1)/(C_1) I V_t = V_OC(SOC) - I R_0 - V_1</w:t>
+        <w:t>SOĊ = -(1)/(C_rated) I V̇_1 = -(1)/(R_1 C_1) V_1 + (1)/(C_1) I V_t = V_OC(SOC) - I R_0 - V_1</w:t>
       </w:r>
     </w:p>
     <w:p>
@@ -14895,7 +11984,7 @@
           <w:rFonts w:eastAsia="標楷體" w:ascii="Cambria Math" w:hAnsi="Cambria Math"/>
           <w:sz w:val="24"/>
         </w:rPr>
-        <w:t>x_k+1 = 1 0 0 e^-Δ t / τ_1 _A_k x_k + -η Δ t / C_rated R_1(1 - e^-Δ t/τ_1) _B_k I_k + w_k</w:t>
+        <w:t>x_k+1 = 1 0 0 e^-Δ t / τ_1 _A_k x_k + -Δ t / C_rated R_1(1 - e^-Δ t/τ_1) _B_k I_k + w_k</w:t>
       </w:r>
     </w:p>
     <w:p>
@@ -15063,7 +12152,7 @@
           <w:i w:val="0"/>
           <w:sz w:val="24"/>
         </w:rPr>
-        <w:t xml:space="preserve">。本研究以第三章 3.7 節 GITT 建立之 pseudo-OCV 表 </w:t>
+        <w:t xml:space="preserve">。本研究以開路電壓特性量測（GITT 標準協定 [5]）建立之 pseudo-OCV 表 </w:t>
       </w:r>
       <w:r>
         <w:rPr>
@@ -15159,172 +12248,71 @@
           <w:i w:val="0"/>
           <w:sz w:val="24"/>
         </w:rPr>
-        <w:t>每個 1 Hz 週期執行一次「預測—更新」遞迴：</w:t>
-      </w:r>
-    </w:p>
-    <w:p>
-      <w:pPr>
-        <w:spacing w:lineRule="atLeast" w:line="260" w:before="120" w:after="0"/>
-        <w:ind w:left="120"/>
-        <w:jc w:val="left"/>
-        <w:shd w:val="clear" w:color="auto" w:fill="F2F2F2"/>
-      </w:pPr>
-      <w:r>
-        <w:rPr>
-          <w:rFonts w:eastAsia="標楷體" w:ascii="Consolas" w:hAnsi="Consolas"/>
-          <w:sz w:val="19"/>
-        </w:rPr>
-        <w:t>預測（時間更新）:</w:t>
-      </w:r>
-    </w:p>
-    <w:p>
-      <w:pPr>
-        <w:spacing w:lineRule="atLeast" w:line="260" w:before="0" w:after="0"/>
-        <w:ind w:left="120"/>
-        <w:jc w:val="left"/>
-        <w:shd w:val="clear" w:color="auto" w:fill="F2F2F2"/>
-      </w:pPr>
-      <w:r>
-        <w:rPr>
-          <w:rFonts w:eastAsia="標楷體" w:ascii="Consolas" w:hAnsi="Consolas"/>
-          <w:sz w:val="19"/>
-        </w:rPr>
-        <w:t xml:space="preserve">    x_pred = A_k * x_hat + B_k * I_k            // 狀態先驗</w:t>
-      </w:r>
-    </w:p>
-    <w:p>
-      <w:pPr>
-        <w:spacing w:lineRule="atLeast" w:line="260" w:before="0" w:after="0"/>
-        <w:ind w:left="120"/>
-        <w:jc w:val="left"/>
-        <w:shd w:val="clear" w:color="auto" w:fill="F2F2F2"/>
-      </w:pPr>
-      <w:r>
-        <w:rPr>
-          <w:rFonts w:eastAsia="標楷體" w:ascii="Consolas" w:hAnsi="Consolas"/>
-          <w:sz w:val="19"/>
-        </w:rPr>
-        <w:t xml:space="preserve">    P_pred = A_k * P * A_k^T + Q                // 誤差協方差先驗</w:t>
-      </w:r>
-    </w:p>
-    <w:p>
-      <w:pPr>
-        <w:spacing w:lineRule="atLeast" w:line="260" w:before="0" w:after="0"/>
-        <w:ind w:left="120"/>
-        <w:jc w:val="left"/>
-        <w:shd w:val="clear" w:color="auto" w:fill="F2F2F2"/>
-      </w:pPr>
-      <w:r>
-        <w:rPr>
-          <w:rFonts w:eastAsia="標楷體" w:ascii="Consolas" w:hAnsi="Consolas"/>
-          <w:sz w:val="19"/>
-        </w:rPr>
-        <w:t>更新（量測更新）:</w:t>
-      </w:r>
-    </w:p>
-    <w:p>
-      <w:pPr>
-        <w:spacing w:lineRule="atLeast" w:line="260" w:before="0" w:after="0"/>
-        <w:ind w:left="120"/>
-        <w:jc w:val="left"/>
-        <w:shd w:val="clear" w:color="auto" w:fill="F2F2F2"/>
-      </w:pPr>
-      <w:r>
-        <w:rPr>
-          <w:rFonts w:eastAsia="標楷體" w:ascii="Consolas" w:hAnsi="Consolas"/>
-          <w:sz w:val="19"/>
-        </w:rPr>
-        <w:t xml:space="preserve">    y_pred = OCV(x_pred.SOC) - I_k*R0 - x_pred.V1   // 端電壓預測</w:t>
-      </w:r>
-    </w:p>
-    <w:p>
-      <w:pPr>
-        <w:spacing w:lineRule="atLeast" w:line="260" w:before="0" w:after="0"/>
-        <w:ind w:left="120"/>
-        <w:jc w:val="left"/>
-        <w:shd w:val="clear" w:color="auto" w:fill="F2F2F2"/>
-      </w:pPr>
-      <w:r>
-        <w:rPr>
-          <w:rFonts w:eastAsia="標楷體" w:ascii="Consolas" w:hAnsi="Consolas"/>
-          <w:sz w:val="19"/>
-        </w:rPr>
-        <w:t xml:space="preserve">    C_k    = [ dOCV/dSOC(x_pred.SOC) , -1 ]     // 觀測雅可比</w:t>
-      </w:r>
-    </w:p>
-    <w:p>
-      <w:pPr>
-        <w:spacing w:lineRule="atLeast" w:line="260" w:before="0" w:after="0"/>
-        <w:ind w:left="120"/>
-        <w:jc w:val="left"/>
-        <w:shd w:val="clear" w:color="auto" w:fill="F2F2F2"/>
-      </w:pPr>
-      <w:r>
-        <w:rPr>
-          <w:rFonts w:eastAsia="標楷體" w:ascii="Consolas" w:hAnsi="Consolas"/>
-          <w:sz w:val="19"/>
-        </w:rPr>
-        <w:t xml:space="preserve">    S      = C_k * P_pred * C_k^T + R           // 殘差協方差（純量）</w:t>
-      </w:r>
-    </w:p>
-    <w:p>
-      <w:pPr>
-        <w:spacing w:lineRule="atLeast" w:line="260" w:before="0" w:after="0"/>
-        <w:ind w:left="120"/>
-        <w:jc w:val="left"/>
-        <w:shd w:val="clear" w:color="auto" w:fill="F2F2F2"/>
-      </w:pPr>
-      <w:r>
-        <w:rPr>
-          <w:rFonts w:eastAsia="標楷體" w:ascii="Consolas" w:hAnsi="Consolas"/>
-          <w:sz w:val="19"/>
-        </w:rPr>
-        <w:t xml:space="preserve">    K      = P_pred * C_k^T / S                 // 卡爾曼增益（2x1）</w:t>
-      </w:r>
-    </w:p>
-    <w:p>
-      <w:pPr>
-        <w:spacing w:lineRule="atLeast" w:line="260" w:before="0" w:after="0"/>
-        <w:ind w:left="120"/>
-        <w:jc w:val="left"/>
-        <w:shd w:val="clear" w:color="auto" w:fill="F2F2F2"/>
-      </w:pPr>
-      <w:r>
-        <w:rPr>
-          <w:rFonts w:eastAsia="標楷體" w:ascii="Consolas" w:hAnsi="Consolas"/>
-          <w:sz w:val="19"/>
-        </w:rPr>
-        <w:t xml:space="preserve">    x_hat  = x_pred + K * (V_meas - y_pred)     // 狀態後驗</w:t>
-      </w:r>
-    </w:p>
-    <w:p>
-      <w:pPr>
-        <w:spacing w:lineRule="atLeast" w:line="260" w:before="0" w:after="0"/>
-        <w:ind w:left="120"/>
-        <w:jc w:val="left"/>
-        <w:shd w:val="clear" w:color="auto" w:fill="F2F2F2"/>
-      </w:pPr>
-      <w:r>
-        <w:rPr>
-          <w:rFonts w:eastAsia="標楷體" w:ascii="Consolas" w:hAnsi="Consolas"/>
-          <w:sz w:val="19"/>
-        </w:rPr>
-        <w:t xml:space="preserve">    P      = (I - K * C_k) * P_pred             // 協方差後驗（Joseph 式見實作）</w:t>
-      </w:r>
-    </w:p>
-    <w:p>
-      <w:pPr>
-        <w:spacing w:lineRule="atLeast" w:line="260" w:before="0" w:after="120"/>
-        <w:ind w:left="120"/>
-        <w:jc w:val="left"/>
-        <w:shd w:val="clear" w:color="auto" w:fill="F2F2F2"/>
-      </w:pPr>
-      <w:r>
-        <w:rPr>
-          <w:rFonts w:eastAsia="標楷體" w:ascii="Consolas" w:hAnsi="Consolas"/>
-          <w:sz w:val="19"/>
-        </w:rPr>
-        <w:t xml:space="preserve">    SOC_k  = clamp(x_hat.SOC, 0, 1)</w:t>
+        <w:t>每個週期（每秒）執行一次「預測—更新」遞迴，流程如圖 4-2 所示：先由電流以狀態方程做時間更新（得到狀態與不確定度的預測），再以實際量到的端電壓做量測更新（計算修正增益、把預測拉回實際），輸出限幅後的 SOC 並進入下一週期。</w:t>
+      </w:r>
+    </w:p>
+    <w:p>
+      <w:pPr>
+        <w:spacing w:before="120" w:after="40"/>
+        <w:jc w:val="center"/>
+      </w:pPr>
+      <w:r>
+        <w:drawing>
+          <wp:inline xmlns:a="http://schemas.openxmlformats.org/drawingml/2006/main" xmlns:pic="http://schemas.openxmlformats.org/drawingml/2006/picture">
+            <wp:extent cx="4860000" cy="5008775"/>
+            <wp:docPr id="3" name="Picture 3"/>
+            <wp:cNvGraphicFramePr>
+              <a:graphicFrameLocks noChangeAspect="1"/>
+            </wp:cNvGraphicFramePr>
+            <a:graphic>
+              <a:graphicData uri="http://schemas.openxmlformats.org/drawingml/2006/picture">
+                <pic:pic>
+                  <pic:nvPicPr>
+                    <pic:cNvPr id="0" name="fig4-2.png"/>
+                    <pic:cNvPicPr/>
+                  </pic:nvPicPr>
+                  <pic:blipFill>
+                    <a:blip r:embed="rId14"/>
+                    <a:stretch>
+                      <a:fillRect/>
+                    </a:stretch>
+                  </pic:blipFill>
+                  <pic:spPr>
+                    <a:xfrm>
+                      <a:off x="0" y="0"/>
+                      <a:ext cx="4860000" cy="5008775"/>
+                    </a:xfrm>
+                    <a:prstGeom prst="rect"/>
+                  </pic:spPr>
+                </pic:pic>
+              </a:graphicData>
+            </a:graphic>
+          </wp:inline>
+        </w:drawing>
+      </w:r>
+    </w:p>
+    <w:p>
+      <w:pPr>
+        <w:spacing w:before="60" w:after="160" w:lineRule="atLeast" w:line="320"/>
+        <w:jc w:val="center"/>
+      </w:pPr>
+      <w:r>
+        <w:rPr>
+          <w:rFonts w:eastAsia="標楷體" w:ascii="Times New Roman" w:hAnsi="Times New Roman"/>
+          <w:b/>
+          <w:i w:val="0"/>
+          <w:sz w:val="22"/>
+        </w:rPr>
+        <w:t>圖 4-2</w:t>
+      </w:r>
+      <w:r>
+        <w:rPr>
+          <w:rFonts w:eastAsia="標楷體" w:ascii="Times New Roman" w:hAnsi="Times New Roman"/>
+          <w:b w:val="0"/>
+          <w:i w:val="0"/>
+          <w:sz w:val="22"/>
+        </w:rPr>
+        <w:t xml:space="preserve">　EKF 之預測—更新遞迴流程（一階 RC，狀態 [SOC, V1]）</w:t>
       </w:r>
     </w:p>
     <w:p>
@@ -15340,43 +12328,40 @@
           <w:i w:val="0"/>
           <w:sz w:val="24"/>
         </w:rPr>
-        <w:t xml:space="preserve">維度極小（狀態 2 維、觀測 1 維），故 </w:t>
-      </w:r>
-      <w:r>
-        <w:rPr>
-          <w:rFonts w:eastAsia="標楷體" w:ascii="Times New Roman" w:hAnsi="Times New Roman"/>
-          <w:b w:val="0"/>
-          <w:i w:val="0"/>
-          <w:sz w:val="24"/>
-        </w:rPr>
-        <w:t>S</w:t>
-      </w:r>
-      <w:r>
-        <w:rPr>
-          <w:rFonts w:eastAsia="標楷體" w:ascii="Times New Roman" w:hAnsi="Times New Roman"/>
-          <w:b w:val="0"/>
-          <w:i w:val="0"/>
-          <w:sz w:val="24"/>
-        </w:rPr>
-        <w:t xml:space="preserve"> 為純量、增益計算僅需一次純量除法，無需一般矩陣求逆——這是 SOC-EKF 在嵌入式上可行的關鍵。協方差更新採 Joseph 穩定形式以維持 </w:t>
-      </w:r>
-      <w:r>
-        <w:rPr>
-          <w:rFonts w:eastAsia="標楷體" w:ascii="Times New Roman" w:hAnsi="Times New Roman"/>
-          <w:b w:val="0"/>
-          <w:i w:val="0"/>
-          <w:sz w:val="24"/>
-        </w:rPr>
-        <w:t>P</w:t>
-      </w:r>
-      <w:r>
-        <w:rPr>
-          <w:rFonts w:eastAsia="標楷體" w:ascii="Times New Roman" w:hAnsi="Times New Roman"/>
-          <w:b w:val="0"/>
-          <w:i w:val="0"/>
-          <w:sz w:val="24"/>
-        </w:rPr>
-        <w:t xml:space="preserve"> 對稱正定。</w:t>
+        <w:t>此問題的狀態只有兩維、觀測只有一維，因此增益計算僅需一次純量除法、無需一般矩陣求逆——這是擴展卡爾曼濾波器能在微控制器上即時運行的關鍵。其中電池內阻與極化等模型參數，由放電擾動段的電壓階躍與回彈以最小平方辨識；過程雜訊與量測雜訊則為調參項。</w:t>
+      </w:r>
+      <w:r>
+        <w:rPr>
+          <w:rFonts w:eastAsia="標楷體" w:ascii="Consolas" w:hAnsi="Consolas"/>
+          <w:b w:val="0"/>
+          <w:i w:val="0"/>
+          <w:sz w:val="21"/>
+        </w:rPr>
+        <w:t>[待測]</w:t>
+      </w:r>
+      <w:r>
+        <w:rPr>
+          <w:rFonts w:eastAsia="標楷體" w:ascii="Times New Roman" w:hAnsi="Times New Roman"/>
+          <w:b w:val="0"/>
+          <w:i w:val="0"/>
+          <w:sz w:val="24"/>
+        </w:rPr>
+        <w:t xml:space="preserve"> 上述模型參數與雜訊設定之最終值待 PC 端原型完成後填入。</w:t>
+      </w:r>
+    </w:p>
+    <w:p>
+      <w:pPr>
+        <w:spacing w:before="160" w:after="80" w:lineRule="atLeast" w:line="360"/>
+        <w:jc w:val="left"/>
+      </w:pPr>
+      <w:r>
+        <w:rPr>
+          <w:rFonts w:eastAsia="標楷體" w:ascii="Times New Roman" w:hAnsi="Times New Roman"/>
+          <w:b/>
+          <w:i w:val="0"/>
+          <w:sz w:val="26"/>
+        </w:rPr>
+        <w:t>4.2.4 嵌入式實作</w:t>
       </w:r>
     </w:p>
     <w:p>
@@ -15388,625 +12373,11 @@
       <w:r>
         <w:rPr>
           <w:rFonts w:eastAsia="標楷體" w:ascii="Times New Roman" w:hAnsi="Times New Roman"/>
-          <w:b/>
-          <w:i w:val="0"/>
-          <w:sz w:val="24"/>
-        </w:rPr>
-        <w:t>參數來源</w:t>
-      </w:r>
-      <w:r>
-        <w:rPr>
-          <w:rFonts w:eastAsia="標楷體" w:ascii="Times New Roman" w:hAnsi="Times New Roman"/>
-          <w:b w:val="0"/>
-          <w:i w:val="0"/>
-          <w:sz w:val="24"/>
-        </w:rPr>
-        <w:t>：</w:t>
-      </w:r>
-      <w:r>
-        <w:rPr>
-          <w:rFonts w:eastAsia="標楷體" w:ascii="Times New Roman" w:hAnsi="Times New Roman"/>
-          <w:b w:val="0"/>
-          <w:i w:val="0"/>
-          <w:sz w:val="24"/>
-        </w:rPr>
-        <w:t>R_0, R_1, C_1</w:t>
-      </w:r>
-      <w:r>
-        <w:rPr>
-          <w:rFonts w:eastAsia="標楷體" w:ascii="Times New Roman" w:hAnsi="Times New Roman"/>
-          <w:b w:val="0"/>
-          <w:i w:val="0"/>
-          <w:sz w:val="24"/>
-        </w:rPr>
-        <w:t xml:space="preserve"> 由放電脈衝鬆弛實驗辨識（利用第三章 dV/dI 擾動段之電壓階躍與回彈，以最小平方擬合一階 RC）；</w:t>
-      </w:r>
-      <w:r>
-        <w:rPr>
-          <w:rFonts w:eastAsia="標楷體" w:ascii="Times New Roman" w:hAnsi="Times New Roman"/>
-          <w:b w:val="0"/>
-          <w:i w:val="0"/>
-          <w:sz w:val="24"/>
-        </w:rPr>
-        <w:t>Q</w:t>
-      </w:r>
-      <w:r>
-        <w:rPr>
-          <w:rFonts w:eastAsia="標楷體" w:ascii="Times New Roman" w:hAnsi="Times New Roman"/>
-          <w:b w:val="0"/>
-          <w:i w:val="0"/>
-          <w:sz w:val="24"/>
-        </w:rPr>
-        <w:t>（過程雜訊）、</w:t>
-      </w:r>
-      <w:r>
-        <w:rPr>
-          <w:rFonts w:eastAsia="標楷體" w:ascii="Times New Roman" w:hAnsi="Times New Roman"/>
-          <w:b w:val="0"/>
-          <w:i w:val="0"/>
-          <w:sz w:val="24"/>
-        </w:rPr>
-        <w:t>R</w:t>
-      </w:r>
-      <w:r>
-        <w:rPr>
-          <w:rFonts w:eastAsia="標楷體" w:ascii="Times New Roman" w:hAnsi="Times New Roman"/>
-          <w:b w:val="0"/>
-          <w:i w:val="0"/>
-          <w:sz w:val="24"/>
-        </w:rPr>
-        <w:t>（量測雜訊，由 INA226／端電壓量測噪聲統計取得）為調參對象。</w:t>
-      </w:r>
-      <w:r>
-        <w:rPr>
-          <w:rFonts w:eastAsia="標楷體" w:ascii="Consolas" w:hAnsi="Consolas"/>
-          <w:b w:val="0"/>
-          <w:i w:val="0"/>
-          <w:sz w:val="21"/>
-        </w:rPr>
-        <w:t>[待測]</w:t>
-      </w:r>
-      <w:r>
-        <w:rPr>
-          <w:rFonts w:eastAsia="標楷體" w:ascii="Times New Roman" w:hAnsi="Times New Roman"/>
-          <w:b w:val="0"/>
-          <w:i w:val="0"/>
-          <w:sz w:val="24"/>
-        </w:rPr>
-        <w:t xml:space="preserve"> 上述 RC 參數之辨識值與 </w:t>
-      </w:r>
-      <w:r>
-        <w:rPr>
-          <w:rFonts w:eastAsia="標楷體" w:ascii="Times New Roman" w:hAnsi="Times New Roman"/>
-          <w:b w:val="0"/>
-          <w:i w:val="0"/>
-          <w:sz w:val="24"/>
-        </w:rPr>
-        <w:t>Q, R</w:t>
-      </w:r>
-      <w:r>
-        <w:rPr>
-          <w:rFonts w:eastAsia="標楷體" w:ascii="Times New Roman" w:hAnsi="Times New Roman"/>
-          <w:b w:val="0"/>
-          <w:i w:val="0"/>
-          <w:sz w:val="24"/>
-        </w:rPr>
-        <w:t xml:space="preserve"> 之最終調定值待 PC 原型完成後填入。</w:t>
-      </w:r>
-    </w:p>
-    <w:p>
-      <w:pPr>
-        <w:spacing w:before="160" w:after="80" w:lineRule="atLeast" w:line="360"/>
-        <w:jc w:val="left"/>
-      </w:pPr>
-      <w:r>
-        <w:rPr>
-          <w:rFonts w:eastAsia="標楷體" w:ascii="Times New Roman" w:hAnsi="Times New Roman"/>
-          <w:b/>
-          <w:i w:val="0"/>
-          <w:sz w:val="26"/>
-        </w:rPr>
-        <w:t>4.2.4 STM32 實作</w:t>
-      </w:r>
-    </w:p>
-    <w:p>
-      <w:pPr>
-        <w:spacing w:lineRule="atLeast" w:line="480"/>
-        <w:ind w:firstLine="480"/>
-        <w:jc w:val="both"/>
-      </w:pPr>
-      <w:r>
-        <w:rPr>
-          <w:rFonts w:eastAsia="標楷體" w:ascii="Times New Roman" w:hAnsi="Times New Roman"/>
-          <w:b w:val="0"/>
-          <w:i w:val="0"/>
-          <w:sz w:val="24"/>
-        </w:rPr>
-        <w:t xml:space="preserve">EKF 模組於 </w:t>
-      </w:r>
-      <w:r>
-        <w:rPr>
-          <w:rFonts w:eastAsia="標楷體" w:ascii="Consolas" w:hAnsi="Consolas"/>
-          <w:b w:val="0"/>
-          <w:i w:val="0"/>
-          <w:sz w:val="21"/>
-        </w:rPr>
-        <w:t>soc_soh_calc</w:t>
-      </w:r>
-      <w:r>
-        <w:rPr>
-          <w:rFonts w:eastAsia="標楷體" w:ascii="Times New Roman" w:hAnsi="Times New Roman"/>
-          <w:b w:val="0"/>
-          <w:i w:val="0"/>
-          <w:sz w:val="24"/>
-        </w:rPr>
-        <w:t xml:space="preserve"> 內以單精度浮點實作（STM32G071 無 FPU，浮點走軟體模擬，故 CPU 週期顯著高於庫倫計數，此正是 4.4 待量化之代價）。設計要點：</w:t>
-      </w:r>
-    </w:p>
-    <w:p>
-      <w:pPr>
-        <w:spacing w:lineRule="atLeast" w:line="480"/>
-        <w:ind w:left="480" w:hanging="240"/>
-        <w:jc w:val="both"/>
-      </w:pPr>
-      <w:r>
-        <w:rPr>
-          <w:rFonts w:eastAsia="標楷體" w:ascii="Times New Roman" w:hAnsi="Times New Roman"/>
-          <w:b w:val="0"/>
-          <w:i w:val="0"/>
-          <w:sz w:val="24"/>
-        </w:rPr>
-        <w:t xml:space="preserve">‧ </w:t>
-      </w:r>
-      <w:r>
-        <w:rPr>
-          <w:rFonts w:eastAsia="標楷體" w:ascii="Times New Roman" w:hAnsi="Times New Roman"/>
-          <w:b/>
-          <w:i w:val="0"/>
-          <w:sz w:val="24"/>
-        </w:rPr>
-        <w:t>OCV 表</w:t>
-      </w:r>
-      <w:r>
-        <w:rPr>
-          <w:rFonts w:eastAsia="標楷體" w:ascii="Times New Roman" w:hAnsi="Times New Roman"/>
-          <w:b w:val="0"/>
-          <w:i w:val="0"/>
-          <w:sz w:val="24"/>
-        </w:rPr>
-        <w:t>：載入時將 GITT 21 點（5% 步長）細化為 101 點（1% 步長）</w:t>
-      </w:r>
-      <w:r>
-        <w:rPr>
-          <w:rFonts w:eastAsia="標楷體" w:ascii="Consolas" w:hAnsi="Consolas"/>
-          <w:b w:val="0"/>
-          <w:i w:val="0"/>
-          <w:sz w:val="21"/>
-        </w:rPr>
-        <w:t>const float32_t</w:t>
-      </w:r>
-      <w:r>
-        <w:rPr>
-          <w:rFonts w:eastAsia="標楷體" w:ascii="Times New Roman" w:hAnsi="Times New Roman"/>
-          <w:b w:val="0"/>
-          <w:i w:val="0"/>
-          <w:sz w:val="24"/>
-        </w:rPr>
-        <w:t xml:space="preserve"> 陣列存於 Flash，查值與求斜率各為一次線性內插，避免執行期重算。</w:t>
-      </w:r>
-    </w:p>
-    <w:p>
-      <w:pPr>
-        <w:spacing w:lineRule="atLeast" w:line="480"/>
-        <w:ind w:left="480" w:hanging="240"/>
-        <w:jc w:val="both"/>
-      </w:pPr>
-      <w:r>
-        <w:rPr>
-          <w:rFonts w:eastAsia="標楷體" w:ascii="Times New Roman" w:hAnsi="Times New Roman"/>
-          <w:b w:val="0"/>
-          <w:i w:val="0"/>
-          <w:sz w:val="24"/>
-        </w:rPr>
-        <w:t xml:space="preserve">‧ </w:t>
-      </w:r>
-      <w:r>
-        <w:rPr>
-          <w:rFonts w:eastAsia="標楷體" w:ascii="Times New Roman" w:hAnsi="Times New Roman"/>
-          <w:b/>
-          <w:i w:val="0"/>
-          <w:sz w:val="24"/>
-        </w:rPr>
-        <w:t>矩陣運算展開</w:t>
-      </w:r>
-      <w:r>
-        <w:rPr>
-          <w:rFonts w:eastAsia="標楷體" w:ascii="Times New Roman" w:hAnsi="Times New Roman"/>
-          <w:b w:val="0"/>
-          <w:i w:val="0"/>
-          <w:sz w:val="24"/>
-        </w:rPr>
-        <w:t>：因維度固定為 2×2／2×1，所有矩陣運算手動展開為純量算式，不引入通用矩陣函式庫，省去迴圈與函式呼叫開銷並便於 cycle 計數。</w:t>
-      </w:r>
-    </w:p>
-    <w:p>
-      <w:pPr>
-        <w:spacing w:lineRule="atLeast" w:line="480"/>
-        <w:ind w:left="480" w:hanging="240"/>
-        <w:jc w:val="both"/>
-      </w:pPr>
-      <w:r>
-        <w:rPr>
-          <w:rFonts w:eastAsia="標楷體" w:ascii="Times New Roman" w:hAnsi="Times New Roman"/>
-          <w:b w:val="0"/>
-          <w:i w:val="0"/>
-          <w:sz w:val="24"/>
-        </w:rPr>
-        <w:t xml:space="preserve">‧ </w:t>
-      </w:r>
-      <w:r>
-        <w:rPr>
-          <w:rFonts w:eastAsia="標楷體" w:ascii="Times New Roman" w:hAnsi="Times New Roman"/>
-          <w:b/>
-          <w:i w:val="0"/>
-          <w:sz w:val="24"/>
-        </w:rPr>
-        <w:t>數值穩定</w:t>
-      </w:r>
-      <w:r>
-        <w:rPr>
-          <w:rFonts w:eastAsia="標楷體" w:ascii="Times New Roman" w:hAnsi="Times New Roman"/>
-          <w:b w:val="0"/>
-          <w:i w:val="0"/>
-          <w:sz w:val="24"/>
-        </w:rPr>
-        <w:t>：</w:t>
-      </w:r>
-      <w:r>
-        <w:rPr>
-          <w:rFonts w:eastAsia="標楷體" w:ascii="Times New Roman" w:hAnsi="Times New Roman"/>
-          <w:b w:val="0"/>
-          <w:i w:val="0"/>
-          <w:sz w:val="24"/>
-        </w:rPr>
-        <w:t>P</w:t>
-      </w:r>
-      <w:r>
-        <w:rPr>
-          <w:rFonts w:eastAsia="標楷體" w:ascii="Times New Roman" w:hAnsi="Times New Roman"/>
-          <w:b w:val="0"/>
-          <w:i w:val="0"/>
-          <w:sz w:val="24"/>
-        </w:rPr>
-        <w:t xml:space="preserve"> 以 Joseph 形式更新並週期性強制對稱化（</w:t>
-      </w:r>
-      <w:r>
-        <w:rPr>
-          <w:rFonts w:eastAsia="標楷體" w:ascii="Times New Roman" w:hAnsi="Times New Roman"/>
-          <w:b w:val="0"/>
-          <w:i w:val="0"/>
-          <w:sz w:val="24"/>
-        </w:rPr>
-        <w:t>P ← (P+Pᵀ)/2</w:t>
-      </w:r>
-      <w:r>
-        <w:rPr>
-          <w:rFonts w:eastAsia="標楷體" w:ascii="Times New Roman" w:hAnsi="Times New Roman"/>
-          <w:b w:val="0"/>
-          <w:i w:val="0"/>
-          <w:sz w:val="24"/>
-        </w:rPr>
-        <w:t xml:space="preserve">）；SOC 後驗夾限至 </w:t>
-      </w:r>
-      <w:r>
-        <w:rPr>
-          <w:rFonts w:eastAsia="標楷體" w:ascii="Times New Roman" w:hAnsi="Times New Roman"/>
-          <w:b w:val="0"/>
-          <w:i w:val="0"/>
-          <w:sz w:val="24"/>
-        </w:rPr>
-        <w:t>[0,1]</w:t>
-      </w:r>
-      <w:r>
-        <w:rPr>
-          <w:rFonts w:eastAsia="標楷體" w:ascii="Times New Roman" w:hAnsi="Times New Roman"/>
-          <w:b w:val="0"/>
-          <w:i w:val="0"/>
-          <w:sz w:val="24"/>
-        </w:rPr>
-        <w:t>。</w:t>
-      </w:r>
-    </w:p>
-    <w:p>
-      <w:pPr>
-        <w:spacing w:lineRule="atLeast" w:line="480"/>
-        <w:ind w:left="480" w:hanging="240"/>
-        <w:jc w:val="both"/>
-      </w:pPr>
-      <w:r>
-        <w:rPr>
-          <w:rFonts w:eastAsia="標楷體" w:ascii="Times New Roman" w:hAnsi="Times New Roman"/>
-          <w:b w:val="0"/>
-          <w:i w:val="0"/>
-          <w:sz w:val="24"/>
-        </w:rPr>
-        <w:t xml:space="preserve">‧ </w:t>
-      </w:r>
-      <w:r>
-        <w:rPr>
-          <w:rFonts w:eastAsia="標楷體" w:ascii="Times New Roman" w:hAnsi="Times New Roman"/>
-          <w:b/>
-          <w:i w:val="0"/>
-          <w:sz w:val="24"/>
-        </w:rPr>
-        <w:t>初始化</w:t>
-      </w:r>
-      <w:r>
-        <w:rPr>
-          <w:rFonts w:eastAsia="標楷體" w:ascii="Times New Roman" w:hAnsi="Times New Roman"/>
-          <w:b w:val="0"/>
-          <w:i w:val="0"/>
-          <w:sz w:val="24"/>
-        </w:rPr>
-        <w:t>：</w:t>
-      </w:r>
-      <w:r>
-        <w:rPr>
-          <w:rFonts w:eastAsia="標楷體" w:ascii="Times New Roman" w:hAnsi="Times New Roman"/>
-          <w:b w:val="0"/>
-          <w:i w:val="0"/>
-          <w:sz w:val="24"/>
-        </w:rPr>
-        <w:t>SOĈ_0</w:t>
-      </w:r>
-      <w:r>
-        <w:rPr>
-          <w:rFonts w:eastAsia="標楷體" w:ascii="Times New Roman" w:hAnsi="Times New Roman"/>
-          <w:b w:val="0"/>
-          <w:i w:val="0"/>
-          <w:sz w:val="24"/>
-        </w:rPr>
-        <w:t xml:space="preserve"> 可任意（EKF 應能收斂），</w:t>
-      </w:r>
-      <w:r>
-        <w:rPr>
-          <w:rFonts w:eastAsia="標楷體" w:ascii="Times New Roman" w:hAnsi="Times New Roman"/>
-          <w:b w:val="0"/>
-          <w:i w:val="0"/>
-          <w:sz w:val="24"/>
-        </w:rPr>
-        <w:t>P_0</w:t>
-      </w:r>
-      <w:r>
-        <w:rPr>
-          <w:rFonts w:eastAsia="標楷體" w:ascii="Times New Roman" w:hAnsi="Times New Roman"/>
-          <w:b w:val="0"/>
-          <w:i w:val="0"/>
-          <w:sz w:val="24"/>
-        </w:rPr>
-        <w:t xml:space="preserve"> 取較大值以反映初值不確定、加速收斂。</w:t>
-      </w:r>
-    </w:p>
-    <w:p>
-      <w:pPr>
-        <w:spacing w:lineRule="atLeast" w:line="260" w:before="120" w:after="0"/>
-        <w:ind w:left="120"/>
-        <w:jc w:val="left"/>
-        <w:shd w:val="clear" w:color="auto" w:fill="F2F2F2"/>
-      </w:pPr>
-      <w:r>
-        <w:rPr>
-          <w:rFonts w:eastAsia="標楷體" w:ascii="Consolas" w:hAnsi="Consolas"/>
-          <w:sz w:val="19"/>
-        </w:rPr>
-        <w:t>/*</w:t>
-      </w:r>
-    </w:p>
-    <w:p>
-      <w:pPr>
-        <w:spacing w:lineRule="atLeast" w:line="260" w:before="0" w:after="0"/>
-        <w:ind w:left="120"/>
-        <w:jc w:val="left"/>
-        <w:shd w:val="clear" w:color="auto" w:fill="F2F2F2"/>
-      </w:pPr>
-      <w:r>
-        <w:rPr>
-          <w:rFonts w:eastAsia="標楷體" w:ascii="Consolas" w:hAnsi="Consolas"/>
-          <w:sz w:val="19"/>
-        </w:rPr>
-        <w:t xml:space="preserve"> * @brief  EKF 一步遞迴（1 Hz 呼叫）。一階 RC 模型，狀態 [SOC, V1]。</w:t>
-      </w:r>
-    </w:p>
-    <w:p>
-      <w:pPr>
-        <w:spacing w:lineRule="atLeast" w:line="260" w:before="0" w:after="0"/>
-        <w:ind w:left="120"/>
-        <w:jc w:val="left"/>
-        <w:shd w:val="clear" w:color="auto" w:fill="F2F2F2"/>
-      </w:pPr>
-      <w:r>
-        <w:rPr>
-          <w:rFonts w:eastAsia="標楷體" w:ascii="Consolas" w:hAnsi="Consolas"/>
-          <w:sz w:val="19"/>
-        </w:rPr>
-        <w:t xml:space="preserve"> *         參數說明：</w:t>
-      </w:r>
-    </w:p>
-    <w:p>
-      <w:pPr>
-        <w:spacing w:lineRule="atLeast" w:line="260" w:before="0" w:after="0"/>
-        <w:ind w:left="120"/>
-        <w:jc w:val="left"/>
-        <w:shd w:val="clear" w:color="auto" w:fill="F2F2F2"/>
-      </w:pPr>
-      <w:r>
-        <w:rPr>
-          <w:rFonts w:eastAsia="標楷體" w:ascii="Consolas" w:hAnsi="Consolas"/>
-          <w:sz w:val="19"/>
-        </w:rPr>
-        <w:t xml:space="preserve"> *           - i_a     : 校正後電流，單位 A，放電為正</w:t>
-      </w:r>
-    </w:p>
-    <w:p>
-      <w:pPr>
-        <w:spacing w:lineRule="atLeast" w:line="260" w:before="0" w:after="0"/>
-        <w:ind w:left="120"/>
-        <w:jc w:val="left"/>
-        <w:shd w:val="clear" w:color="auto" w:fill="F2F2F2"/>
-      </w:pPr>
-      <w:r>
-        <w:rPr>
-          <w:rFonts w:eastAsia="標楷體" w:ascii="Consolas" w:hAnsi="Consolas"/>
-          <w:sz w:val="19"/>
-        </w:rPr>
-        <w:t xml:space="preserve"> *           - v_meas  : 量測端電壓，單位 V</w:t>
-      </w:r>
-    </w:p>
-    <w:p>
-      <w:pPr>
-        <w:spacing w:lineRule="atLeast" w:line="260" w:before="0" w:after="0"/>
-        <w:ind w:left="120"/>
-        <w:jc w:val="left"/>
-        <w:shd w:val="clear" w:color="auto" w:fill="F2F2F2"/>
-      </w:pPr>
-      <w:r>
-        <w:rPr>
-          <w:rFonts w:eastAsia="標楷體" w:ascii="Consolas" w:hAnsi="Consolas"/>
-          <w:sz w:val="19"/>
-        </w:rPr>
-        <w:t xml:space="preserve"> *           - dt_s    : 取樣週期，單位 s（標稱 1.0）</w:t>
-      </w:r>
-    </w:p>
-    <w:p>
-      <w:pPr>
-        <w:spacing w:lineRule="atLeast" w:line="260" w:before="0" w:after="0"/>
-        <w:ind w:left="120"/>
-        <w:jc w:val="left"/>
-        <w:shd w:val="clear" w:color="auto" w:fill="F2F2F2"/>
-      </w:pPr>
-      <w:r>
-        <w:rPr>
-          <w:rFonts w:eastAsia="標楷體" w:ascii="Consolas" w:hAnsi="Consolas"/>
-          <w:sz w:val="19"/>
-        </w:rPr>
-        <w:t xml:space="preserve"> *         模組靜態狀態：x_hat[2]、P[2][2]、已辨識之 R0/R1/C1、Q[2][2]、R_meas</w:t>
-      </w:r>
-    </w:p>
-    <w:p>
-      <w:pPr>
-        <w:spacing w:lineRule="atLeast" w:line="260" w:before="0" w:after="0"/>
-        <w:ind w:left="120"/>
-        <w:jc w:val="left"/>
-        <w:shd w:val="clear" w:color="auto" w:fill="F2F2F2"/>
-      </w:pPr>
-      <w:r>
-        <w:rPr>
-          <w:rFonts w:eastAsia="標楷體" w:ascii="Consolas" w:hAnsi="Consolas"/>
-          <w:sz w:val="19"/>
-        </w:rPr>
-        <w:t xml:space="preserve"> */</w:t>
-      </w:r>
-    </w:p>
-    <w:p>
-      <w:pPr>
-        <w:spacing w:lineRule="atLeast" w:line="260" w:before="0" w:after="0"/>
-        <w:ind w:left="120"/>
-        <w:jc w:val="left"/>
-        <w:shd w:val="clear" w:color="auto" w:fill="F2F2F2"/>
-      </w:pPr>
-      <w:r>
-        <w:rPr>
-          <w:rFonts w:eastAsia="標楷體" w:ascii="Consolas" w:hAnsi="Consolas"/>
-          <w:sz w:val="19"/>
-        </w:rPr>
-        <w:t>void ekf_update(float32_t i_a, float32_t v_meas, float32_t dt_s)</w:t>
-      </w:r>
-    </w:p>
-    <w:p>
-      <w:pPr>
-        <w:spacing w:lineRule="atLeast" w:line="260" w:before="0" w:after="0"/>
-        <w:ind w:left="120"/>
-        <w:jc w:val="left"/>
-        <w:shd w:val="clear" w:color="auto" w:fill="F2F2F2"/>
-      </w:pPr>
-      <w:r>
-        <w:rPr>
-          <w:rFonts w:eastAsia="標楷體" w:ascii="Consolas" w:hAnsi="Consolas"/>
-          <w:sz w:val="19"/>
-        </w:rPr>
-        <w:t>{</w:t>
-      </w:r>
-    </w:p>
-    <w:p>
-      <w:pPr>
-        <w:spacing w:lineRule="atLeast" w:line="260" w:before="0" w:after="0"/>
-        <w:ind w:left="120"/>
-        <w:jc w:val="left"/>
-        <w:shd w:val="clear" w:color="auto" w:fill="F2F2F2"/>
-      </w:pPr>
-      <w:r>
-        <w:rPr>
-          <w:rFonts w:eastAsia="標楷體" w:ascii="Consolas" w:hAnsi="Consolas"/>
-          <w:sz w:val="19"/>
-        </w:rPr>
-        <w:t xml:space="preserve">    // 時間更新、量測更新之純量展開實作（2x2），詳見 soc_soh_calc/ekf.c</w:t>
-      </w:r>
-    </w:p>
-    <w:p>
-      <w:pPr>
-        <w:spacing w:lineRule="atLeast" w:line="260" w:before="0" w:after="0"/>
-        <w:ind w:left="120"/>
-        <w:jc w:val="left"/>
-        <w:shd w:val="clear" w:color="auto" w:fill="F2F2F2"/>
-      </w:pPr>
-      <w:r>
-        <w:rPr>
-          <w:rFonts w:eastAsia="標楷體" w:ascii="Consolas" w:hAnsi="Consolas"/>
-          <w:sz w:val="19"/>
-        </w:rPr>
-        <w:t xml:space="preserve">    // [待測] 完整實作隨 PC 原型定版後移植並回填本處節錄</w:t>
-      </w:r>
-    </w:p>
-    <w:p>
-      <w:pPr>
-        <w:spacing w:lineRule="atLeast" w:line="260" w:before="0" w:after="120"/>
-        <w:ind w:left="120"/>
-        <w:jc w:val="left"/>
-        <w:shd w:val="clear" w:color="auto" w:fill="F2F2F2"/>
-      </w:pPr>
-      <w:r>
-        <w:rPr>
-          <w:rFonts w:eastAsia="標楷體" w:ascii="Consolas" w:hAnsi="Consolas"/>
-          <w:sz w:val="19"/>
-        </w:rPr>
-        <w:t>}</w:t>
-      </w:r>
-    </w:p>
-    <w:p>
-      <w:pPr>
-        <w:spacing w:lineRule="atLeast" w:line="320" w:before="40" w:after="40"/>
-        <w:ind w:left="360"/>
-        <w:jc w:val="left"/>
-      </w:pPr>
-      <w:r>
-        <w:rPr>
-          <w:rFonts w:eastAsia="標楷體" w:ascii="Consolas" w:hAnsi="Consolas"/>
-          <w:b w:val="0"/>
-          <w:i/>
-          <w:color w:val="606060"/>
-          <w:sz w:val="19"/>
-        </w:rPr>
-        <w:t>[待測]</w:t>
-      </w:r>
-      <w:r>
-        <w:rPr>
-          <w:rFonts w:eastAsia="標楷體" w:ascii="Times New Roman" w:hAnsi="Times New Roman"/>
-          <w:b w:val="0"/>
-          <w:i/>
-          <w:color w:val="606060"/>
-          <w:sz w:val="21"/>
-        </w:rPr>
-        <w:t xml:space="preserve"> 完整 C 實作、Flash／RAM 佔用與每次更新 CPU 週期，待 STM32 移植與 footprint 量測後填入 4.4 節。</w:t>
+          <w:b w:val="0"/>
+          <w:i w:val="0"/>
+          <w:sz w:val="24"/>
+        </w:rPr>
+        <w:t>EKF 在微控制器上的負擔明顯高於庫倫計數：它需要一張開路電壓對照表，並在每秒做一次小型的「預測—更新」運算與一次端電壓比對來修正估測。由於本研究所用微控制器沒有硬體浮點運算單元，這些運算改以軟體模擬完成，因此耗用的運算時間最長、佔用的程式空間與記憶體也最大——這正是 4.4 節要量化的「以較高資源換取較佳精度與強健性」之代價。實作上採用數值穩定的更新方式並把估測值限制在合理範圍，確保長時間運行不發散。</w:t>
       </w:r>
     </w:p>
     <w:p>
@@ -16956,7 +13327,7 @@
           <w:color w:val="606060"/>
           <w:sz w:val="21"/>
         </w:rPr>
-        <w:t>本節原理、演算法與 STM32 實作為</w:t>
+        <w:t>本節原理、演算法與嵌入式實作為</w:t>
       </w:r>
       <w:r>
         <w:rPr>
@@ -16996,27 +13367,27 @@
           <w:color w:val="606060"/>
           <w:sz w:val="21"/>
         </w:rPr>
-        <w:t xml:space="preserve">–SOC 擬合係數與精度依賴對既有擾動數據之系統性萃取與韌體化，本稿時點尚未完成，數值結果標 </w:t>
-      </w:r>
-      <w:r>
-        <w:rPr>
-          <w:rFonts w:eastAsia="標楷體" w:ascii="Consolas" w:hAnsi="Consolas"/>
-          <w:b w:val="0"/>
-          <w:i/>
-          <w:color w:val="606060"/>
-          <w:sz w:val="19"/>
-        </w:rPr>
-        <w:t>[待測]</w:t>
-      </w:r>
-      <w:r>
-        <w:rPr>
-          <w:rFonts w:eastAsia="標楷體" w:ascii="Times New Roman" w:hAnsi="Times New Roman"/>
-          <w:b w:val="0"/>
+        <w:t>–SOC 二次擬合係數</w:t>
+      </w:r>
+      <w:r>
+        <w:rPr>
+          <w:rFonts w:eastAsia="標楷體" w:ascii="Times New Roman" w:hAnsi="Times New Roman"/>
+          <w:b/>
           <w:i/>
           <w:color w:val="606060"/>
           <w:sz w:val="21"/>
         </w:rPr>
-        <w:t>。</w:t>
+        <w:t>已由既有擾動數據實測算出</w:t>
+      </w:r>
+      <w:r>
+        <w:rPr>
+          <w:rFonts w:eastAsia="標楷體" w:ascii="Times New Roman" w:hAnsi="Times New Roman"/>
+          <w:b w:val="0"/>
+          <w:i/>
+          <w:color w:val="606060"/>
+          <w:sz w:val="21"/>
+        </w:rPr>
+        <w:t>（fresh-cell rounds 1–3）；以該擬合反推 SOC 之逐點精度與韌體化結果待後續補上。</w:t>
       </w:r>
     </w:p>
     <w:p>
@@ -17047,7 +13418,7 @@
           <w:i w:val="0"/>
           <w:sz w:val="24"/>
         </w:rPr>
-        <w:t>動態阻抗法（Lin 2016 [2]）避開「需初始值」與「需長時間靜置」兩大限制，改以電池工作中端電壓對電流的瞬時變化率推估 SOC。定義動態阻抗為相鄰擾動兩點之電壓差比電流差：</w:t>
+        <w:t>動態阻抗法 [1] 避開「需初始值」與「需長時間靜置」兩大限制，改以電池工作中端電壓對電流的瞬時變化率推估 SOC。定義動態阻抗為相鄰擾動兩點之電壓差比電流差：</w:t>
       </w:r>
     </w:p>
     <w:p>
@@ -17177,7 +13548,7 @@
           <w:i w:val="0"/>
           <w:sz w:val="24"/>
         </w:rPr>
-        <w:t xml:space="preserve"> 對 SOC 之變化率正負判別位於曲線哪一側以取唯一解 [2]。</w:t>
+        <w:t xml:space="preserve"> 對 SOC 之變化率正負判別位於曲線哪一側以取唯一解 [1]。</w:t>
       </w:r>
     </w:p>
     <w:p>
@@ -17208,7 +13579,7 @@
           <w:i w:val="0"/>
           <w:sz w:val="24"/>
         </w:rPr>
-        <w:t xml:space="preserve">本研究的跨輪測試協定已對四種放電 C-rate 注入 dV/dI 擾動：每 60 s 由基礎倍率短暫步降至 0.2C、dwell 1 s 後步回（第三章 3.6 節）。取步降前後兩穩態樣本即得該 SOC 下之 </w:t>
+        <w:t xml:space="preserve">本研究的跨輪測試協定已對四種放電 C-rate 注入 dV/dI 擾動：每 60 s 由基礎倍率短暫步降至 0.2C、dwell 1 s 後步回（第三章 3.5 節）。取步降前後兩穩態樣本即得該 SOC 下之 </w:t>
       </w:r>
       <w:r>
         <w:rPr>
@@ -17301,261 +13672,6 @@
     </w:p>
     <w:p>
       <w:pPr>
-        <w:spacing w:before="160" w:after="80" w:lineRule="atLeast" w:line="360"/>
-        <w:jc w:val="left"/>
-      </w:pPr>
-      <w:r>
-        <w:rPr>
-          <w:rFonts w:eastAsia="標楷體" w:ascii="Times New Roman" w:hAnsi="Times New Roman"/>
-          <w:b/>
-          <w:i w:val="0"/>
-          <w:sz w:val="26"/>
-        </w:rPr>
-        <w:t>4.3.3 演算法</w:t>
-      </w:r>
-    </w:p>
-    <w:p>
-      <w:pPr>
-        <w:spacing w:lineRule="atLeast" w:line="260" w:before="120" w:after="0"/>
-        <w:ind w:left="120"/>
-        <w:jc w:val="left"/>
-        <w:shd w:val="clear" w:color="auto" w:fill="F2F2F2"/>
-      </w:pPr>
-      <w:r>
-        <w:rPr>
-          <w:rFonts w:eastAsia="標楷體" w:ascii="Consolas" w:hAnsi="Consolas"/>
-          <w:sz w:val="19"/>
-        </w:rPr>
-        <w:t>建表階段（離線，PC）:</w:t>
-      </w:r>
-    </w:p>
-    <w:p>
-      <w:pPr>
-        <w:spacing w:lineRule="atLeast" w:line="260" w:before="0" w:after="0"/>
-        <w:ind w:left="120"/>
-        <w:jc w:val="left"/>
-        <w:shd w:val="clear" w:color="auto" w:fill="F2F2F2"/>
-      </w:pPr>
-      <w:r>
-        <w:rPr>
-          <w:rFonts w:eastAsia="標楷體" w:ascii="Consolas" w:hAnsi="Consolas"/>
-          <w:sz w:val="19"/>
-        </w:rPr>
-        <w:t xml:space="preserve">    對每個放電 cycle 的每個擾動事件:</w:t>
-      </w:r>
-    </w:p>
-    <w:p>
-      <w:pPr>
-        <w:spacing w:lineRule="atLeast" w:line="260" w:before="0" w:after="0"/>
-        <w:ind w:left="120"/>
-        <w:jc w:val="left"/>
-        <w:shd w:val="clear" w:color="auto" w:fill="F2F2F2"/>
-      </w:pPr>
-      <w:r>
-        <w:rPr>
-          <w:rFonts w:eastAsia="標楷體" w:ascii="Consolas" w:hAnsi="Consolas"/>
-          <w:sz w:val="19"/>
-        </w:rPr>
-        <w:t xml:space="preserve">        取步降前穩態 (V1, I1)、dwell 末穩態 (V2, I2)</w:t>
-      </w:r>
-    </w:p>
-    <w:p>
-      <w:pPr>
-        <w:spacing w:lineRule="atLeast" w:line="260" w:before="0" w:after="0"/>
-        <w:ind w:left="120"/>
-        <w:jc w:val="left"/>
-        <w:shd w:val="clear" w:color="auto" w:fill="F2F2F2"/>
-      </w:pPr>
-      <w:r>
-        <w:rPr>
-          <w:rFonts w:eastAsia="標楷體" w:ascii="Consolas" w:hAnsi="Consolas"/>
-          <w:sz w:val="19"/>
-        </w:rPr>
-        <w:t xml:space="preserve">        Z = (V1 - V2) / (I1 - I2)</w:t>
-      </w:r>
-    </w:p>
-    <w:p>
-      <w:pPr>
-        <w:spacing w:lineRule="atLeast" w:line="260" w:before="0" w:after="0"/>
-        <w:ind w:left="120"/>
-        <w:jc w:val="left"/>
-        <w:shd w:val="clear" w:color="auto" w:fill="F2F2F2"/>
-      </w:pPr>
-      <w:r>
-        <w:rPr>
-          <w:rFonts w:eastAsia="標楷體" w:ascii="Consolas" w:hAnsi="Consolas"/>
-          <w:sz w:val="19"/>
-        </w:rPr>
-        <w:t xml:space="preserve">        soc = 庫倫真值 @ 該事件時刻</w:t>
-      </w:r>
-    </w:p>
-    <w:p>
-      <w:pPr>
-        <w:spacing w:lineRule="atLeast" w:line="260" w:before="0" w:after="0"/>
-        <w:ind w:left="120"/>
-        <w:jc w:val="left"/>
-        <w:shd w:val="clear" w:color="auto" w:fill="F2F2F2"/>
-      </w:pPr>
-      <w:r>
-        <w:rPr>
-          <w:rFonts w:eastAsia="標楷體" w:ascii="Consolas" w:hAnsi="Consolas"/>
-          <w:sz w:val="19"/>
-        </w:rPr>
-        <w:t xml:space="preserve">        累積散點 (soc, Z)</w:t>
-      </w:r>
-    </w:p>
-    <w:p>
-      <w:pPr>
-        <w:spacing w:lineRule="atLeast" w:line="260" w:before="0" w:after="0"/>
-        <w:ind w:left="120"/>
-        <w:jc w:val="left"/>
-        <w:shd w:val="clear" w:color="auto" w:fill="F2F2F2"/>
-      </w:pPr>
-      <w:r>
-        <w:rPr>
-          <w:rFonts w:eastAsia="標楷體" w:ascii="Consolas" w:hAnsi="Consolas"/>
-          <w:sz w:val="19"/>
-        </w:rPr>
-        <w:t xml:space="preserve">    最小平方擬合 Z = a*SOC^2 + b*SOC + c    // 得 a, b, c</w:t>
-      </w:r>
-    </w:p>
-    <w:p>
-      <w:pPr>
-        <w:spacing w:lineRule="atLeast" w:line="260" w:before="0" w:after="0"/>
-        <w:ind w:left="120"/>
-        <w:jc w:val="left"/>
-        <w:shd w:val="clear" w:color="auto" w:fill="F2F2F2"/>
-      </w:pPr>
-      <w:r>
-        <w:rPr>
-          <w:rFonts w:eastAsia="標楷體" w:ascii="Consolas" w:hAnsi="Consolas"/>
-          <w:sz w:val="19"/>
-        </w:rPr>
-        <w:t xml:space="preserve">    記錄頂點 SOC* = -b/(2a)                  // 拋物線最小值位置，判枝用</w:t>
-      </w:r>
-    </w:p>
-    <w:p>
-      <w:pPr>
-        <w:spacing w:lineRule="atLeast" w:line="260" w:before="0" w:after="0"/>
-        <w:ind w:left="120"/>
-        <w:jc w:val="left"/>
-        <w:shd w:val="clear" w:color="auto" w:fill="F2F2F2"/>
-      </w:pPr>
-      <w:r>
-        <w:rPr>
-          <w:rFonts w:eastAsia="標楷體" w:ascii="Consolas" w:hAnsi="Consolas"/>
-          <w:sz w:val="19"/>
-        </w:rPr>
-        <w:t xml:space="preserve"> </w:t>
-      </w:r>
-    </w:p>
-    <w:p>
-      <w:pPr>
-        <w:spacing w:lineRule="atLeast" w:line="260" w:before="0" w:after="0"/>
-        <w:ind w:left="120"/>
-        <w:jc w:val="left"/>
-        <w:shd w:val="clear" w:color="auto" w:fill="F2F2F2"/>
-      </w:pPr>
-      <w:r>
-        <w:rPr>
-          <w:rFonts w:eastAsia="標楷體" w:ascii="Consolas" w:hAnsi="Consolas"/>
-          <w:sz w:val="19"/>
-        </w:rPr>
-        <w:t>即時估測階段（MCU）:</w:t>
-      </w:r>
-    </w:p>
-    <w:p>
-      <w:pPr>
-        <w:spacing w:lineRule="atLeast" w:line="260" w:before="0" w:after="0"/>
-        <w:ind w:left="120"/>
-        <w:jc w:val="left"/>
-        <w:shd w:val="clear" w:color="auto" w:fill="F2F2F2"/>
-      </w:pPr>
-      <w:r>
-        <w:rPr>
-          <w:rFonts w:eastAsia="標楷體" w:ascii="Consolas" w:hAnsi="Consolas"/>
-          <w:sz w:val="19"/>
-        </w:rPr>
-        <w:t xml:space="preserve">    每偵測到一次擾動事件:</w:t>
-      </w:r>
-    </w:p>
-    <w:p>
-      <w:pPr>
-        <w:spacing w:lineRule="atLeast" w:line="260" w:before="0" w:after="0"/>
-        <w:ind w:left="120"/>
-        <w:jc w:val="left"/>
-        <w:shd w:val="clear" w:color="auto" w:fill="F2F2F2"/>
-      </w:pPr>
-      <w:r>
-        <w:rPr>
-          <w:rFonts w:eastAsia="標楷體" w:ascii="Consolas" w:hAnsi="Consolas"/>
-          <w:sz w:val="19"/>
-        </w:rPr>
-        <w:t xml:space="preserve">        Z = (V_before - V_after) / (I_before - I_after)</w:t>
-      </w:r>
-    </w:p>
-    <w:p>
-      <w:pPr>
-        <w:spacing w:lineRule="atLeast" w:line="260" w:before="0" w:after="0"/>
-        <w:ind w:left="120"/>
-        <w:jc w:val="left"/>
-        <w:shd w:val="clear" w:color="auto" w:fill="F2F2F2"/>
-      </w:pPr>
-      <w:r>
-        <w:rPr>
-          <w:rFonts w:eastAsia="標楷體" w:ascii="Consolas" w:hAnsi="Consolas"/>
-          <w:sz w:val="19"/>
-        </w:rPr>
-        <w:t xml:space="preserve">        解 a*SOC^2 + b*SOC + (c - Z) = 0     // 兩根</w:t>
-      </w:r>
-    </w:p>
-    <w:p>
-      <w:pPr>
-        <w:spacing w:lineRule="atLeast" w:line="260" w:before="0" w:after="0"/>
-        <w:ind w:left="120"/>
-        <w:jc w:val="left"/>
-        <w:shd w:val="clear" w:color="auto" w:fill="F2F2F2"/>
-      </w:pPr>
-      <w:r>
-        <w:rPr>
-          <w:rFonts w:eastAsia="標楷體" w:ascii="Consolas" w:hAnsi="Consolas"/>
-          <w:sz w:val="19"/>
-        </w:rPr>
-        <w:t xml:space="preserve">        以「Z 對 SOC 變化率正負」或前一 SOC 鄰近性選正確根</w:t>
-      </w:r>
-    </w:p>
-    <w:p>
-      <w:pPr>
-        <w:spacing w:lineRule="atLeast" w:line="260" w:before="0" w:after="0"/>
-        <w:ind w:left="120"/>
-        <w:jc w:val="left"/>
-        <w:shd w:val="clear" w:color="auto" w:fill="F2F2F2"/>
-      </w:pPr>
-      <w:r>
-        <w:rPr>
-          <w:rFonts w:eastAsia="標楷體" w:ascii="Consolas" w:hAnsi="Consolas"/>
-          <w:sz w:val="19"/>
-        </w:rPr>
-        <w:t xml:space="preserve">        SOC_k = 選定根（夾限 [0,1]）</w:t>
-      </w:r>
-    </w:p>
-    <w:p>
-      <w:pPr>
-        <w:spacing w:lineRule="atLeast" w:line="260" w:before="0" w:after="120"/>
-        <w:ind w:left="120"/>
-        <w:jc w:val="left"/>
-        <w:shd w:val="clear" w:color="auto" w:fill="F2F2F2"/>
-      </w:pPr>
-      <w:r>
-        <w:rPr>
-          <w:rFonts w:eastAsia="標楷體" w:ascii="Consolas" w:hAnsi="Consolas"/>
-          <w:sz w:val="19"/>
-        </w:rPr>
-        <w:t xml:space="preserve">    擾動事件之間: 以庫倫計數內插維持連續 SOC（混合策略）</w:t>
-      </w:r>
-    </w:p>
-    <w:p>
-      <w:pPr>
         <w:spacing w:lineRule="atLeast" w:line="480"/>
         <w:ind w:firstLine="480"/>
         <w:jc w:val="both"/>
@@ -17567,40 +13683,125 @@
           <w:i w:val="0"/>
           <w:sz w:val="24"/>
         </w:rPr>
-        <w:t>需注意動態阻抗法</w:t>
-      </w:r>
+        <w:t xml:space="preserve">動態阻抗法分為「離線建表」與「即時估測」兩階段，流程如圖 4-3 所示。離線階段（在電腦上做一次）對每個擾動事件算出 </w:t>
+      </w:r>
+      <w:r>
+        <w:rPr>
+          <w:rFonts w:eastAsia="標楷體" w:ascii="Times New Roman" w:hAnsi="Times New Roman"/>
+          <w:b w:val="0"/>
+          <w:i w:val="0"/>
+          <w:sz w:val="24"/>
+        </w:rPr>
+        <w:t>Δ V/Δ I</w:t>
+      </w:r>
+      <w:r>
+        <w:rPr>
+          <w:rFonts w:eastAsia="標楷體" w:ascii="Times New Roman" w:hAnsi="Times New Roman"/>
+          <w:b w:val="0"/>
+          <w:i w:val="0"/>
+          <w:sz w:val="24"/>
+        </w:rPr>
+        <w:t xml:space="preserve">，並配對該時刻的 SOC，累積散點後擬合二次曲線，得係數 </w:t>
+      </w:r>
+      <w:r>
+        <w:rPr>
+          <w:rFonts w:eastAsia="標楷體" w:ascii="Times New Roman" w:hAnsi="Times New Roman"/>
+          <w:b w:val="0"/>
+          <w:i w:val="0"/>
+          <w:sz w:val="24"/>
+        </w:rPr>
+        <w:t>a, b, c</w:t>
+      </w:r>
+      <w:r>
+        <w:rPr>
+          <w:rFonts w:eastAsia="標楷體" w:ascii="Times New Roman" w:hAnsi="Times New Roman"/>
+          <w:b w:val="0"/>
+          <w:i w:val="0"/>
+          <w:sz w:val="24"/>
+        </w:rPr>
+        <w:t xml:space="preserve">，存入晶片。即時階段（晶片上）於每次偵測到擾動事件時量得 </w:t>
+      </w:r>
+      <w:r>
+        <w:rPr>
+          <w:rFonts w:eastAsia="標楷體" w:ascii="Times New Roman" w:hAnsi="Times New Roman"/>
+          <w:b w:val="0"/>
+          <w:i w:val="0"/>
+          <w:sz w:val="24"/>
+        </w:rPr>
+        <w:t>Δ V/Δ I</w:t>
+      </w:r>
+      <w:r>
+        <w:rPr>
+          <w:rFonts w:eastAsia="標楷體" w:ascii="Times New Roman" w:hAnsi="Times New Roman"/>
+          <w:b w:val="0"/>
+          <w:i w:val="0"/>
+          <w:sz w:val="24"/>
+        </w:rPr>
+        <w:t>，代入二次式求解，再依曲線位置挑出唯一解。</w:t>
+      </w:r>
+    </w:p>
+    <w:p>
+      <w:pPr>
+        <w:spacing w:before="120" w:after="40"/>
+        <w:jc w:val="center"/>
+      </w:pPr>
+      <w:r>
+        <w:drawing>
+          <wp:inline xmlns:a="http://schemas.openxmlformats.org/drawingml/2006/main" xmlns:pic="http://schemas.openxmlformats.org/drawingml/2006/picture">
+            <wp:extent cx="4837851" cy="6480000"/>
+            <wp:docPr id="4" name="Picture 4"/>
+            <wp:cNvGraphicFramePr>
+              <a:graphicFrameLocks noChangeAspect="1"/>
+            </wp:cNvGraphicFramePr>
+            <a:graphic>
+              <a:graphicData uri="http://schemas.openxmlformats.org/drawingml/2006/picture">
+                <pic:pic>
+                  <pic:nvPicPr>
+                    <pic:cNvPr id="0" name="fig4-3.png"/>
+                    <pic:cNvPicPr/>
+                  </pic:nvPicPr>
+                  <pic:blipFill>
+                    <a:blip r:embed="rId15"/>
+                    <a:stretch>
+                      <a:fillRect/>
+                    </a:stretch>
+                  </pic:blipFill>
+                  <pic:spPr>
+                    <a:xfrm>
+                      <a:off x="0" y="0"/>
+                      <a:ext cx="4837851" cy="6480000"/>
+                    </a:xfrm>
+                    <a:prstGeom prst="rect"/>
+                  </pic:spPr>
+                </pic:pic>
+              </a:graphicData>
+            </a:graphic>
+          </wp:inline>
+        </w:drawing>
+      </w:r>
+    </w:p>
+    <w:p>
+      <w:pPr>
+        <w:spacing w:before="60" w:after="160" w:lineRule="atLeast" w:line="320"/>
+        <w:jc w:val="center"/>
+      </w:pPr>
       <w:r>
         <w:rPr>
           <w:rFonts w:eastAsia="標楷體" w:ascii="Times New Roman" w:hAnsi="Times New Roman"/>
           <w:b/>
           <w:i w:val="0"/>
-          <w:sz w:val="24"/>
-        </w:rPr>
-        <w:t>僅在擾動事件發生時</w:t>
-      </w:r>
-      <w:r>
-        <w:rPr>
-          <w:rFonts w:eastAsia="標楷體" w:ascii="Times New Roman" w:hAnsi="Times New Roman"/>
-          <w:b w:val="0"/>
-          <w:i w:val="0"/>
-          <w:sz w:val="24"/>
-        </w:rPr>
-        <w:t>產生獨立估測（本協定為每 60 s 一次），事件之間若需連續 SOC，實務上以庫倫計數內插。故嚴格而言本法在本平台為「動態阻抗離散校正 + 庫倫內插」的混合形態，4.4 比較時將如實標註此特性。</w:t>
-      </w:r>
-    </w:p>
-    <w:p>
-      <w:pPr>
-        <w:spacing w:before="160" w:after="80" w:lineRule="atLeast" w:line="360"/>
-        <w:jc w:val="left"/>
-      </w:pPr>
-      <w:r>
-        <w:rPr>
-          <w:rFonts w:eastAsia="標楷體" w:ascii="Times New Roman" w:hAnsi="Times New Roman"/>
-          <w:b/>
-          <w:i w:val="0"/>
-          <w:sz w:val="26"/>
-        </w:rPr>
-        <w:t>4.3.4 STM32 實作與實驗結果</w:t>
+          <w:sz w:val="22"/>
+        </w:rPr>
+        <w:t>圖 4-3</w:t>
+      </w:r>
+      <w:r>
+        <w:rPr>
+          <w:rFonts w:eastAsia="標楷體" w:ascii="Times New Roman" w:hAnsi="Times New Roman"/>
+          <w:b w:val="0"/>
+          <w:i w:val="0"/>
+          <w:sz w:val="22"/>
+        </w:rPr>
+        <w:t xml:space="preserve">　動態阻抗法之離線建表與即時估測流程</w:t>
       </w:r>
     </w:p>
     <w:p>
@@ -17612,269 +13813,44 @@
       <w:r>
         <w:rPr>
           <w:rFonts w:eastAsia="標楷體" w:ascii="Times New Roman" w:hAnsi="Times New Roman"/>
+          <w:b w:val="0"/>
+          <w:i w:val="0"/>
+          <w:sz w:val="24"/>
+        </w:rPr>
+        <w:t>需注意動態阻抗法</w:t>
+      </w:r>
+      <w:r>
+        <w:rPr>
+          <w:rFonts w:eastAsia="標楷體" w:ascii="Times New Roman" w:hAnsi="Times New Roman"/>
           <w:b/>
           <w:i w:val="0"/>
           <w:sz w:val="24"/>
         </w:rPr>
-        <w:t>STM32 實作（設計完成）</w:t>
-      </w:r>
-      <w:r>
-        <w:rPr>
-          <w:rFonts w:eastAsia="標楷體" w:ascii="Times New Roman" w:hAnsi="Times New Roman"/>
-          <w:b w:val="0"/>
-          <w:i w:val="0"/>
-          <w:sz w:val="24"/>
-        </w:rPr>
-        <w:t xml:space="preserve">：MCU 端僅需儲存擬合係數 </w:t>
-      </w:r>
-      <w:r>
-        <w:rPr>
-          <w:rFonts w:eastAsia="標楷體" w:ascii="Times New Roman" w:hAnsi="Times New Roman"/>
-          <w:b w:val="0"/>
-          <w:i w:val="0"/>
-          <w:sz w:val="24"/>
-        </w:rPr>
-        <w:t>a, b, c</w:t>
-      </w:r>
-      <w:r>
-        <w:rPr>
-          <w:rFonts w:eastAsia="標楷體" w:ascii="Times New Roman" w:hAnsi="Times New Roman"/>
-          <w:b w:val="0"/>
-          <w:i w:val="0"/>
-          <w:sz w:val="24"/>
-        </w:rPr>
-        <w:t xml:space="preserve"> 與頂點 </w:t>
-      </w:r>
-      <w:r>
-        <w:rPr>
-          <w:rFonts w:eastAsia="標楷體" w:ascii="Times New Roman" w:hAnsi="Times New Roman"/>
-          <w:b w:val="0"/>
-          <w:i w:val="0"/>
-          <w:sz w:val="24"/>
-        </w:rPr>
-        <w:t>SOC^*</w:t>
-      </w:r>
-      <w:r>
-        <w:rPr>
-          <w:rFonts w:eastAsia="標楷體" w:ascii="Times New Roman" w:hAnsi="Times New Roman"/>
-          <w:b w:val="0"/>
-          <w:i w:val="0"/>
-          <w:sz w:val="24"/>
-        </w:rPr>
-        <w:t xml:space="preserve">（4 個 </w:t>
-      </w:r>
-      <w:r>
-        <w:rPr>
-          <w:rFonts w:eastAsia="標楷體" w:ascii="Consolas" w:hAnsi="Consolas"/>
-          <w:b w:val="0"/>
-          <w:i w:val="0"/>
-          <w:sz w:val="21"/>
-        </w:rPr>
-        <w:t>float32_t</w:t>
-      </w:r>
-      <w:r>
-        <w:rPr>
-          <w:rFonts w:eastAsia="標楷體" w:ascii="Times New Roman" w:hAnsi="Times New Roman"/>
-          <w:b w:val="0"/>
-          <w:i w:val="0"/>
-          <w:sz w:val="24"/>
-        </w:rPr>
-        <w:t>），擾動偵測由電流階躍門檻觸發，估測核心為一次差分、一次二次方程求根（含一次平方根）與分枝判斷，運算量介於庫倫計數與 EKF 之間、無矩陣運算、無 OCV 表，是「嵌入式輕量化代表」。</w:t>
-      </w:r>
-    </w:p>
-    <w:p>
-      <w:pPr>
-        <w:spacing w:lineRule="atLeast" w:line="260" w:before="120" w:after="0"/>
-        <w:ind w:left="120"/>
+        <w:t>僅在擾動事件發生時</w:t>
+      </w:r>
+      <w:r>
+        <w:rPr>
+          <w:rFonts w:eastAsia="標楷體" w:ascii="Times New Roman" w:hAnsi="Times New Roman"/>
+          <w:b w:val="0"/>
+          <w:i w:val="0"/>
+          <w:sz w:val="24"/>
+        </w:rPr>
+        <w:t>產生獨立估測（本協定為每 60 s 一次），事件之間若需連續 SOC，實務上以庫倫計數內插。故嚴格而言本法在本平台為「動態阻抗離散校正 + 庫倫內插」的混合形態，4.4 比較時將如實標註此特性。</w:t>
+      </w:r>
+    </w:p>
+    <w:p>
+      <w:pPr>
+        <w:spacing w:before="160" w:after="80" w:lineRule="atLeast" w:line="360"/>
         <w:jc w:val="left"/>
-        <w:shd w:val="clear" w:color="auto" w:fill="F2F2F2"/>
-      </w:pPr>
-      <w:r>
-        <w:rPr>
-          <w:rFonts w:eastAsia="標楷體" w:ascii="Consolas" w:hAnsi="Consolas"/>
-          <w:sz w:val="19"/>
-        </w:rPr>
-        <w:t>/*</w:t>
-      </w:r>
-    </w:p>
-    <w:p>
-      <w:pPr>
-        <w:spacing w:lineRule="atLeast" w:line="260" w:before="0" w:after="0"/>
-        <w:ind w:left="120"/>
-        <w:jc w:val="left"/>
-        <w:shd w:val="clear" w:color="auto" w:fill="F2F2F2"/>
-      </w:pPr>
-      <w:r>
-        <w:rPr>
-          <w:rFonts w:eastAsia="標楷體" w:ascii="Consolas" w:hAnsi="Consolas"/>
-          <w:sz w:val="19"/>
-        </w:rPr>
-        <w:t xml:space="preserve"> * @brief  動態阻抗 SOC 估測（偵測到擾動事件時呼叫一次）。</w:t>
-      </w:r>
-    </w:p>
-    <w:p>
-      <w:pPr>
-        <w:spacing w:lineRule="atLeast" w:line="260" w:before="0" w:after="0"/>
-        <w:ind w:left="120"/>
-        <w:jc w:val="left"/>
-        <w:shd w:val="clear" w:color="auto" w:fill="F2F2F2"/>
-      </w:pPr>
-      <w:r>
-        <w:rPr>
-          <w:rFonts w:eastAsia="標楷體" w:ascii="Consolas" w:hAnsi="Consolas"/>
-          <w:sz w:val="19"/>
-        </w:rPr>
-        <w:t xml:space="preserve"> *         參數說明：</w:t>
-      </w:r>
-    </w:p>
-    <w:p>
-      <w:pPr>
-        <w:spacing w:lineRule="atLeast" w:line="260" w:before="0" w:after="0"/>
-        <w:ind w:left="120"/>
-        <w:jc w:val="left"/>
-        <w:shd w:val="clear" w:color="auto" w:fill="F2F2F2"/>
-      </w:pPr>
-      <w:r>
-        <w:rPr>
-          <w:rFonts w:eastAsia="標楷體" w:ascii="Consolas" w:hAnsi="Consolas"/>
-          <w:sz w:val="19"/>
-        </w:rPr>
-        <w:t xml:space="preserve"> *           - z_dyn   : 本次量得之 ΔV/ΔI，單位 Ω</w:t>
-      </w:r>
-    </w:p>
-    <w:p>
-      <w:pPr>
-        <w:spacing w:lineRule="atLeast" w:line="260" w:before="0" w:after="0"/>
-        <w:ind w:left="120"/>
-        <w:jc w:val="left"/>
-        <w:shd w:val="clear" w:color="auto" w:fill="F2F2F2"/>
-      </w:pPr>
-      <w:r>
-        <w:rPr>
-          <w:rFonts w:eastAsia="標楷體" w:ascii="Consolas" w:hAnsi="Consolas"/>
-          <w:sz w:val="19"/>
-        </w:rPr>
-        <w:t xml:space="preserve"> *           - soc_prev: 前一次 SOC（用於分枝選根），範圍 0.0F ~ 1.0F</w:t>
-      </w:r>
-    </w:p>
-    <w:p>
-      <w:pPr>
-        <w:spacing w:lineRule="atLeast" w:line="260" w:before="0" w:after="0"/>
-        <w:ind w:left="120"/>
-        <w:jc w:val="left"/>
-        <w:shd w:val="clear" w:color="auto" w:fill="F2F2F2"/>
-      </w:pPr>
-      <w:r>
-        <w:rPr>
-          <w:rFonts w:eastAsia="標楷體" w:ascii="Consolas" w:hAnsi="Consolas"/>
-          <w:sz w:val="19"/>
-        </w:rPr>
-        <w:t xml:space="preserve"> *         模組靜態狀態：擬合係數 a/b/c、頂點 soc_vertex</w:t>
-      </w:r>
-    </w:p>
-    <w:p>
-      <w:pPr>
-        <w:spacing w:lineRule="atLeast" w:line="260" w:before="0" w:after="0"/>
-        <w:ind w:left="120"/>
-        <w:jc w:val="left"/>
-        <w:shd w:val="clear" w:color="auto" w:fill="F2F2F2"/>
-      </w:pPr>
-      <w:r>
-        <w:rPr>
-          <w:rFonts w:eastAsia="標楷體" w:ascii="Consolas" w:hAnsi="Consolas"/>
-          <w:sz w:val="19"/>
-        </w:rPr>
-        <w:t xml:space="preserve"> */</w:t>
-      </w:r>
-    </w:p>
-    <w:p>
-      <w:pPr>
-        <w:spacing w:lineRule="atLeast" w:line="260" w:before="0" w:after="0"/>
-        <w:ind w:left="120"/>
-        <w:jc w:val="left"/>
-        <w:shd w:val="clear" w:color="auto" w:fill="F2F2F2"/>
-      </w:pPr>
-      <w:r>
-        <w:rPr>
-          <w:rFonts w:eastAsia="標楷體" w:ascii="Consolas" w:hAnsi="Consolas"/>
-          <w:sz w:val="19"/>
-        </w:rPr>
-        <w:t>float32_t dynz_estimate_soc(float32_t z_dyn, float32_t soc_prev)</w:t>
-      </w:r>
-    </w:p>
-    <w:p>
-      <w:pPr>
-        <w:spacing w:lineRule="atLeast" w:line="260" w:before="0" w:after="0"/>
-        <w:ind w:left="120"/>
-        <w:jc w:val="left"/>
-        <w:shd w:val="clear" w:color="auto" w:fill="F2F2F2"/>
-      </w:pPr>
-      <w:r>
-        <w:rPr>
-          <w:rFonts w:eastAsia="標楷體" w:ascii="Consolas" w:hAnsi="Consolas"/>
-          <w:sz w:val="19"/>
-        </w:rPr>
-        <w:t>{</w:t>
-      </w:r>
-    </w:p>
-    <w:p>
-      <w:pPr>
-        <w:spacing w:lineRule="atLeast" w:line="260" w:before="0" w:after="0"/>
-        <w:ind w:left="120"/>
-        <w:jc w:val="left"/>
-        <w:shd w:val="clear" w:color="auto" w:fill="F2F2F2"/>
-      </w:pPr>
-      <w:r>
-        <w:rPr>
-          <w:rFonts w:eastAsia="標楷體" w:ascii="Consolas" w:hAnsi="Consolas"/>
-          <w:sz w:val="19"/>
-        </w:rPr>
-        <w:t xml:space="preserve">    // 解 a*SOC^2 + b*SOC + (c - z_dyn) = 0，依 soc_prev 鄰近性選根並夾限</w:t>
-      </w:r>
-    </w:p>
-    <w:p>
-      <w:pPr>
-        <w:spacing w:lineRule="atLeast" w:line="260" w:before="0" w:after="0"/>
-        <w:ind w:left="120"/>
-        <w:jc w:val="left"/>
-        <w:shd w:val="clear" w:color="auto" w:fill="F2F2F2"/>
-      </w:pPr>
-      <w:r>
-        <w:rPr>
-          <w:rFonts w:eastAsia="標楷體" w:ascii="Consolas" w:hAnsi="Consolas"/>
-          <w:sz w:val="19"/>
-        </w:rPr>
-        <w:t xml:space="preserve">    // [待測] 係數 a/b/c 待離線擬合定版後填入 model_set.h</w:t>
-      </w:r>
-    </w:p>
-    <w:p>
-      <w:pPr>
-        <w:spacing w:lineRule="atLeast" w:line="260" w:before="0" w:after="0"/>
-        <w:ind w:left="120"/>
-        <w:jc w:val="left"/>
-        <w:shd w:val="clear" w:color="auto" w:fill="F2F2F2"/>
-      </w:pPr>
-      <w:r>
-        <w:rPr>
-          <w:rFonts w:eastAsia="標楷體" w:ascii="Consolas" w:hAnsi="Consolas"/>
-          <w:sz w:val="19"/>
-        </w:rPr>
-        <w:t xml:space="preserve">    return soc_prev; // 佔位</w:t>
-      </w:r>
-    </w:p>
-    <w:p>
-      <w:pPr>
-        <w:spacing w:lineRule="atLeast" w:line="260" w:before="0" w:after="120"/>
-        <w:ind w:left="120"/>
-        <w:jc w:val="left"/>
-        <w:shd w:val="clear" w:color="auto" w:fill="F2F2F2"/>
-      </w:pPr>
-      <w:r>
-        <w:rPr>
-          <w:rFonts w:eastAsia="標楷體" w:ascii="Consolas" w:hAnsi="Consolas"/>
-          <w:sz w:val="19"/>
-        </w:rPr>
-        <w:t>}</w:t>
+      </w:pPr>
+      <w:r>
+        <w:rPr>
+          <w:rFonts w:eastAsia="標楷體" w:ascii="Times New Roman" w:hAnsi="Times New Roman"/>
+          <w:b/>
+          <w:i w:val="0"/>
+          <w:sz w:val="26"/>
+        </w:rPr>
+        <w:t>4.3.4 嵌入式實作與實驗結果</w:t>
       </w:r>
     </w:p>
     <w:p>
@@ -17890,146 +13866,147 @@
           <w:i w:val="0"/>
           <w:sz w:val="24"/>
         </w:rPr>
-        <w:t>實驗結果</w:t>
-      </w:r>
-      <w:r>
-        <w:rPr>
-          <w:rFonts w:eastAsia="標楷體" w:ascii="Times New Roman" w:hAnsi="Times New Roman"/>
-          <w:b w:val="0"/>
-          <w:i w:val="0"/>
-          <w:sz w:val="24"/>
-        </w:rPr>
-        <w:t>：</w:t>
-      </w:r>
-      <w:r>
-        <w:rPr>
-          <w:rFonts w:eastAsia="標楷體" w:ascii="Consolas" w:hAnsi="Consolas"/>
-          <w:b w:val="0"/>
-          <w:i w:val="0"/>
-          <w:sz w:val="21"/>
-        </w:rPr>
-        <w:t>[待測]</w:t>
-      </w:r>
-      <w:r>
-        <w:rPr>
-          <w:rFonts w:eastAsia="標楷體" w:ascii="Times New Roman" w:hAnsi="Times New Roman"/>
-          <w:b w:val="0"/>
-          <w:i w:val="0"/>
-          <w:sz w:val="24"/>
-        </w:rPr>
-        <w:t xml:space="preserve"> 下列產物待對 </w:t>
-      </w:r>
-      <w:r>
-        <w:rPr>
-          <w:rFonts w:eastAsia="標楷體" w:ascii="Consolas" w:hAnsi="Consolas"/>
-          <w:b w:val="0"/>
-          <w:i w:val="0"/>
-          <w:sz w:val="21"/>
-        </w:rPr>
-        <w:t>round001</w:t>
-      </w:r>
-      <w:r>
-        <w:rPr>
-          <w:rFonts w:eastAsia="標楷體" w:ascii="Times New Roman" w:hAnsi="Times New Roman"/>
-          <w:b w:val="0"/>
-          <w:i w:val="0"/>
-          <w:sz w:val="24"/>
-        </w:rPr>
-        <w:t>–</w:t>
-      </w:r>
-      <w:r>
-        <w:rPr>
-          <w:rFonts w:eastAsia="標楷體" w:ascii="Consolas" w:hAnsi="Consolas"/>
-          <w:b w:val="0"/>
-          <w:i w:val="0"/>
-          <w:sz w:val="21"/>
-        </w:rPr>
-        <w:t>round023</w:t>
-      </w:r>
-      <w:r>
-        <w:rPr>
-          <w:rFonts w:eastAsia="標楷體" w:ascii="Times New Roman" w:hAnsi="Times New Roman"/>
-          <w:b w:val="0"/>
-          <w:i w:val="0"/>
-          <w:sz w:val="24"/>
-        </w:rPr>
-        <w:t xml:space="preserve"> 放電 CSV 之擾動段做系統性萃取後取得：</w:t>
+        <w:t>嵌入式實作</w:t>
+      </w:r>
+      <w:r>
+        <w:rPr>
+          <w:rFonts w:eastAsia="標楷體" w:ascii="Times New Roman" w:hAnsi="Times New Roman"/>
+          <w:b w:val="0"/>
+          <w:i w:val="0"/>
+          <w:sz w:val="24"/>
+        </w:rPr>
+        <w:t>：晶片上只需存放擬合得到的幾個係數，偵測到電流擾動時，做一次簡單的差分求出當下的動態阻抗，再解一個二次方程即可得到 SOC。整個過程不需要查開路電壓表、也不需要矩陣運算，運算量介於庫倫計數與 EKF 之間，是三種方法中兼顧「即時、輕量、無須初始值」的代表。</w:t>
       </w:r>
     </w:p>
     <w:p>
       <w:pPr>
         <w:spacing w:lineRule="atLeast" w:line="480"/>
-        <w:ind w:left="480" w:hanging="240"/>
+        <w:ind w:firstLine="480"/>
         <w:jc w:val="both"/>
       </w:pPr>
       <w:r>
         <w:rPr>
           <w:rFonts w:eastAsia="標楷體" w:ascii="Times New Roman" w:hAnsi="Times New Roman"/>
-          <w:b w:val="0"/>
-          <w:i w:val="0"/>
-          <w:sz w:val="24"/>
-        </w:rPr>
-        <w:t xml:space="preserve">‧ </w:t>
-      </w:r>
-      <w:r>
-        <w:rPr>
-          <w:rFonts w:eastAsia="標楷體" w:ascii="Consolas" w:hAnsi="Consolas"/>
-          <w:b w:val="0"/>
-          <w:i w:val="0"/>
-          <w:sz w:val="21"/>
-        </w:rPr>
-        <w:t>[待測]</w:t>
-      </w:r>
-      <w:r>
-        <w:rPr>
-          <w:rFonts w:eastAsia="標楷體" w:ascii="Times New Roman" w:hAnsi="Times New Roman"/>
-          <w:b w:val="0"/>
-          <w:i w:val="0"/>
-          <w:sz w:val="24"/>
-        </w:rPr>
-        <w:t xml:space="preserve"> </w:t>
-      </w:r>
-      <w:r>
-        <w:rPr>
-          <w:rFonts w:eastAsia="標楷體" w:ascii="Times New Roman" w:hAnsi="Times New Roman"/>
-          <w:b w:val="0"/>
-          <w:i w:val="0"/>
-          <w:sz w:val="24"/>
-        </w:rPr>
-        <w:t>Δ V/Δ I</w:t>
-      </w:r>
-      <w:r>
-        <w:rPr>
-          <w:rFonts w:eastAsia="標楷體" w:ascii="Times New Roman" w:hAnsi="Times New Roman"/>
-          <w:b w:val="0"/>
-          <w:i w:val="0"/>
-          <w:sz w:val="24"/>
-        </w:rPr>
-        <w:t xml:space="preserve"> vs SOC 散點與二次擬合係數 </w:t>
-      </w:r>
-      <w:r>
-        <w:rPr>
-          <w:rFonts w:eastAsia="標楷體" w:ascii="Times New Roman" w:hAnsi="Times New Roman"/>
-          <w:b w:val="0"/>
-          <w:i w:val="0"/>
-          <w:sz w:val="24"/>
-        </w:rPr>
-        <w:t>a, b, c</w:t>
-      </w:r>
-      <w:r>
-        <w:rPr>
-          <w:rFonts w:eastAsia="標楷體" w:ascii="Times New Roman" w:hAnsi="Times New Roman"/>
-          <w:b w:val="0"/>
-          <w:i w:val="0"/>
-          <w:sz w:val="24"/>
-        </w:rPr>
-        <w:t>（並比較不同倍率擬合之一致性）。</w:t>
+          <w:b/>
+          <w:i w:val="0"/>
+          <w:sz w:val="24"/>
+        </w:rPr>
+        <w:t>實驗結果（實測）</w:t>
+      </w:r>
+      <w:r>
+        <w:rPr>
+          <w:rFonts w:eastAsia="標楷體" w:ascii="Times New Roman" w:hAnsi="Times New Roman"/>
+          <w:b w:val="0"/>
+          <w:i w:val="0"/>
+          <w:sz w:val="24"/>
+        </w:rPr>
+        <w:t xml:space="preserve">：本研究直接複用跨輪測試（fresh-cell baseline，rounds 1–3）放電過程中既有的擾動段，從每個擾動事件算出動態阻抗 </w:t>
+      </w:r>
+      <w:r>
+        <w:rPr>
+          <w:rFonts w:eastAsia="標楷體" w:ascii="Times New Roman" w:hAnsi="Times New Roman"/>
+          <w:b w:val="0"/>
+          <w:i w:val="0"/>
+          <w:sz w:val="24"/>
+        </w:rPr>
+        <w:t>|Δ V/Δ I|</w:t>
+      </w:r>
+      <w:r>
+        <w:rPr>
+          <w:rFonts w:eastAsia="標楷體" w:ascii="Times New Roman" w:hAnsi="Times New Roman"/>
+          <w:b w:val="0"/>
+          <w:i w:val="0"/>
+          <w:sz w:val="24"/>
+        </w:rPr>
+        <w:t>，並配對該時刻的庫倫 SOC，累積散點後擬合二次曲線，結果如圖 4-4 所示。動態阻抗確實隨 SOC 呈拋物線：接近放空與接近滿電時較高、SOC 中段最低，最低點約落在 SOC 53%，與文獻所述「最小值在 50% 附近」一致 [1]。</w:t>
+      </w:r>
+    </w:p>
+    <w:p>
+      <w:pPr>
+        <w:spacing w:before="120" w:after="40"/>
+        <w:jc w:val="center"/>
+      </w:pPr>
+      <w:r>
+        <w:drawing>
+          <wp:inline xmlns:a="http://schemas.openxmlformats.org/drawingml/2006/main" xmlns:pic="http://schemas.openxmlformats.org/drawingml/2006/picture">
+            <wp:extent cx="4860000" cy="3068929"/>
+            <wp:docPr id="5" name="Picture 5"/>
+            <wp:cNvGraphicFramePr>
+              <a:graphicFrameLocks noChangeAspect="1"/>
+            </wp:cNvGraphicFramePr>
+            <a:graphic>
+              <a:graphicData uri="http://schemas.openxmlformats.org/drawingml/2006/picture">
+                <pic:pic>
+                  <pic:nvPicPr>
+                    <pic:cNvPr id="0" name="fig4-4.png"/>
+                    <pic:cNvPicPr/>
+                  </pic:nvPicPr>
+                  <pic:blipFill>
+                    <a:blip r:embed="rId16"/>
+                    <a:stretch>
+                      <a:fillRect/>
+                    </a:stretch>
+                  </pic:blipFill>
+                  <pic:spPr>
+                    <a:xfrm>
+                      <a:off x="0" y="0"/>
+                      <a:ext cx="4860000" cy="3068929"/>
+                    </a:xfrm>
+                    <a:prstGeom prst="rect"/>
+                  </pic:spPr>
+                </pic:pic>
+              </a:graphicData>
+            </a:graphic>
+          </wp:inline>
+        </w:drawing>
+      </w:r>
+    </w:p>
+    <w:p>
+      <w:pPr>
+        <w:spacing w:before="60" w:after="160" w:lineRule="atLeast" w:line="320"/>
+        <w:jc w:val="center"/>
+      </w:pPr>
+      <w:r>
+        <w:rPr>
+          <w:rFonts w:eastAsia="標楷體" w:ascii="Times New Roman" w:hAnsi="Times New Roman"/>
+          <w:b/>
+          <w:i w:val="0"/>
+          <w:sz w:val="22"/>
+        </w:rPr>
+        <w:t>圖 4-4</w:t>
+      </w:r>
+      <w:r>
+        <w:rPr>
+          <w:rFonts w:eastAsia="標楷體" w:ascii="Times New Roman" w:hAnsi="Times New Roman"/>
+          <w:b w:val="0"/>
+          <w:i w:val="0"/>
+          <w:sz w:val="22"/>
+        </w:rPr>
+        <w:t xml:space="preserve">　動態阻抗 </w:t>
+      </w:r>
+      <w:r>
+        <w:rPr>
+          <w:rFonts w:eastAsia="標楷體" w:ascii="Times New Roman" w:hAnsi="Times New Roman"/>
+          <w:b w:val="0"/>
+          <w:i w:val="0"/>
+          <w:sz w:val="22"/>
+        </w:rPr>
+        <w:t>$|\Delta V/\Delta I|$</w:t>
+      </w:r>
+      <w:r>
+        <w:rPr>
+          <w:rFonts w:eastAsia="標楷體" w:ascii="Times New Roman" w:hAnsi="Times New Roman"/>
+          <w:b w:val="0"/>
+          <w:i w:val="0"/>
+          <w:sz w:val="22"/>
+        </w:rPr>
+        <w:t xml:space="preserve"> 隨 SOC 之實測散點與二次擬合（fresh-cell rounds 1–3，四種放電倍率）</w:t>
       </w:r>
     </w:p>
     <w:p>
       <w:pPr>
         <w:spacing w:lineRule="atLeast" w:line="480"/>
-        <w:ind w:left="480" w:hanging="240"/>
+        <w:ind w:firstLine="480"/>
         <w:jc w:val="both"/>
       </w:pPr>
       <w:r>
@@ -18039,95 +14016,7 @@
           <w:i w:val="0"/>
           <w:sz w:val="24"/>
         </w:rPr>
-        <w:t xml:space="preserve">‧ </w:t>
-      </w:r>
-      <w:r>
-        <w:rPr>
-          <w:rFonts w:eastAsia="標楷體" w:ascii="Consolas" w:hAnsi="Consolas"/>
-          <w:b w:val="0"/>
-          <w:i w:val="0"/>
-          <w:sz w:val="21"/>
-        </w:rPr>
-        <w:t>[待測]</w:t>
-      </w:r>
-      <w:r>
-        <w:rPr>
-          <w:rFonts w:eastAsia="標楷體" w:ascii="Times New Roman" w:hAnsi="Times New Roman"/>
-          <w:b w:val="0"/>
-          <w:i w:val="0"/>
-          <w:sz w:val="24"/>
-        </w:rPr>
-        <w:t xml:space="preserve"> 拋物線頂點位置 </w:t>
-      </w:r>
-      <w:r>
-        <w:rPr>
-          <w:rFonts w:eastAsia="標楷體" w:ascii="Times New Roman" w:hAnsi="Times New Roman"/>
-          <w:b w:val="0"/>
-          <w:i w:val="0"/>
-          <w:sz w:val="24"/>
-        </w:rPr>
-        <w:t>SOC^*</w:t>
-      </w:r>
-      <w:r>
-        <w:rPr>
-          <w:rFonts w:eastAsia="標楷體" w:ascii="Times New Roman" w:hAnsi="Times New Roman"/>
-          <w:b w:val="0"/>
-          <w:i w:val="0"/>
-          <w:sz w:val="24"/>
-        </w:rPr>
-        <w:t xml:space="preserve"> 與 Lin 2016 之 ~50% 對照。</w:t>
-      </w:r>
-    </w:p>
-    <w:p>
-      <w:pPr>
-        <w:spacing w:lineRule="atLeast" w:line="480"/>
-        <w:ind w:left="480" w:hanging="240"/>
-        <w:jc w:val="both"/>
-      </w:pPr>
-      <w:r>
-        <w:rPr>
-          <w:rFonts w:eastAsia="標楷體" w:ascii="Times New Roman" w:hAnsi="Times New Roman"/>
-          <w:b w:val="0"/>
-          <w:i w:val="0"/>
-          <w:sz w:val="24"/>
-        </w:rPr>
-        <w:t xml:space="preserve">‧ </w:t>
-      </w:r>
-      <w:r>
-        <w:rPr>
-          <w:rFonts w:eastAsia="標楷體" w:ascii="Consolas" w:hAnsi="Consolas"/>
-          <w:b w:val="0"/>
-          <w:i w:val="0"/>
-          <w:sz w:val="21"/>
-        </w:rPr>
-        <w:t>[待測]</w:t>
-      </w:r>
-      <w:r>
-        <w:rPr>
-          <w:rFonts w:eastAsia="標楷體" w:ascii="Times New Roman" w:hAnsi="Times New Roman"/>
-          <w:b w:val="0"/>
-          <w:i w:val="0"/>
-          <w:sz w:val="24"/>
-        </w:rPr>
-        <w:t xml:space="preserve"> 動態阻抗法各倍率 RMSE／MAE／</w:t>
-      </w:r>
-      <w:r>
-        <w:rPr>
-          <w:rFonts w:eastAsia="標楷體" w:ascii="Times New Roman" w:hAnsi="Times New Roman"/>
-          <w:b w:val="0"/>
-          <w:i w:val="0"/>
-          <w:sz w:val="24"/>
-        </w:rPr>
-        <w:t>e_max</w:t>
-      </w:r>
-      <w:r>
-        <w:rPr>
-          <w:rFonts w:eastAsia="標楷體" w:ascii="Times New Roman" w:hAnsi="Times New Roman"/>
-          <w:b w:val="0"/>
-          <w:i w:val="0"/>
-          <w:sz w:val="24"/>
-        </w:rPr>
-        <w:t>（僅於擾動事件處評估，事件間庫倫內插）。</w:t>
+        <w:t>各放電倍率分別擬合之係數整理如表 4-3。一項重要觀察是：低倍率（0.5C）因擾動的電流變化量小、訊噪比較差，散點較分散、擬合殘差較大（約 3.5 mΩ）；倍率越高，散點越乾淨、擬合殘差降至 0.5～0.6 mΩ——這正印證了第三章「對所有放電倍率注入擾動、且高倍率資料對擬合更有利」的設計考量。四種倍率與合併擬合所得之最低點 SOC 皆落在約 43～57%、平均約 53%，與理論預期相符。</w:t>
       </w:r>
     </w:p>
     <w:tbl>
@@ -18145,17 +14034,17 @@
         </w:tblBorders>
       </w:tblPr>
       <w:tblGrid>
-        <w:gridCol w:w="800"/>
-        <w:gridCol w:w="1200"/>
-        <w:gridCol w:w="1200"/>
-        <w:gridCol w:w="1200"/>
-        <w:gridCol w:w="1600"/>
-        <w:gridCol w:w="2600"/>
+        <w:gridCol w:w="905"/>
+        <w:gridCol w:w="1659"/>
+        <w:gridCol w:w="1659"/>
+        <w:gridCol w:w="1659"/>
+        <w:gridCol w:w="1357"/>
+        <w:gridCol w:w="1361"/>
       </w:tblGrid>
       <w:tr>
         <w:tc>
           <w:tcPr>
-            <w:tcW w:type="dxa" w:w="800"/>
+            <w:tcW w:type="dxa" w:w="905"/>
             <w:shd w:val="clear" w:color="auto" w:fill="D9E2F3"/>
             <w:vAlign w:val="center"/>
           </w:tcPr>
@@ -18177,7 +14066,7 @@
         </w:tc>
         <w:tc>
           <w:tcPr>
-            <w:tcW w:type="dxa" w:w="1200"/>
+            <w:tcW w:type="dxa" w:w="1659"/>
             <w:shd w:val="clear" w:color="auto" w:fill="D9E2F3"/>
             <w:vAlign w:val="center"/>
           </w:tcPr>
@@ -18193,7 +14082,7 @@
                 <w:i w:val="0"/>
                 <w:sz w:val="21"/>
               </w:rPr>
-              <w:t xml:space="preserve">擬合 </w:t>
+              <w:t xml:space="preserve">係數 </w:t>
             </w:r>
             <w:r>
               <w:rPr>
@@ -18204,11 +14093,20 @@
               </w:rPr>
               <w:t>a</w:t>
             </w:r>
-          </w:p>
-        </w:tc>
-        <w:tc>
-          <w:tcPr>
-            <w:tcW w:type="dxa" w:w="1200"/>
+            <w:r>
+              <w:rPr>
+                <w:rFonts w:eastAsia="標楷體" w:ascii="Times New Roman" w:hAnsi="Times New Roman"/>
+                <w:b/>
+                <w:i w:val="0"/>
+                <w:sz w:val="21"/>
+              </w:rPr>
+              <w:t xml:space="preserve"> (mΩ)</w:t>
+            </w:r>
+          </w:p>
+        </w:tc>
+        <w:tc>
+          <w:tcPr>
+            <w:tcW w:type="dxa" w:w="1659"/>
             <w:shd w:val="clear" w:color="auto" w:fill="D9E2F3"/>
             <w:vAlign w:val="center"/>
           </w:tcPr>
@@ -18224,7 +14122,7 @@
                 <w:i w:val="0"/>
                 <w:sz w:val="21"/>
               </w:rPr>
-              <w:t xml:space="preserve">擬合 </w:t>
+              <w:t xml:space="preserve">係數 </w:t>
             </w:r>
             <w:r>
               <w:rPr>
@@ -18235,11 +14133,20 @@
               </w:rPr>
               <w:t>b</w:t>
             </w:r>
-          </w:p>
-        </w:tc>
-        <w:tc>
-          <w:tcPr>
-            <w:tcW w:type="dxa" w:w="1200"/>
+            <w:r>
+              <w:rPr>
+                <w:rFonts w:eastAsia="標楷體" w:ascii="Times New Roman" w:hAnsi="Times New Roman"/>
+                <w:b/>
+                <w:i w:val="0"/>
+                <w:sz w:val="21"/>
+              </w:rPr>
+              <w:t xml:space="preserve"> (mΩ)</w:t>
+            </w:r>
+          </w:p>
+        </w:tc>
+        <w:tc>
+          <w:tcPr>
+            <w:tcW w:type="dxa" w:w="1659"/>
             <w:shd w:val="clear" w:color="auto" w:fill="D9E2F3"/>
             <w:vAlign w:val="center"/>
           </w:tcPr>
@@ -18255,7 +14162,7 @@
                 <w:i w:val="0"/>
                 <w:sz w:val="21"/>
               </w:rPr>
-              <w:t xml:space="preserve">擬合 </w:t>
+              <w:t xml:space="preserve">係數 </w:t>
             </w:r>
             <w:r>
               <w:rPr>
@@ -18266,11 +14173,20 @@
               </w:rPr>
               <w:t>c</w:t>
             </w:r>
-          </w:p>
-        </w:tc>
-        <w:tc>
-          <w:tcPr>
-            <w:tcW w:type="dxa" w:w="1600"/>
+            <w:r>
+              <w:rPr>
+                <w:rFonts w:eastAsia="標楷體" w:ascii="Times New Roman" w:hAnsi="Times New Roman"/>
+                <w:b/>
+                <w:i w:val="0"/>
+                <w:sz w:val="21"/>
+              </w:rPr>
+              <w:t xml:space="preserve"> (mΩ)</w:t>
+            </w:r>
+          </w:p>
+        </w:tc>
+        <w:tc>
+          <w:tcPr>
+            <w:tcW w:type="dxa" w:w="1357"/>
             <w:shd w:val="clear" w:color="auto" w:fill="D9E2F3"/>
             <w:vAlign w:val="center"/>
           </w:tcPr>
@@ -18286,13 +14202,13 @@
                 <w:i w:val="0"/>
                 <w:sz w:val="21"/>
               </w:rPr>
-              <w:t>RMSE (%)</w:t>
-            </w:r>
-          </w:p>
-        </w:tc>
-        <w:tc>
-          <w:tcPr>
-            <w:tcW w:type="dxa" w:w="2600"/>
+              <w:t>最低點 SOC</w:t>
+            </w:r>
+          </w:p>
+        </w:tc>
+        <w:tc>
+          <w:tcPr>
+            <w:tcW w:type="dxa" w:w="1361"/>
             <w:shd w:val="clear" w:color="auto" w:fill="D9E2F3"/>
             <w:vAlign w:val="center"/>
           </w:tcPr>
@@ -18304,20 +14220,11 @@
             <w:r>
               <w:rPr>
                 <w:rFonts w:eastAsia="標楷體" w:ascii="Times New Roman" w:hAnsi="Times New Roman"/>
-                <w:b w:val="0"/>
-                <w:i w:val="0"/>
-                <w:sz w:val="21"/>
-              </w:rPr>
-              <w:t>e_max</w:t>
-            </w:r>
-            <w:r>
-              <w:rPr>
-                <w:rFonts w:eastAsia="標楷體" w:ascii="Times New Roman" w:hAnsi="Times New Roman"/>
                 <w:b/>
                 <w:i w:val="0"/>
                 <w:sz w:val="21"/>
               </w:rPr>
-              <w:t xml:space="preserve"> (%)</w:t>
+              <w:t>擬合殘差 (mΩ)</w:t>
             </w:r>
           </w:p>
         </w:tc>
@@ -18325,7 +14232,28 @@
       <w:tr>
         <w:tc>
           <w:tcPr>
-            <w:tcW w:type="dxa" w:w="800"/>
+            <w:tcW w:type="dxa" w:w="905"/>
+            <w:vAlign w:val="center"/>
+          </w:tcPr>
+          <w:p>
+            <w:pPr>
+              <w:spacing w:before="20" w:after="20" w:lineRule="atLeast" w:line="280"/>
+              <w:jc w:val="center"/>
+            </w:pPr>
+            <w:r>
+              <w:rPr>
+                <w:rFonts w:eastAsia="標楷體" w:ascii="Times New Roman" w:hAnsi="Times New Roman"/>
+                <w:b w:val="0"/>
+                <w:i w:val="0"/>
+                <w:sz w:val="21"/>
+              </w:rPr>
+              <w:t>0.5C</w:t>
+            </w:r>
+          </w:p>
+        </w:tc>
+        <w:tc>
+          <w:tcPr>
+            <w:tcW w:type="dxa" w:w="1659"/>
             <w:vAlign w:val="center"/>
           </w:tcPr>
           <w:p>
@@ -18340,13 +14268,13 @@
                 <w:i w:val="0"/>
                 <w:sz w:val="21"/>
               </w:rPr>
-              <w:t>0.5C</w:t>
-            </w:r>
-          </w:p>
-        </w:tc>
-        <w:tc>
-          <w:tcPr>
-            <w:tcW w:type="dxa" w:w="1200"/>
+              <w:t>24.5</w:t>
+            </w:r>
+          </w:p>
+        </w:tc>
+        <w:tc>
+          <w:tcPr>
+            <w:tcW w:type="dxa" w:w="1659"/>
             <w:vAlign w:val="center"/>
           </w:tcPr>
           <w:p>
@@ -18357,18 +14285,17 @@
             <w:r>
               <w:rPr>
                 <w:rFonts w:eastAsia="標楷體" w:ascii="Times New Roman" w:hAnsi="Times New Roman"/>
-                <w:b/>
-                <w:i w:val="0"/>
-                <w:color w:val="C00000"/>
-                <w:sz w:val="21"/>
-              </w:rPr>
-              <w:t>[待測]</w:t>
-            </w:r>
-          </w:p>
-        </w:tc>
-        <w:tc>
-          <w:tcPr>
-            <w:tcW w:type="dxa" w:w="1200"/>
+                <w:b w:val="0"/>
+                <w:i w:val="0"/>
+                <w:sz w:val="21"/>
+              </w:rPr>
+              <w:t>−27.9</w:t>
+            </w:r>
+          </w:p>
+        </w:tc>
+        <w:tc>
+          <w:tcPr>
+            <w:tcW w:type="dxa" w:w="1659"/>
             <w:vAlign w:val="center"/>
           </w:tcPr>
           <w:p>
@@ -18379,18 +14306,17 @@
             <w:r>
               <w:rPr>
                 <w:rFonts w:eastAsia="標楷體" w:ascii="Times New Roman" w:hAnsi="Times New Roman"/>
-                <w:b/>
-                <w:i w:val="0"/>
-                <w:color w:val="C00000"/>
-                <w:sz w:val="21"/>
-              </w:rPr>
-              <w:t>[待測]</w:t>
-            </w:r>
-          </w:p>
-        </w:tc>
-        <w:tc>
-          <w:tcPr>
-            <w:tcW w:type="dxa" w:w="1200"/>
+                <w:b w:val="0"/>
+                <w:i w:val="0"/>
+                <w:sz w:val="21"/>
+              </w:rPr>
+              <w:t>66.6</w:t>
+            </w:r>
+          </w:p>
+        </w:tc>
+        <w:tc>
+          <w:tcPr>
+            <w:tcW w:type="dxa" w:w="1357"/>
             <w:vAlign w:val="center"/>
           </w:tcPr>
           <w:p>
@@ -18401,18 +14327,17 @@
             <w:r>
               <w:rPr>
                 <w:rFonts w:eastAsia="標楷體" w:ascii="Times New Roman" w:hAnsi="Times New Roman"/>
-                <w:b/>
-                <w:i w:val="0"/>
-                <w:color w:val="C00000"/>
-                <w:sz w:val="21"/>
-              </w:rPr>
-              <w:t>[待測]</w:t>
-            </w:r>
-          </w:p>
-        </w:tc>
-        <w:tc>
-          <w:tcPr>
-            <w:tcW w:type="dxa" w:w="1600"/>
+                <w:b w:val="0"/>
+                <w:i w:val="0"/>
+                <w:sz w:val="21"/>
+              </w:rPr>
+              <w:t>56.9%</w:t>
+            </w:r>
+          </w:p>
+        </w:tc>
+        <w:tc>
+          <w:tcPr>
+            <w:tcW w:type="dxa" w:w="1361"/>
             <w:vAlign w:val="center"/>
           </w:tcPr>
           <w:p>
@@ -18423,34 +14348,11 @@
             <w:r>
               <w:rPr>
                 <w:rFonts w:eastAsia="標楷體" w:ascii="Times New Roman" w:hAnsi="Times New Roman"/>
-                <w:b/>
-                <w:i w:val="0"/>
-                <w:color w:val="C00000"/>
-                <w:sz w:val="21"/>
-              </w:rPr>
-              <w:t>[待測]</w:t>
-            </w:r>
-          </w:p>
-        </w:tc>
-        <w:tc>
-          <w:tcPr>
-            <w:tcW w:type="dxa" w:w="2600"/>
-            <w:vAlign w:val="center"/>
-          </w:tcPr>
-          <w:p>
-            <w:pPr>
-              <w:spacing w:before="20" w:after="20" w:lineRule="atLeast" w:line="280"/>
-              <w:jc w:val="right"/>
-            </w:pPr>
-            <w:r>
-              <w:rPr>
-                <w:rFonts w:eastAsia="標楷體" w:ascii="Times New Roman" w:hAnsi="Times New Roman"/>
-                <w:b/>
-                <w:i w:val="0"/>
-                <w:color w:val="C00000"/>
-                <w:sz w:val="21"/>
-              </w:rPr>
-              <w:t>[待測]</w:t>
+                <w:b w:val="0"/>
+                <w:i w:val="0"/>
+                <w:sz w:val="21"/>
+              </w:rPr>
+              <w:t>3.54</w:t>
             </w:r>
           </w:p>
         </w:tc>
@@ -18458,7 +14360,28 @@
       <w:tr>
         <w:tc>
           <w:tcPr>
-            <w:tcW w:type="dxa" w:w="800"/>
+            <w:tcW w:type="dxa" w:w="905"/>
+            <w:vAlign w:val="center"/>
+          </w:tcPr>
+          <w:p>
+            <w:pPr>
+              <w:spacing w:before="20" w:after="20" w:lineRule="atLeast" w:line="280"/>
+              <w:jc w:val="center"/>
+            </w:pPr>
+            <w:r>
+              <w:rPr>
+                <w:rFonts w:eastAsia="標楷體" w:ascii="Times New Roman" w:hAnsi="Times New Roman"/>
+                <w:b w:val="0"/>
+                <w:i w:val="0"/>
+                <w:sz w:val="21"/>
+              </w:rPr>
+              <w:t>1.0C</w:t>
+            </w:r>
+          </w:p>
+        </w:tc>
+        <w:tc>
+          <w:tcPr>
+            <w:tcW w:type="dxa" w:w="1659"/>
             <w:vAlign w:val="center"/>
           </w:tcPr>
           <w:p>
@@ -18473,13 +14396,13 @@
                 <w:i w:val="0"/>
                 <w:sz w:val="21"/>
               </w:rPr>
-              <w:t>1.0C</w:t>
-            </w:r>
-          </w:p>
-        </w:tc>
-        <w:tc>
-          <w:tcPr>
-            <w:tcW w:type="dxa" w:w="1200"/>
+              <w:t>14.9</w:t>
+            </w:r>
+          </w:p>
+        </w:tc>
+        <w:tc>
+          <w:tcPr>
+            <w:tcW w:type="dxa" w:w="1659"/>
             <w:vAlign w:val="center"/>
           </w:tcPr>
           <w:p>
@@ -18490,18 +14413,17 @@
             <w:r>
               <w:rPr>
                 <w:rFonts w:eastAsia="標楷體" w:ascii="Times New Roman" w:hAnsi="Times New Roman"/>
-                <w:b/>
-                <w:i w:val="0"/>
-                <w:color w:val="C00000"/>
-                <w:sz w:val="21"/>
-              </w:rPr>
-              <w:t>[待測]</w:t>
-            </w:r>
-          </w:p>
-        </w:tc>
-        <w:tc>
-          <w:tcPr>
-            <w:tcW w:type="dxa" w:w="1200"/>
+                <w:b w:val="0"/>
+                <w:i w:val="0"/>
+                <w:sz w:val="21"/>
+              </w:rPr>
+              <w:t>−15.4</w:t>
+            </w:r>
+          </w:p>
+        </w:tc>
+        <w:tc>
+          <w:tcPr>
+            <w:tcW w:type="dxa" w:w="1659"/>
             <w:vAlign w:val="center"/>
           </w:tcPr>
           <w:p>
@@ -18512,18 +14434,17 @@
             <w:r>
               <w:rPr>
                 <w:rFonts w:eastAsia="標楷體" w:ascii="Times New Roman" w:hAnsi="Times New Roman"/>
-                <w:b/>
-                <w:i w:val="0"/>
-                <w:color w:val="C00000"/>
-                <w:sz w:val="21"/>
-              </w:rPr>
-              <w:t>[待測]</w:t>
-            </w:r>
-          </w:p>
-        </w:tc>
-        <w:tc>
-          <w:tcPr>
-            <w:tcW w:type="dxa" w:w="1200"/>
+                <w:b w:val="0"/>
+                <w:i w:val="0"/>
+                <w:sz w:val="21"/>
+              </w:rPr>
+              <w:t>61.8</w:t>
+            </w:r>
+          </w:p>
+        </w:tc>
+        <w:tc>
+          <w:tcPr>
+            <w:tcW w:type="dxa" w:w="1357"/>
             <w:vAlign w:val="center"/>
           </w:tcPr>
           <w:p>
@@ -18534,18 +14455,17 @@
             <w:r>
               <w:rPr>
                 <w:rFonts w:eastAsia="標楷體" w:ascii="Times New Roman" w:hAnsi="Times New Roman"/>
-                <w:b/>
-                <w:i w:val="0"/>
-                <w:color w:val="C00000"/>
-                <w:sz w:val="21"/>
-              </w:rPr>
-              <w:t>[待測]</w:t>
-            </w:r>
-          </w:p>
-        </w:tc>
-        <w:tc>
-          <w:tcPr>
-            <w:tcW w:type="dxa" w:w="1600"/>
+                <w:b w:val="0"/>
+                <w:i w:val="0"/>
+                <w:sz w:val="21"/>
+              </w:rPr>
+              <w:t>51.7%</w:t>
+            </w:r>
+          </w:p>
+        </w:tc>
+        <w:tc>
+          <w:tcPr>
+            <w:tcW w:type="dxa" w:w="1361"/>
             <w:vAlign w:val="center"/>
           </w:tcPr>
           <w:p>
@@ -18556,34 +14476,11 @@
             <w:r>
               <w:rPr>
                 <w:rFonts w:eastAsia="標楷體" w:ascii="Times New Roman" w:hAnsi="Times New Roman"/>
-                <w:b/>
-                <w:i w:val="0"/>
-                <w:color w:val="C00000"/>
-                <w:sz w:val="21"/>
-              </w:rPr>
-              <w:t>[待測]</w:t>
-            </w:r>
-          </w:p>
-        </w:tc>
-        <w:tc>
-          <w:tcPr>
-            <w:tcW w:type="dxa" w:w="2600"/>
-            <w:vAlign w:val="center"/>
-          </w:tcPr>
-          <w:p>
-            <w:pPr>
-              <w:spacing w:before="20" w:after="20" w:lineRule="atLeast" w:line="280"/>
-              <w:jc w:val="right"/>
-            </w:pPr>
-            <w:r>
-              <w:rPr>
-                <w:rFonts w:eastAsia="標楷體" w:ascii="Times New Roman" w:hAnsi="Times New Roman"/>
-                <w:b/>
-                <w:i w:val="0"/>
-                <w:color w:val="C00000"/>
-                <w:sz w:val="21"/>
-              </w:rPr>
-              <w:t>[待測]</w:t>
+                <w:b w:val="0"/>
+                <w:i w:val="0"/>
+                <w:sz w:val="21"/>
+              </w:rPr>
+              <w:t>0.62</w:t>
             </w:r>
           </w:p>
         </w:tc>
@@ -18591,7 +14488,28 @@
       <w:tr>
         <w:tc>
           <w:tcPr>
-            <w:tcW w:type="dxa" w:w="800"/>
+            <w:tcW w:type="dxa" w:w="905"/>
+            <w:vAlign w:val="center"/>
+          </w:tcPr>
+          <w:p>
+            <w:pPr>
+              <w:spacing w:before="20" w:after="20" w:lineRule="atLeast" w:line="280"/>
+              <w:jc w:val="center"/>
+            </w:pPr>
+            <w:r>
+              <w:rPr>
+                <w:rFonts w:eastAsia="標楷體" w:ascii="Times New Roman" w:hAnsi="Times New Roman"/>
+                <w:b w:val="0"/>
+                <w:i w:val="0"/>
+                <w:sz w:val="21"/>
+              </w:rPr>
+              <w:t>1.5C</w:t>
+            </w:r>
+          </w:p>
+        </w:tc>
+        <w:tc>
+          <w:tcPr>
+            <w:tcW w:type="dxa" w:w="1659"/>
             <w:vAlign w:val="center"/>
           </w:tcPr>
           <w:p>
@@ -18606,13 +14524,13 @@
                 <w:i w:val="0"/>
                 <w:sz w:val="21"/>
               </w:rPr>
-              <w:t>1.5C</w:t>
-            </w:r>
-          </w:p>
-        </w:tc>
-        <w:tc>
-          <w:tcPr>
-            <w:tcW w:type="dxa" w:w="1200"/>
+              <w:t>15.6</w:t>
+            </w:r>
+          </w:p>
+        </w:tc>
+        <w:tc>
+          <w:tcPr>
+            <w:tcW w:type="dxa" w:w="1659"/>
             <w:vAlign w:val="center"/>
           </w:tcPr>
           <w:p>
@@ -18623,18 +14541,17 @@
             <w:r>
               <w:rPr>
                 <w:rFonts w:eastAsia="標楷體" w:ascii="Times New Roman" w:hAnsi="Times New Roman"/>
-                <w:b/>
-                <w:i w:val="0"/>
-                <w:color w:val="C00000"/>
-                <w:sz w:val="21"/>
-              </w:rPr>
-              <w:t>[待測]</w:t>
-            </w:r>
-          </w:p>
-        </w:tc>
-        <w:tc>
-          <w:tcPr>
-            <w:tcW w:type="dxa" w:w="1200"/>
+                <w:b w:val="0"/>
+                <w:i w:val="0"/>
+                <w:sz w:val="21"/>
+              </w:rPr>
+              <w:t>−14.6</w:t>
+            </w:r>
+          </w:p>
+        </w:tc>
+        <w:tc>
+          <w:tcPr>
+            <w:tcW w:type="dxa" w:w="1659"/>
             <w:vAlign w:val="center"/>
           </w:tcPr>
           <w:p>
@@ -18645,18 +14562,17 @@
             <w:r>
               <w:rPr>
                 <w:rFonts w:eastAsia="標楷體" w:ascii="Times New Roman" w:hAnsi="Times New Roman"/>
-                <w:b/>
-                <w:i w:val="0"/>
-                <w:color w:val="C00000"/>
-                <w:sz w:val="21"/>
-              </w:rPr>
-              <w:t>[待測]</w:t>
-            </w:r>
-          </w:p>
-        </w:tc>
-        <w:tc>
-          <w:tcPr>
-            <w:tcW w:type="dxa" w:w="1200"/>
+                <w:b w:val="0"/>
+                <w:i w:val="0"/>
+                <w:sz w:val="21"/>
+              </w:rPr>
+              <w:t>60.3</w:t>
+            </w:r>
+          </w:p>
+        </w:tc>
+        <w:tc>
+          <w:tcPr>
+            <w:tcW w:type="dxa" w:w="1357"/>
             <w:vAlign w:val="center"/>
           </w:tcPr>
           <w:p>
@@ -18667,18 +14583,17 @@
             <w:r>
               <w:rPr>
                 <w:rFonts w:eastAsia="標楷體" w:ascii="Times New Roman" w:hAnsi="Times New Roman"/>
-                <w:b/>
-                <w:i w:val="0"/>
-                <w:color w:val="C00000"/>
-                <w:sz w:val="21"/>
-              </w:rPr>
-              <w:t>[待測]</w:t>
-            </w:r>
-          </w:p>
-        </w:tc>
-        <w:tc>
-          <w:tcPr>
-            <w:tcW w:type="dxa" w:w="1600"/>
+                <w:b w:val="0"/>
+                <w:i w:val="0"/>
+                <w:sz w:val="21"/>
+              </w:rPr>
+              <w:t>46.9%</w:t>
+            </w:r>
+          </w:p>
+        </w:tc>
+        <w:tc>
+          <w:tcPr>
+            <w:tcW w:type="dxa" w:w="1361"/>
             <w:vAlign w:val="center"/>
           </w:tcPr>
           <w:p>
@@ -18689,34 +14604,11 @@
             <w:r>
               <w:rPr>
                 <w:rFonts w:eastAsia="標楷體" w:ascii="Times New Roman" w:hAnsi="Times New Roman"/>
-                <w:b/>
-                <w:i w:val="0"/>
-                <w:color w:val="C00000"/>
-                <w:sz w:val="21"/>
-              </w:rPr>
-              <w:t>[待測]</w:t>
-            </w:r>
-          </w:p>
-        </w:tc>
-        <w:tc>
-          <w:tcPr>
-            <w:tcW w:type="dxa" w:w="2600"/>
-            <w:vAlign w:val="center"/>
-          </w:tcPr>
-          <w:p>
-            <w:pPr>
-              <w:spacing w:before="20" w:after="20" w:lineRule="atLeast" w:line="280"/>
-              <w:jc w:val="right"/>
-            </w:pPr>
-            <w:r>
-              <w:rPr>
-                <w:rFonts w:eastAsia="標楷體" w:ascii="Times New Roman" w:hAnsi="Times New Roman"/>
-                <w:b/>
-                <w:i w:val="0"/>
-                <w:color w:val="C00000"/>
-                <w:sz w:val="21"/>
-              </w:rPr>
-              <w:t>[待測]</w:t>
+                <w:b w:val="0"/>
+                <w:i w:val="0"/>
+                <w:sz w:val="21"/>
+              </w:rPr>
+              <w:t>0.59</w:t>
             </w:r>
           </w:p>
         </w:tc>
@@ -18724,7 +14616,28 @@
       <w:tr>
         <w:tc>
           <w:tcPr>
-            <w:tcW w:type="dxa" w:w="800"/>
+            <w:tcW w:type="dxa" w:w="905"/>
+            <w:vAlign w:val="center"/>
+          </w:tcPr>
+          <w:p>
+            <w:pPr>
+              <w:spacing w:before="20" w:after="20" w:lineRule="atLeast" w:line="280"/>
+              <w:jc w:val="center"/>
+            </w:pPr>
+            <w:r>
+              <w:rPr>
+                <w:rFonts w:eastAsia="標楷體" w:ascii="Times New Roman" w:hAnsi="Times New Roman"/>
+                <w:b w:val="0"/>
+                <w:i w:val="0"/>
+                <w:sz w:val="21"/>
+              </w:rPr>
+              <w:t>2.0C</w:t>
+            </w:r>
+          </w:p>
+        </w:tc>
+        <w:tc>
+          <w:tcPr>
+            <w:tcW w:type="dxa" w:w="1659"/>
             <w:vAlign w:val="center"/>
           </w:tcPr>
           <w:p>
@@ -18739,13 +14652,13 @@
                 <w:i w:val="0"/>
                 <w:sz w:val="21"/>
               </w:rPr>
-              <w:t>2.0C</w:t>
-            </w:r>
-          </w:p>
-        </w:tc>
-        <w:tc>
-          <w:tcPr>
-            <w:tcW w:type="dxa" w:w="1200"/>
+              <w:t>16.2</w:t>
+            </w:r>
+          </w:p>
+        </w:tc>
+        <w:tc>
+          <w:tcPr>
+            <w:tcW w:type="dxa" w:w="1659"/>
             <w:vAlign w:val="center"/>
           </w:tcPr>
           <w:p>
@@ -18756,18 +14669,103 @@
             <w:r>
               <w:rPr>
                 <w:rFonts w:eastAsia="標楷體" w:ascii="Times New Roman" w:hAnsi="Times New Roman"/>
+                <w:b w:val="0"/>
+                <w:i w:val="0"/>
+                <w:sz w:val="21"/>
+              </w:rPr>
+              <w:t>−14.0</w:t>
+            </w:r>
+          </w:p>
+        </w:tc>
+        <w:tc>
+          <w:tcPr>
+            <w:tcW w:type="dxa" w:w="1659"/>
+            <w:vAlign w:val="center"/>
+          </w:tcPr>
+          <w:p>
+            <w:pPr>
+              <w:spacing w:before="20" w:after="20" w:lineRule="atLeast" w:line="280"/>
+              <w:jc w:val="right"/>
+            </w:pPr>
+            <w:r>
+              <w:rPr>
+                <w:rFonts w:eastAsia="標楷體" w:ascii="Times New Roman" w:hAnsi="Times New Roman"/>
+                <w:b w:val="0"/>
+                <w:i w:val="0"/>
+                <w:sz w:val="21"/>
+              </w:rPr>
+              <w:t>59.0</w:t>
+            </w:r>
+          </w:p>
+        </w:tc>
+        <w:tc>
+          <w:tcPr>
+            <w:tcW w:type="dxa" w:w="1357"/>
+            <w:vAlign w:val="center"/>
+          </w:tcPr>
+          <w:p>
+            <w:pPr>
+              <w:spacing w:before="20" w:after="20" w:lineRule="atLeast" w:line="280"/>
+              <w:jc w:val="right"/>
+            </w:pPr>
+            <w:r>
+              <w:rPr>
+                <w:rFonts w:eastAsia="標楷體" w:ascii="Times New Roman" w:hAnsi="Times New Roman"/>
+                <w:b w:val="0"/>
+                <w:i w:val="0"/>
+                <w:sz w:val="21"/>
+              </w:rPr>
+              <w:t>43.3%</w:t>
+            </w:r>
+          </w:p>
+        </w:tc>
+        <w:tc>
+          <w:tcPr>
+            <w:tcW w:type="dxa" w:w="1361"/>
+            <w:vAlign w:val="center"/>
+          </w:tcPr>
+          <w:p>
+            <w:pPr>
+              <w:spacing w:before="20" w:after="20" w:lineRule="atLeast" w:line="280"/>
+              <w:jc w:val="right"/>
+            </w:pPr>
+            <w:r>
+              <w:rPr>
+                <w:rFonts w:eastAsia="標楷體" w:ascii="Times New Roman" w:hAnsi="Times New Roman"/>
+                <w:b w:val="0"/>
+                <w:i w:val="0"/>
+                <w:sz w:val="21"/>
+              </w:rPr>
+              <w:t>0.52</w:t>
+            </w:r>
+          </w:p>
+        </w:tc>
+      </w:tr>
+      <w:tr>
+        <w:tc>
+          <w:tcPr>
+            <w:tcW w:type="dxa" w:w="905"/>
+            <w:vAlign w:val="center"/>
+          </w:tcPr>
+          <w:p>
+            <w:pPr>
+              <w:spacing w:before="20" w:after="20" w:lineRule="atLeast" w:line="280"/>
+              <w:jc w:val="center"/>
+            </w:pPr>
+            <w:r>
+              <w:rPr>
+                <w:rFonts w:eastAsia="標楷體" w:ascii="Times New Roman" w:hAnsi="Times New Roman"/>
                 <w:b/>
                 <w:i w:val="0"/>
-                <w:color w:val="C00000"/>
-                <w:sz w:val="21"/>
-              </w:rPr>
-              <w:t>[待測]</w:t>
-            </w:r>
-          </w:p>
-        </w:tc>
-        <w:tc>
-          <w:tcPr>
-            <w:tcW w:type="dxa" w:w="1200"/>
+                <w:sz w:val="21"/>
+              </w:rPr>
+              <w:t>合併</w:t>
+            </w:r>
+          </w:p>
+        </w:tc>
+        <w:tc>
+          <w:tcPr>
+            <w:tcW w:type="dxa" w:w="1659"/>
             <w:vAlign w:val="center"/>
           </w:tcPr>
           <w:p>
@@ -18780,16 +14778,15 @@
                 <w:rFonts w:eastAsia="標楷體" w:ascii="Times New Roman" w:hAnsi="Times New Roman"/>
                 <w:b/>
                 <w:i w:val="0"/>
-                <w:color w:val="C00000"/>
-                <w:sz w:val="21"/>
-              </w:rPr>
-              <w:t>[待測]</w:t>
-            </w:r>
-          </w:p>
-        </w:tc>
-        <w:tc>
-          <w:tcPr>
-            <w:tcW w:type="dxa" w:w="1200"/>
+                <w:sz w:val="21"/>
+              </w:rPr>
+              <w:t>20.2</w:t>
+            </w:r>
+          </w:p>
+        </w:tc>
+        <w:tc>
+          <w:tcPr>
+            <w:tcW w:type="dxa" w:w="1659"/>
             <w:vAlign w:val="center"/>
           </w:tcPr>
           <w:p>
@@ -18802,16 +14799,15 @@
                 <w:rFonts w:eastAsia="標楷體" w:ascii="Times New Roman" w:hAnsi="Times New Roman"/>
                 <w:b/>
                 <w:i w:val="0"/>
-                <w:color w:val="C00000"/>
-                <w:sz w:val="21"/>
-              </w:rPr>
-              <w:t>[待測]</w:t>
-            </w:r>
-          </w:p>
-        </w:tc>
-        <w:tc>
-          <w:tcPr>
-            <w:tcW w:type="dxa" w:w="1600"/>
+                <w:sz w:val="21"/>
+              </w:rPr>
+              <w:t>−21.6</w:t>
+            </w:r>
+          </w:p>
+        </w:tc>
+        <w:tc>
+          <w:tcPr>
+            <w:tcW w:type="dxa" w:w="1659"/>
             <w:vAlign w:val="center"/>
           </w:tcPr>
           <w:p>
@@ -18824,16 +14820,15 @@
                 <w:rFonts w:eastAsia="標楷體" w:ascii="Times New Roman" w:hAnsi="Times New Roman"/>
                 <w:b/>
                 <w:i w:val="0"/>
-                <w:color w:val="C00000"/>
-                <w:sz w:val="21"/>
-              </w:rPr>
-              <w:t>[待測]</w:t>
-            </w:r>
-          </w:p>
-        </w:tc>
-        <w:tc>
-          <w:tcPr>
-            <w:tcW w:type="dxa" w:w="2600"/>
+                <w:sz w:val="21"/>
+              </w:rPr>
+              <w:t>63.6</w:t>
+            </w:r>
+          </w:p>
+        </w:tc>
+        <w:tc>
+          <w:tcPr>
+            <w:tcW w:type="dxa" w:w="1357"/>
             <w:vAlign w:val="center"/>
           </w:tcPr>
           <w:p>
@@ -18846,10 +14841,30 @@
                 <w:rFonts w:eastAsia="標楷體" w:ascii="Times New Roman" w:hAnsi="Times New Roman"/>
                 <w:b/>
                 <w:i w:val="0"/>
-                <w:color w:val="C00000"/>
-                <w:sz w:val="21"/>
-              </w:rPr>
-              <w:t>[待測]</w:t>
+                <w:sz w:val="21"/>
+              </w:rPr>
+              <w:t>53.4%</w:t>
+            </w:r>
+          </w:p>
+        </w:tc>
+        <w:tc>
+          <w:tcPr>
+            <w:tcW w:type="dxa" w:w="1361"/>
+            <w:vAlign w:val="center"/>
+          </w:tcPr>
+          <w:p>
+            <w:pPr>
+              <w:spacing w:before="20" w:after="20" w:lineRule="atLeast" w:line="280"/>
+              <w:jc w:val="right"/>
+            </w:pPr>
+            <w:r>
+              <w:rPr>
+                <w:rFonts w:eastAsia="標楷體" w:ascii="Times New Roman" w:hAnsi="Times New Roman"/>
+                <w:b/>
+                <w:i w:val="0"/>
+                <w:sz w:val="21"/>
+              </w:rPr>
+              <w:t>2.90</w:t>
             </w:r>
           </w:p>
         </w:tc>
@@ -18876,7 +14891,41 @@
           <w:i w:val="0"/>
           <w:sz w:val="22"/>
         </w:rPr>
-        <w:t xml:space="preserve">　動態阻抗法各倍率擬合係數與精度（待離線萃取／韌體化後填入）</w:t>
+        <w:t xml:space="preserve">　動態阻抗 </w:t>
+      </w:r>
+      <w:r>
+        <w:rPr>
+          <w:rFonts w:eastAsia="標楷體" w:ascii="Times New Roman" w:hAnsi="Times New Roman"/>
+          <w:b w:val="0"/>
+          <w:i w:val="0"/>
+          <w:sz w:val="22"/>
+        </w:rPr>
+        <w:t>$|\Delta V/\Delta I|$</w:t>
+      </w:r>
+      <w:r>
+        <w:rPr>
+          <w:rFonts w:eastAsia="標楷體" w:ascii="Times New Roman" w:hAnsi="Times New Roman"/>
+          <w:b w:val="0"/>
+          <w:i w:val="0"/>
+          <w:sz w:val="22"/>
+        </w:rPr>
+        <w:t>–SOC 二次擬合係數（fresh-cell rounds 1–3 實測；阻抗單位 mΩ，SOC 以分數 0~1 代入）</w:t>
+      </w:r>
+    </w:p>
+    <w:p>
+      <w:pPr>
+        <w:spacing w:lineRule="atLeast" w:line="480"/>
+        <w:ind w:firstLine="480"/>
+        <w:jc w:val="both"/>
+      </w:pPr>
+      <w:r>
+        <w:rPr>
+          <w:rFonts w:eastAsia="標楷體" w:ascii="Times New Roman" w:hAnsi="Times New Roman"/>
+          <w:b w:val="0"/>
+          <w:i w:val="0"/>
+          <w:sz w:val="24"/>
+        </w:rPr>
+        <w:t>需補充者，動態阻抗曲線在 SOC 中段相當平緩（最低點附近阻抗對 SOC 不敏感），故以阻抗反推 SOC 在中段的解析度天生較低；其作為獨立估測方法之逐點精度，以及與庫倫計數混合後的整體表現，留待後續與 EKF 一併於 4.4 節量化比較。</w:t>
       </w:r>
     </w:p>
     <w:p>
@@ -20292,79 +16341,7 @@
           <w:i w:val="0"/>
           <w:sz w:val="24"/>
         </w:rPr>
-        <w:t>本表為論文核心貢獻之一：同一 STM32G071、同一編譯器與最佳化等級（</w:t>
-      </w:r>
-      <w:r>
-        <w:rPr>
-          <w:rFonts w:eastAsia="標楷體" w:ascii="Consolas" w:hAnsi="Consolas"/>
-          <w:b w:val="0"/>
-          <w:i w:val="0"/>
-          <w:sz w:val="21"/>
-        </w:rPr>
-        <w:t>-Og</w:t>
-      </w:r>
-      <w:r>
-        <w:rPr>
-          <w:rFonts w:eastAsia="標楷體" w:ascii="Times New Roman" w:hAnsi="Times New Roman"/>
-          <w:b w:val="0"/>
-          <w:i w:val="0"/>
-          <w:sz w:val="24"/>
-        </w:rPr>
-        <w:t>／</w:t>
-      </w:r>
-      <w:r>
-        <w:rPr>
-          <w:rFonts w:eastAsia="標楷體" w:ascii="Consolas" w:hAnsi="Consolas"/>
-          <w:b w:val="0"/>
-          <w:i w:val="0"/>
-          <w:sz w:val="21"/>
-        </w:rPr>
-        <w:t>-O2</w:t>
-      </w:r>
-      <w:r>
-        <w:rPr>
-          <w:rFonts w:eastAsia="標楷體" w:ascii="Times New Roman" w:hAnsi="Times New Roman"/>
-          <w:b w:val="0"/>
-          <w:i w:val="0"/>
-          <w:sz w:val="24"/>
-        </w:rPr>
-        <w:t xml:space="preserve"> 各量一次）、同一量測路徑下，三法的 Flash／RAM 淨增量與每次更新 CPU 週期。量測方法為：分別編譯「僅骨架」與「骨架 + 各方法模組」，取 </w:t>
-      </w:r>
-      <w:r>
-        <w:rPr>
-          <w:rFonts w:eastAsia="標楷體" w:ascii="Consolas" w:hAnsi="Consolas"/>
-          <w:b w:val="0"/>
-          <w:i w:val="0"/>
-          <w:sz w:val="21"/>
-        </w:rPr>
-        <w:t>.map</w:t>
-      </w:r>
-      <w:r>
-        <w:rPr>
-          <w:rFonts w:eastAsia="標楷體" w:ascii="Times New Roman" w:hAnsi="Times New Roman"/>
-          <w:b w:val="0"/>
-          <w:i w:val="0"/>
-          <w:sz w:val="24"/>
-        </w:rPr>
-        <w:t xml:space="preserve"> 之 Flash／RAM 差值為淨佔用；CPU 週期以 DWT cycle counter 包夾單次 </w:t>
-      </w:r>
-      <w:r>
-        <w:rPr>
-          <w:rFonts w:eastAsia="標楷體" w:ascii="Consolas" w:hAnsi="Consolas"/>
-          <w:b w:val="0"/>
-          <w:i w:val="0"/>
-          <w:sz w:val="21"/>
-        </w:rPr>
-        <w:t>*_update()</w:t>
-      </w:r>
-      <w:r>
-        <w:rPr>
-          <w:rFonts w:eastAsia="標楷體" w:ascii="Times New Roman" w:hAnsi="Times New Roman"/>
-          <w:b w:val="0"/>
-          <w:i w:val="0"/>
-          <w:sz w:val="24"/>
-        </w:rPr>
-        <w:t xml:space="preserve"> 量測（多次取中位數）。</w:t>
+        <w:t>本表為論文核心貢獻之一：在同一顆微控制器、同一編譯設定、同一量測路徑下，量測三種方法各自額外佔用的程式空間、記憶體與每次更新所需的運算量。量測方式為比較「只有共用骨架」與「骨架再加上某一方法」兩種版本的容量差，並實際計時單次更新所花的運算量。</w:t>
       </w:r>
     </w:p>
     <w:tbl>
@@ -20382,17 +16359,17 @@
         </w:tblBorders>
       </w:tblPr>
       <w:tblGrid>
-        <w:gridCol w:w="600"/>
-        <w:gridCol w:w="1397"/>
-        <w:gridCol w:w="1182"/>
-        <w:gridCol w:w="1827"/>
-        <w:gridCol w:w="1075"/>
-        <w:gridCol w:w="2519"/>
+        <w:gridCol w:w="637"/>
+        <w:gridCol w:w="1433"/>
+        <w:gridCol w:w="1274"/>
+        <w:gridCol w:w="1114"/>
+        <w:gridCol w:w="796"/>
+        <w:gridCol w:w="3346"/>
       </w:tblGrid>
       <w:tr>
         <w:tc>
           <w:tcPr>
-            <w:tcW w:type="dxa" w:w="600"/>
+            <w:tcW w:type="dxa" w:w="637"/>
             <w:shd w:val="clear" w:color="auto" w:fill="D9E2F3"/>
             <w:vAlign w:val="center"/>
           </w:tcPr>
@@ -20414,7 +16391,7 @@
         </w:tc>
         <w:tc>
           <w:tcPr>
-            <w:tcW w:type="dxa" w:w="1397"/>
+            <w:tcW w:type="dxa" w:w="1433"/>
             <w:shd w:val="clear" w:color="auto" w:fill="D9E2F3"/>
             <w:vAlign w:val="center"/>
           </w:tcPr>
@@ -20430,13 +16407,13 @@
                 <w:i w:val="0"/>
                 <w:sz w:val="21"/>
               </w:rPr>
-              <w:t>Flash (bytes)</w:t>
-            </w:r>
-          </w:p>
-        </w:tc>
-        <w:tc>
-          <w:tcPr>
-            <w:tcW w:type="dxa" w:w="1182"/>
+              <w:t>程式空間 (KB)</w:t>
+            </w:r>
+          </w:p>
+        </w:tc>
+        <w:tc>
+          <w:tcPr>
+            <w:tcW w:type="dxa" w:w="1274"/>
             <w:shd w:val="clear" w:color="auto" w:fill="D9E2F3"/>
             <w:vAlign w:val="center"/>
           </w:tcPr>
@@ -20452,13 +16429,13 @@
                 <w:i w:val="0"/>
                 <w:sz w:val="21"/>
               </w:rPr>
-              <w:t>RAM (bytes)</w:t>
-            </w:r>
-          </w:p>
-        </w:tc>
-        <w:tc>
-          <w:tcPr>
-            <w:tcW w:type="dxa" w:w="1827"/>
+              <w:t>記憶體 (KB)</w:t>
+            </w:r>
+          </w:p>
+        </w:tc>
+        <w:tc>
+          <w:tcPr>
+            <w:tcW w:type="dxa" w:w="1114"/>
             <w:shd w:val="clear" w:color="auto" w:fill="D9E2F3"/>
             <w:vAlign w:val="center"/>
           </w:tcPr>
@@ -20474,13 +16451,13 @@
                 <w:i w:val="0"/>
                 <w:sz w:val="21"/>
               </w:rPr>
-              <w:t>CPU cycles/update</w:t>
-            </w:r>
-          </w:p>
-        </w:tc>
-        <w:tc>
-          <w:tcPr>
-            <w:tcW w:type="dxa" w:w="1075"/>
+              <w:t>每次更新運算量</w:t>
+            </w:r>
+          </w:p>
+        </w:tc>
+        <w:tc>
+          <w:tcPr>
+            <w:tcW w:type="dxa" w:w="796"/>
             <w:shd w:val="clear" w:color="auto" w:fill="D9E2F3"/>
             <w:vAlign w:val="center"/>
           </w:tcPr>
@@ -20496,13 +16473,13 @@
                 <w:i w:val="0"/>
                 <w:sz w:val="21"/>
               </w:rPr>
-              <w:t>浮點運算</w:t>
-            </w:r>
-          </w:p>
-        </w:tc>
-        <w:tc>
-          <w:tcPr>
-            <w:tcW w:type="dxa" w:w="2519"/>
+              <w:t>是否需浮點</w:t>
+            </w:r>
+          </w:p>
+        </w:tc>
+        <w:tc>
+          <w:tcPr>
+            <w:tcW w:type="dxa" w:w="3346"/>
             <w:shd w:val="clear" w:color="auto" w:fill="D9E2F3"/>
             <w:vAlign w:val="center"/>
           </w:tcPr>
@@ -20526,7 +16503,7 @@
       <w:tr>
         <w:tc>
           <w:tcPr>
-            <w:tcW w:type="dxa" w:w="600"/>
+            <w:tcW w:type="dxa" w:w="637"/>
             <w:vAlign w:val="center"/>
           </w:tcPr>
           <w:p>
@@ -20547,7 +16524,7 @@
         </w:tc>
         <w:tc>
           <w:tcPr>
-            <w:tcW w:type="dxa" w:w="1397"/>
+            <w:tcW w:type="dxa" w:w="1433"/>
             <w:vAlign w:val="center"/>
           </w:tcPr>
           <w:p>
@@ -20569,7 +16546,7 @@
         </w:tc>
         <w:tc>
           <w:tcPr>
-            <w:tcW w:type="dxa" w:w="1182"/>
+            <w:tcW w:type="dxa" w:w="1274"/>
             <w:vAlign w:val="center"/>
           </w:tcPr>
           <w:p>
@@ -20591,13 +16568,13 @@
         </w:tc>
         <w:tc>
           <w:tcPr>
-            <w:tcW w:type="dxa" w:w="1827"/>
-            <w:vAlign w:val="center"/>
-          </w:tcPr>
-          <w:p>
-            <w:pPr>
-              <w:spacing w:before="20" w:after="20" w:lineRule="atLeast" w:line="280"/>
-              <w:jc w:val="right"/>
+            <w:tcW w:type="dxa" w:w="1114"/>
+            <w:vAlign w:val="center"/>
+          </w:tcPr>
+          <w:p>
+            <w:pPr>
+              <w:spacing w:before="20" w:after="20" w:lineRule="atLeast" w:line="280"/>
+              <w:jc w:val="left"/>
             </w:pPr>
             <w:r>
               <w:rPr>
@@ -20613,7 +16590,7 @@
         </w:tc>
         <w:tc>
           <w:tcPr>
-            <w:tcW w:type="dxa" w:w="1075"/>
+            <w:tcW w:type="dxa" w:w="796"/>
             <w:vAlign w:val="center"/>
           </w:tcPr>
           <w:p>
@@ -20628,13 +16605,13 @@
                 <w:i w:val="0"/>
                 <w:sz w:val="21"/>
               </w:rPr>
-              <w:t>否（定點）</w:t>
-            </w:r>
-          </w:p>
-        </w:tc>
-        <w:tc>
-          <w:tcPr>
-            <w:tcW w:type="dxa" w:w="2519"/>
+              <w:t>否</w:t>
+            </w:r>
+          </w:p>
+        </w:tc>
+        <w:tc>
+          <w:tcPr>
+            <w:tcW w:type="dxa" w:w="3346"/>
             <w:vAlign w:val="center"/>
           </w:tcPr>
           <w:p>
@@ -20657,7 +16634,7 @@
       <w:tr>
         <w:tc>
           <w:tcPr>
-            <w:tcW w:type="dxa" w:w="600"/>
+            <w:tcW w:type="dxa" w:w="637"/>
             <w:vAlign w:val="center"/>
           </w:tcPr>
           <w:p>
@@ -20678,7 +16655,7 @@
         </w:tc>
         <w:tc>
           <w:tcPr>
-            <w:tcW w:type="dxa" w:w="1397"/>
+            <w:tcW w:type="dxa" w:w="1433"/>
             <w:vAlign w:val="center"/>
           </w:tcPr>
           <w:p>
@@ -20700,7 +16677,7 @@
         </w:tc>
         <w:tc>
           <w:tcPr>
-            <w:tcW w:type="dxa" w:w="1182"/>
+            <w:tcW w:type="dxa" w:w="1274"/>
             <w:vAlign w:val="center"/>
           </w:tcPr>
           <w:p>
@@ -20722,13 +16699,13 @@
         </w:tc>
         <w:tc>
           <w:tcPr>
-            <w:tcW w:type="dxa" w:w="1827"/>
-            <w:vAlign w:val="center"/>
-          </w:tcPr>
-          <w:p>
-            <w:pPr>
-              <w:spacing w:before="20" w:after="20" w:lineRule="atLeast" w:line="280"/>
-              <w:jc w:val="right"/>
+            <w:tcW w:type="dxa" w:w="1114"/>
+            <w:vAlign w:val="center"/>
+          </w:tcPr>
+          <w:p>
+            <w:pPr>
+              <w:spacing w:before="20" w:after="20" w:lineRule="atLeast" w:line="280"/>
+              <w:jc w:val="left"/>
             </w:pPr>
             <w:r>
               <w:rPr>
@@ -20744,7 +16721,7 @@
         </w:tc>
         <w:tc>
           <w:tcPr>
-            <w:tcW w:type="dxa" w:w="1075"/>
+            <w:tcW w:type="dxa" w:w="796"/>
             <w:vAlign w:val="center"/>
           </w:tcPr>
           <w:p>
@@ -20759,13 +16736,13 @@
                 <w:i w:val="0"/>
                 <w:sz w:val="21"/>
               </w:rPr>
-              <w:t>是（軟浮點）</w:t>
-            </w:r>
-          </w:p>
-        </w:tc>
-        <w:tc>
-          <w:tcPr>
-            <w:tcW w:type="dxa" w:w="2519"/>
+              <w:t>是</w:t>
+            </w:r>
+          </w:p>
+        </w:tc>
+        <w:tc>
+          <w:tcPr>
+            <w:tcW w:type="dxa" w:w="3346"/>
             <w:vAlign w:val="center"/>
           </w:tcPr>
           <w:p>
@@ -20780,7 +16757,7 @@
                 <w:i w:val="0"/>
                 <w:sz w:val="21"/>
               </w:rPr>
-              <w:t>含 OCV 表 ~404 B（101×float）</w:t>
+              <w:t>另需一張開路電壓對照表（約 0.4 KB）</w:t>
             </w:r>
           </w:p>
         </w:tc>
@@ -20788,7 +16765,7 @@
       <w:tr>
         <w:tc>
           <w:tcPr>
-            <w:tcW w:type="dxa" w:w="600"/>
+            <w:tcW w:type="dxa" w:w="637"/>
             <w:vAlign w:val="center"/>
           </w:tcPr>
           <w:p>
@@ -20809,7 +16786,7 @@
         </w:tc>
         <w:tc>
           <w:tcPr>
-            <w:tcW w:type="dxa" w:w="1397"/>
+            <w:tcW w:type="dxa" w:w="1433"/>
             <w:vAlign w:val="center"/>
           </w:tcPr>
           <w:p>
@@ -20831,7 +16808,7 @@
         </w:tc>
         <w:tc>
           <w:tcPr>
-            <w:tcW w:type="dxa" w:w="1182"/>
+            <w:tcW w:type="dxa" w:w="1274"/>
             <w:vAlign w:val="center"/>
           </w:tcPr>
           <w:p>
@@ -20853,13 +16830,13 @@
         </w:tc>
         <w:tc>
           <w:tcPr>
-            <w:tcW w:type="dxa" w:w="1827"/>
-            <w:vAlign w:val="center"/>
-          </w:tcPr>
-          <w:p>
-            <w:pPr>
-              <w:spacing w:before="20" w:after="20" w:lineRule="atLeast" w:line="280"/>
-              <w:jc w:val="right"/>
+            <w:tcW w:type="dxa" w:w="1114"/>
+            <w:vAlign w:val="center"/>
+          </w:tcPr>
+          <w:p>
+            <w:pPr>
+              <w:spacing w:before="20" w:after="20" w:lineRule="atLeast" w:line="280"/>
+              <w:jc w:val="left"/>
             </w:pPr>
             <w:r>
               <w:rPr>
@@ -20875,7 +16852,7 @@
         </w:tc>
         <w:tc>
           <w:tcPr>
-            <w:tcW w:type="dxa" w:w="1075"/>
+            <w:tcW w:type="dxa" w:w="796"/>
             <w:vAlign w:val="center"/>
           </w:tcPr>
           <w:p>
@@ -20890,13 +16867,13 @@
                 <w:i w:val="0"/>
                 <w:sz w:val="21"/>
               </w:rPr>
-              <w:t>是（一次 sqrt）</w:t>
-            </w:r>
-          </w:p>
-        </w:tc>
-        <w:tc>
-          <w:tcPr>
-            <w:tcW w:type="dxa" w:w="2519"/>
+              <w:t>是</w:t>
+            </w:r>
+          </w:p>
+        </w:tc>
+        <w:tc>
+          <w:tcPr>
+            <w:tcW w:type="dxa" w:w="3346"/>
             <w:vAlign w:val="center"/>
           </w:tcPr>
           <w:p>
@@ -20911,7 +16888,7 @@
                 <w:i w:val="0"/>
                 <w:sz w:val="21"/>
               </w:rPr>
-              <w:t>僅 4 係數</w:t>
+              <w:t>只需存幾個係數</w:t>
             </w:r>
           </w:p>
         </w:tc>
@@ -20938,7 +16915,7 @@
           <w:i w:val="0"/>
           <w:sz w:val="22"/>
         </w:rPr>
-        <w:t xml:space="preserve">　三法嵌入式資源 footprint（同 MCU 實測，待量測填入）。STM32G071 無硬體 FPU，浮點走軟體模擬，預期 EKF 之 cycles/update 顯著高於另二法。</w:t>
+        <w:t xml:space="preserve">　三法嵌入式資源佔用比較（同一微控制器實測，待量測填入）。因所用微控制器無硬體浮點運算單元，浮點運算改以軟體模擬，預期 EKF 之每次更新運算量顯著高於另二法。</w:t>
       </w:r>
     </w:p>
     <w:p>
@@ -20954,7 +16931,7 @@
           <w:i w:val="0"/>
           <w:sz w:val="24"/>
         </w:rPr>
-        <w:t>此表預期清楚呈現「精度—資源」權衡：庫倫計數資源下界但無修正能力；EKF 精度／強健性最佳但 Flash／RAM／CPU 代價最高（軟浮點 + OCV 表 + 矩陣展開）；動態阻抗居中且實驗成本最低。此即第二章 2.3 節所述「商用 IC 為何多捨 EKF」之量化佐證——而本研究恰以同硬體實測填補文獻少見之缺口。</w:t>
+        <w:t>此表預期清楚呈現「精度—資源」權衡：庫倫計數最省資源但無自我修正能力；EKF 精度與強健性最佳，但程式空間、記憶體與運算量代價最高；動態阻抗居中且實驗成本最低。此即第二章 2.3 節所述「商用晶片為何多捨 EKF」之量化佐證——本研究恰以同硬體實測填補文獻少見之缺口。</w:t>
       </w:r>
     </w:p>
     <w:p>
@@ -21003,14 +16980,14 @@
         </w:tblBorders>
       </w:tblPr>
       <w:tblGrid>
-        <w:gridCol w:w="4113"/>
-        <w:gridCol w:w="2492"/>
-        <w:gridCol w:w="1995"/>
+        <w:gridCol w:w="4235"/>
+        <w:gridCol w:w="2310"/>
+        <w:gridCol w:w="2055"/>
       </w:tblGrid>
       <w:tr>
         <w:tc>
           <w:tcPr>
-            <w:tcW w:type="dxa" w:w="4113"/>
+            <w:tcW w:type="dxa" w:w="4235"/>
             <w:shd w:val="clear" w:color="auto" w:fill="D9E2F3"/>
             <w:vAlign w:val="center"/>
           </w:tcPr>
@@ -21032,7 +17009,7 @@
         </w:tc>
         <w:tc>
           <w:tcPr>
-            <w:tcW w:type="dxa" w:w="2492"/>
+            <w:tcW w:type="dxa" w:w="2310"/>
             <w:shd w:val="clear" w:color="auto" w:fill="D9E2F3"/>
             <w:vAlign w:val="center"/>
           </w:tcPr>
@@ -21054,7 +17031,7 @@
         </w:tc>
         <w:tc>
           <w:tcPr>
-            <w:tcW w:type="dxa" w:w="1995"/>
+            <w:tcW w:type="dxa" w:w="2055"/>
             <w:shd w:val="clear" w:color="auto" w:fill="D9E2F3"/>
             <w:vAlign w:val="center"/>
           </w:tcPr>
@@ -21078,7 +17055,7 @@
       <w:tr>
         <w:tc>
           <w:tcPr>
-            <w:tcW w:type="dxa" w:w="4113"/>
+            <w:tcW w:type="dxa" w:w="4235"/>
             <w:vAlign w:val="center"/>
           </w:tcPr>
           <w:p>
@@ -21099,7 +17076,7 @@
         </w:tc>
         <w:tc>
           <w:tcPr>
-            <w:tcW w:type="dxa" w:w="2492"/>
+            <w:tcW w:type="dxa" w:w="2310"/>
             <w:vAlign w:val="center"/>
           </w:tcPr>
           <w:p>
@@ -21120,7 +17097,7 @@
         </w:tc>
         <w:tc>
           <w:tcPr>
-            <w:tcW w:type="dxa" w:w="1995"/>
+            <w:tcW w:type="dxa" w:w="2055"/>
             <w:vAlign w:val="center"/>
           </w:tcPr>
           <w:p>
@@ -21143,7 +17120,7 @@
       <w:tr>
         <w:tc>
           <w:tcPr>
-            <w:tcW w:type="dxa" w:w="4113"/>
+            <w:tcW w:type="dxa" w:w="4235"/>
             <w:vAlign w:val="center"/>
           </w:tcPr>
           <w:p>
@@ -21164,7 +17141,7 @@
         </w:tc>
         <w:tc>
           <w:tcPr>
-            <w:tcW w:type="dxa" w:w="2492"/>
+            <w:tcW w:type="dxa" w:w="2310"/>
             <w:vAlign w:val="center"/>
           </w:tcPr>
           <w:p>
@@ -21185,7 +17162,7 @@
         </w:tc>
         <w:tc>
           <w:tcPr>
-            <w:tcW w:type="dxa" w:w="1995"/>
+            <w:tcW w:type="dxa" w:w="2055"/>
             <w:vAlign w:val="center"/>
           </w:tcPr>
           <w:p>
@@ -21208,7 +17185,7 @@
       <w:tr>
         <w:tc>
           <w:tcPr>
-            <w:tcW w:type="dxa" w:w="4113"/>
+            <w:tcW w:type="dxa" w:w="4235"/>
             <w:vAlign w:val="center"/>
           </w:tcPr>
           <w:p>
@@ -21229,7 +17206,7 @@
         </w:tc>
         <w:tc>
           <w:tcPr>
-            <w:tcW w:type="dxa" w:w="2492"/>
+            <w:tcW w:type="dxa" w:w="2310"/>
             <w:vAlign w:val="center"/>
           </w:tcPr>
           <w:p>
@@ -21250,7 +17227,7 @@
         </w:tc>
         <w:tc>
           <w:tcPr>
-            <w:tcW w:type="dxa" w:w="1995"/>
+            <w:tcW w:type="dxa" w:w="2055"/>
             <w:vAlign w:val="center"/>
           </w:tcPr>
           <w:p>
@@ -21266,71 +17243,6 @@
                 <w:sz w:val="21"/>
               </w:rPr>
               <w:t>無須初值與靜置；複用既有擾動</w:t>
-            </w:r>
-          </w:p>
-        </w:tc>
-      </w:tr>
-      <w:tr>
-        <w:tc>
-          <w:tcPr>
-            <w:tcW w:type="dxa" w:w="4113"/>
-            <w:vAlign w:val="center"/>
-          </w:tcPr>
-          <w:p>
-            <w:pPr>
-              <w:spacing w:before="20" w:after="20" w:lineRule="atLeast" w:line="280"/>
-              <w:jc w:val="left"/>
-            </w:pPr>
-            <w:r>
-              <w:rPr>
-                <w:rFonts w:eastAsia="標楷體" w:ascii="Times New Roman" w:hAnsi="Times New Roman"/>
-                <w:b w:val="0"/>
-                <w:i w:val="0"/>
-                <w:sz w:val="21"/>
-              </w:rPr>
-              <w:t>對精度要求極高且可離線訓練</w:t>
-            </w:r>
-          </w:p>
-        </w:tc>
-        <w:tc>
-          <w:tcPr>
-            <w:tcW w:type="dxa" w:w="2492"/>
-            <w:vAlign w:val="center"/>
-          </w:tcPr>
-          <w:p>
-            <w:pPr>
-              <w:spacing w:before="20" w:after="20" w:lineRule="atLeast" w:line="280"/>
-              <w:jc w:val="left"/>
-            </w:pPr>
-            <w:r>
-              <w:rPr>
-                <w:rFonts w:eastAsia="標楷體" w:ascii="Times New Roman" w:hAnsi="Times New Roman"/>
-                <w:b w:val="0"/>
-                <w:i w:val="0"/>
-                <w:sz w:val="21"/>
-              </w:rPr>
-              <w:t>（未來）NN／EKF+NN fusion</w:t>
-            </w:r>
-          </w:p>
-        </w:tc>
-        <w:tc>
-          <w:tcPr>
-            <w:tcW w:type="dxa" w:w="1995"/>
-            <w:vAlign w:val="center"/>
-          </w:tcPr>
-          <w:p>
-            <w:pPr>
-              <w:spacing w:before="20" w:after="20" w:lineRule="atLeast" w:line="280"/>
-              <w:jc w:val="left"/>
-            </w:pPr>
-            <w:r>
-              <w:rPr>
-                <w:rFonts w:eastAsia="標楷體" w:ascii="Times New Roman" w:hAnsi="Times New Roman"/>
-                <w:b w:val="0"/>
-                <w:i w:val="0"/>
-                <w:sz w:val="21"/>
-              </w:rPr>
-              <w:t>第六章未來工作</w:t>
             </w:r>
           </w:p>
         </w:tc>
@@ -21388,7 +17300,7 @@
           <w:i w:val="0"/>
           <w:sz w:val="24"/>
         </w:rPr>
-        <w:t>本章於第三章建立的統一平台上，依「原理 → 演算法 → STM32 實作 → 實驗結果」一致結構，實作並比較三種 SOC 估測方法。</w:t>
+        <w:t>本章於第三章建立的統一平台上，依「原理 → 演算法 → 嵌入式實作 → 實驗結果」一致結構，實作並比較三種 SOC 估測方法。</w:t>
       </w:r>
       <w:r>
         <w:rPr>
@@ -21406,7 +17318,7 @@
           <w:i w:val="0"/>
           <w:sz w:val="24"/>
         </w:rPr>
-        <w:t>者為：庫倫計數法之 PC／STM32 設計、其作為逐 cycle ground truth 的正當性論證，以及 rounds 1–23 之 rate-capability 實測（此 NMC 電池 0.5C→2.0C 容量僅降約 1%，rate capability 極平坦，為公平比較之有利條件）。</w:t>
+        <w:t>者為：庫倫計數法之設計與其作為逐 cycle 基準真值的正當性論證、rounds 1–23 之 rate-capability 實測（此 NMC 電池 0.5C→2.0C 容量僅降約 1%，為公平比較之有利條件），以及</w:t>
       </w:r>
       <w:r>
         <w:rPr>
@@ -21415,6 +17327,24 @@
           <w:i w:val="0"/>
           <w:sz w:val="24"/>
         </w:rPr>
+        <w:t>動態阻抗 $|\Delta V/\Delta I|$–SOC 二次擬合係數之實測</w:t>
+      </w:r>
+      <w:r>
+        <w:rPr>
+          <w:rFonts w:eastAsia="標楷體" w:ascii="Times New Roman" w:hAnsi="Times New Roman"/>
+          <w:b w:val="0"/>
+          <w:i w:val="0"/>
+          <w:sz w:val="24"/>
+        </w:rPr>
+        <w:t>（最低點約在 SOC 53%，與理論一致；高倍率資料擬合殘差低至約 0.5 mΩ）。</w:t>
+      </w:r>
+      <w:r>
+        <w:rPr>
+          <w:rFonts w:eastAsia="標楷體" w:ascii="Times New Roman" w:hAnsi="Times New Roman"/>
+          <w:b/>
+          <w:i w:val="0"/>
+          <w:sz w:val="24"/>
+        </w:rPr>
         <w:t>設計完成、實驗待跑</w:t>
       </w:r>
       <w:r>
@@ -21424,7 +17354,7 @@
           <w:i w:val="0"/>
           <w:sz w:val="24"/>
         </w:rPr>
-        <w:t>者為：EKF（一階 RC，狀態 2 維、觀測純量、增益免矩陣求逆，以 GITT OCV 表為觀測方程）之完整演算法與 STM32 浮點實作設計；動態阻抗法（複用既有 dV/dI 擾動、二次擬合 + 分枝選根）之演算法與輕量實作設計；以及 4.4 之精度／強健性／footprint 三軸比較框架與表骨架。</w:t>
+        <w:t>者為：EKF（一階 RC，狀態二維、增益免矩陣求逆）之完整演算法與嵌入式實作設計；以動態阻抗擬合反推 SOC 之逐點精度；以及 4.4 之精度／強健性／資源佔用三軸比較。</w:t>
       </w:r>
     </w:p>
     <w:p>
@@ -21458,7 +17388,7 @@
           <w:i w:val="0"/>
           <w:sz w:val="24"/>
         </w:rPr>
-        <w:t>，未以虛構數據充數。待 GITT OCV 表建立、EKF PC 原型與 STM32 移植、動態阻抗離線擬合與韌體化完成後，4.2.5、4.3.4 與 4.4 各表將以同一電池、同一協定、同一 MCU 之實測值填入，屆時即構成本論文回應「嵌入式環境下公平 benchmark」研究缺口之核心證據。第五章將在此基礎上，討論三法並行於同一 MCU 的整合策略、100 µs tick 內的 CPU loading 分配、fresh-cell baseline 三輪變異性，以及實驗過程之工程教訓。</w:t>
+        <w:t>，未以虛構數據充數。待開路電壓對照表建立、EKF 原型與嵌入式移植完成後，4.2.5 與 4.4 各表將以同一電池、同一協定、同一微控制器之實測值填入，屆時即構成本論文回應「嵌入式環境下公平比較」研究缺口之核心證據。第五章將在此基礎上，討論三法並行於同一微控制器的整合策略、運算負載分配、fresh-cell 三輪變異性，以及實驗過程之工程教訓。</w:t>
       </w:r>
     </w:p>
     <w:p>

--- a/DOC/論文撰寫/鋰電池SOC估測方法之比較與嵌入式實作_20260611.docx
+++ b/DOC/論文撰寫/鋰電池SOC估測方法之比較與嵌入式實作_20260611.docx
@@ -2153,16 +2153,17 @@
     </w:p>
     <w:p>
       <w:pPr>
-        <w:spacing w:lineRule="atLeast" w:line="360" w:before="240" w:after="120"/>
+        <w:spacing w:before="240" w:after="120" w:lineRule="atLeast" w:line="360"/>
         <w:jc w:val="left"/>
       </w:pPr>
       <w:r>
         <w:rPr>
           <w:rFonts w:eastAsia="標楷體" w:ascii="Times New Roman" w:hAnsi="Times New Roman"/>
           <w:b/>
+          <w:i w:val="0"/>
           <w:sz w:val="28"/>
         </w:rPr>
-        <w:t>1.1　研究背景</w:t>
+        <w:t>1.1 研究背景</w:t>
       </w:r>
     </w:p>
     <w:p>
@@ -2175,9 +2176,10 @@
         <w:rPr>
           <w:rFonts w:eastAsia="標楷體" w:ascii="Times New Roman" w:hAnsi="Times New Roman"/>
           <w:b w:val="0"/>
-          <w:sz w:val="24"/>
-        </w:rPr>
-        <w:t>近年來在淨零碳排與能源轉型的趨勢之下，鋰離子電池憑藉其高能量密度、低自放電率與長循環壽命等優勢，已成為電動車輛、可攜式電子裝置與大型儲能系統最主要的儲能元件 [1]。隨著應用規模持續擴大，電池在長期使用與深度充放電下所衍生的安全與壽命問題日益受到重視；電池若在劣化或異常狀態下持續運作，輕則加速老化、縮短使用壽命，重則引發過熱、起火甚至爆炸等公共安全事故 [1]。為了在確保安全的前提下充分發揮電池效能，電池管理系統（Battery Management System, BMS）已成為現代電池應用不可或缺的核心子系統。</w:t>
+          <w:i w:val="0"/>
+          <w:sz w:val="24"/>
+        </w:rPr>
+        <w:t>近年來在淨零碳排與能源轉型的趨勢之下，鋰離子電池憑藉其高能量密度、低自放電率與長循環壽命等優勢，已成為電動車輛、可攜式電子裝置與大型儲能系統最主要的儲能元件。隨著應用規模持續擴大，電池在長期使用與深度充放電下所衍生的安全與壽命問題日益受到重視；電池若在劣化或異常狀態下持續運作，輕則加速老化、縮短使用壽命，重則引發過熱、起火甚至爆炸等公共安全事故。為了在確保安全的前提下充分發揮電池效能，電池管理系統（Battery Management System, BMS）已成為現代電池應用不可或缺的核心子系統。</w:t>
       </w:r>
     </w:p>
     <w:p>
@@ -2190,6 +2192,7 @@
         <w:rPr>
           <w:rFonts w:eastAsia="標楷體" w:ascii="Times New Roman" w:hAnsi="Times New Roman"/>
           <w:b w:val="0"/>
+          <w:i w:val="0"/>
           <w:sz w:val="24"/>
         </w:rPr>
         <w:t>BMS 的職責涵蓋電壓、電流與溫度的即時監控、電池組的被動或主動均衡、過充過放與過溫保護，以及電池內部狀態的估測。在所有監控與保護機能之中，荷電狀態（State of Charge, SOC）與健康狀態（State of Health, SOH）是兩個最關鍵的內部狀態量。其中，SOC 定義為電池當前可用電量與額定容量的比值，其角色相當於燃油車的油量表，是續航里程預估、能量調度策略以及過充過放保護的判斷基礎；SOC 估測一旦失準，將直接導致剩餘電量誤判、可用容量浪費，並可能因錯估而觸發不必要的保護或喪失應有的保護。</w:t>
@@ -2205,9 +2208,10 @@
         <w:rPr>
           <w:rFonts w:eastAsia="標楷體" w:ascii="Times New Roman" w:hAnsi="Times New Roman"/>
           <w:b w:val="0"/>
-          <w:sz w:val="24"/>
-        </w:rPr>
-        <w:t>然而，SOC 屬於電池的內部狀態，無法以任何感測器直接量測，只能透過端電壓、電流與溫度等可量測物理量間接推估 [2]。其困難之處在於，鋰離子電池本質上是一個高度非線性、時變且具有極化與遲滯特性的電化學系統：相同的端電壓在不同的電流負載、溫度與老化程度下可能對應到截然不同的真實 SOC，使得單純依賴電壓查表或單一物理量推估的方法在動態工況下誤差顯著。如何在有限的可量測資訊下，設計兼顧精度、強健性與即時性的 SOC 估測演算法，長期以來都是電池管理領域的核心課題。</w:t>
+          <w:i w:val="0"/>
+          <w:sz w:val="24"/>
+        </w:rPr>
+        <w:t>然而，SOC 屬於電池的內部狀態，無法以任何感測器直接量測，只能透過端電壓、電流與溫度等可量測物理量間接推估 [1]。其困難之處在於，鋰離子電池本質上是一個高度非線性、時變且具有極化與遲滯特性的電化學系統：相同的端電壓在不同的電流負載、溫度與老化程度下可能對應到截然不同的真實 SOC，使得單純依賴電壓查表或單一物理量推估的方法在動態工況下誤差顯著。如何在有限的可量測資訊下，設計兼顧精度、強健性與即時性的 SOC 估測演算法，長期以來都是電池管理領域的核心課題。</w:t>
       </w:r>
     </w:p>
     <w:p>
@@ -2220,6 +2224,7 @@
         <w:rPr>
           <w:rFonts w:eastAsia="標楷體" w:ascii="Times New Roman" w:hAnsi="Times New Roman"/>
           <w:b w:val="0"/>
+          <w:i w:val="0"/>
           <w:sz w:val="24"/>
         </w:rPr>
         <w:t>需要說明的是，SOH 雖與 SOC 同等重要，但考量研究時程與範圍的聚焦，本論文將研究主體限定於鋰離子電池的 SOC 估測，SOH 估測則列為未來工作（詳見第六章）。本文所有實驗均以單一顆客製化 NMC 鋰離子電池於室溫環境下進行，暫不納入溫度補償，相關限制將於第 1.3 節明確交代。</w:t>
@@ -2227,16 +2232,17 @@
     </w:p>
     <w:p>
       <w:pPr>
-        <w:spacing w:lineRule="atLeast" w:line="360" w:before="240" w:after="120"/>
+        <w:spacing w:before="240" w:after="120" w:lineRule="atLeast" w:line="360"/>
         <w:jc w:val="left"/>
       </w:pPr>
       <w:r>
         <w:rPr>
           <w:rFonts w:eastAsia="標楷體" w:ascii="Times New Roman" w:hAnsi="Times New Roman"/>
           <w:b/>
+          <w:i w:val="0"/>
           <w:sz w:val="28"/>
         </w:rPr>
-        <w:t>1.2　研究動機</w:t>
+        <w:t>1.2 研究動機</w:t>
       </w:r>
     </w:p>
     <w:p>
@@ -2249,9 +2255,10 @@
         <w:rPr>
           <w:rFonts w:eastAsia="標楷體" w:ascii="Times New Roman" w:hAnsi="Times New Roman"/>
           <w:b w:val="0"/>
-          <w:sz w:val="24"/>
-        </w:rPr>
-        <w:t>針對 SOC 估測，學界與業界已提出眾多方法，大致可分為三類：其一為直接計量法，包括以電流積分推估電量變化的庫倫計數法（Coulomb Counting）[3]，以及利用開路電壓與 SOC 對應關係的開路電壓查表法（OCV Look-up）；其二為模型基礎法，以等效電路模型搭配卡爾曼濾波器族（KF / EKF / UKF）為代表，並可進一步衍生出如動態阻抗法等以電氣特性變化量推估 SOC 的技巧 [2]；其三為資料驅動法，以類神經網路（Neural Network）等機器學習模型直接由量測資料學習 SOC 映射關係 [1]。各類方法在精度、強健性、運算成本與校正資料需求上各有取捨，並無單一方法能在所有面向同時勝出。</w:t>
+          <w:i w:val="0"/>
+          <w:sz w:val="24"/>
+        </w:rPr>
+        <w:t>針對 SOC 估測，學界與業界已提出眾多方法，大致可分為兩類：其一為直接計量法，包括以電流積分推估電量變化的庫倫計數法（Coulomb Counting）[2]，以及利用開路電壓與 SOC 對應關係的開路電壓查表法（OCV Look-up）；其二為模型基礎法，以等效電路模型搭配卡爾曼濾波器族（KF / EKF / UKF）為代表，並可進一步衍生出如動態阻抗法等以電氣特性變化量推估 SOC 的技巧 [1]。各類方法在精度、強健性、運算成本與校正資料需求上各有取捨，並無單一方法能在所有面向同時勝出。</w:t>
       </w:r>
     </w:p>
     <w:p>
@@ -2264,6 +2271,7 @@
         <w:rPr>
           <w:rFonts w:eastAsia="標楷體" w:ascii="Times New Roman" w:hAnsi="Times New Roman"/>
           <w:b w:val="0"/>
+          <w:i w:val="0"/>
           <w:sz w:val="24"/>
         </w:rPr>
         <w:t>儘管 SOC 估測方法的比較研究文獻眾多，本研究觀察到既有研究存在兩個尚未被充分回答的缺口。第一個缺口在於評估環境的失真。多數方法比較係在個人電腦或 MATLAB 等離線環境中進行，並以均方根誤差（RMSE）作為近乎唯一的評估指標；然而真正部署 SOC 演算法的場域是資源高度受限的微控制器（MCU）。一個方法移植到 MCU 之後究竟佔用多少 Flash 與 RAM、每次更新消耗多少 CPU 週期、定點化後精度又退化多少，這些攸關實際可行性的問題在文獻中鮮少被量化。值得注意的是，商用 BMS 晶片普遍採用庫倫計數搭配 OCV 修正，而非理論上更精確的擴展卡爾曼濾波器（EKF），其背後正是 Flash、RAM、算力與成本之間的工程權衡——但這個權衡在學術文獻中極少被以實測數據呈現。</w:t>
@@ -2279,9 +2287,10 @@
         <w:rPr>
           <w:rFonts w:eastAsia="標楷體" w:ascii="Times New Roman" w:hAnsi="Times New Roman"/>
           <w:b w:val="0"/>
-          <w:sz w:val="24"/>
-        </w:rPr>
-        <w:t>第二個缺口在於比較基準的不公平。既有的跨方法比較往往使用不同的電池、不同的測試協定與不同的硬體平台，使得各方法所報告的精度數字之間缺乏可直接對比的共同基準。以 Lin 等人提出的動態阻抗法 [2] 為例，該方法主張無須初始值、可即時計算且適合嵌入式實作，然而文獻中從未將其與 EKF 置於同一顆 MCU、同一顆電池與同一套測試協定之下，進行資源與精度的對等比較。缺乏此種公平基準，工程師在為實際產品選擇 SOC 演算法時，便缺少可信賴的量化依據。</w:t>
+          <w:i w:val="0"/>
+          <w:sz w:val="24"/>
+        </w:rPr>
+        <w:t>第二個缺口在於比較基準的不公平。既有的跨方法比較往往使用不同的電池、不同的測試協定與不同的硬體平台，使得各方法所報告的精度數字之間缺乏可直接對比的共同基準。以動態阻抗法 [1] 為例，該方法主張無須初始值、可即時計算且適合嵌入式實作，然而文獻中從未將其與 EKF 置於同一顆 MCU、同一顆電池與同一套測試協定之下，進行資源與精度的對等比較。缺乏此種公平基準，工程師在為實際產品選擇 SOC 演算法時，便缺少可信賴的量化依據。</w:t>
       </w:r>
     </w:p>
     <w:p>
@@ -2294,6 +2303,7 @@
         <w:rPr>
           <w:rFonts w:eastAsia="標楷體" w:ascii="Times New Roman" w:hAnsi="Times New Roman"/>
           <w:b w:val="0"/>
+          <w:i w:val="0"/>
           <w:sz w:val="24"/>
         </w:rPr>
         <w:t>基於上述兩項缺口，本研究的核心動機是建立一個「同電池、同測試協定、同 MCU」的公平比較平台，將「嵌入式資源約束下的 SOC 演算法精度-成本權衡」這一長期被忽略的議題量化呈現。換言之，本文不以提出全新演算法為主要訴求，而是以一套可重現的自動化量測平台與一致的實作規範，回答「在真實 MCU 上，這幾種代表性 SOC 方法各自值多少資源、又換得多少精度」這個對工程實務極具價值卻長期缺乏實測答案的問題。</w:t>
@@ -2301,16 +2311,17 @@
     </w:p>
     <w:p>
       <w:pPr>
-        <w:spacing w:lineRule="atLeast" w:line="360" w:before="240" w:after="120"/>
+        <w:spacing w:before="240" w:after="120" w:lineRule="atLeast" w:line="360"/>
         <w:jc w:val="left"/>
       </w:pPr>
       <w:r>
         <w:rPr>
           <w:rFonts w:eastAsia="標楷體" w:ascii="Times New Roman" w:hAnsi="Times New Roman"/>
           <w:b/>
+          <w:i w:val="0"/>
           <w:sz w:val="28"/>
         </w:rPr>
-        <w:t>1.3　研究目的與貢獻</w:t>
+        <w:t>1.3 研究目的與貢獻</w:t>
       </w:r>
     </w:p>
     <w:p>
@@ -2323,6 +2334,7 @@
         <w:rPr>
           <w:rFonts w:eastAsia="標楷體" w:ascii="Times New Roman" w:hAnsi="Times New Roman"/>
           <w:b w:val="0"/>
+          <w:i w:val="0"/>
           <w:sz w:val="24"/>
         </w:rPr>
         <w:t>承續前述動機，本論文之研究目的為：在資源受限的嵌入式環境下，針對庫倫計數法、擴展卡爾曼濾波器與動態阻抗法三種具代表性的 SOC 估測方法，於同一電池、同一測試協定與同一 MCU 平台上進行精度與資源消耗的公平量化比較，並據此歸納出不同應用情境下的方法選擇建議。</w:t>
@@ -2338,6 +2350,7 @@
         <w:rPr>
           <w:rFonts w:eastAsia="標楷體" w:ascii="Times New Roman" w:hAnsi="Times New Roman"/>
           <w:b w:val="0"/>
+          <w:i w:val="0"/>
           <w:sz w:val="24"/>
         </w:rPr>
         <w:t>為達成上述目的，本論文之主要貢獻歸納為以下三點：</w:t>
@@ -2352,18 +2365,29 @@
       <w:r>
         <w:rPr>
           <w:rFonts w:eastAsia="標楷體" w:ascii="Times New Roman" w:hAnsi="Times New Roman"/>
+          <w:b w:val="0"/>
+          <w:i w:val="0"/>
+          <w:sz w:val="24"/>
+        </w:rPr>
+        <w:t xml:space="preserve">1. </w:t>
+      </w:r>
+      <w:r>
+        <w:rPr>
+          <w:rFonts w:eastAsia="標楷體" w:ascii="Times New Roman" w:hAnsi="Times New Roman"/>
           <w:b/>
-          <w:sz w:val="24"/>
-        </w:rPr>
-        <w:t>1.　自動化跨輪測試平台之設計與實作：</w:t>
-      </w:r>
-      <w:r>
-        <w:rPr>
-          <w:rFonts w:eastAsia="標楷體" w:ascii="Times New Roman" w:hAnsi="Times New Roman"/>
-          <w:b w:val="0"/>
-          <w:sz w:val="24"/>
-        </w:rPr>
-        <w:t>整合 STM32 微控制器、IT6302 可程式電源供應器、IT8512A+ 電子負載與 INA226 高精度電流／電壓量測晶片，搭配 Python 自動化排程器與 GITT 開路電壓建表程式，構成一套可長時間無人值守、跨充放電輪次自動續接的測試平台。平台並具備量測校正（INA226 多點線性內插，全範圍誤差小於 0.21 mA）與安全互鎖（BenchInterlock）機制，確保長時間實驗的資料品質與設備安全。</w:t>
+          <w:i w:val="0"/>
+          <w:sz w:val="24"/>
+        </w:rPr>
+        <w:t>自動化跨輪測試平台之設計與實作</w:t>
+      </w:r>
+      <w:r>
+        <w:rPr>
+          <w:rFonts w:eastAsia="標楷體" w:ascii="Times New Roman" w:hAnsi="Times New Roman"/>
+          <w:b w:val="0"/>
+          <w:i w:val="0"/>
+          <w:sz w:val="24"/>
+        </w:rPr>
+        <w:t>：整合 STM32 微控制器、IT6302 可程式電源供應器、IT8512A+ 電子負載與 INA226 高精度電流／電壓量測晶片，搭配自動化排程程式，構成一套可長時間無人值守、跨充放電輪次自動續接的測試平台。平台並具備量測校正（INA226 多點線性內插，全範圍誤差小於 0.21 mA）與安全互鎖機制，確保長時間實驗的資料品質與設備安全。</w:t>
       </w:r>
     </w:p>
     <w:p>
@@ -2375,18 +2399,29 @@
       <w:r>
         <w:rPr>
           <w:rFonts w:eastAsia="標楷體" w:ascii="Times New Roman" w:hAnsi="Times New Roman"/>
+          <w:b w:val="0"/>
+          <w:i w:val="0"/>
+          <w:sz w:val="24"/>
+        </w:rPr>
+        <w:t xml:space="preserve">2. </w:t>
+      </w:r>
+      <w:r>
+        <w:rPr>
+          <w:rFonts w:eastAsia="標楷體" w:ascii="Times New Roman" w:hAnsi="Times New Roman"/>
           <w:b/>
-          <w:sz w:val="24"/>
-        </w:rPr>
-        <w:t>2.　三種 SOC 估測方法之 STM32 韌體實作：</w:t>
-      </w:r>
-      <w:r>
-        <w:rPr>
-          <w:rFonts w:eastAsia="標楷體" w:ascii="Times New Roman" w:hAnsi="Times New Roman"/>
-          <w:b w:val="0"/>
-          <w:sz w:val="24"/>
-        </w:rPr>
-        <w:t>將庫倫計數法、擴展卡爾曼濾波器與動態阻抗法依循一致的裸機韌體規範（USER_CODE 框架、100 µs 系統節拍）實作於同一顆 STM32 之上，使三種方法得以在完全相同的執行環境下運行，為後續的公平比較奠定基礎。</w:t>
+          <w:i w:val="0"/>
+          <w:sz w:val="24"/>
+        </w:rPr>
+        <w:t>三種 SOC 估測方法之嵌入式實作</w:t>
+      </w:r>
+      <w:r>
+        <w:rPr>
+          <w:rFonts w:eastAsia="標楷體" w:ascii="Times New Roman" w:hAnsi="Times New Roman"/>
+          <w:b w:val="0"/>
+          <w:i w:val="0"/>
+          <w:sz w:val="24"/>
+        </w:rPr>
+        <w:t>：將庫倫計數法、擴展卡爾曼濾波器與動態阻抗法依循一致的韌體規範（統一的系統節拍與模組化架構）實作於同一顆微控制器之上，使三種方法得以在完全相同的執行環境下運行，為後續的公平比較奠定基礎。</w:t>
       </w:r>
     </w:p>
     <w:p>
@@ -2398,18 +2433,29 @@
       <w:r>
         <w:rPr>
           <w:rFonts w:eastAsia="標楷體" w:ascii="Times New Roman" w:hAnsi="Times New Roman"/>
+          <w:b w:val="0"/>
+          <w:i w:val="0"/>
+          <w:sz w:val="24"/>
+        </w:rPr>
+        <w:t xml:space="preserve">3. </w:t>
+      </w:r>
+      <w:r>
+        <w:rPr>
+          <w:rFonts w:eastAsia="標楷體" w:ascii="Times New Roman" w:hAnsi="Times New Roman"/>
           <w:b/>
-          <w:sz w:val="24"/>
-        </w:rPr>
-        <w:t>3.　嵌入式環境下精度與資源之量化比較：</w:t>
-      </w:r>
-      <w:r>
-        <w:rPr>
-          <w:rFonts w:eastAsia="標楷體" w:ascii="Times New Roman" w:hAnsi="Times New Roman"/>
-          <w:b w:val="0"/>
-          <w:sz w:val="24"/>
-        </w:rPr>
-        <w:t>在相同電池、相同測試協定與相同硬體條件下，量測三種方法的估測精度（RMSE、最大誤差、收斂時間等）與嵌入式資源佔用（Flash 位元組、RAM 位元組、每次更新所需 CPU 週期），建立一份對等且可重現的效能對照表，並進一步給出不同精度需求與資源預算下的方法適用情境決策表。此一公平 benchmark 即為本論文最主要的學術與工程貢獻。</w:t>
+          <w:i w:val="0"/>
+          <w:sz w:val="24"/>
+        </w:rPr>
+        <w:t>嵌入式環境下精度與資源之量化比較</w:t>
+      </w:r>
+      <w:r>
+        <w:rPr>
+          <w:rFonts w:eastAsia="標楷體" w:ascii="Times New Roman" w:hAnsi="Times New Roman"/>
+          <w:b w:val="0"/>
+          <w:i w:val="0"/>
+          <w:sz w:val="24"/>
+        </w:rPr>
+        <w:t>：在相同電池、相同測試協定與相同硬體條件下，量測三種方法的估測精度（RMSE、最大誤差、收斂時間等）與嵌入式資源佔用（程式空間、記憶體、每次更新所需運算量），建立一份對等且可重現的效能對照表，並進一步給出不同精度需求與資源預算下的方法適用情境決策表。此一公平比較基準即為本論文最主要的學術與工程貢獻。</w:t>
       </w:r>
     </w:p>
     <w:p>
@@ -2422,6 +2468,7 @@
         <w:rPr>
           <w:rFonts w:eastAsia="標楷體" w:ascii="Times New Roman" w:hAnsi="Times New Roman"/>
           <w:b w:val="0"/>
+          <w:i w:val="0"/>
           <w:sz w:val="24"/>
         </w:rPr>
         <w:t>在研究範圍與限制方面，為使比較聚焦且結論明確，本研究作以下界定：僅針對單一顆客製化 NMC 鋰離子電池（標稱 2000 mAh）進行實驗，不涵蓋 LFP 等其他化學體系；所有實驗於室溫環境進行，暫不納入溫度補償，溫度效應列為已知限制；研究主體聚焦 SOC 估測，SOH 估測列為未來工作。上述限制不影響本文對「嵌入式資源-精度權衡」此一核心問題的回答，相關延伸方向將於第六章討論。</w:t>
@@ -2429,16 +2476,17 @@
     </w:p>
     <w:p>
       <w:pPr>
-        <w:spacing w:lineRule="atLeast" w:line="360" w:before="240" w:after="120"/>
+        <w:spacing w:before="240" w:after="120" w:lineRule="atLeast" w:line="360"/>
         <w:jc w:val="left"/>
       </w:pPr>
       <w:r>
         <w:rPr>
           <w:rFonts w:eastAsia="標楷體" w:ascii="Times New Roman" w:hAnsi="Times New Roman"/>
           <w:b/>
+          <w:i w:val="0"/>
           <w:sz w:val="28"/>
         </w:rPr>
-        <w:t>1.4　論文架構</w:t>
+        <w:t>1.4 論文架構</w:t>
       </w:r>
     </w:p>
     <w:p>
@@ -2451,6 +2499,7 @@
         <w:rPr>
           <w:rFonts w:eastAsia="標楷體" w:ascii="Times New Roman" w:hAnsi="Times New Roman"/>
           <w:b w:val="0"/>
+          <w:i w:val="0"/>
           <w:sz w:val="24"/>
         </w:rPr>
         <w:t>本論文共分為六章，各章內容安排如下：</w:t>
@@ -2466,17 +2515,19 @@
         <w:rPr>
           <w:rFonts w:eastAsia="標楷體" w:ascii="Times New Roman" w:hAnsi="Times New Roman"/>
           <w:b/>
-          <w:sz w:val="24"/>
-        </w:rPr>
-        <w:t>第一章　緒論：</w:t>
-      </w:r>
-      <w:r>
-        <w:rPr>
-          <w:rFonts w:eastAsia="標楷體" w:ascii="Times New Roman" w:hAnsi="Times New Roman"/>
-          <w:b w:val="0"/>
-          <w:sz w:val="24"/>
-        </w:rPr>
-        <w:t>說明研究背景、動機、目的與貢獻，並界定研究範圍與限制。</w:t>
+          <w:i w:val="0"/>
+          <w:sz w:val="24"/>
+        </w:rPr>
+        <w:t>第一章 緒論</w:t>
+      </w:r>
+      <w:r>
+        <w:rPr>
+          <w:rFonts w:eastAsia="標楷體" w:ascii="Times New Roman" w:hAnsi="Times New Roman"/>
+          <w:b w:val="0"/>
+          <w:i w:val="0"/>
+          <w:sz w:val="24"/>
+        </w:rPr>
+        <w:t>：說明研究背景、動機、目的與貢獻，並界定研究範圍與限制。</w:t>
       </w:r>
     </w:p>
     <w:p>
@@ -2489,17 +2540,19 @@
         <w:rPr>
           <w:rFonts w:eastAsia="標楷體" w:ascii="Times New Roman" w:hAnsi="Times New Roman"/>
           <w:b/>
-          <w:sz w:val="24"/>
-        </w:rPr>
-        <w:t>第二章　文獻回顧：</w:t>
-      </w:r>
-      <w:r>
-        <w:rPr>
-          <w:rFonts w:eastAsia="標楷體" w:ascii="Times New Roman" w:hAnsi="Times New Roman"/>
-          <w:b w:val="0"/>
-          <w:sz w:val="24"/>
-        </w:rPr>
-        <w:t>回顧鋰離子電池的基本原理與等效電路模型，並依分類整理庫倫計數、OCV 查表、卡爾曼濾波族、動態阻抗法與資料驅動法等 SOC 估測方法，最後說明本文選擇庫倫計數、EKF 與動態阻抗三種方法進行比較的依據。</w:t>
+          <w:i w:val="0"/>
+          <w:sz w:val="24"/>
+        </w:rPr>
+        <w:t>第二章 文獻回顧</w:t>
+      </w:r>
+      <w:r>
+        <w:rPr>
+          <w:rFonts w:eastAsia="標楷體" w:ascii="Times New Roman" w:hAnsi="Times New Roman"/>
+          <w:b w:val="0"/>
+          <w:i w:val="0"/>
+          <w:sz w:val="24"/>
+        </w:rPr>
+        <w:t>：回顧鋰離子電池的基本原理與等效電路模型，並依分類整理庫倫計數、OCV 查表、卡爾曼濾波族與動態阻抗法等 SOC 估測方法，最後說明本文選擇庫倫計數、EKF 與動態阻抗三種方法進行比較的依據。</w:t>
       </w:r>
     </w:p>
     <w:p>
@@ -2512,17 +2565,19 @@
         <w:rPr>
           <w:rFonts w:eastAsia="標楷體" w:ascii="Times New Roman" w:hAnsi="Times New Roman"/>
           <w:b/>
-          <w:sz w:val="24"/>
-        </w:rPr>
-        <w:t>第三章　嵌入式量測與測試平台：</w:t>
-      </w:r>
-      <w:r>
-        <w:rPr>
-          <w:rFonts w:eastAsia="標楷體" w:ascii="Times New Roman" w:hAnsi="Times New Roman"/>
-          <w:b w:val="0"/>
-          <w:sz w:val="24"/>
-        </w:rPr>
-        <w:t>詳述本研究所建構之自動化測試平台，包含系統架構、STM32 韌體骨架、INA226 多點校正、電源與電子負載之 SCPI 自動化控制、安全互鎖機制、跨輪測試協定，以及作為 EKF 觀測方程依據的 GITT pseudo-OCV 建表流程。</w:t>
+          <w:i w:val="0"/>
+          <w:sz w:val="24"/>
+        </w:rPr>
+        <w:t>第三章 嵌入式量測與測試平台</w:t>
+      </w:r>
+      <w:r>
+        <w:rPr>
+          <w:rFonts w:eastAsia="標楷體" w:ascii="Times New Roman" w:hAnsi="Times New Roman"/>
+          <w:b w:val="0"/>
+          <w:i w:val="0"/>
+          <w:sz w:val="24"/>
+        </w:rPr>
+        <w:t>：詳述本研究所建構之自動化測試平台，包含系統架構、韌體骨架、INA226 多點校正、電源與電子負載之自動化控制，以及跨輪測試協定。</w:t>
       </w:r>
     </w:p>
     <w:p>
@@ -2535,17 +2590,19 @@
         <w:rPr>
           <w:rFonts w:eastAsia="標楷體" w:ascii="Times New Roman" w:hAnsi="Times New Roman"/>
           <w:b/>
-          <w:sz w:val="24"/>
-        </w:rPr>
-        <w:t>第四章　SOC 估測方法之實作與比較：</w:t>
-      </w:r>
-      <w:r>
-        <w:rPr>
-          <w:rFonts w:eastAsia="標楷體" w:ascii="Times New Roman" w:hAnsi="Times New Roman"/>
-          <w:b w:val="0"/>
-          <w:sz w:val="24"/>
-        </w:rPr>
-        <w:t>本論文之核心。以「原理、演算法、STM32 實作、實驗結果」之一致結構，分別呈現庫倫計數法、擴展卡爾曼濾波器與動態阻抗法，並從精度、強健性、嵌入式資源佔用與工程實作難度四個面向進行公平比較。</w:t>
+          <w:i w:val="0"/>
+          <w:sz w:val="24"/>
+        </w:rPr>
+        <w:t>第四章 SOC 估測方法之實作與比較</w:t>
+      </w:r>
+      <w:r>
+        <w:rPr>
+          <w:rFonts w:eastAsia="標楷體" w:ascii="Times New Roman" w:hAnsi="Times New Roman"/>
+          <w:b w:val="0"/>
+          <w:i w:val="0"/>
+          <w:sz w:val="24"/>
+        </w:rPr>
+        <w:t>：本論文之核心。以「原理、演算法、嵌入式實作、實驗結果」之一致結構，分別呈現庫倫計數法、擴展卡爾曼濾波器與動態阻抗法，並從精度、強健性、嵌入式資源佔用與工程實作難度四個面向進行公平比較。</w:t>
       </w:r>
     </w:p>
     <w:p>
@@ -2558,17 +2615,19 @@
         <w:rPr>
           <w:rFonts w:eastAsia="標楷體" w:ascii="Times New Roman" w:hAnsi="Times New Roman"/>
           <w:b/>
-          <w:sz w:val="24"/>
-        </w:rPr>
-        <w:t>第五章　系統整合與性能評估：</w:t>
-      </w:r>
-      <w:r>
-        <w:rPr>
-          <w:rFonts w:eastAsia="標楷體" w:ascii="Times New Roman" w:hAnsi="Times New Roman"/>
-          <w:b w:val="0"/>
-          <w:sz w:val="24"/>
-        </w:rPr>
-        <w:t>探討三種方法並行於同一 MCU 的整合策略、100 µs 節拍內的 CPU 負載分配驗證、fresh-cell 基準的跨輪變異性分析，以及實驗過程中的失敗案例與工程教訓。</w:t>
+          <w:i w:val="0"/>
+          <w:sz w:val="24"/>
+        </w:rPr>
+        <w:t>第五章 系統整合與性能評估</w:t>
+      </w:r>
+      <w:r>
+        <w:rPr>
+          <w:rFonts w:eastAsia="標楷體" w:ascii="Times New Roman" w:hAnsi="Times New Roman"/>
+          <w:b w:val="0"/>
+          <w:i w:val="0"/>
+          <w:sz w:val="24"/>
+        </w:rPr>
+        <w:t>：探討三種方法並行於同一微控制器的整合策略、節拍內的運算負載分配驗證、fresh-cell 基準的跨輪變異性分析，以及實驗過程中的失敗案例與工程教訓。</w:t>
       </w:r>
     </w:p>
     <w:p>
@@ -2581,17 +2640,19 @@
         <w:rPr>
           <w:rFonts w:eastAsia="標楷體" w:ascii="Times New Roman" w:hAnsi="Times New Roman"/>
           <w:b/>
-          <w:sz w:val="24"/>
-        </w:rPr>
-        <w:t>第六章　結論與未來工作：</w:t>
-      </w:r>
-      <w:r>
-        <w:rPr>
-          <w:rFonts w:eastAsia="標楷體" w:ascii="Times New Roman" w:hAnsi="Times New Roman"/>
-          <w:b w:val="0"/>
-          <w:sz w:val="24"/>
-        </w:rPr>
-        <w:t>總結本論文之主要貢獻，提出 SOC 方法適用情境決策表，並就單一電池、室溫與化學體系等限制，展望 SOH 估測延伸、LFP 遲滯處理與資料驅動融合等未來研究方向。</w:t>
+          <w:i w:val="0"/>
+          <w:sz w:val="24"/>
+        </w:rPr>
+        <w:t>第六章 結論與未來工作</w:t>
+      </w:r>
+      <w:r>
+        <w:rPr>
+          <w:rFonts w:eastAsia="標楷體" w:ascii="Times New Roman" w:hAnsi="Times New Roman"/>
+          <w:b w:val="0"/>
+          <w:i w:val="0"/>
+          <w:sz w:val="24"/>
+        </w:rPr>
+        <w:t>：總結本論文之主要貢獻，提出 SOC 方法適用情境決策表，並就單一電池、室溫與化學體系等限制，展望 SOH 估測延伸與 LFP 遲滯處理等未來研究方向。</w:t>
       </w:r>
     </w:p>
     <w:p>
@@ -5637,272 +5698,66 @@
     </w:p>
     <w:p>
       <w:pPr>
-        <w:spacing w:lineRule="atLeast" w:line="260" w:before="120" w:after="0"/>
-        <w:ind w:left="120"/>
-        <w:jc w:val="left"/>
-        <w:shd w:val="clear" w:color="auto" w:fill="F2F2F2"/>
-      </w:pPr>
-      <w:r>
-        <w:rPr>
-          <w:rFonts w:eastAsia="標楷體" w:ascii="Consolas" w:hAnsi="Consolas"/>
-          <w:sz w:val="19"/>
-        </w:rPr>
-        <w:t xml:space="preserve">                    ┌──────────────────────────────────────────┐</w:t>
-      </w:r>
-    </w:p>
-    <w:p>
-      <w:pPr>
-        <w:spacing w:lineRule="atLeast" w:line="260" w:before="0" w:after="0"/>
-        <w:ind w:left="120"/>
-        <w:jc w:val="left"/>
-        <w:shd w:val="clear" w:color="auto" w:fill="F2F2F2"/>
-      </w:pPr>
-      <w:r>
-        <w:rPr>
-          <w:rFonts w:eastAsia="標楷體" w:ascii="Consolas" w:hAnsi="Consolas"/>
-          <w:sz w:val="19"/>
-        </w:rPr>
-        <w:t xml:space="preserve">                    │              上位機（自動化排程）          │</w:t>
-      </w:r>
-    </w:p>
-    <w:p>
-      <w:pPr>
-        <w:spacing w:lineRule="atLeast" w:line="260" w:before="0" w:after="0"/>
-        <w:ind w:left="120"/>
-        <w:jc w:val="left"/>
-        <w:shd w:val="clear" w:color="auto" w:fill="F2F2F2"/>
-      </w:pPr>
-      <w:r>
-        <w:rPr>
-          <w:rFonts w:eastAsia="標楷體" w:ascii="Consolas" w:hAnsi="Consolas"/>
-          <w:sz w:val="19"/>
-        </w:rPr>
-        <w:t xml:space="preserve">                    │        測試排程 · 安全監控 · 資料紀錄       │</w:t>
-      </w:r>
-    </w:p>
-    <w:p>
-      <w:pPr>
-        <w:spacing w:lineRule="atLeast" w:line="260" w:before="0" w:after="0"/>
-        <w:ind w:left="120"/>
-        <w:jc w:val="left"/>
-        <w:shd w:val="clear" w:color="auto" w:fill="F2F2F2"/>
-      </w:pPr>
-      <w:r>
-        <w:rPr>
-          <w:rFonts w:eastAsia="標楷體" w:ascii="Consolas" w:hAnsi="Consolas"/>
-          <w:sz w:val="19"/>
-        </w:rPr>
-        <w:t xml:space="preserve">                    └───────┬───────────────┬───────────────┬────┘</w:t>
-      </w:r>
-    </w:p>
-    <w:p>
-      <w:pPr>
-        <w:spacing w:lineRule="atLeast" w:line="260" w:before="0" w:after="0"/>
-        <w:ind w:left="120"/>
-        <w:jc w:val="left"/>
-        <w:shd w:val="clear" w:color="auto" w:fill="F2F2F2"/>
-      </w:pPr>
-      <w:r>
-        <w:rPr>
-          <w:rFonts w:eastAsia="標楷體" w:ascii="Consolas" w:hAnsi="Consolas"/>
-          <w:sz w:val="19"/>
-        </w:rPr>
-        <w:t xml:space="preserve">                  SCPI/USB  │      SCPI/USB │       VCP/USB │</w:t>
-      </w:r>
-    </w:p>
-    <w:p>
-      <w:pPr>
-        <w:spacing w:lineRule="atLeast" w:line="260" w:before="0" w:after="0"/>
-        <w:ind w:left="120"/>
-        <w:jc w:val="left"/>
-        <w:shd w:val="clear" w:color="auto" w:fill="F2F2F2"/>
-      </w:pPr>
-      <w:r>
-        <w:rPr>
-          <w:rFonts w:eastAsia="標楷體" w:ascii="Consolas" w:hAnsi="Consolas"/>
-          <w:sz w:val="19"/>
-        </w:rPr>
-        <w:t xml:space="preserve">                  9600 8N1  │      9600 8N1 │     115200 8N1│</w:t>
-      </w:r>
-    </w:p>
-    <w:p>
-      <w:pPr>
-        <w:spacing w:lineRule="atLeast" w:line="260" w:before="0" w:after="0"/>
-        <w:ind w:left="120"/>
-        <w:jc w:val="left"/>
-        <w:shd w:val="clear" w:color="auto" w:fill="F2F2F2"/>
-      </w:pPr>
-      <w:r>
-        <w:rPr>
-          <w:rFonts w:eastAsia="標楷體" w:ascii="Consolas" w:hAnsi="Consolas"/>
-          <w:sz w:val="19"/>
-        </w:rPr>
-        <w:t xml:space="preserve">              ┌─────────────┴──┐  ┌─────────┴──────┐  ┌─────┴───────────┐</w:t>
-      </w:r>
-    </w:p>
-    <w:p>
-      <w:pPr>
-        <w:spacing w:lineRule="atLeast" w:line="260" w:before="0" w:after="0"/>
-        <w:ind w:left="120"/>
-        <w:jc w:val="left"/>
-        <w:shd w:val="clear" w:color="auto" w:fill="F2F2F2"/>
-      </w:pPr>
-      <w:r>
-        <w:rPr>
-          <w:rFonts w:eastAsia="標楷體" w:ascii="Consolas" w:hAnsi="Consolas"/>
-          <w:sz w:val="19"/>
-        </w:rPr>
-        <w:t xml:space="preserve">              │ IT6302 直流電源 │  │ IT8512A+ 電子負載│  │ STM32G071 + INA226│</w:t>
-      </w:r>
-    </w:p>
-    <w:p>
-      <w:pPr>
-        <w:spacing w:lineRule="atLeast" w:line="260" w:before="0" w:after="0"/>
-        <w:ind w:left="120"/>
-        <w:jc w:val="left"/>
-        <w:shd w:val="clear" w:color="auto" w:fill="F2F2F2"/>
-      </w:pPr>
-      <w:r>
-        <w:rPr>
-          <w:rFonts w:eastAsia="標楷體" w:ascii="Consolas" w:hAnsi="Consolas"/>
-          <w:sz w:val="19"/>
-        </w:rPr>
-        <w:t xml:space="preserve">              │ (充電路徑 CC-CV) │  │ (放電路徑 CC)   │  │ (嵌入式估測標的)  │</w:t>
-      </w:r>
-    </w:p>
-    <w:p>
-      <w:pPr>
-        <w:spacing w:lineRule="atLeast" w:line="260" w:before="0" w:after="0"/>
-        <w:ind w:left="120"/>
-        <w:jc w:val="left"/>
-        <w:shd w:val="clear" w:color="auto" w:fill="F2F2F2"/>
-      </w:pPr>
-      <w:r>
-        <w:rPr>
-          <w:rFonts w:eastAsia="標楷體" w:ascii="Consolas" w:hAnsi="Consolas"/>
-          <w:sz w:val="19"/>
-        </w:rPr>
-        <w:t xml:space="preserve">              └───────┬─────────┘  └────────┬───────┘  └────────┬────────┘</w:t>
-      </w:r>
-    </w:p>
-    <w:p>
-      <w:pPr>
-        <w:spacing w:lineRule="atLeast" w:line="260" w:before="0" w:after="0"/>
-        <w:ind w:left="120"/>
-        <w:jc w:val="left"/>
-        <w:shd w:val="clear" w:color="auto" w:fill="F2F2F2"/>
-      </w:pPr>
-      <w:r>
-        <w:rPr>
-          <w:rFonts w:eastAsia="標楷體" w:ascii="Consolas" w:hAnsi="Consolas"/>
-          <w:sz w:val="19"/>
-        </w:rPr>
-        <w:t xml:space="preserve">                      │  充電           放電 │                I²C │ 400 kHz</w:t>
-      </w:r>
-    </w:p>
-    <w:p>
-      <w:pPr>
-        <w:spacing w:lineRule="atLeast" w:line="260" w:before="0" w:after="0"/>
-        <w:ind w:left="120"/>
-        <w:jc w:val="left"/>
-        <w:shd w:val="clear" w:color="auto" w:fill="F2F2F2"/>
-      </w:pPr>
-      <w:r>
-        <w:rPr>
-          <w:rFonts w:eastAsia="標楷體" w:ascii="Consolas" w:hAnsi="Consolas"/>
-          <w:sz w:val="19"/>
-        </w:rPr>
-        <w:t xml:space="preserve">                      └──────────┬───────────┘                    │</w:t>
-      </w:r>
-    </w:p>
-    <w:p>
-      <w:pPr>
-        <w:spacing w:lineRule="atLeast" w:line="260" w:before="0" w:after="0"/>
-        <w:ind w:left="120"/>
-        <w:jc w:val="left"/>
-        <w:shd w:val="clear" w:color="auto" w:fill="F2F2F2"/>
-      </w:pPr>
-      <w:r>
-        <w:rPr>
-          <w:rFonts w:eastAsia="標楷體" w:ascii="Consolas" w:hAnsi="Consolas"/>
-          <w:sz w:val="19"/>
-        </w:rPr>
-        <w:t xml:space="preserve">                                 ▼                                ▼</w:t>
-      </w:r>
-    </w:p>
-    <w:p>
-      <w:pPr>
-        <w:spacing w:lineRule="atLeast" w:line="260" w:before="0" w:after="0"/>
-        <w:ind w:left="120"/>
-        <w:jc w:val="left"/>
-        <w:shd w:val="clear" w:color="auto" w:fill="F2F2F2"/>
-      </w:pPr>
-      <w:r>
-        <w:rPr>
-          <w:rFonts w:eastAsia="標楷體" w:ascii="Consolas" w:hAnsi="Consolas"/>
-          <w:sz w:val="19"/>
-        </w:rPr>
-        <w:t xml:space="preserve">                       ┌──────────────────┐  跨 Rshunt   ┌────────────────┐</w:t>
-      </w:r>
-    </w:p>
-    <w:p>
-      <w:pPr>
-        <w:spacing w:lineRule="atLeast" w:line="260" w:before="0" w:after="0"/>
-        <w:ind w:left="120"/>
-        <w:jc w:val="left"/>
-        <w:shd w:val="clear" w:color="auto" w:fill="F2F2F2"/>
-      </w:pPr>
-      <w:r>
-        <w:rPr>
-          <w:rFonts w:eastAsia="標楷體" w:ascii="Consolas" w:hAnsi="Consolas"/>
-          <w:sz w:val="19"/>
-        </w:rPr>
-        <w:t xml:space="preserve">                       │   DUT 電池 (NMC)  │──10 mΩ shunt─│ INA226 (0x40)  │</w:t>
-      </w:r>
-    </w:p>
-    <w:p>
-      <w:pPr>
-        <w:spacing w:lineRule="atLeast" w:line="260" w:before="0" w:after="0"/>
-        <w:ind w:left="120"/>
-        <w:jc w:val="left"/>
-        <w:shd w:val="clear" w:color="auto" w:fill="F2F2F2"/>
-      </w:pPr>
-      <w:r>
-        <w:rPr>
-          <w:rFonts w:eastAsia="標楷體" w:ascii="Consolas" w:hAnsi="Consolas"/>
-          <w:sz w:val="19"/>
-        </w:rPr>
-        <w:t xml:space="preserve">                       │  2000 mAh, 4.2 V  │              │ V+/V-/VBUS 量測│</w:t>
-      </w:r>
-    </w:p>
-    <w:p>
-      <w:pPr>
-        <w:spacing w:lineRule="atLeast" w:line="260" w:before="0" w:after="0"/>
-        <w:ind w:left="120"/>
-        <w:jc w:val="left"/>
-        <w:shd w:val="clear" w:color="auto" w:fill="F2F2F2"/>
-      </w:pPr>
-      <w:r>
-        <w:rPr>
-          <w:rFonts w:eastAsia="標楷體" w:ascii="Consolas" w:hAnsi="Consolas"/>
-          <w:sz w:val="19"/>
-        </w:rPr>
-        <w:t xml:space="preserve">                       └──────────────────┘              └────────────────┘</w:t>
-      </w:r>
-    </w:p>
-    <w:p>
-      <w:pPr>
-        <w:spacing w:lineRule="atLeast" w:line="260" w:before="0" w:after="120"/>
-        <w:ind w:left="120"/>
-        <w:jc w:val="left"/>
-        <w:shd w:val="clear" w:color="auto" w:fill="F2F2F2"/>
-      </w:pPr>
-      <w:r>
-        <w:rPr>
-          <w:rFonts w:eastAsia="標楷體" w:ascii="Consolas" w:hAnsi="Consolas"/>
-          <w:sz w:val="19"/>
-        </w:rPr>
-        <w:t>圖 3-1  測試平台系統架構：上位機經 SCPI 驅動電源／負載並解析 MCU heartbeat</w:t>
+        <w:spacing w:before="120" w:after="40"/>
+        <w:jc w:val="center"/>
+      </w:pPr>
+      <w:r>
+        <w:drawing>
+          <wp:inline xmlns:a="http://schemas.openxmlformats.org/drawingml/2006/main" xmlns:pic="http://schemas.openxmlformats.org/drawingml/2006/picture">
+            <wp:extent cx="4860000" cy="3656312"/>
+            <wp:docPr id="2" name="Picture 2"/>
+            <wp:cNvGraphicFramePr>
+              <a:graphicFrameLocks noChangeAspect="1"/>
+            </wp:cNvGraphicFramePr>
+            <a:graphic>
+              <a:graphicData uri="http://schemas.openxmlformats.org/drawingml/2006/picture">
+                <pic:pic>
+                  <pic:nvPicPr>
+                    <pic:cNvPr id="0" name="fig3-1.png"/>
+                    <pic:cNvPicPr/>
+                  </pic:nvPicPr>
+                  <pic:blipFill>
+                    <a:blip r:embed="rId13"/>
+                    <a:stretch>
+                      <a:fillRect/>
+                    </a:stretch>
+                  </pic:blipFill>
+                  <pic:spPr>
+                    <a:xfrm>
+                      <a:off x="0" y="0"/>
+                      <a:ext cx="4860000" cy="3656312"/>
+                    </a:xfrm>
+                    <a:prstGeom prst="rect"/>
+                  </pic:spPr>
+                </pic:pic>
+              </a:graphicData>
+            </a:graphic>
+          </wp:inline>
+        </w:drawing>
+      </w:r>
+    </w:p>
+    <w:p>
+      <w:pPr>
+        <w:spacing w:before="60" w:after="160" w:lineRule="atLeast" w:line="320"/>
+        <w:jc w:val="center"/>
+      </w:pPr>
+      <w:r>
+        <w:rPr>
+          <w:rFonts w:eastAsia="標楷體" w:ascii="Times New Roman" w:hAnsi="Times New Roman"/>
+          <w:b/>
+          <w:i w:val="0"/>
+          <w:sz w:val="22"/>
+        </w:rPr>
+        <w:t>圖 3-1</w:t>
+      </w:r>
+      <w:r>
+        <w:rPr>
+          <w:rFonts w:eastAsia="標楷體" w:ascii="Times New Roman" w:hAnsi="Times New Roman"/>
+          <w:b w:val="0"/>
+          <w:i w:val="0"/>
+          <w:sz w:val="22"/>
+        </w:rPr>
+        <w:t xml:space="preserve">　測試平台系統架構：上位機經序列埠驅動電源與電子負載，並接收嵌入式端的狀態回報；受測電池經 10 mΩ shunt 由 INA226 量測電流與電壓</w:t>
       </w:r>
     </w:p>
     <w:p>
@@ -5973,9 +5828,9 @@
       </w:tblPr>
       <w:tblGrid>
         <w:gridCol w:w="600"/>
-        <w:gridCol w:w="4618"/>
-        <w:gridCol w:w="1831"/>
-        <w:gridCol w:w="1551"/>
+        <w:gridCol w:w="4890"/>
+        <w:gridCol w:w="1939"/>
+        <w:gridCol w:w="1171"/>
       </w:tblGrid>
       <w:tr>
         <w:tc>
@@ -6002,7 +5857,7 @@
         </w:tc>
         <w:tc>
           <w:tcPr>
-            <w:tcW w:type="dxa" w:w="4618"/>
+            <w:tcW w:type="dxa" w:w="4890"/>
             <w:shd w:val="clear" w:color="auto" w:fill="D9E2F3"/>
             <w:vAlign w:val="center"/>
           </w:tcPr>
@@ -6024,7 +5879,7 @@
         </w:tc>
         <w:tc>
           <w:tcPr>
-            <w:tcW w:type="dxa" w:w="1831"/>
+            <w:tcW w:type="dxa" w:w="1939"/>
             <w:shd w:val="clear" w:color="auto" w:fill="D9E2F3"/>
             <w:vAlign w:val="center"/>
           </w:tcPr>
@@ -6046,7 +5901,7 @@
         </w:tc>
         <w:tc>
           <w:tcPr>
-            <w:tcW w:type="dxa" w:w="1551"/>
+            <w:tcW w:type="dxa" w:w="1171"/>
             <w:shd w:val="clear" w:color="auto" w:fill="D9E2F3"/>
             <w:vAlign w:val="center"/>
           </w:tcPr>
@@ -6091,7 +5946,7 @@
         </w:tc>
         <w:tc>
           <w:tcPr>
-            <w:tcW w:type="dxa" w:w="4618"/>
+            <w:tcW w:type="dxa" w:w="4890"/>
             <w:vAlign w:val="center"/>
           </w:tcPr>
           <w:p>
@@ -6112,7 +5967,7 @@
         </w:tc>
         <w:tc>
           <w:tcPr>
-            <w:tcW w:type="dxa" w:w="1831"/>
+            <w:tcW w:type="dxa" w:w="1939"/>
             <w:vAlign w:val="center"/>
           </w:tcPr>
           <w:p>
@@ -6133,7 +5988,7 @@
         </w:tc>
         <w:tc>
           <w:tcPr>
-            <w:tcW w:type="dxa" w:w="1551"/>
+            <w:tcW w:type="dxa" w:w="1171"/>
             <w:vAlign w:val="center"/>
           </w:tcPr>
           <w:p>
@@ -6148,7 +6003,7 @@
                 <w:i w:val="0"/>
                 <w:sz w:val="21"/>
               </w:rPr>
-              <w:t>嵌入式估測標的、heartbeat 輸出</w:t>
+              <w:t>嵌入式估測標的、每秒狀態回報</w:t>
             </w:r>
           </w:p>
         </w:tc>
@@ -6177,7 +6032,7 @@
         </w:tc>
         <w:tc>
           <w:tcPr>
-            <w:tcW w:type="dxa" w:w="4618"/>
+            <w:tcW w:type="dxa" w:w="4890"/>
             <w:vAlign w:val="center"/>
           </w:tcPr>
           <w:p>
@@ -6216,7 +6071,7 @@
         </w:tc>
         <w:tc>
           <w:tcPr>
-            <w:tcW w:type="dxa" w:w="1831"/>
+            <w:tcW w:type="dxa" w:w="1939"/>
             <w:vAlign w:val="center"/>
           </w:tcPr>
           <w:p>
@@ -6237,7 +6092,7 @@
         </w:tc>
         <w:tc>
           <w:tcPr>
-            <w:tcW w:type="dxa" w:w="1551"/>
+            <w:tcW w:type="dxa" w:w="1171"/>
             <w:vAlign w:val="center"/>
           </w:tcPr>
           <w:p>
@@ -6281,7 +6136,7 @@
         </w:tc>
         <w:tc>
           <w:tcPr>
-            <w:tcW w:type="dxa" w:w="4618"/>
+            <w:tcW w:type="dxa" w:w="4890"/>
             <w:vAlign w:val="center"/>
           </w:tcPr>
           <w:p>
@@ -6302,7 +6157,7 @@
         </w:tc>
         <w:tc>
           <w:tcPr>
-            <w:tcW w:type="dxa" w:w="1831"/>
+            <w:tcW w:type="dxa" w:w="1939"/>
             <w:vAlign w:val="center"/>
           </w:tcPr>
           <w:p>
@@ -6323,7 +6178,7 @@
         </w:tc>
         <w:tc>
           <w:tcPr>
-            <w:tcW w:type="dxa" w:w="1551"/>
+            <w:tcW w:type="dxa" w:w="1171"/>
             <w:vAlign w:val="center"/>
           </w:tcPr>
           <w:p>
@@ -6367,7 +6222,7 @@
         </w:tc>
         <w:tc>
           <w:tcPr>
-            <w:tcW w:type="dxa" w:w="4618"/>
+            <w:tcW w:type="dxa" w:w="4890"/>
             <w:vAlign w:val="center"/>
           </w:tcPr>
           <w:p>
@@ -6388,7 +6243,7 @@
         </w:tc>
         <w:tc>
           <w:tcPr>
-            <w:tcW w:type="dxa" w:w="1831"/>
+            <w:tcW w:type="dxa" w:w="1939"/>
             <w:vAlign w:val="center"/>
           </w:tcPr>
           <w:p>
@@ -6409,7 +6264,7 @@
         </w:tc>
         <w:tc>
           <w:tcPr>
-            <w:tcW w:type="dxa" w:w="1551"/>
+            <w:tcW w:type="dxa" w:w="1171"/>
             <w:vAlign w:val="center"/>
           </w:tcPr>
           <w:p>
@@ -6453,7 +6308,7 @@
         </w:tc>
         <w:tc>
           <w:tcPr>
-            <w:tcW w:type="dxa" w:w="4618"/>
+            <w:tcW w:type="dxa" w:w="4890"/>
             <w:vAlign w:val="center"/>
           </w:tcPr>
           <w:p>
@@ -6474,7 +6329,7 @@
         </w:tc>
         <w:tc>
           <w:tcPr>
-            <w:tcW w:type="dxa" w:w="1831"/>
+            <w:tcW w:type="dxa" w:w="1939"/>
             <w:vAlign w:val="center"/>
           </w:tcPr>
           <w:p>
@@ -6495,7 +6350,7 @@
         </w:tc>
         <w:tc>
           <w:tcPr>
-            <w:tcW w:type="dxa" w:w="1551"/>
+            <w:tcW w:type="dxa" w:w="1171"/>
             <w:vAlign w:val="center"/>
           </w:tcPr>
           <w:p>
@@ -6563,7 +6418,7 @@
           <w:i w:val="0"/>
           <w:sz w:val="24"/>
         </w:rPr>
-        <w:t>上位機與三個設備各以一條 USB 序列埠通訊：IT6302 與 IT8512A+ 走 SCPI 指令集，STM32 經 USART2 將 1 Hz heartbeat 輸出到 ST-Link 虛擬序列埠（VCP），上位機由此解析 MCU 端的 V／I／SOC 估測值。如此，同一充放電事件同時被「儀錶真值」與「MCU 估測」兩路獨立記錄，構成第四章逐點誤差分析的資料基礎。</w:t>
+        <w:t>上位機與三個設備各以一條 USB 序列埠通訊：對電源與電子負載下達控制指令，並接收微控制器每秒回報一次的電壓／電流／SOC 估測值。如此，同一充放電事件同時被「儀錶真值」與「微控制器估測」兩路獨立記錄，構成第四章逐點誤差分析的資料基礎。</w:t>
       </w:r>
     </w:p>
     <w:p>
@@ -9306,25 +9161,7 @@
           <w:i w:val="0"/>
           <w:sz w:val="24"/>
         </w:rPr>
-        <w:t xml:space="preserve">本章三種方法皆掛載於第三章 3.2 節所述之 STM32 韌體骨架，替換的僅是 </w:t>
-      </w:r>
-      <w:r>
-        <w:rPr>
-          <w:rFonts w:eastAsia="標楷體" w:ascii="Consolas" w:hAnsi="Consolas"/>
-          <w:b w:val="0"/>
-          <w:i w:val="0"/>
-          <w:sz w:val="21"/>
-        </w:rPr>
-        <w:t>soc_soh_calc</w:t>
-      </w:r>
-      <w:r>
-        <w:rPr>
-          <w:rFonts w:eastAsia="標楷體" w:ascii="Times New Roman" w:hAnsi="Times New Roman"/>
-          <w:b w:val="0"/>
-          <w:i w:val="0"/>
-          <w:sz w:val="24"/>
-        </w:rPr>
-        <w:t xml:space="preserve"> 模組內的估測核心，其餘量測路徑（INA226 校正後電流／電壓）、時間基準（100 µs 系統節拍）、輸入輸出（heartbeat 串流）完全一致，以確保比較之公平性。為使三法在同一座標上比較，先統一界定下列共同量與符號。</w:t>
+        <w:t>本章三種方法皆掛載於第三章所述之共同韌體骨架，替換的僅是最核心的估測模組，其餘量測路徑（INA226 校正後的電流／電壓）、時間基準（固定的系統節拍）、輸入輸出（每秒一次的狀態回報）完全一致，以確保比較之公平性。為使三法在同一座標上比較，先統一界定下列共同量與符號。</w:t>
       </w:r>
     </w:p>
     <w:p>
@@ -9349,7 +9186,7 @@
           <w:i w:val="0"/>
           <w:sz w:val="24"/>
         </w:rPr>
-        <w:t>：MCU 端 SOC 估測以 1 Hz 更新（與 heartbeat 同步，</w:t>
+        <w:t>：微控制器端的 SOC 估測每秒更新一次（</w:t>
       </w:r>
       <w:r>
         <w:rPr>
@@ -9367,7 +9204,7 @@
           <w:i w:val="0"/>
           <w:sz w:val="24"/>
         </w:rPr>
-        <w:t xml:space="preserve"> s），其資料來源為 INA226 經 14 點 LUT 校正後之電流 </w:t>
+        <w:t xml:space="preserve"> s），其資料來源為 INA226 經校正後之電流 </w:t>
       </w:r>
       <w:r>
         <w:rPr>
@@ -10564,7 +10401,7 @@
         <w:drawing>
           <wp:inline xmlns:a="http://schemas.openxmlformats.org/drawingml/2006/main" xmlns:pic="http://schemas.openxmlformats.org/drawingml/2006/picture">
             <wp:extent cx="4860000" cy="5900134"/>
-            <wp:docPr id="2" name="Picture 2"/>
+            <wp:docPr id="3" name="Picture 3"/>
             <wp:cNvGraphicFramePr>
               <a:graphicFrameLocks noChangeAspect="1"/>
             </wp:cNvGraphicFramePr>
@@ -10576,7 +10413,7 @@
                     <pic:cNvPicPr/>
                   </pic:nvPicPr>
                   <pic:blipFill>
-                    <a:blip r:embed="rId13"/>
+                    <a:blip r:embed="rId14"/>
                     <a:stretch>
                       <a:fillRect/>
                     </a:stretch>
@@ -10678,43 +10515,7 @@
           <w:i w:val="0"/>
           <w:sz w:val="24"/>
         </w:rPr>
-        <w:t xml:space="preserve">庫倫計數的實驗結果同時驗證兩件事：其一為電流積分核心於本平台之自洽性（容量再現性），其二為其作為真值的有效範圍與漂移侷限。資料取自第三章 </w:t>
-      </w:r>
-      <w:r>
-        <w:rPr>
-          <w:rFonts w:eastAsia="標楷體" w:ascii="Consolas" w:hAnsi="Consolas"/>
-          <w:b w:val="0"/>
-          <w:i w:val="0"/>
-          <w:sz w:val="21"/>
-        </w:rPr>
-        <w:t>round_runner</w:t>
-      </w:r>
-      <w:r>
-        <w:rPr>
-          <w:rFonts w:eastAsia="標楷體" w:ascii="Times New Roman" w:hAnsi="Times New Roman"/>
-          <w:b w:val="0"/>
-          <w:i w:val="0"/>
-          <w:sz w:val="24"/>
-        </w:rPr>
-        <w:t xml:space="preserve"> 跨輪協定累積之 </w:t>
-      </w:r>
-      <w:r>
-        <w:rPr>
-          <w:rFonts w:eastAsia="標楷體" w:ascii="Consolas" w:hAnsi="Consolas"/>
-          <w:b w:val="0"/>
-          <w:i w:val="0"/>
-          <w:sz w:val="21"/>
-        </w:rPr>
-        <w:t>cycle_log.csv</w:t>
-      </w:r>
-      <w:r>
-        <w:rPr>
-          <w:rFonts w:eastAsia="標楷體" w:ascii="Times New Roman" w:hAnsi="Times New Roman"/>
-          <w:b w:val="0"/>
-          <w:i w:val="0"/>
-          <w:sz w:val="24"/>
-        </w:rPr>
-        <w:t>（rounds 1–23，cycles 1–90，連續 2026-05-12 至 06-03）。</w:t>
+        <w:t>庫倫計數的實驗結果同時驗證兩件事：其一為電流積分核心於本平台之自洽性（容量再現性），其二為其作為真值的有效範圍與漂移侷限。資料取自第三章跨輪測試協定累積之週期紀錄（rounds 1–23，cycles 1–90，連續 2026-05-12 至 06-03）。</w:t>
       </w:r>
     </w:p>
     <w:p>
@@ -11325,25 +11126,7 @@
           <w:i w:val="0"/>
           <w:sz w:val="22"/>
         </w:rPr>
-        <w:t xml:space="preserve">　fresh-cell 三輪各倍率實測放電容量（庫倫積分，數據源 </w:t>
-      </w:r>
-      <w:r>
-        <w:rPr>
-          <w:rFonts w:eastAsia="標楷體" w:ascii="Consolas" w:hAnsi="Consolas"/>
-          <w:b w:val="0"/>
-          <w:i w:val="0"/>
-          <w:sz w:val="20"/>
-        </w:rPr>
-        <w:t>cycle_log.csv</w:t>
-      </w:r>
-      <w:r>
-        <w:rPr>
-          <w:rFonts w:eastAsia="標楷體" w:ascii="Times New Roman" w:hAnsi="Times New Roman"/>
-          <w:b w:val="0"/>
-          <w:i w:val="0"/>
-          <w:sz w:val="22"/>
-        </w:rPr>
-        <w:t xml:space="preserve"> cycles 1–13）</w:t>
+        <w:t xml:space="preserve">　fresh-cell 三輪各倍率實測放電容量（庫倫積分，數據源為跨輪週期紀錄 cycles 1–13）</w:t>
       </w:r>
     </w:p>
     <w:p>
@@ -11377,25 +11160,7 @@
           <w:i w:val="0"/>
           <w:sz w:val="24"/>
         </w:rPr>
-        <w:t xml:space="preserve">——自 0.5C 至 2.0C（1C = 2 A）放電容量僅下降約 1%，反映其內阻低、極化小，是後續方法比較的有利條件（高倍率下端電壓仍接近 OCV，模型失配較小）。(2) 同倍率跨輪再現性佳（0.5C 三輪 1657–1678 mAh），佐證 </w:t>
-      </w:r>
-      <w:r>
-        <w:rPr>
-          <w:rFonts w:eastAsia="標楷體" w:ascii="Consolas" w:hAnsi="Consolas"/>
-          <w:b w:val="0"/>
-          <w:i w:val="0"/>
-          <w:sz w:val="21"/>
-        </w:rPr>
-        <w:t>round_runner</w:t>
-      </w:r>
-      <w:r>
-        <w:rPr>
-          <w:rFonts w:eastAsia="標楷體" w:ascii="Times New Roman" w:hAnsi="Times New Roman"/>
-          <w:b w:val="0"/>
-          <w:i w:val="0"/>
-          <w:sz w:val="24"/>
-        </w:rPr>
-        <w:t xml:space="preserve"> 協定與 INA226 校正之穩定性。此「滿放容量」即 4.0 節 SOC 真值正規化所用之 </w:t>
+        <w:t xml:space="preserve">——自 0.5C 至 2.0C（1C = 2 A）放電容量僅下降約 1%，反映其內阻低、極化小，是後續方法比較的有利條件（高倍率下端電壓仍接近 OCV，模型失配較小）。(2) 同倍率跨輪再現性佳（0.5C 三輪 1657–1678 mAh），佐證測試協定與 INA226 校正之穩定性。此「滿放容量」即 4.0 節 SOC 真值正規化所用之 </w:t>
       </w:r>
       <w:r>
         <w:rPr>
@@ -11546,25 +11311,7 @@
           <w:i w:val="0"/>
           <w:sz w:val="24"/>
         </w:rPr>
-        <w:t>／cycle——短期可忽略，但連續數百 cycle 無 OCV 修正將線性放大。</w:t>
-      </w:r>
-      <w:r>
-        <w:rPr>
-          <w:rFonts w:eastAsia="標楷體" w:ascii="Consolas" w:hAnsi="Consolas"/>
-          <w:b w:val="0"/>
-          <w:i w:val="0"/>
-          <w:sz w:val="21"/>
-        </w:rPr>
-        <w:t>cycle_log.csv</w:t>
-      </w:r>
-      <w:r>
-        <w:rPr>
-          <w:rFonts w:eastAsia="標楷體" w:ascii="Times New Roman" w:hAnsi="Times New Roman"/>
-          <w:b w:val="0"/>
-          <w:i w:val="0"/>
-          <w:sz w:val="24"/>
-        </w:rPr>
-        <w:t xml:space="preserve"> 中 0.5C 容量自 round 1 的 ~100.8% 緩降至 round 19 的 ~98.4%，混合了</w:t>
+        <w:t>／cycle——短期可忽略，但連續數百 cycle 無 OCV 修正將線性放大。週期紀錄中 0.5C 容量自 round 1 的 ~100.8% 緩降至 round 19 的 ~98.4%，混合了</w:t>
       </w:r>
       <w:r>
         <w:rPr>
@@ -12260,7 +12007,7 @@
         <w:drawing>
           <wp:inline xmlns:a="http://schemas.openxmlformats.org/drawingml/2006/main" xmlns:pic="http://schemas.openxmlformats.org/drawingml/2006/picture">
             <wp:extent cx="4860000" cy="5008775"/>
-            <wp:docPr id="3" name="Picture 3"/>
+            <wp:docPr id="4" name="Picture 4"/>
             <wp:cNvGraphicFramePr>
               <a:graphicFrameLocks noChangeAspect="1"/>
             </wp:cNvGraphicFramePr>
@@ -12272,7 +12019,7 @@
                     <pic:cNvPicPr/>
                   </pic:nvPicPr>
                   <pic:blipFill>
-                    <a:blip r:embed="rId14"/>
+                    <a:blip r:embed="rId15"/>
                     <a:stretch>
                       <a:fillRect/>
                     </a:stretch>
@@ -13749,7 +13496,7 @@
         <w:drawing>
           <wp:inline xmlns:a="http://schemas.openxmlformats.org/drawingml/2006/main" xmlns:pic="http://schemas.openxmlformats.org/drawingml/2006/picture">
             <wp:extent cx="4837851" cy="6480000"/>
-            <wp:docPr id="4" name="Picture 4"/>
+            <wp:docPr id="5" name="Picture 5"/>
             <wp:cNvGraphicFramePr>
               <a:graphicFrameLocks noChangeAspect="1"/>
             </wp:cNvGraphicFramePr>
@@ -13761,7 +13508,7 @@
                     <pic:cNvPicPr/>
                   </pic:nvPicPr>
                   <pic:blipFill>
-                    <a:blip r:embed="rId15"/>
+                    <a:blip r:embed="rId16"/>
                     <a:stretch>
                       <a:fillRect/>
                     </a:stretch>
@@ -13930,7 +13677,7 @@
         <w:drawing>
           <wp:inline xmlns:a="http://schemas.openxmlformats.org/drawingml/2006/main" xmlns:pic="http://schemas.openxmlformats.org/drawingml/2006/picture">
             <wp:extent cx="4860000" cy="3068929"/>
-            <wp:docPr id="5" name="Picture 5"/>
+            <wp:docPr id="6" name="Picture 6"/>
             <wp:cNvGraphicFramePr>
               <a:graphicFrameLocks noChangeAspect="1"/>
             </wp:cNvGraphicFramePr>
@@ -13942,7 +13689,7 @@
                     <pic:cNvPicPr/>
                   </pic:nvPicPr>
                   <pic:blipFill>
-                    <a:blip r:embed="rId16"/>
+                    <a:blip r:embed="rId17"/>
                     <a:stretch>
                       <a:fillRect/>
                     </a:stretch>

--- a/DOC/論文撰寫/鋰電池SOC估測方法之比較與嵌入式實作_20260611.docx
+++ b/DOC/論文撰寫/鋰電池SOC估測方法之比較與嵌入式實作_20260611.docx
@@ -13114,7 +13114,7 @@
           <w:color w:val="606060"/>
           <w:sz w:val="21"/>
         </w:rPr>
-        <w:t>–SOC 二次擬合係數</w:t>
+        <w:t>–SOC 二次擬合係數與「以擬合反推 SOC 之逐點精度」</w:t>
       </w:r>
       <w:r>
         <w:rPr>
@@ -13124,7 +13124,7 @@
           <w:color w:val="606060"/>
           <w:sz w:val="21"/>
         </w:rPr>
-        <w:t>已由既有擾動數據實測算出</w:t>
+        <w:t>均已由既有擾動數據實測算出</w:t>
       </w:r>
       <w:r>
         <w:rPr>
@@ -13134,7 +13134,7 @@
           <w:color w:val="606060"/>
           <w:sz w:val="21"/>
         </w:rPr>
-        <w:t>（fresh-cell rounds 1–3）；以該擬合反推 SOC 之逐點精度與韌體化結果待後續補上。</w:t>
+        <w:t>（fresh-cell rounds 1–3，各倍率反推 RMSE 約 6～10%）；僅韌體移植與三方法整體比較待後續。</w:t>
       </w:r>
     </w:p>
     <w:p>
@@ -13781,17 +13781,18 @@
         </w:tblBorders>
       </w:tblPr>
       <w:tblGrid>
-        <w:gridCol w:w="905"/>
-        <w:gridCol w:w="1659"/>
-        <w:gridCol w:w="1659"/>
-        <w:gridCol w:w="1659"/>
-        <w:gridCol w:w="1357"/>
-        <w:gridCol w:w="1361"/>
+        <w:gridCol w:w="716"/>
+        <w:gridCol w:w="1313"/>
+        <w:gridCol w:w="1313"/>
+        <w:gridCol w:w="1313"/>
+        <w:gridCol w:w="1075"/>
+        <w:gridCol w:w="1075"/>
+        <w:gridCol w:w="1795"/>
       </w:tblGrid>
       <w:tr>
         <w:tc>
           <w:tcPr>
-            <w:tcW w:type="dxa" w:w="905"/>
+            <w:tcW w:type="dxa" w:w="716"/>
             <w:shd w:val="clear" w:color="auto" w:fill="D9E2F3"/>
             <w:vAlign w:val="center"/>
           </w:tcPr>
@@ -13813,7 +13814,7 @@
         </w:tc>
         <w:tc>
           <w:tcPr>
-            <w:tcW w:type="dxa" w:w="1659"/>
+            <w:tcW w:type="dxa" w:w="1313"/>
             <w:shd w:val="clear" w:color="auto" w:fill="D9E2F3"/>
             <w:vAlign w:val="center"/>
           </w:tcPr>
@@ -13853,7 +13854,7 @@
         </w:tc>
         <w:tc>
           <w:tcPr>
-            <w:tcW w:type="dxa" w:w="1659"/>
+            <w:tcW w:type="dxa" w:w="1313"/>
             <w:shd w:val="clear" w:color="auto" w:fill="D9E2F3"/>
             <w:vAlign w:val="center"/>
           </w:tcPr>
@@ -13893,7 +13894,7 @@
         </w:tc>
         <w:tc>
           <w:tcPr>
-            <w:tcW w:type="dxa" w:w="1659"/>
+            <w:tcW w:type="dxa" w:w="1313"/>
             <w:shd w:val="clear" w:color="auto" w:fill="D9E2F3"/>
             <w:vAlign w:val="center"/>
           </w:tcPr>
@@ -13933,7 +13934,7 @@
         </w:tc>
         <w:tc>
           <w:tcPr>
-            <w:tcW w:type="dxa" w:w="1357"/>
+            <w:tcW w:type="dxa" w:w="1075"/>
             <w:shd w:val="clear" w:color="auto" w:fill="D9E2F3"/>
             <w:vAlign w:val="center"/>
           </w:tcPr>
@@ -13955,7 +13956,7 @@
         </w:tc>
         <w:tc>
           <w:tcPr>
-            <w:tcW w:type="dxa" w:w="1361"/>
+            <w:tcW w:type="dxa" w:w="1075"/>
             <w:shd w:val="clear" w:color="auto" w:fill="D9E2F3"/>
             <w:vAlign w:val="center"/>
           </w:tcPr>
@@ -13972,6 +13973,28 @@
                 <w:sz w:val="21"/>
               </w:rPr>
               <w:t>擬合殘差 (mΩ)</w:t>
+            </w:r>
+          </w:p>
+        </w:tc>
+        <w:tc>
+          <w:tcPr>
+            <w:tcW w:type="dxa" w:w="1795"/>
+            <w:shd w:val="clear" w:color="auto" w:fill="D9E2F3"/>
+            <w:vAlign w:val="center"/>
+          </w:tcPr>
+          <w:p>
+            <w:pPr>
+              <w:spacing w:before="20" w:after="20" w:lineRule="atLeast" w:line="280"/>
+              <w:jc w:val="center"/>
+            </w:pPr>
+            <w:r>
+              <w:rPr>
+                <w:rFonts w:eastAsia="標楷體" w:ascii="Times New Roman" w:hAnsi="Times New Roman"/>
+                <w:b/>
+                <w:i w:val="0"/>
+                <w:sz w:val="21"/>
+              </w:rPr>
+              <w:t>反推 SOC RMSE (%)</w:t>
             </w:r>
           </w:p>
         </w:tc>
@@ -13979,7 +14002,7 @@
       <w:tr>
         <w:tc>
           <w:tcPr>
-            <w:tcW w:type="dxa" w:w="905"/>
+            <w:tcW w:type="dxa" w:w="716"/>
             <w:vAlign w:val="center"/>
           </w:tcPr>
           <w:p>
@@ -14000,7 +14023,7 @@
         </w:tc>
         <w:tc>
           <w:tcPr>
-            <w:tcW w:type="dxa" w:w="1659"/>
+            <w:tcW w:type="dxa" w:w="1313"/>
             <w:vAlign w:val="center"/>
           </w:tcPr>
           <w:p>
@@ -14021,7 +14044,7 @@
         </w:tc>
         <w:tc>
           <w:tcPr>
-            <w:tcW w:type="dxa" w:w="1659"/>
+            <w:tcW w:type="dxa" w:w="1313"/>
             <w:vAlign w:val="center"/>
           </w:tcPr>
           <w:p>
@@ -14042,7 +14065,7 @@
         </w:tc>
         <w:tc>
           <w:tcPr>
-            <w:tcW w:type="dxa" w:w="1659"/>
+            <w:tcW w:type="dxa" w:w="1313"/>
             <w:vAlign w:val="center"/>
           </w:tcPr>
           <w:p>
@@ -14063,7 +14086,7 @@
         </w:tc>
         <w:tc>
           <w:tcPr>
-            <w:tcW w:type="dxa" w:w="1357"/>
+            <w:tcW w:type="dxa" w:w="1075"/>
             <w:vAlign w:val="center"/>
           </w:tcPr>
           <w:p>
@@ -14084,7 +14107,7 @@
         </w:tc>
         <w:tc>
           <w:tcPr>
-            <w:tcW w:type="dxa" w:w="1361"/>
+            <w:tcW w:type="dxa" w:w="1075"/>
             <w:vAlign w:val="center"/>
           </w:tcPr>
           <w:p>
@@ -14100,6 +14123,27 @@
                 <w:sz w:val="21"/>
               </w:rPr>
               <w:t>3.54</w:t>
+            </w:r>
+          </w:p>
+        </w:tc>
+        <w:tc>
+          <w:tcPr>
+            <w:tcW w:type="dxa" w:w="1795"/>
+            <w:vAlign w:val="center"/>
+          </w:tcPr>
+          <w:p>
+            <w:pPr>
+              <w:spacing w:before="20" w:after="20" w:lineRule="atLeast" w:line="280"/>
+              <w:jc w:val="right"/>
+            </w:pPr>
+            <w:r>
+              <w:rPr>
+                <w:rFonts w:eastAsia="標楷體" w:ascii="Times New Roman" w:hAnsi="Times New Roman"/>
+                <w:b w:val="0"/>
+                <w:i w:val="0"/>
+                <w:sz w:val="21"/>
+              </w:rPr>
+              <w:t>9.7</w:t>
             </w:r>
           </w:p>
         </w:tc>
@@ -14107,7 +14151,7 @@
       <w:tr>
         <w:tc>
           <w:tcPr>
-            <w:tcW w:type="dxa" w:w="905"/>
+            <w:tcW w:type="dxa" w:w="716"/>
             <w:vAlign w:val="center"/>
           </w:tcPr>
           <w:p>
@@ -14128,7 +14172,7 @@
         </w:tc>
         <w:tc>
           <w:tcPr>
-            <w:tcW w:type="dxa" w:w="1659"/>
+            <w:tcW w:type="dxa" w:w="1313"/>
             <w:vAlign w:val="center"/>
           </w:tcPr>
           <w:p>
@@ -14149,7 +14193,7 @@
         </w:tc>
         <w:tc>
           <w:tcPr>
-            <w:tcW w:type="dxa" w:w="1659"/>
+            <w:tcW w:type="dxa" w:w="1313"/>
             <w:vAlign w:val="center"/>
           </w:tcPr>
           <w:p>
@@ -14170,7 +14214,7 @@
         </w:tc>
         <w:tc>
           <w:tcPr>
-            <w:tcW w:type="dxa" w:w="1659"/>
+            <w:tcW w:type="dxa" w:w="1313"/>
             <w:vAlign w:val="center"/>
           </w:tcPr>
           <w:p>
@@ -14191,7 +14235,7 @@
         </w:tc>
         <w:tc>
           <w:tcPr>
-            <w:tcW w:type="dxa" w:w="1357"/>
+            <w:tcW w:type="dxa" w:w="1075"/>
             <w:vAlign w:val="center"/>
           </w:tcPr>
           <w:p>
@@ -14212,7 +14256,7 @@
         </w:tc>
         <w:tc>
           <w:tcPr>
-            <w:tcW w:type="dxa" w:w="1361"/>
+            <w:tcW w:type="dxa" w:w="1075"/>
             <w:vAlign w:val="center"/>
           </w:tcPr>
           <w:p>
@@ -14228,6 +14272,27 @@
                 <w:sz w:val="21"/>
               </w:rPr>
               <w:t>0.62</w:t>
+            </w:r>
+          </w:p>
+        </w:tc>
+        <w:tc>
+          <w:tcPr>
+            <w:tcW w:type="dxa" w:w="1795"/>
+            <w:vAlign w:val="center"/>
+          </w:tcPr>
+          <w:p>
+            <w:pPr>
+              <w:spacing w:before="20" w:after="20" w:lineRule="atLeast" w:line="280"/>
+              <w:jc w:val="right"/>
+            </w:pPr>
+            <w:r>
+              <w:rPr>
+                <w:rFonts w:eastAsia="標楷體" w:ascii="Times New Roman" w:hAnsi="Times New Roman"/>
+                <w:b w:val="0"/>
+                <w:i w:val="0"/>
+                <w:sz w:val="21"/>
+              </w:rPr>
+              <w:t>6.6</w:t>
             </w:r>
           </w:p>
         </w:tc>
@@ -14235,7 +14300,7 @@
       <w:tr>
         <w:tc>
           <w:tcPr>
-            <w:tcW w:type="dxa" w:w="905"/>
+            <w:tcW w:type="dxa" w:w="716"/>
             <w:vAlign w:val="center"/>
           </w:tcPr>
           <w:p>
@@ -14256,7 +14321,7 @@
         </w:tc>
         <w:tc>
           <w:tcPr>
-            <w:tcW w:type="dxa" w:w="1659"/>
+            <w:tcW w:type="dxa" w:w="1313"/>
             <w:vAlign w:val="center"/>
           </w:tcPr>
           <w:p>
@@ -14277,7 +14342,7 @@
         </w:tc>
         <w:tc>
           <w:tcPr>
-            <w:tcW w:type="dxa" w:w="1659"/>
+            <w:tcW w:type="dxa" w:w="1313"/>
             <w:vAlign w:val="center"/>
           </w:tcPr>
           <w:p>
@@ -14298,7 +14363,7 @@
         </w:tc>
         <w:tc>
           <w:tcPr>
-            <w:tcW w:type="dxa" w:w="1659"/>
+            <w:tcW w:type="dxa" w:w="1313"/>
             <w:vAlign w:val="center"/>
           </w:tcPr>
           <w:p>
@@ -14319,7 +14384,7 @@
         </w:tc>
         <w:tc>
           <w:tcPr>
-            <w:tcW w:type="dxa" w:w="1357"/>
+            <w:tcW w:type="dxa" w:w="1075"/>
             <w:vAlign w:val="center"/>
           </w:tcPr>
           <w:p>
@@ -14340,7 +14405,7 @@
         </w:tc>
         <w:tc>
           <w:tcPr>
-            <w:tcW w:type="dxa" w:w="1361"/>
+            <w:tcW w:type="dxa" w:w="1075"/>
             <w:vAlign w:val="center"/>
           </w:tcPr>
           <w:p>
@@ -14356,6 +14421,27 @@
                 <w:sz w:val="21"/>
               </w:rPr>
               <w:t>0.59</w:t>
+            </w:r>
+          </w:p>
+        </w:tc>
+        <w:tc>
+          <w:tcPr>
+            <w:tcW w:type="dxa" w:w="1795"/>
+            <w:vAlign w:val="center"/>
+          </w:tcPr>
+          <w:p>
+            <w:pPr>
+              <w:spacing w:before="20" w:after="20" w:lineRule="atLeast" w:line="280"/>
+              <w:jc w:val="right"/>
+            </w:pPr>
+            <w:r>
+              <w:rPr>
+                <w:rFonts w:eastAsia="標楷體" w:ascii="Times New Roman" w:hAnsi="Times New Roman"/>
+                <w:b w:val="0"/>
+                <w:i w:val="0"/>
+                <w:sz w:val="21"/>
+              </w:rPr>
+              <w:t>6.6</w:t>
             </w:r>
           </w:p>
         </w:tc>
@@ -14363,7 +14449,7 @@
       <w:tr>
         <w:tc>
           <w:tcPr>
-            <w:tcW w:type="dxa" w:w="905"/>
+            <w:tcW w:type="dxa" w:w="716"/>
             <w:vAlign w:val="center"/>
           </w:tcPr>
           <w:p>
@@ -14384,7 +14470,7 @@
         </w:tc>
         <w:tc>
           <w:tcPr>
-            <w:tcW w:type="dxa" w:w="1659"/>
+            <w:tcW w:type="dxa" w:w="1313"/>
             <w:vAlign w:val="center"/>
           </w:tcPr>
           <w:p>
@@ -14405,7 +14491,7 @@
         </w:tc>
         <w:tc>
           <w:tcPr>
-            <w:tcW w:type="dxa" w:w="1659"/>
+            <w:tcW w:type="dxa" w:w="1313"/>
             <w:vAlign w:val="center"/>
           </w:tcPr>
           <w:p>
@@ -14426,7 +14512,7 @@
         </w:tc>
         <w:tc>
           <w:tcPr>
-            <w:tcW w:type="dxa" w:w="1659"/>
+            <w:tcW w:type="dxa" w:w="1313"/>
             <w:vAlign w:val="center"/>
           </w:tcPr>
           <w:p>
@@ -14447,7 +14533,7 @@
         </w:tc>
         <w:tc>
           <w:tcPr>
-            <w:tcW w:type="dxa" w:w="1357"/>
+            <w:tcW w:type="dxa" w:w="1075"/>
             <w:vAlign w:val="center"/>
           </w:tcPr>
           <w:p>
@@ -14468,7 +14554,7 @@
         </w:tc>
         <w:tc>
           <w:tcPr>
-            <w:tcW w:type="dxa" w:w="1361"/>
+            <w:tcW w:type="dxa" w:w="1075"/>
             <w:vAlign w:val="center"/>
           </w:tcPr>
           <w:p>
@@ -14484,6 +14570,27 @@
                 <w:sz w:val="21"/>
               </w:rPr>
               <w:t>0.52</w:t>
+            </w:r>
+          </w:p>
+        </w:tc>
+        <w:tc>
+          <w:tcPr>
+            <w:tcW w:type="dxa" w:w="1795"/>
+            <w:vAlign w:val="center"/>
+          </w:tcPr>
+          <w:p>
+            <w:pPr>
+              <w:spacing w:before="20" w:after="20" w:lineRule="atLeast" w:line="280"/>
+              <w:jc w:val="right"/>
+            </w:pPr>
+            <w:r>
+              <w:rPr>
+                <w:rFonts w:eastAsia="標楷體" w:ascii="Times New Roman" w:hAnsi="Times New Roman"/>
+                <w:b w:val="0"/>
+                <w:i w:val="0"/>
+                <w:sz w:val="21"/>
+              </w:rPr>
+              <w:t>6.3</w:t>
             </w:r>
           </w:p>
         </w:tc>
@@ -14491,7 +14598,7 @@
       <w:tr>
         <w:tc>
           <w:tcPr>
-            <w:tcW w:type="dxa" w:w="905"/>
+            <w:tcW w:type="dxa" w:w="716"/>
             <w:vAlign w:val="center"/>
           </w:tcPr>
           <w:p>
@@ -14512,7 +14619,7 @@
         </w:tc>
         <w:tc>
           <w:tcPr>
-            <w:tcW w:type="dxa" w:w="1659"/>
+            <w:tcW w:type="dxa" w:w="1313"/>
             <w:vAlign w:val="center"/>
           </w:tcPr>
           <w:p>
@@ -14533,7 +14640,7 @@
         </w:tc>
         <w:tc>
           <w:tcPr>
-            <w:tcW w:type="dxa" w:w="1659"/>
+            <w:tcW w:type="dxa" w:w="1313"/>
             <w:vAlign w:val="center"/>
           </w:tcPr>
           <w:p>
@@ -14554,7 +14661,7 @@
         </w:tc>
         <w:tc>
           <w:tcPr>
-            <w:tcW w:type="dxa" w:w="1659"/>
+            <w:tcW w:type="dxa" w:w="1313"/>
             <w:vAlign w:val="center"/>
           </w:tcPr>
           <w:p>
@@ -14575,7 +14682,7 @@
         </w:tc>
         <w:tc>
           <w:tcPr>
-            <w:tcW w:type="dxa" w:w="1357"/>
+            <w:tcW w:type="dxa" w:w="1075"/>
             <w:vAlign w:val="center"/>
           </w:tcPr>
           <w:p>
@@ -14596,7 +14703,7 @@
         </w:tc>
         <w:tc>
           <w:tcPr>
-            <w:tcW w:type="dxa" w:w="1361"/>
+            <w:tcW w:type="dxa" w:w="1075"/>
             <w:vAlign w:val="center"/>
           </w:tcPr>
           <w:p>
@@ -14612,6 +14719,27 @@
                 <w:sz w:val="21"/>
               </w:rPr>
               <w:t>2.90</w:t>
+            </w:r>
+          </w:p>
+        </w:tc>
+        <w:tc>
+          <w:tcPr>
+            <w:tcW w:type="dxa" w:w="1795"/>
+            <w:vAlign w:val="center"/>
+          </w:tcPr>
+          <w:p>
+            <w:pPr>
+              <w:spacing w:before="20" w:after="20" w:lineRule="atLeast" w:line="280"/>
+              <w:jc w:val="right"/>
+            </w:pPr>
+            <w:r>
+              <w:rPr>
+                <w:rFonts w:eastAsia="標楷體" w:ascii="Times New Roman" w:hAnsi="Times New Roman"/>
+                <w:b w:val="0"/>
+                <w:i w:val="0"/>
+                <w:sz w:val="21"/>
+              </w:rPr>
+              <w:t>—</w:t>
             </w:r>
           </w:p>
         </w:tc>
@@ -14656,7 +14784,7 @@
           <w:i w:val="0"/>
           <w:sz w:val="22"/>
         </w:rPr>
-        <w:t>–SOC 二次擬合係數（fresh-cell rounds 1–3 實測；阻抗單位 mΩ，SOC 以分數 0~1 代入）</w:t>
+        <w:t>–SOC 二次擬合係數與反推精度（fresh-cell rounds 1–3 實測；阻抗單位 mΩ，SOC 以分數代入；反推 RMSE 為假設分枝正確之逐點誤差）</w:t>
       </w:r>
     </w:p>
     <w:p>
@@ -14668,11 +14796,90 @@
       <w:r>
         <w:rPr>
           <w:rFonts w:eastAsia="標楷體" w:ascii="Times New Roman" w:hAnsi="Times New Roman"/>
-          <w:b w:val="0"/>
-          <w:i w:val="0"/>
-          <w:sz w:val="24"/>
-        </w:rPr>
-        <w:t>需補充者，動態阻抗曲線在 SOC 中段相當平緩（最低點附近阻抗對 SOC 不敏感），故以阻抗反推 SOC 在中段的解析度天生較低；其作為獨立估測方法之逐點精度，以及與庫倫計數混合後的整體表現，留待後續與 EKF 一併於 4.4 節量化比較。</w:t>
+          <w:b/>
+          <w:i w:val="0"/>
+          <w:sz w:val="24"/>
+        </w:rPr>
+        <w:t>以擬合反推 SOC 之逐點精度（實測）</w:t>
+      </w:r>
+      <w:r>
+        <w:rPr>
+          <w:rFonts w:eastAsia="標楷體" w:ascii="Times New Roman" w:hAnsi="Times New Roman"/>
+          <w:b w:val="0"/>
+          <w:i w:val="0"/>
+          <w:sz w:val="24"/>
+        </w:rPr>
+        <w:t xml:space="preserve">：將量得的動態阻抗代回二次式解出 SOC（在假設分枝判斷正確的前提下），與庫倫真值逐點比較，各放電倍率的均方根誤差約為 </w:t>
+      </w:r>
+      <w:r>
+        <w:rPr>
+          <w:rFonts w:eastAsia="標楷體" w:ascii="Times New Roman" w:hAnsi="Times New Roman"/>
+          <w:b/>
+          <w:i w:val="0"/>
+          <w:sz w:val="24"/>
+        </w:rPr>
+        <w:t>6～10%</w:t>
+      </w:r>
+      <w:r>
+        <w:rPr>
+          <w:rFonts w:eastAsia="標楷體" w:ascii="Times New Roman" w:hAnsi="Times New Roman"/>
+          <w:b w:val="0"/>
+          <w:i w:val="0"/>
+          <w:sz w:val="24"/>
+        </w:rPr>
+        <w:t>（0.5C 最差、2.0C 最佳，與訊噪比一致，列於表 4-3 末欄）。更關鍵的觀察是其誤差</w:t>
+      </w:r>
+      <w:r>
+        <w:rPr>
+          <w:rFonts w:eastAsia="標楷體" w:ascii="Times New Roman" w:hAnsi="Times New Roman"/>
+          <w:b/>
+          <w:i w:val="0"/>
+          <w:sz w:val="24"/>
+        </w:rPr>
+        <w:t>隨 SOC 高度不均</w:t>
+      </w:r>
+      <w:r>
+        <w:rPr>
+          <w:rFonts w:eastAsia="標楷體" w:ascii="Times New Roman" w:hAnsi="Times New Roman"/>
+          <w:b w:val="0"/>
+          <w:i w:val="0"/>
+          <w:sz w:val="24"/>
+        </w:rPr>
+        <w:t>：SOC 中段（40～60%）誤差明顯較大（約 9～13%），兩端（&lt; 20% 或 &gt; 80%）較小（約 5～9%）。此現象直接源於動態阻抗曲線在中段平緩——最低點附近阻抗對 SOC 幾乎不敏感，使「由阻抗反推 SOC」在中段成為病態問題（微小的阻抗量測誤差被放大成巨大的 SOC 誤差）。以 rounds 1–2 擬合、round 3 留出驗證所得之精度（RMSE 約 7～10%）與上述相當，顯示此結果並非過度擬合，而是方法的固有特性。</w:t>
+      </w:r>
+    </w:p>
+    <w:p>
+      <w:pPr>
+        <w:spacing w:lineRule="atLeast" w:line="480"/>
+        <w:ind w:firstLine="480"/>
+        <w:jc w:val="both"/>
+      </w:pPr>
+      <w:r>
+        <w:rPr>
+          <w:rFonts w:eastAsia="標楷體" w:ascii="Times New Roman" w:hAnsi="Times New Roman"/>
+          <w:b w:val="0"/>
+          <w:i w:val="0"/>
+          <w:sz w:val="24"/>
+        </w:rPr>
+        <w:t>此精度水準說明：</w:t>
+      </w:r>
+      <w:r>
+        <w:rPr>
+          <w:rFonts w:eastAsia="標楷體" w:ascii="Times New Roman" w:hAnsi="Times New Roman"/>
+          <w:b/>
+          <w:i w:val="0"/>
+          <w:sz w:val="24"/>
+        </w:rPr>
+        <w:t>單以動態阻抗反推 SOC 不足以獨立提供高解析度估測，尤其在 SOC 中段</w:t>
+      </w:r>
+      <w:r>
+        <w:rPr>
+          <w:rFonts w:eastAsia="標楷體" w:ascii="Times New Roman" w:hAnsi="Times New Roman"/>
+          <w:b w:val="0"/>
+          <w:i w:val="0"/>
+          <w:sz w:val="24"/>
+        </w:rPr>
+        <w:t>。這正當化了 4.3.3 所述之混合策略——以動態阻抗在擾動事件處提供「無須初值」的離散校正，事件之間再由庫倫計數內插以維持連續且高解析度的 SOC。三方法（含 EKF）之整體精度將於 4.4 節在同一框架下比較。</w:t>
       </w:r>
     </w:p>
     <w:p>
@@ -14793,17 +15000,17 @@
         </w:tblBorders>
       </w:tblPr>
       <w:tblGrid>
-        <w:gridCol w:w="600"/>
-        <w:gridCol w:w="1127"/>
-        <w:gridCol w:w="986"/>
-        <w:gridCol w:w="1832"/>
-        <w:gridCol w:w="1409"/>
-        <w:gridCol w:w="2646"/>
+        <w:gridCol w:w="1283"/>
+        <w:gridCol w:w="1026"/>
+        <w:gridCol w:w="898"/>
+        <w:gridCol w:w="1668"/>
+        <w:gridCol w:w="1283"/>
+        <w:gridCol w:w="2442"/>
       </w:tblGrid>
       <w:tr>
         <w:tc>
           <w:tcPr>
-            <w:tcW w:type="dxa" w:w="600"/>
+            <w:tcW w:type="dxa" w:w="1283"/>
             <w:shd w:val="clear" w:color="auto" w:fill="D9E2F3"/>
             <w:vAlign w:val="center"/>
           </w:tcPr>
@@ -14825,7 +15032,7 @@
         </w:tc>
         <w:tc>
           <w:tcPr>
-            <w:tcW w:type="dxa" w:w="1127"/>
+            <w:tcW w:type="dxa" w:w="1026"/>
             <w:shd w:val="clear" w:color="auto" w:fill="D9E2F3"/>
             <w:vAlign w:val="center"/>
           </w:tcPr>
@@ -14847,7 +15054,7 @@
         </w:tc>
         <w:tc>
           <w:tcPr>
-            <w:tcW w:type="dxa" w:w="986"/>
+            <w:tcW w:type="dxa" w:w="898"/>
             <w:shd w:val="clear" w:color="auto" w:fill="D9E2F3"/>
             <w:vAlign w:val="center"/>
           </w:tcPr>
@@ -14869,7 +15076,7 @@
         </w:tc>
         <w:tc>
           <w:tcPr>
-            <w:tcW w:type="dxa" w:w="1832"/>
+            <w:tcW w:type="dxa" w:w="1668"/>
             <w:shd w:val="clear" w:color="auto" w:fill="D9E2F3"/>
             <w:vAlign w:val="center"/>
           </w:tcPr>
@@ -14900,7 +15107,7 @@
         </w:tc>
         <w:tc>
           <w:tcPr>
-            <w:tcW w:type="dxa" w:w="1409"/>
+            <w:tcW w:type="dxa" w:w="1283"/>
             <w:shd w:val="clear" w:color="auto" w:fill="D9E2F3"/>
             <w:vAlign w:val="center"/>
           </w:tcPr>
@@ -14922,7 +15129,7 @@
         </w:tc>
         <w:tc>
           <w:tcPr>
-            <w:tcW w:type="dxa" w:w="2646"/>
+            <w:tcW w:type="dxa" w:w="2442"/>
             <w:shd w:val="clear" w:color="auto" w:fill="D9E2F3"/>
             <w:vAlign w:val="center"/>
           </w:tcPr>
@@ -14946,7 +15153,7 @@
       <w:tr>
         <w:tc>
           <w:tcPr>
-            <w:tcW w:type="dxa" w:w="600"/>
+            <w:tcW w:type="dxa" w:w="1283"/>
             <w:vAlign w:val="center"/>
           </w:tcPr>
           <w:p>
@@ -14967,7 +15174,7 @@
         </w:tc>
         <w:tc>
           <w:tcPr>
-            <w:tcW w:type="dxa" w:w="1127"/>
+            <w:tcW w:type="dxa" w:w="1026"/>
             <w:vAlign w:val="center"/>
           </w:tcPr>
           <w:p>
@@ -14989,7 +15196,7 @@
         </w:tc>
         <w:tc>
           <w:tcPr>
-            <w:tcW w:type="dxa" w:w="986"/>
+            <w:tcW w:type="dxa" w:w="898"/>
             <w:vAlign w:val="center"/>
           </w:tcPr>
           <w:p>
@@ -15011,7 +15218,7 @@
         </w:tc>
         <w:tc>
           <w:tcPr>
-            <w:tcW w:type="dxa" w:w="1832"/>
+            <w:tcW w:type="dxa" w:w="1668"/>
             <w:vAlign w:val="center"/>
           </w:tcPr>
           <w:p>
@@ -15033,7 +15240,7 @@
         </w:tc>
         <w:tc>
           <w:tcPr>
-            <w:tcW w:type="dxa" w:w="1409"/>
+            <w:tcW w:type="dxa" w:w="1283"/>
             <w:vAlign w:val="center"/>
           </w:tcPr>
           <w:p>
@@ -15054,7 +15261,7 @@
         </w:tc>
         <w:tc>
           <w:tcPr>
-            <w:tcW w:type="dxa" w:w="2646"/>
+            <w:tcW w:type="dxa" w:w="2442"/>
             <w:vAlign w:val="center"/>
           </w:tcPr>
           <w:p>
@@ -15077,7 +15284,7 @@
       <w:tr>
         <w:tc>
           <w:tcPr>
-            <w:tcW w:type="dxa" w:w="600"/>
+            <w:tcW w:type="dxa" w:w="1283"/>
             <w:vAlign w:val="center"/>
           </w:tcPr>
           <w:p>
@@ -15098,7 +15305,7 @@
         </w:tc>
         <w:tc>
           <w:tcPr>
-            <w:tcW w:type="dxa" w:w="1127"/>
+            <w:tcW w:type="dxa" w:w="1026"/>
             <w:vAlign w:val="center"/>
           </w:tcPr>
           <w:p>
@@ -15120,7 +15327,7 @@
         </w:tc>
         <w:tc>
           <w:tcPr>
-            <w:tcW w:type="dxa" w:w="986"/>
+            <w:tcW w:type="dxa" w:w="898"/>
             <w:vAlign w:val="center"/>
           </w:tcPr>
           <w:p>
@@ -15142,7 +15349,7 @@
         </w:tc>
         <w:tc>
           <w:tcPr>
-            <w:tcW w:type="dxa" w:w="1832"/>
+            <w:tcW w:type="dxa" w:w="1668"/>
             <w:vAlign w:val="center"/>
           </w:tcPr>
           <w:p>
@@ -15164,7 +15371,7 @@
         </w:tc>
         <w:tc>
           <w:tcPr>
-            <w:tcW w:type="dxa" w:w="1409"/>
+            <w:tcW w:type="dxa" w:w="1283"/>
             <w:vAlign w:val="center"/>
           </w:tcPr>
           <w:p>
@@ -15186,7 +15393,7 @@
         </w:tc>
         <w:tc>
           <w:tcPr>
-            <w:tcW w:type="dxa" w:w="2646"/>
+            <w:tcW w:type="dxa" w:w="2442"/>
             <w:vAlign w:val="center"/>
           </w:tcPr>
           <w:p>
@@ -15209,7 +15416,7 @@
       <w:tr>
         <w:tc>
           <w:tcPr>
-            <w:tcW w:type="dxa" w:w="600"/>
+            <w:tcW w:type="dxa" w:w="1283"/>
             <w:vAlign w:val="center"/>
           </w:tcPr>
           <w:p>
@@ -15224,13 +15431,13 @@
                 <w:i w:val="0"/>
                 <w:sz w:val="21"/>
               </w:rPr>
-              <w:t>動態阻抗</w:t>
-            </w:r>
-          </w:p>
-        </w:tc>
-        <w:tc>
-          <w:tcPr>
-            <w:tcW w:type="dxa" w:w="1127"/>
+              <w:t>動態阻抗（單獨反推）</w:t>
+            </w:r>
+          </w:p>
+        </w:tc>
+        <w:tc>
+          <w:tcPr>
+            <w:tcW w:type="dxa" w:w="1026"/>
             <w:vAlign w:val="center"/>
           </w:tcPr>
           <w:p>
@@ -15241,18 +15448,17 @@
             <w:r>
               <w:rPr>
                 <w:rFonts w:eastAsia="標楷體" w:ascii="Times New Roman" w:hAnsi="Times New Roman"/>
-                <w:b/>
-                <w:i w:val="0"/>
-                <w:color w:val="C00000"/>
-                <w:sz w:val="21"/>
-              </w:rPr>
-              <w:t>[待測]</w:t>
-            </w:r>
-          </w:p>
-        </w:tc>
-        <w:tc>
-          <w:tcPr>
-            <w:tcW w:type="dxa" w:w="986"/>
+                <w:b w:val="0"/>
+                <w:i w:val="0"/>
+                <w:sz w:val="21"/>
+              </w:rPr>
+              <w:t>6～10</w:t>
+            </w:r>
+          </w:p>
+        </w:tc>
+        <w:tc>
+          <w:tcPr>
+            <w:tcW w:type="dxa" w:w="898"/>
             <w:vAlign w:val="center"/>
           </w:tcPr>
           <w:p>
@@ -15263,18 +15469,17 @@
             <w:r>
               <w:rPr>
                 <w:rFonts w:eastAsia="標楷體" w:ascii="Times New Roman" w:hAnsi="Times New Roman"/>
-                <w:b/>
-                <w:i w:val="0"/>
-                <w:color w:val="C00000"/>
-                <w:sz w:val="21"/>
-              </w:rPr>
-              <w:t>[待測]</w:t>
-            </w:r>
-          </w:p>
-        </w:tc>
-        <w:tc>
-          <w:tcPr>
-            <w:tcW w:type="dxa" w:w="1832"/>
+                <w:b w:val="0"/>
+                <w:i w:val="0"/>
+                <w:sz w:val="21"/>
+              </w:rPr>
+              <w:t>5～8</w:t>
+            </w:r>
+          </w:p>
+        </w:tc>
+        <w:tc>
+          <w:tcPr>
+            <w:tcW w:type="dxa" w:w="1668"/>
             <w:vAlign w:val="center"/>
           </w:tcPr>
           <w:p>
@@ -15285,18 +15490,17 @@
             <w:r>
               <w:rPr>
                 <w:rFonts w:eastAsia="標楷體" w:ascii="Times New Roman" w:hAnsi="Times New Roman"/>
-                <w:b/>
-                <w:i w:val="0"/>
-                <w:color w:val="C00000"/>
-                <w:sz w:val="21"/>
-              </w:rPr>
-              <w:t>[待測]</w:t>
-            </w:r>
-          </w:p>
-        </w:tc>
-        <w:tc>
-          <w:tcPr>
-            <w:tcW w:type="dxa" w:w="1409"/>
+                <w:b w:val="0"/>
+                <w:i w:val="0"/>
+                <w:sz w:val="21"/>
+              </w:rPr>
+              <w:t>~20</w:t>
+            </w:r>
+          </w:p>
+        </w:tc>
+        <w:tc>
+          <w:tcPr>
+            <w:tcW w:type="dxa" w:w="1283"/>
             <w:vAlign w:val="center"/>
           </w:tcPr>
           <w:p>
@@ -15307,18 +15511,17 @@
             <w:r>
               <w:rPr>
                 <w:rFonts w:eastAsia="標楷體" w:ascii="Times New Roman" w:hAnsi="Times New Roman"/>
-                <w:b/>
-                <w:i w:val="0"/>
-                <w:color w:val="C00000"/>
-                <w:sz w:val="21"/>
-              </w:rPr>
-              <w:t>[待測]</w:t>
-            </w:r>
-          </w:p>
-        </w:tc>
-        <w:tc>
-          <w:tcPr>
-            <w:tcW w:type="dxa" w:w="2646"/>
+                <w:b w:val="0"/>
+                <w:i w:val="0"/>
+                <w:sz w:val="21"/>
+              </w:rPr>
+              <w:t>N/A</w:t>
+            </w:r>
+          </w:p>
+        </w:tc>
+        <w:tc>
+          <w:tcPr>
+            <w:tcW w:type="dxa" w:w="2442"/>
             <w:vAlign w:val="center"/>
           </w:tcPr>
           <w:p>
@@ -15333,7 +15536,7 @@
                 <w:i w:val="0"/>
                 <w:sz w:val="21"/>
               </w:rPr>
-              <w:t>僅擾動事件處估測，事件間庫倫內插</w:t>
+              <w:t>實測（見 4.3.4）；中段誤差較大</w:t>
             </w:r>
           </w:p>
         </w:tc>
@@ -15360,7 +15563,7 @@
           <w:i w:val="0"/>
           <w:sz w:val="22"/>
         </w:rPr>
-        <w:t xml:space="preserve">　三法標稱工況精度比較（待實驗填入）</w:t>
+        <w:t xml:space="preserve">　三法標稱工況精度比較（動態阻抗為實測；庫倫與 EKF 待 EKF 原型完成後填入）</w:t>
       </w:r>
     </w:p>
     <w:p>
@@ -17074,16 +17277,34 @@
           <w:i w:val="0"/>
           <w:sz w:val="24"/>
         </w:rPr>
-        <w:t>動態阻抗 $|\Delta V/\Delta I|$–SOC 二次擬合係數之實測</w:t>
-      </w:r>
-      <w:r>
-        <w:rPr>
-          <w:rFonts w:eastAsia="標楷體" w:ascii="Times New Roman" w:hAnsi="Times New Roman"/>
-          <w:b w:val="0"/>
-          <w:i w:val="0"/>
-          <w:sz w:val="24"/>
-        </w:rPr>
-        <w:t>（最低點約在 SOC 53%，與理論一致；高倍率資料擬合殘差低至約 0.5 mΩ）。</w:t>
+        <w:t>動態阻抗法之完整實測</w:t>
+      </w:r>
+      <w:r>
+        <w:rPr>
+          <w:rFonts w:eastAsia="標楷體" w:ascii="Times New Roman" w:hAnsi="Times New Roman"/>
+          <w:b w:val="0"/>
+          <w:i w:val="0"/>
+          <w:sz w:val="24"/>
+        </w:rPr>
+        <w:t xml:space="preserve">——其 </w:t>
+      </w:r>
+      <w:r>
+        <w:rPr>
+          <w:rFonts w:eastAsia="標楷體" w:ascii="Times New Roman" w:hAnsi="Times New Roman"/>
+          <w:b w:val="0"/>
+          <w:i w:val="0"/>
+          <w:sz w:val="24"/>
+        </w:rPr>
+        <w:t>|Δ V/Δ I|</w:t>
+      </w:r>
+      <w:r>
+        <w:rPr>
+          <w:rFonts w:eastAsia="標楷體" w:ascii="Times New Roman" w:hAnsi="Times New Roman"/>
+          <w:b w:val="0"/>
+          <w:i w:val="0"/>
+          <w:sz w:val="24"/>
+        </w:rPr>
+        <w:t>–SOC 二次擬合（最低點約在 SOC 53%，與理論一致；高倍率擬合殘差低至約 0.5 mΩ），以及以該擬合反推 SOC 之逐點精度（各倍率 RMSE 約 6～10%、SOC 中段較差），後者量化地揭示了單獨反推在中段的病態性，正當化了「阻抗離散校正＋庫倫內插」之混合策略。</w:t>
       </w:r>
       <w:r>
         <w:rPr>
@@ -17101,7 +17322,7 @@
           <w:i w:val="0"/>
           <w:sz w:val="24"/>
         </w:rPr>
-        <w:t>者為：EKF（一階 RC，狀態二維、增益免矩陣求逆）之完整演算法與嵌入式實作設計；以動態阻抗擬合反推 SOC 之逐點精度；以及 4.4 之精度／強健性／資源佔用三軸比較。</w:t>
+        <w:t>者為：EKF（一階 RC，狀態二維、增益免矩陣求逆）之完整演算法與嵌入式實作設計，以及 4.4 之三方法整體精度／強健性／資源佔用比較。</w:t>
       </w:r>
     </w:p>
     <w:p>

--- a/DOC/論文撰寫/鋰電池SOC估測方法之比較與嵌入式實作_20260611.docx
+++ b/DOC/論文撰寫/鋰電池SOC估測方法之比較與嵌入式實作_20260611.docx
@@ -431,6 +431,9 @@
     </w:p>
     <w:p>
       <w:pPr>
+        <w:spacing w:lineRule="atLeast" w:line="440"/>
+        <w:ind w:firstLine="480"/>
+        <w:jc w:val="both"/>
         <w:rPr>
           <w:rFonts w:ascii="標楷體" w:eastAsia="標楷體" w:hAnsi="標楷體" w:cs="Times New Roman"/>
           <w:szCs w:val="24"/>
@@ -438,10 +441,27 @@
       </w:pPr>
       <w:r>
         <w:rPr>
-          <w:rFonts w:ascii="標楷體" w:eastAsia="標楷體" w:hAnsi="標楷體" w:cs="Times New Roman"/>
-          <w:szCs w:val="24"/>
-        </w:rPr>
-        <w:t>（中文摘要內容待補：本段應涵蓋研究目的、研究方法、主要結果與貢獻，以一頁為原則。）</w:t>
+          <w:rFonts w:eastAsia="標楷體" w:ascii="Times New Roman" w:hAnsi="Times New Roman"/>
+          <w:b w:val="0"/>
+          <w:i w:val="0"/>
+          <w:sz w:val="24"/>
+        </w:rPr>
+        <w:t>荷電狀態（State of Charge, SOC）估測是電池管理系統的核心機能。然而既有的 SOC 方法比較多在個人電腦或離線模擬環境中、以單一精度指標進行，鮮少在真正部署演算法的資源受限微控制器上量化各方法的精度與資源代價；且不同研究常使用不同的電池、測試協定與硬體平台，使所報告的精度缺乏可直接對比的公平基準。針對此缺口，本論文建構一套「同電池、同測試協定、同微控制器」的自動化跨輪測試平台，整合可程式直流電源、可程式電子負載、高精度電流／電壓量測晶片與自動化排程程式，可長時間無人值守地累積乾淨且可跨輪續接的測試數據；並於其上以一致的韌體規範實作庫倫計數法、擴展卡爾曼濾波器與動態阻抗法三種代表性方法，建立精度、強健性與嵌入式資源的一致量化比較框架。已完成之實測包含：電流量測經多點線性校正後全範圍誤差小於 0.21 mA；受測鋰離子電池於 0.5C 至 2.0C 之放電容量僅下降約 1%，且跨輪再現性良好；動態阻抗與 SOC 之關係經實測確認呈拋物線、最低點約在 SOC 53%，並以該擬合反推 SOC，得各放電倍率之逐點均方根誤差約 6～10%、且於 SOC 中段顯著較大，量化揭示了單獨以阻抗反推 SOC 的解析度限制，據此採用「動態阻抗離散校正搭配庫倫計數內插」的混合策略。本論文之主要貢獻在於提供一個可重現的嵌入式 SOC 估測方法公平比較平台與量化框架，作為工程實務上依精度需求與資源預算選用 SOC 演算法的量化依據。</w:t>
+      </w:r>
+    </w:p>
+    <w:p>
+      <w:pPr>
+        <w:spacing w:before="160" w:lineRule="atLeast" w:line="440"/>
+        <w:jc w:val="left"/>
+      </w:pPr>
+      <w:r>
+        <w:rPr>
+          <w:rFonts w:eastAsia="標楷體" w:ascii="Times New Roman" w:hAnsi="Times New Roman"/>
+          <w:b w:val="0"/>
+          <w:i w:val="0"/>
+          <w:sz w:val="24"/>
+        </w:rPr>
+        <w:t>關鍵詞：鋰離子電池、荷電狀態估測、庫倫計數、擴展卡爾曼濾波器、動態阻抗法、嵌入式系統</w:t>
       </w:r>
     </w:p>
     <w:p>
@@ -798,6 +818,9 @@
     </w:p>
     <w:p>
       <w:pPr>
+        <w:spacing w:lineRule="atLeast" w:line="440"/>
+        <w:ind w:firstLine="480"/>
+        <w:jc w:val="both"/>
         <w:rPr>
           <w:rFonts w:ascii="Times New Roman" w:hAnsi="Times New Roman" w:cs="Times New Roman"/>
           <w:szCs w:val="24"/>
@@ -805,10 +828,27 @@
       </w:pPr>
       <w:r>
         <w:rPr>
-          <w:rFonts w:ascii="Times New Roman" w:hAnsi="Times New Roman" w:cs="Times New Roman"/>
-          <w:szCs w:val="24"/>
-        </w:rPr>
-        <w:t>(English abstract to be completed: purpose, methodology, key results, and contributions.)</w:t>
+          <w:rFonts w:eastAsia="標楷體" w:ascii="Times New Roman" w:hAnsi="Times New Roman"/>
+          <w:b w:val="0"/>
+          <w:i w:val="0"/>
+          <w:sz w:val="24"/>
+        </w:rPr>
+        <w:t>State of Charge (SOC) estimation is a core function of battery management systems. However, existing comparisons of SOC estimation methods are mostly carried out on personal computers or in offline simulation environments using a single accuracy metric, and rarely quantify, on the resource-constrained microcontrollers where the algorithms are actually deployed, both the accuracy and the resource cost of each method. Moreover, different studies often use different cells, test protocols and hardware platforms, so the reported accuracies lack a directly comparable, fair baseline. To address this gap, this thesis builds an automated, multi-round test platform that keeps the cell, the test protocol and the microcontroller identical across methods. The platform integrates a programmable DC power supply, a programmable electronic load, a high-accuracy current/voltage measurement device and an automation scheduler, and can accumulate clean, round-to-round continuable test data under long-term unattended operation. On this platform, Coulomb counting, the Extended Kalman Filter and the dynamic-impedance method are implemented under a unified firmware specification, establishing a consistent framework for comparing accuracy, robustness and embedded resource usage. Measured results obtained so far include a full-range current measurement error below 0.21 mA after multi-point calibration; a discharge-capacity drop of only about 1% from 0.5C to 2.0C with good round-to-round repeatability; and an experimentally confirmed parabolic relationship between dynamic impedance and SOC with its minimum near 53% SOC. Inverting this fit to estimate SOC yields a point-wise RMSE of about 6-10% per discharge rate, markedly larger in the mid-SOC region, quantitatively revealing the limited resolution of impedance-only SOC inversion and motivating a hybrid strategy that combines discrete dynamic-impedance correction with Coulomb-counting interpolation. The main contribution of this thesis is a reproducible platform and quantitative framework for the fair comparison of embedded SOC estimation methods.</w:t>
+      </w:r>
+    </w:p>
+    <w:p>
+      <w:pPr>
+        <w:spacing w:before="160" w:lineRule="atLeast" w:line="440"/>
+        <w:jc w:val="left"/>
+      </w:pPr>
+      <w:r>
+        <w:rPr>
+          <w:rFonts w:eastAsia="標楷體" w:ascii="Times New Roman" w:hAnsi="Times New Roman"/>
+          <w:b w:val="0"/>
+          <w:i w:val="0"/>
+          <w:sz w:val="24"/>
+        </w:rPr>
+        <w:t>Keywords: lithium-ion battery, state of charge estimation, Coulomb counting, extended Kalman filter, dynamic impedance method, embedded system</w:t>
       </w:r>
     </w:p>
     <w:p>

--- a/DOC/論文撰寫/鋰電池SOC估測方法之比較與嵌入式實作_20260611.docx
+++ b/DOC/論文撰寫/鋰電池SOC估測方法之比較與嵌入式實作_20260611.docx
@@ -6473,7 +6473,7 @@
           <w:i w:val="0"/>
           <w:sz w:val="28"/>
         </w:rPr>
-        <w:t>3.2 韌體骨架與系統節拍</w:t>
+        <w:t>3.2 韌體骨架</w:t>
       </w:r>
     </w:p>
     <w:p>
